--- a/conspect/конспект.docx
+++ b/conspect/конспект.docx
@@ -3295,8 +3295,6 @@
           <w:rFonts w:hint="default"/>
         </w:rPr>
       </w:pPr>
-      <w:bookmarkStart w:id="26" w:name="_GoBack"/>
-      <w:bookmarkEnd w:id="26"/>
     </w:p>
     <w:p>
       <w:pPr>
@@ -3942,7 +3940,9 @@
         </w:tblBorders>
         <w:tblLayout w:type="fixed"/>
         <w:tblCellMar>
+          <w:top w:w="0" w:type="dxa"/>
           <w:left w:w="108" w:type="dxa"/>
+          <w:bottom w:w="0" w:type="dxa"/>
           <w:right w:w="108" w:type="dxa"/>
         </w:tblCellMar>
       </w:tblPr>
@@ -3962,7 +3962,9 @@
           </w:tblBorders>
           <w:tblLayout w:type="fixed"/>
           <w:tblCellMar>
+            <w:top w:w="0" w:type="dxa"/>
             <w:left w:w="108" w:type="dxa"/>
+            <w:bottom w:w="0" w:type="dxa"/>
             <w:right w:w="108" w:type="dxa"/>
           </w:tblCellMar>
         </w:tblPrEx>
@@ -3972,6 +3974,8 @@
           </w:tcPr>
           <w:p>
             <w:pPr>
+              <w:widowControl w:val="0"/>
+              <w:jc w:val="both"/>
               <w:rPr>
                 <w:rFonts w:hint="default"/>
               </w:rPr>
@@ -3985,9 +3989,12 @@
           </w:p>
           <w:p>
             <w:pPr>
+              <w:widowControl w:val="0"/>
               <w:numPr>
+                <w:ilvl w:val="0"/>
                 <w:numId w:val="0"/>
               </w:numPr>
+              <w:jc w:val="both"/>
               <w:rPr>
                 <w:rFonts w:hint="default"/>
                 <w:b/>
@@ -4003,6 +4010,7 @@
           </w:tcPr>
           <w:p>
             <w:pPr>
+              <w:widowControl w:val="0"/>
               <w:jc w:val="center"/>
               <w:rPr>
                 <w:rFonts w:hint="default"/>
@@ -4017,7 +4025,9 @@
           </w:p>
           <w:p>
             <w:pPr>
+              <w:widowControl w:val="0"/>
               <w:numPr>
+                <w:ilvl w:val="0"/>
                 <w:numId w:val="0"/>
               </w:numPr>
               <w:jc w:val="center"/>
@@ -4043,7 +4053,9 @@
           </w:tblBorders>
           <w:tblLayout w:type="fixed"/>
           <w:tblCellMar>
+            <w:top w:w="0" w:type="dxa"/>
             <w:left w:w="108" w:type="dxa"/>
+            <w:bottom w:w="0" w:type="dxa"/>
             <w:right w:w="108" w:type="dxa"/>
           </w:tblCellMar>
         </w:tblPrEx>
@@ -4053,6 +4065,8 @@
           </w:tcPr>
           <w:p>
             <w:pPr>
+              <w:widowControl w:val="0"/>
+              <w:jc w:val="both"/>
               <w:rPr>
                 <w:rFonts w:hint="default"/>
               </w:rPr>
@@ -4066,9 +4080,12 @@
           </w:p>
           <w:p>
             <w:pPr>
+              <w:widowControl w:val="0"/>
               <w:numPr>
+                <w:ilvl w:val="0"/>
                 <w:numId w:val="0"/>
               </w:numPr>
+              <w:jc w:val="both"/>
               <w:rPr>
                 <w:rFonts w:hint="default"/>
                 <w:b/>
@@ -4084,6 +4101,8 @@
           </w:tcPr>
           <w:p>
             <w:pPr>
+              <w:widowControl w:val="0"/>
+              <w:jc w:val="both"/>
               <w:rPr>
                 <w:rFonts w:hint="default"/>
               </w:rPr>
@@ -4097,7 +4116,9 @@
           </w:p>
           <w:p>
             <w:pPr>
+              <w:widowControl w:val="0"/>
               <w:numPr>
+                <w:ilvl w:val="0"/>
                 <w:numId w:val="0"/>
               </w:numPr>
               <w:jc w:val="center"/>
@@ -4123,7 +4144,9 @@
           </w:tblBorders>
           <w:tblLayout w:type="fixed"/>
           <w:tblCellMar>
+            <w:top w:w="0" w:type="dxa"/>
             <w:left w:w="108" w:type="dxa"/>
+            <w:bottom w:w="0" w:type="dxa"/>
             <w:right w:w="108" w:type="dxa"/>
           </w:tblCellMar>
         </w:tblPrEx>
@@ -4133,6 +4156,8 @@
           </w:tcPr>
           <w:p>
             <w:pPr>
+              <w:widowControl w:val="0"/>
+              <w:jc w:val="both"/>
               <w:rPr>
                 <w:rFonts w:hint="default"/>
               </w:rPr>
@@ -4146,9 +4171,12 @@
           </w:p>
           <w:p>
             <w:pPr>
+              <w:widowControl w:val="0"/>
               <w:numPr>
+                <w:ilvl w:val="0"/>
                 <w:numId w:val="0"/>
               </w:numPr>
+              <w:jc w:val="both"/>
               <w:rPr>
                 <w:rFonts w:hint="default"/>
                 <w:b/>
@@ -4164,6 +4192,8 @@
           </w:tcPr>
           <w:p>
             <w:pPr>
+              <w:widowControl w:val="0"/>
+              <w:jc w:val="both"/>
               <w:rPr>
                 <w:rFonts w:hint="default"/>
               </w:rPr>
@@ -4177,7 +4207,9 @@
           </w:p>
           <w:p>
             <w:pPr>
+              <w:widowControl w:val="0"/>
               <w:numPr>
+                <w:ilvl w:val="0"/>
                 <w:numId w:val="0"/>
               </w:numPr>
               <w:jc w:val="center"/>
@@ -4203,7 +4235,9 @@
           </w:tblBorders>
           <w:tblLayout w:type="fixed"/>
           <w:tblCellMar>
+            <w:top w:w="0" w:type="dxa"/>
             <w:left w:w="108" w:type="dxa"/>
+            <w:bottom w:w="0" w:type="dxa"/>
             <w:right w:w="108" w:type="dxa"/>
           </w:tblCellMar>
         </w:tblPrEx>
@@ -4213,6 +4247,8 @@
           </w:tcPr>
           <w:p>
             <w:pPr>
+              <w:widowControl w:val="0"/>
+              <w:jc w:val="both"/>
               <w:rPr>
                 <w:rFonts w:hint="default"/>
               </w:rPr>
@@ -4226,9 +4262,12 @@
           </w:p>
           <w:p>
             <w:pPr>
+              <w:widowControl w:val="0"/>
               <w:numPr>
+                <w:ilvl w:val="0"/>
                 <w:numId w:val="0"/>
               </w:numPr>
+              <w:jc w:val="both"/>
               <w:rPr>
                 <w:rFonts w:hint="default"/>
                 <w:b/>
@@ -4244,6 +4283,8 @@
           </w:tcPr>
           <w:p>
             <w:pPr>
+              <w:widowControl w:val="0"/>
+              <w:jc w:val="both"/>
               <w:rPr>
                 <w:rFonts w:hint="default"/>
               </w:rPr>
@@ -4257,7 +4298,9 @@
           </w:p>
           <w:p>
             <w:pPr>
+              <w:widowControl w:val="0"/>
               <w:numPr>
+                <w:ilvl w:val="0"/>
                 <w:numId w:val="0"/>
               </w:numPr>
               <w:jc w:val="center"/>
@@ -4283,7 +4326,9 @@
           </w:tblBorders>
           <w:tblLayout w:type="fixed"/>
           <w:tblCellMar>
+            <w:top w:w="0" w:type="dxa"/>
             <w:left w:w="108" w:type="dxa"/>
+            <w:bottom w:w="0" w:type="dxa"/>
             <w:right w:w="108" w:type="dxa"/>
           </w:tblCellMar>
         </w:tblPrEx>
@@ -4293,6 +4338,8 @@
           </w:tcPr>
           <w:p>
             <w:pPr>
+              <w:widowControl w:val="0"/>
+              <w:jc w:val="both"/>
               <w:rPr>
                 <w:rFonts w:hint="default"/>
               </w:rPr>
@@ -4306,9 +4353,12 @@
           </w:p>
           <w:p>
             <w:pPr>
+              <w:widowControl w:val="0"/>
               <w:numPr>
+                <w:ilvl w:val="0"/>
                 <w:numId w:val="0"/>
               </w:numPr>
+              <w:jc w:val="both"/>
               <w:rPr>
                 <w:rFonts w:hint="default"/>
                 <w:b/>
@@ -4324,6 +4374,8 @@
           </w:tcPr>
           <w:p>
             <w:pPr>
+              <w:widowControl w:val="0"/>
+              <w:jc w:val="both"/>
               <w:rPr>
                 <w:rFonts w:hint="default"/>
               </w:rPr>
@@ -4337,7 +4389,9 @@
           </w:p>
           <w:p>
             <w:pPr>
+              <w:widowControl w:val="0"/>
               <w:numPr>
+                <w:ilvl w:val="0"/>
                 <w:numId w:val="0"/>
               </w:numPr>
               <w:jc w:val="center"/>
@@ -4363,7 +4417,9 @@
           </w:tblBorders>
           <w:tblLayout w:type="fixed"/>
           <w:tblCellMar>
+            <w:top w:w="0" w:type="dxa"/>
             <w:left w:w="108" w:type="dxa"/>
+            <w:bottom w:w="0" w:type="dxa"/>
             <w:right w:w="108" w:type="dxa"/>
           </w:tblCellMar>
         </w:tblPrEx>
@@ -4373,6 +4429,8 @@
           </w:tcPr>
           <w:p>
             <w:pPr>
+              <w:widowControl w:val="0"/>
+              <w:jc w:val="both"/>
               <w:rPr>
                 <w:rFonts w:hint="default"/>
               </w:rPr>
@@ -4386,9 +4444,12 @@
           </w:p>
           <w:p>
             <w:pPr>
+              <w:widowControl w:val="0"/>
               <w:numPr>
+                <w:ilvl w:val="0"/>
                 <w:numId w:val="0"/>
               </w:numPr>
+              <w:jc w:val="both"/>
               <w:rPr>
                 <w:rFonts w:hint="default"/>
                 <w:b/>
@@ -4404,6 +4465,8 @@
           </w:tcPr>
           <w:p>
             <w:pPr>
+              <w:widowControl w:val="0"/>
+              <w:jc w:val="both"/>
               <w:rPr>
                 <w:rFonts w:hint="default"/>
               </w:rPr>
@@ -4417,7 +4480,9 @@
           </w:p>
           <w:p>
             <w:pPr>
+              <w:widowControl w:val="0"/>
               <w:numPr>
+                <w:ilvl w:val="0"/>
                 <w:numId w:val="0"/>
               </w:numPr>
               <w:jc w:val="center"/>
@@ -4443,7 +4508,9 @@
           </w:tblBorders>
           <w:tblLayout w:type="fixed"/>
           <w:tblCellMar>
+            <w:top w:w="0" w:type="dxa"/>
             <w:left w:w="108" w:type="dxa"/>
+            <w:bottom w:w="0" w:type="dxa"/>
             <w:right w:w="108" w:type="dxa"/>
           </w:tblCellMar>
         </w:tblPrEx>
@@ -4453,6 +4520,8 @@
           </w:tcPr>
           <w:p>
             <w:pPr>
+              <w:widowControl w:val="0"/>
+              <w:jc w:val="both"/>
               <w:rPr>
                 <w:rFonts w:hint="default"/>
               </w:rPr>
@@ -4466,9 +4535,12 @@
           </w:p>
           <w:p>
             <w:pPr>
+              <w:widowControl w:val="0"/>
               <w:numPr>
+                <w:ilvl w:val="0"/>
                 <w:numId w:val="0"/>
               </w:numPr>
+              <w:jc w:val="both"/>
               <w:rPr>
                 <w:rFonts w:hint="default"/>
                 <w:b/>
@@ -4484,6 +4556,8 @@
           </w:tcPr>
           <w:p>
             <w:pPr>
+              <w:widowControl w:val="0"/>
+              <w:jc w:val="both"/>
               <w:rPr>
                 <w:rFonts w:hint="default"/>
               </w:rPr>
@@ -4497,7 +4571,9 @@
           </w:p>
           <w:p>
             <w:pPr>
+              <w:widowControl w:val="0"/>
               <w:numPr>
+                <w:ilvl w:val="0"/>
                 <w:numId w:val="0"/>
               </w:numPr>
               <w:jc w:val="center"/>
@@ -4523,7 +4599,9 @@
           </w:tblBorders>
           <w:tblLayout w:type="fixed"/>
           <w:tblCellMar>
+            <w:top w:w="0" w:type="dxa"/>
             <w:left w:w="108" w:type="dxa"/>
+            <w:bottom w:w="0" w:type="dxa"/>
             <w:right w:w="108" w:type="dxa"/>
           </w:tblCellMar>
         </w:tblPrEx>
@@ -4533,6 +4611,8 @@
           </w:tcPr>
           <w:p>
             <w:pPr>
+              <w:widowControl w:val="0"/>
+              <w:jc w:val="both"/>
               <w:rPr>
                 <w:rFonts w:hint="default"/>
               </w:rPr>
@@ -4546,9 +4626,12 @@
           </w:p>
           <w:p>
             <w:pPr>
+              <w:widowControl w:val="0"/>
               <w:numPr>
+                <w:ilvl w:val="0"/>
                 <w:numId w:val="0"/>
               </w:numPr>
+              <w:jc w:val="both"/>
               <w:rPr>
                 <w:rFonts w:hint="default"/>
                 <w:b/>
@@ -4564,6 +4647,8 @@
           </w:tcPr>
           <w:p>
             <w:pPr>
+              <w:widowControl w:val="0"/>
+              <w:jc w:val="both"/>
               <w:rPr>
                 <w:rFonts w:hint="default"/>
               </w:rPr>
@@ -4577,7 +4662,9 @@
           </w:p>
           <w:p>
             <w:pPr>
+              <w:widowControl w:val="0"/>
               <w:numPr>
+                <w:ilvl w:val="0"/>
                 <w:numId w:val="0"/>
               </w:numPr>
               <w:jc w:val="center"/>
@@ -4603,7 +4690,9 @@
           </w:tblBorders>
           <w:tblLayout w:type="fixed"/>
           <w:tblCellMar>
+            <w:top w:w="0" w:type="dxa"/>
             <w:left w:w="108" w:type="dxa"/>
+            <w:bottom w:w="0" w:type="dxa"/>
             <w:right w:w="108" w:type="dxa"/>
           </w:tblCellMar>
         </w:tblPrEx>
@@ -4613,6 +4702,8 @@
           </w:tcPr>
           <w:p>
             <w:pPr>
+              <w:widowControl w:val="0"/>
+              <w:jc w:val="both"/>
               <w:rPr>
                 <w:rFonts w:hint="default"/>
               </w:rPr>
@@ -4626,9 +4717,12 @@
           </w:p>
           <w:p>
             <w:pPr>
+              <w:widowControl w:val="0"/>
               <w:numPr>
+                <w:ilvl w:val="0"/>
                 <w:numId w:val="0"/>
               </w:numPr>
+              <w:jc w:val="both"/>
               <w:rPr>
                 <w:rFonts w:hint="default"/>
                 <w:b/>
@@ -4644,6 +4738,8 @@
           </w:tcPr>
           <w:p>
             <w:pPr>
+              <w:widowControl w:val="0"/>
+              <w:jc w:val="both"/>
               <w:rPr>
                 <w:rFonts w:hint="default"/>
               </w:rPr>
@@ -4657,7 +4753,9 @@
           </w:p>
           <w:p>
             <w:pPr>
+              <w:widowControl w:val="0"/>
               <w:numPr>
+                <w:ilvl w:val="0"/>
                 <w:numId w:val="0"/>
               </w:numPr>
               <w:jc w:val="center"/>
@@ -4683,7 +4781,9 @@
           </w:tblBorders>
           <w:tblLayout w:type="fixed"/>
           <w:tblCellMar>
+            <w:top w:w="0" w:type="dxa"/>
             <w:left w:w="108" w:type="dxa"/>
+            <w:bottom w:w="0" w:type="dxa"/>
             <w:right w:w="108" w:type="dxa"/>
           </w:tblCellMar>
         </w:tblPrEx>
@@ -4693,6 +4793,8 @@
           </w:tcPr>
           <w:p>
             <w:pPr>
+              <w:widowControl w:val="0"/>
+              <w:jc w:val="both"/>
               <w:rPr>
                 <w:rFonts w:hint="default"/>
               </w:rPr>
@@ -4706,9 +4808,12 @@
           </w:p>
           <w:p>
             <w:pPr>
+              <w:widowControl w:val="0"/>
               <w:numPr>
+                <w:ilvl w:val="0"/>
                 <w:numId w:val="0"/>
               </w:numPr>
+              <w:jc w:val="both"/>
               <w:rPr>
                 <w:rFonts w:hint="default"/>
                 <w:b/>
@@ -4724,6 +4829,8 @@
           </w:tcPr>
           <w:p>
             <w:pPr>
+              <w:widowControl w:val="0"/>
+              <w:jc w:val="both"/>
               <w:rPr>
                 <w:rFonts w:hint="default"/>
               </w:rPr>
@@ -4737,7 +4844,9 @@
           </w:p>
           <w:p>
             <w:pPr>
+              <w:widowControl w:val="0"/>
               <w:numPr>
+                <w:ilvl w:val="0"/>
                 <w:numId w:val="0"/>
               </w:numPr>
               <w:jc w:val="center"/>
@@ -4763,7 +4872,9 @@
           </w:tblBorders>
           <w:tblLayout w:type="fixed"/>
           <w:tblCellMar>
+            <w:top w:w="0" w:type="dxa"/>
             <w:left w:w="108" w:type="dxa"/>
+            <w:bottom w:w="0" w:type="dxa"/>
             <w:right w:w="108" w:type="dxa"/>
           </w:tblCellMar>
         </w:tblPrEx>
@@ -4773,6 +4884,8 @@
           </w:tcPr>
           <w:p>
             <w:pPr>
+              <w:widowControl w:val="0"/>
+              <w:jc w:val="both"/>
               <w:rPr>
                 <w:rFonts w:hint="default"/>
               </w:rPr>
@@ -4786,9 +4899,12 @@
           </w:p>
           <w:p>
             <w:pPr>
+              <w:widowControl w:val="0"/>
               <w:numPr>
+                <w:ilvl w:val="0"/>
                 <w:numId w:val="0"/>
               </w:numPr>
+              <w:jc w:val="both"/>
               <w:rPr>
                 <w:rFonts w:hint="default"/>
                 <w:b/>
@@ -4804,6 +4920,8 @@
           </w:tcPr>
           <w:p>
             <w:pPr>
+              <w:widowControl w:val="0"/>
+              <w:jc w:val="both"/>
               <w:rPr>
                 <w:rFonts w:hint="default"/>
               </w:rPr>
@@ -4817,7 +4935,9 @@
           </w:p>
           <w:p>
             <w:pPr>
+              <w:widowControl w:val="0"/>
               <w:numPr>
+                <w:ilvl w:val="0"/>
                 <w:numId w:val="0"/>
               </w:numPr>
               <w:jc w:val="center"/>
@@ -4843,7 +4963,9 @@
           </w:tblBorders>
           <w:tblLayout w:type="fixed"/>
           <w:tblCellMar>
+            <w:top w:w="0" w:type="dxa"/>
             <w:left w:w="108" w:type="dxa"/>
+            <w:bottom w:w="0" w:type="dxa"/>
             <w:right w:w="108" w:type="dxa"/>
           </w:tblCellMar>
         </w:tblPrEx>
@@ -4853,6 +4975,8 @@
           </w:tcPr>
           <w:p>
             <w:pPr>
+              <w:widowControl w:val="0"/>
+              <w:jc w:val="both"/>
               <w:rPr>
                 <w:rFonts w:hint="default"/>
               </w:rPr>
@@ -4866,9 +4990,12 @@
           </w:p>
           <w:p>
             <w:pPr>
+              <w:widowControl w:val="0"/>
               <w:numPr>
+                <w:ilvl w:val="0"/>
                 <w:numId w:val="0"/>
               </w:numPr>
+              <w:jc w:val="both"/>
               <w:rPr>
                 <w:rFonts w:hint="default"/>
                 <w:b/>
@@ -4884,6 +5011,8 @@
           </w:tcPr>
           <w:p>
             <w:pPr>
+              <w:widowControl w:val="0"/>
+              <w:jc w:val="both"/>
               <w:rPr>
                 <w:rFonts w:hint="default"/>
               </w:rPr>
@@ -4897,7 +5026,9 @@
           </w:p>
           <w:p>
             <w:pPr>
+              <w:widowControl w:val="0"/>
               <w:numPr>
+                <w:ilvl w:val="0"/>
                 <w:numId w:val="0"/>
               </w:numPr>
               <w:jc w:val="center"/>
@@ -4923,7 +5054,9 @@
           </w:tblBorders>
           <w:tblLayout w:type="fixed"/>
           <w:tblCellMar>
+            <w:top w:w="0" w:type="dxa"/>
             <w:left w:w="108" w:type="dxa"/>
+            <w:bottom w:w="0" w:type="dxa"/>
             <w:right w:w="108" w:type="dxa"/>
           </w:tblCellMar>
         </w:tblPrEx>
@@ -4933,6 +5066,8 @@
           </w:tcPr>
           <w:p>
             <w:pPr>
+              <w:widowControl w:val="0"/>
+              <w:jc w:val="both"/>
               <w:rPr>
                 <w:rFonts w:hint="default"/>
               </w:rPr>
@@ -4946,9 +5081,12 @@
           </w:p>
           <w:p>
             <w:pPr>
+              <w:widowControl w:val="0"/>
               <w:numPr>
+                <w:ilvl w:val="0"/>
                 <w:numId w:val="0"/>
               </w:numPr>
+              <w:jc w:val="both"/>
               <w:rPr>
                 <w:rFonts w:hint="default"/>
                 <w:b/>
@@ -4964,6 +5102,8 @@
           </w:tcPr>
           <w:p>
             <w:pPr>
+              <w:widowControl w:val="0"/>
+              <w:jc w:val="both"/>
               <w:rPr>
                 <w:rFonts w:hint="default"/>
               </w:rPr>
@@ -4977,7 +5117,9 @@
           </w:p>
           <w:p>
             <w:pPr>
+              <w:widowControl w:val="0"/>
               <w:numPr>
+                <w:ilvl w:val="0"/>
                 <w:numId w:val="0"/>
               </w:numPr>
               <w:jc w:val="center"/>
@@ -5744,15 +5886,7 @@
           <w:b/>
           <w:bCs/>
         </w:rPr>
-        <w:t>element.clear():</w:t>
-      </w:r>
-      <w:r>
-        <w:rPr>
-          <w:rFonts w:hint="default"/>
-          <w:b/>
-          <w:bCs/>
-        </w:rPr>
-        <w:t xml:space="preserve"> Очищает текстовое поле или текстовую область.</w:t>
+        <w:t>element.clear(): Очищает текстовое поле или текстовую область.</w:t>
       </w:r>
     </w:p>
     <w:p>
@@ -9679,6 +9813,2774 @@
           <w:rFonts w:hint="default"/>
         </w:rPr>
       </w:pPr>
+      <w:r>
+        <w:rPr>
+          <w:rFonts w:hint="default"/>
+        </w:rPr>
+        <w:br w:type="page"/>
+      </w:r>
+    </w:p>
+    <w:p>
+      <w:pPr>
+        <w:pStyle w:val="2"/>
+        <w:rPr>
+          <w:rFonts w:hint="default"/>
+        </w:rPr>
+      </w:pPr>
+      <w:r>
+        <w:rPr>
+          <w:rFonts w:hint="default"/>
+        </w:rPr>
+        <w:t>5.1 Работа с AJAX и динамическими элементами</w:t>
+      </w:r>
+    </w:p>
+    <w:p>
+      <w:pPr>
+        <w:rPr>
+          <w:rFonts w:hint="default"/>
+        </w:rPr>
+      </w:pPr>
+    </w:p>
+    <w:p>
+      <w:pPr>
+        <w:pStyle w:val="3"/>
+        <w:rPr>
+          <w:rFonts w:hint="default"/>
+        </w:rPr>
+      </w:pPr>
+      <w:r>
+        <w:rPr>
+          <w:rFonts w:hint="default"/>
+        </w:rPr>
+        <w:t>Работа с AJAX и динамическими элементами</w:t>
+      </w:r>
+    </w:p>
+    <w:p>
+      <w:pPr>
+        <w:rPr>
+          <w:rFonts w:hint="default"/>
+          <w:b/>
+          <w:bCs/>
+        </w:rPr>
+      </w:pPr>
+      <w:r>
+        <w:rPr>
+          <w:rFonts w:hint="default"/>
+          <w:b/>
+          <w:bCs/>
+        </w:rPr>
+        <w:t>Что такое AJAX и динамические элементы?</w:t>
+      </w:r>
+    </w:p>
+    <w:p>
+      <w:pPr>
+        <w:rPr>
+          <w:rFonts w:hint="default"/>
+        </w:rPr>
+      </w:pPr>
+      <w:r>
+        <w:rPr>
+          <w:rFonts w:hint="default"/>
+          <w:lang w:val="ru-RU"/>
+        </w:rPr>
+        <w:t xml:space="preserve">- </w:t>
+      </w:r>
+      <w:r>
+        <w:rPr>
+          <w:rFonts w:hint="default"/>
+        </w:rPr>
+        <w:t>AJAX: Технология, которая позволяет загружать данные с сервера без перезагрузки страницы. Например, подгрузка новых постов в социальной сети.</w:t>
+      </w:r>
+    </w:p>
+    <w:p>
+      <w:pPr>
+        <w:rPr>
+          <w:rFonts w:hint="default"/>
+        </w:rPr>
+      </w:pPr>
+      <w:r>
+        <w:rPr>
+          <w:rFonts w:hint="default"/>
+          <w:lang w:val="ru-RU"/>
+        </w:rPr>
+        <w:t xml:space="preserve">- </w:t>
+      </w:r>
+      <w:r>
+        <w:rPr>
+          <w:rFonts w:hint="default"/>
+        </w:rPr>
+        <w:t>Динамические элементы: Элементы, которые появляются, исчезают или изменяются после загрузки страницы. Например, всплывающие окна, анимации, обновляемые данные.</w:t>
+      </w:r>
+    </w:p>
+    <w:p>
+      <w:pPr>
+        <w:rPr>
+          <w:rFonts w:hint="default"/>
+        </w:rPr>
+      </w:pPr>
+    </w:p>
+    <w:p>
+      <w:pPr>
+        <w:pStyle w:val="3"/>
+        <w:rPr>
+          <w:rFonts w:hint="default"/>
+        </w:rPr>
+      </w:pPr>
+      <w:r>
+        <w:rPr>
+          <w:rFonts w:hint="default"/>
+        </w:rPr>
+        <w:t>Проблемы при тестировании</w:t>
+      </w:r>
+    </w:p>
+    <w:p>
+      <w:pPr>
+        <w:rPr>
+          <w:rFonts w:hint="default"/>
+        </w:rPr>
+      </w:pPr>
+      <w:r>
+        <w:rPr>
+          <w:rFonts w:hint="default"/>
+          <w:lang w:val="ru-RU"/>
+        </w:rPr>
+        <w:t xml:space="preserve">- </w:t>
+      </w:r>
+      <w:r>
+        <w:rPr>
+          <w:rFonts w:hint="default"/>
+        </w:rPr>
+        <w:t>Элементы могут появляться с задержкой.</w:t>
+      </w:r>
+    </w:p>
+    <w:p>
+      <w:pPr>
+        <w:rPr>
+          <w:rFonts w:hint="default"/>
+        </w:rPr>
+      </w:pPr>
+      <w:r>
+        <w:rPr>
+          <w:rFonts w:hint="default"/>
+          <w:lang w:val="ru-RU"/>
+        </w:rPr>
+        <w:t xml:space="preserve">- </w:t>
+      </w:r>
+      <w:r>
+        <w:rPr>
+          <w:rFonts w:hint="default"/>
+        </w:rPr>
+        <w:t>Данные могут загружаться асинхронно.</w:t>
+      </w:r>
+    </w:p>
+    <w:p>
+      <w:pPr>
+        <w:rPr>
+          <w:rFonts w:hint="default"/>
+        </w:rPr>
+      </w:pPr>
+      <w:r>
+        <w:rPr>
+          <w:rFonts w:hint="default"/>
+          <w:lang w:val="ru-RU"/>
+        </w:rPr>
+        <w:t xml:space="preserve">- </w:t>
+      </w:r>
+      <w:r>
+        <w:rPr>
+          <w:rFonts w:hint="default"/>
+        </w:rPr>
+        <w:t>Тесты могут "не дождаться" появления элемента и завершиться с ошибкой.</w:t>
+      </w:r>
+    </w:p>
+    <w:p>
+      <w:pPr>
+        <w:rPr>
+          <w:rFonts w:hint="default"/>
+        </w:rPr>
+      </w:pPr>
+    </w:p>
+    <w:p>
+      <w:pPr>
+        <w:pStyle w:val="3"/>
+        <w:rPr>
+          <w:rFonts w:hint="default"/>
+        </w:rPr>
+      </w:pPr>
+      <w:r>
+        <w:rPr>
+          <w:rFonts w:hint="default"/>
+        </w:rPr>
+        <w:t>Решение: Ожидания (Waits)</w:t>
+      </w:r>
+    </w:p>
+    <w:p>
+      <w:pPr>
+        <w:rPr>
+          <w:rFonts w:hint="default"/>
+        </w:rPr>
+      </w:pPr>
+      <w:r>
+        <w:rPr>
+          <w:rFonts w:hint="default"/>
+        </w:rPr>
+        <w:t>Чтобы справиться с этими проблемами, в Selenium используются ожидания. Они позволяют дождаться выполнения определённого условия перед продолжением теста.</w:t>
+      </w:r>
+    </w:p>
+    <w:p>
+      <w:pPr>
+        <w:rPr>
+          <w:rFonts w:hint="default"/>
+        </w:rPr>
+      </w:pPr>
+    </w:p>
+    <w:p>
+      <w:pPr>
+        <w:rPr>
+          <w:rFonts w:hint="default"/>
+          <w:b/>
+          <w:bCs/>
+        </w:rPr>
+      </w:pPr>
+      <w:r>
+        <w:rPr>
+          <w:rFonts w:hint="default"/>
+          <w:b/>
+          <w:bCs/>
+        </w:rPr>
+        <w:t>Виды ожиданий:</w:t>
+      </w:r>
+    </w:p>
+    <w:p>
+      <w:pPr>
+        <w:rPr>
+          <w:rFonts w:hint="default"/>
+        </w:rPr>
+      </w:pPr>
+      <w:r>
+        <w:rPr>
+          <w:rFonts w:hint="default"/>
+          <w:lang w:val="ru-RU"/>
+        </w:rPr>
+        <w:t xml:space="preserve">- </w:t>
+      </w:r>
+      <w:r>
+        <w:rPr>
+          <w:rFonts w:hint="default"/>
+        </w:rPr>
+        <w:t>Неявные ожидания (Implicit Waits):</w:t>
+      </w:r>
+    </w:p>
+    <w:p>
+      <w:pPr>
+        <w:rPr>
+          <w:rFonts w:hint="default"/>
+        </w:rPr>
+      </w:pPr>
+      <w:r>
+        <w:rPr>
+          <w:rFonts w:hint="default"/>
+        </w:rPr>
+        <w:t>Устанавливаются один раз для всего сеанса.</w:t>
+      </w:r>
+    </w:p>
+    <w:p>
+      <w:pPr>
+        <w:rPr>
+          <w:rFonts w:hint="default"/>
+        </w:rPr>
+      </w:pPr>
+    </w:p>
+    <w:p>
+      <w:pPr>
+        <w:rPr>
+          <w:rFonts w:hint="default"/>
+        </w:rPr>
+      </w:pPr>
+      <w:r>
+        <w:rPr>
+          <w:rFonts w:hint="default"/>
+        </w:rPr>
+        <w:t>Selenium будет ждать указанное время перед тем, как выбросить исключение, если элемент не найден.</w:t>
+      </w:r>
+    </w:p>
+    <w:p>
+      <w:pPr>
+        <w:rPr>
+          <w:rFonts w:hint="default"/>
+        </w:rPr>
+      </w:pPr>
+    </w:p>
+    <w:p>
+      <w:pPr>
+        <w:rPr>
+          <w:rFonts w:hint="default"/>
+          <w:b/>
+          <w:bCs/>
+        </w:rPr>
+      </w:pPr>
+      <w:r>
+        <w:rPr>
+          <w:rFonts w:hint="default"/>
+          <w:b/>
+          <w:bCs/>
+        </w:rPr>
+        <w:t>Пример:</w:t>
+      </w:r>
+    </w:p>
+    <w:p>
+      <w:pPr>
+        <w:rPr>
+          <w:rFonts w:hint="default"/>
+        </w:rPr>
+      </w:pPr>
+      <w:r>
+        <w:rPr>
+          <w:rFonts w:hint="default"/>
+        </w:rPr>
+        <w:t>driver.implicitly_wait(10) # Ждать до 10 секунд</w:t>
+      </w:r>
+    </w:p>
+    <w:p>
+      <w:pPr>
+        <w:rPr>
+          <w:rFonts w:hint="default"/>
+        </w:rPr>
+      </w:pPr>
+    </w:p>
+    <w:p>
+      <w:pPr>
+        <w:rPr>
+          <w:rFonts w:hint="default"/>
+          <w:b/>
+          <w:bCs/>
+        </w:rPr>
+      </w:pPr>
+      <w:r>
+        <w:rPr>
+          <w:rFonts w:hint="default"/>
+          <w:b/>
+          <w:bCs/>
+          <w:lang w:val="ru-RU"/>
+        </w:rPr>
+        <w:t xml:space="preserve">- </w:t>
+      </w:r>
+      <w:r>
+        <w:rPr>
+          <w:rFonts w:hint="default"/>
+          <w:b/>
+          <w:bCs/>
+        </w:rPr>
+        <w:t>Явные ожидания (Explicit Waits):</w:t>
+      </w:r>
+    </w:p>
+    <w:p>
+      <w:pPr>
+        <w:rPr>
+          <w:rFonts w:hint="default"/>
+        </w:rPr>
+      </w:pPr>
+      <w:r>
+        <w:rPr>
+          <w:rFonts w:hint="default"/>
+        </w:rPr>
+        <w:t>Используются для конкретных элементов.</w:t>
+      </w:r>
+    </w:p>
+    <w:p>
+      <w:pPr>
+        <w:rPr>
+          <w:rFonts w:hint="default"/>
+        </w:rPr>
+      </w:pPr>
+    </w:p>
+    <w:p>
+      <w:pPr>
+        <w:rPr>
+          <w:rFonts w:hint="default"/>
+        </w:rPr>
+      </w:pPr>
+      <w:r>
+        <w:rPr>
+          <w:rFonts w:hint="default"/>
+        </w:rPr>
+        <w:t>Позволяют задать условие, которое должно быть выполнено перед продолжением.</w:t>
+      </w:r>
+    </w:p>
+    <w:p>
+      <w:pPr>
+        <w:rPr>
+          <w:rFonts w:hint="default"/>
+        </w:rPr>
+      </w:pPr>
+    </w:p>
+    <w:p>
+      <w:pPr>
+        <w:rPr>
+          <w:rFonts w:hint="default"/>
+          <w:b/>
+          <w:bCs/>
+        </w:rPr>
+      </w:pPr>
+      <w:r>
+        <w:rPr>
+          <w:rFonts w:hint="default"/>
+          <w:b/>
+          <w:bCs/>
+        </w:rPr>
+        <w:t>Пример:</w:t>
+      </w:r>
+    </w:p>
+    <w:p>
+      <w:pPr>
+        <w:rPr>
+          <w:rFonts w:hint="default"/>
+        </w:rPr>
+      </w:pPr>
+    </w:p>
+    <w:p>
+      <w:pPr>
+        <w:rPr>
+          <w:rFonts w:hint="default"/>
+        </w:rPr>
+      </w:pPr>
+      <w:r>
+        <w:rPr>
+          <w:rFonts w:hint="default"/>
+        </w:rPr>
+        <w:t>from selenium.webdriver.common.by import By</w:t>
+      </w:r>
+    </w:p>
+    <w:p>
+      <w:pPr>
+        <w:rPr>
+          <w:rFonts w:hint="default"/>
+        </w:rPr>
+      </w:pPr>
+      <w:r>
+        <w:rPr>
+          <w:rFonts w:hint="default"/>
+        </w:rPr>
+        <w:t>from selenium.webdriver.support.ui import WebDriverWait</w:t>
+      </w:r>
+    </w:p>
+    <w:p>
+      <w:pPr>
+        <w:rPr>
+          <w:rFonts w:hint="default"/>
+        </w:rPr>
+      </w:pPr>
+      <w:r>
+        <w:rPr>
+          <w:rFonts w:hint="default"/>
+        </w:rPr>
+        <w:t>from selenium.webdriver.support import expected_conditions as EC</w:t>
+      </w:r>
+    </w:p>
+    <w:p>
+      <w:pPr>
+        <w:rPr>
+          <w:rFonts w:hint="default"/>
+        </w:rPr>
+      </w:pPr>
+    </w:p>
+    <w:p>
+      <w:pPr>
+        <w:rPr>
+          <w:rFonts w:hint="default"/>
+          <w:b/>
+          <w:bCs/>
+        </w:rPr>
+      </w:pPr>
+      <w:r>
+        <w:rPr>
+          <w:rFonts w:hint="default"/>
+          <w:b/>
+          <w:bCs/>
+        </w:rPr>
+        <w:t># Ждём, пока элемент станет видимым</w:t>
+      </w:r>
+    </w:p>
+    <w:p>
+      <w:pPr>
+        <w:rPr>
+          <w:rFonts w:hint="default"/>
+        </w:rPr>
+      </w:pPr>
+      <w:r>
+        <w:rPr>
+          <w:rFonts w:hint="default"/>
+        </w:rPr>
+        <w:t>element = WebDriverWait(driver, 10).until(</w:t>
+      </w:r>
+    </w:p>
+    <w:p>
+      <w:pPr>
+        <w:rPr>
+          <w:rFonts w:hint="default"/>
+        </w:rPr>
+      </w:pPr>
+      <w:r>
+        <w:rPr>
+          <w:rFonts w:hint="default"/>
+        </w:rPr>
+        <w:t xml:space="preserve">    EC.visibility_of_element_located((By.ID, "dynamic-element"))</w:t>
+      </w:r>
+    </w:p>
+    <w:p>
+      <w:pPr>
+        <w:rPr>
+          <w:rFonts w:hint="default"/>
+        </w:rPr>
+      </w:pPr>
+      <w:r>
+        <w:rPr>
+          <w:rFonts w:hint="default"/>
+        </w:rPr>
+        <w:t>)</w:t>
+      </w:r>
+    </w:p>
+    <w:p>
+      <w:pPr>
+        <w:rPr>
+          <w:rFonts w:hint="default"/>
+        </w:rPr>
+      </w:pPr>
+    </w:p>
+    <w:p>
+      <w:pPr>
+        <w:pStyle w:val="3"/>
+        <w:rPr>
+          <w:rFonts w:hint="default"/>
+        </w:rPr>
+      </w:pPr>
+      <w:r>
+        <w:rPr>
+          <w:rFonts w:hint="default"/>
+        </w:rPr>
+        <w:t>Условия для ожиданий</w:t>
+      </w:r>
+    </w:p>
+    <w:p>
+      <w:pPr>
+        <w:rPr>
+          <w:rFonts w:hint="default"/>
+        </w:rPr>
+      </w:pPr>
+      <w:r>
+        <w:rPr>
+          <w:rFonts w:hint="default"/>
+        </w:rPr>
+        <w:t>В Selenium есть множество условий, которые можно использовать с WebDriverWait. Некоторые из них:</w:t>
+      </w:r>
+    </w:p>
+    <w:p>
+      <w:pPr>
+        <w:rPr>
+          <w:rFonts w:hint="default"/>
+        </w:rPr>
+      </w:pPr>
+      <w:r>
+        <w:rPr>
+          <w:rFonts w:hint="default"/>
+          <w:lang w:val="ru-RU"/>
+        </w:rPr>
+        <w:t xml:space="preserve">- </w:t>
+      </w:r>
+      <w:r>
+        <w:rPr>
+          <w:rFonts w:hint="default"/>
+        </w:rPr>
+        <w:t>visibility_of_element_located: Элемент становится видимым.</w:t>
+      </w:r>
+    </w:p>
+    <w:p>
+      <w:pPr>
+        <w:rPr>
+          <w:rFonts w:hint="default"/>
+        </w:rPr>
+      </w:pPr>
+      <w:r>
+        <w:rPr>
+          <w:rFonts w:hint="default"/>
+          <w:lang w:val="ru-RU"/>
+        </w:rPr>
+        <w:t xml:space="preserve">- </w:t>
+      </w:r>
+      <w:r>
+        <w:rPr>
+          <w:rFonts w:hint="default"/>
+        </w:rPr>
+        <w:t>presence_of_element_located: Элемент появляется в DOM.</w:t>
+      </w:r>
+    </w:p>
+    <w:p>
+      <w:pPr>
+        <w:rPr>
+          <w:rFonts w:hint="default"/>
+        </w:rPr>
+      </w:pPr>
+      <w:r>
+        <w:rPr>
+          <w:rFonts w:hint="default"/>
+          <w:lang w:val="ru-RU"/>
+        </w:rPr>
+        <w:t xml:space="preserve">- </w:t>
+      </w:r>
+      <w:r>
+        <w:rPr>
+          <w:rFonts w:hint="default"/>
+        </w:rPr>
+        <w:t>element_to_be_clickable: Элемент становится кликабельным.</w:t>
+      </w:r>
+    </w:p>
+    <w:p>
+      <w:pPr>
+        <w:rPr>
+          <w:rFonts w:hint="default"/>
+        </w:rPr>
+      </w:pPr>
+      <w:r>
+        <w:rPr>
+          <w:rFonts w:hint="default"/>
+          <w:lang w:val="ru-RU"/>
+        </w:rPr>
+        <w:t xml:space="preserve">- </w:t>
+      </w:r>
+      <w:r>
+        <w:rPr>
+          <w:rFonts w:hint="default"/>
+        </w:rPr>
+        <w:t>text_to_be_present_in_element: В элементе появляется определённый текст.</w:t>
+      </w:r>
+    </w:p>
+    <w:p>
+      <w:pPr>
+        <w:rPr>
+          <w:rFonts w:hint="default"/>
+        </w:rPr>
+      </w:pPr>
+    </w:p>
+    <w:p>
+      <w:pPr>
+        <w:rPr>
+          <w:rFonts w:hint="default"/>
+          <w:b/>
+          <w:bCs/>
+        </w:rPr>
+      </w:pPr>
+      <w:r>
+        <w:rPr>
+          <w:rFonts w:hint="default"/>
+          <w:b/>
+          <w:bCs/>
+        </w:rPr>
+        <w:t>Пример:</w:t>
+      </w:r>
+    </w:p>
+    <w:p>
+      <w:pPr>
+        <w:rPr>
+          <w:rFonts w:hint="default"/>
+        </w:rPr>
+      </w:pPr>
+    </w:p>
+    <w:p>
+      <w:pPr>
+        <w:rPr>
+          <w:rFonts w:hint="default"/>
+        </w:rPr>
+      </w:pPr>
+      <w:r>
+        <w:rPr>
+          <w:rFonts w:hint="default"/>
+        </w:rPr>
+        <w:t># Ждём, пока текст в элементе не станет равным "Загрузка завершена"</w:t>
+      </w:r>
+    </w:p>
+    <w:p>
+      <w:pPr>
+        <w:rPr>
+          <w:rFonts w:hint="default"/>
+        </w:rPr>
+      </w:pPr>
+      <w:r>
+        <w:rPr>
+          <w:rFonts w:hint="default"/>
+        </w:rPr>
+        <w:t>WebDriverWait(driver, 10).until(</w:t>
+      </w:r>
+    </w:p>
+    <w:p>
+      <w:pPr>
+        <w:rPr>
+          <w:rFonts w:hint="default"/>
+        </w:rPr>
+      </w:pPr>
+      <w:r>
+        <w:rPr>
+          <w:rFonts w:hint="default"/>
+        </w:rPr>
+        <w:t xml:space="preserve">    EC.text_to_be_present_in_element((By.ID, "status"), "Загрузка завершена")</w:t>
+      </w:r>
+    </w:p>
+    <w:p>
+      <w:pPr>
+        <w:rPr>
+          <w:rFonts w:hint="default"/>
+        </w:rPr>
+      </w:pPr>
+      <w:r>
+        <w:rPr>
+          <w:rFonts w:hint="default"/>
+        </w:rPr>
+        <w:t>)</w:t>
+      </w:r>
+    </w:p>
+    <w:p>
+      <w:pPr>
+        <w:pStyle w:val="3"/>
+        <w:rPr>
+          <w:rFonts w:hint="default"/>
+        </w:rPr>
+      </w:pPr>
+      <w:r>
+        <w:rPr>
+          <w:rFonts w:hint="default"/>
+        </w:rPr>
+        <w:t>Пример: Тестирование AJAX-загрузки</w:t>
+      </w:r>
+    </w:p>
+    <w:p>
+      <w:pPr>
+        <w:rPr>
+          <w:rFonts w:hint="default"/>
+        </w:rPr>
+      </w:pPr>
+      <w:r>
+        <w:rPr>
+          <w:rFonts w:hint="default"/>
+        </w:rPr>
+        <w:t xml:space="preserve">Предположим, у нас есть страница с </w:t>
+      </w:r>
+      <w:r>
+        <w:rPr>
+          <w:rFonts w:hint="default"/>
+          <w:b/>
+          <w:bCs/>
+        </w:rPr>
+        <w:t>кнопкой "Загрузить данные"</w:t>
+      </w:r>
+      <w:r>
+        <w:rPr>
+          <w:rFonts w:hint="default"/>
+        </w:rPr>
+        <w:t>. При нажатии на кнопку данные загружаются асинхронно, и на странице появляется новый элемент.</w:t>
+      </w:r>
+    </w:p>
+    <w:p>
+      <w:pPr>
+        <w:rPr>
+          <w:rFonts w:hint="default"/>
+        </w:rPr>
+      </w:pPr>
+    </w:p>
+    <w:p>
+      <w:pPr>
+        <w:rPr>
+          <w:rFonts w:hint="default"/>
+        </w:rPr>
+      </w:pPr>
+      <w:r>
+        <w:rPr>
+          <w:rFonts w:hint="default"/>
+        </w:rPr>
+        <w:t>from selenium import webdriver</w:t>
+      </w:r>
+    </w:p>
+    <w:p>
+      <w:pPr>
+        <w:rPr>
+          <w:rFonts w:hint="default"/>
+        </w:rPr>
+      </w:pPr>
+      <w:r>
+        <w:rPr>
+          <w:rFonts w:hint="default"/>
+        </w:rPr>
+        <w:t>from selenium.webdriver.common.by import By</w:t>
+      </w:r>
+    </w:p>
+    <w:p>
+      <w:pPr>
+        <w:rPr>
+          <w:rFonts w:hint="default"/>
+        </w:rPr>
+      </w:pPr>
+      <w:r>
+        <w:rPr>
+          <w:rFonts w:hint="default"/>
+        </w:rPr>
+        <w:t>from selenium.webdriver.support.ui import WebDriverWait</w:t>
+      </w:r>
+    </w:p>
+    <w:p>
+      <w:pPr>
+        <w:rPr>
+          <w:rFonts w:hint="default"/>
+        </w:rPr>
+      </w:pPr>
+      <w:r>
+        <w:rPr>
+          <w:rFonts w:hint="default"/>
+        </w:rPr>
+        <w:t>from selenium.webdriver.support import expected_conditions as EC</w:t>
+      </w:r>
+    </w:p>
+    <w:p>
+      <w:pPr>
+        <w:rPr>
+          <w:rFonts w:hint="default"/>
+        </w:rPr>
+      </w:pPr>
+    </w:p>
+    <w:p>
+      <w:pPr>
+        <w:rPr>
+          <w:rFonts w:hint="default"/>
+          <w:b/>
+          <w:bCs/>
+        </w:rPr>
+      </w:pPr>
+      <w:r>
+        <w:rPr>
+          <w:rFonts w:hint="default"/>
+          <w:b/>
+          <w:bCs/>
+        </w:rPr>
+        <w:t># Инициализация драйвера</w:t>
+      </w:r>
+    </w:p>
+    <w:p>
+      <w:pPr>
+        <w:rPr>
+          <w:rFonts w:hint="default"/>
+        </w:rPr>
+      </w:pPr>
+      <w:r>
+        <w:rPr>
+          <w:rFonts w:hint="default"/>
+        </w:rPr>
+        <w:t>driver = webdriver.Chrome()</w:t>
+      </w:r>
+    </w:p>
+    <w:p>
+      <w:pPr>
+        <w:rPr>
+          <w:rFonts w:hint="default"/>
+        </w:rPr>
+      </w:pPr>
+    </w:p>
+    <w:p>
+      <w:pPr>
+        <w:rPr>
+          <w:rFonts w:hint="default"/>
+          <w:b/>
+          <w:bCs/>
+        </w:rPr>
+      </w:pPr>
+      <w:r>
+        <w:rPr>
+          <w:rFonts w:hint="default"/>
+          <w:b/>
+          <w:bCs/>
+        </w:rPr>
+        <w:t># Открываем страницу</w:t>
+      </w:r>
+    </w:p>
+    <w:p>
+      <w:pPr>
+        <w:rPr>
+          <w:rFonts w:hint="default"/>
+        </w:rPr>
+      </w:pPr>
+      <w:r>
+        <w:rPr>
+          <w:rFonts w:hint="default"/>
+        </w:rPr>
+        <w:t>driver.get("https://example.com")</w:t>
+      </w:r>
+    </w:p>
+    <w:p>
+      <w:pPr>
+        <w:rPr>
+          <w:rFonts w:hint="default"/>
+        </w:rPr>
+      </w:pPr>
+    </w:p>
+    <w:p>
+      <w:pPr>
+        <w:rPr>
+          <w:rFonts w:hint="default"/>
+          <w:b/>
+          <w:bCs/>
+        </w:rPr>
+      </w:pPr>
+      <w:r>
+        <w:rPr>
+          <w:rFonts w:hint="default"/>
+          <w:b/>
+          <w:bCs/>
+        </w:rPr>
+        <w:t># Нажимаем кнопку "Загрузить данные"</w:t>
+      </w:r>
+    </w:p>
+    <w:p>
+      <w:pPr>
+        <w:rPr>
+          <w:rFonts w:hint="default"/>
+        </w:rPr>
+      </w:pPr>
+      <w:r>
+        <w:rPr>
+          <w:rFonts w:hint="default"/>
+        </w:rPr>
+        <w:t>driver.find_element(By.ID, "load-data-button").click()</w:t>
+      </w:r>
+    </w:p>
+    <w:p>
+      <w:pPr>
+        <w:rPr>
+          <w:rFonts w:hint="default"/>
+        </w:rPr>
+      </w:pPr>
+    </w:p>
+    <w:p>
+      <w:pPr>
+        <w:rPr>
+          <w:rFonts w:hint="default"/>
+          <w:b/>
+          <w:bCs/>
+        </w:rPr>
+      </w:pPr>
+      <w:r>
+        <w:rPr>
+          <w:rFonts w:hint="default"/>
+          <w:b/>
+          <w:bCs/>
+        </w:rPr>
+        <w:t># Ждём, пока данные загрузятся</w:t>
+      </w:r>
+    </w:p>
+    <w:p>
+      <w:pPr>
+        <w:rPr>
+          <w:rFonts w:hint="default"/>
+        </w:rPr>
+      </w:pPr>
+      <w:r>
+        <w:rPr>
+          <w:rFonts w:hint="default"/>
+        </w:rPr>
+        <w:t>try:</w:t>
+      </w:r>
+    </w:p>
+    <w:p>
+      <w:pPr>
+        <w:rPr>
+          <w:rFonts w:hint="default"/>
+        </w:rPr>
+      </w:pPr>
+      <w:r>
+        <w:rPr>
+          <w:rFonts w:hint="default"/>
+        </w:rPr>
+        <w:t xml:space="preserve">    element = WebDriverWait(driver, 10).until(</w:t>
+      </w:r>
+    </w:p>
+    <w:p>
+      <w:pPr>
+        <w:rPr>
+          <w:rFonts w:hint="default"/>
+        </w:rPr>
+      </w:pPr>
+      <w:r>
+        <w:rPr>
+          <w:rFonts w:hint="default"/>
+        </w:rPr>
+        <w:t xml:space="preserve">        EC.presence_of_element_located((By.ID, "loaded-data"))</w:t>
+      </w:r>
+    </w:p>
+    <w:p>
+      <w:pPr>
+        <w:rPr>
+          <w:rFonts w:hint="default"/>
+        </w:rPr>
+      </w:pPr>
+      <w:r>
+        <w:rPr>
+          <w:rFonts w:hint="default"/>
+        </w:rPr>
+        <w:t xml:space="preserve">    )</w:t>
+      </w:r>
+    </w:p>
+    <w:p>
+      <w:pPr>
+        <w:rPr>
+          <w:rFonts w:hint="default"/>
+        </w:rPr>
+      </w:pPr>
+      <w:r>
+        <w:rPr>
+          <w:rFonts w:hint="default"/>
+        </w:rPr>
+        <w:t xml:space="preserve">    print("Данные успешно загружены!")</w:t>
+      </w:r>
+    </w:p>
+    <w:p>
+      <w:pPr>
+        <w:rPr>
+          <w:rFonts w:hint="default"/>
+        </w:rPr>
+      </w:pPr>
+      <w:r>
+        <w:rPr>
+          <w:rFonts w:hint="default"/>
+        </w:rPr>
+        <w:t>except Exception as e:</w:t>
+      </w:r>
+    </w:p>
+    <w:p>
+      <w:pPr>
+        <w:rPr>
+          <w:rFonts w:hint="default"/>
+        </w:rPr>
+      </w:pPr>
+      <w:r>
+        <w:rPr>
+          <w:rFonts w:hint="default"/>
+        </w:rPr>
+        <w:t xml:space="preserve">    print(f"Ошибка: {e}")</w:t>
+      </w:r>
+    </w:p>
+    <w:p>
+      <w:pPr>
+        <w:rPr>
+          <w:rFonts w:hint="default"/>
+        </w:rPr>
+      </w:pPr>
+      <w:r>
+        <w:rPr>
+          <w:rFonts w:hint="default"/>
+        </w:rPr>
+        <w:t>finally:</w:t>
+      </w:r>
+    </w:p>
+    <w:p>
+      <w:pPr>
+        <w:rPr>
+          <w:rFonts w:hint="default"/>
+        </w:rPr>
+      </w:pPr>
+      <w:r>
+        <w:rPr>
+          <w:rFonts w:hint="default"/>
+        </w:rPr>
+        <w:t xml:space="preserve">    driver.quit()</w:t>
+      </w:r>
+    </w:p>
+    <w:p>
+      <w:pPr>
+        <w:rPr>
+          <w:rFonts w:hint="default"/>
+        </w:rPr>
+      </w:pPr>
+    </w:p>
+    <w:p>
+      <w:pPr>
+        <w:pStyle w:val="3"/>
+        <w:rPr>
+          <w:rFonts w:hint="default"/>
+        </w:rPr>
+      </w:pPr>
+      <w:r>
+        <w:rPr>
+          <w:rFonts w:hint="default"/>
+        </w:rPr>
+        <w:t>Частые ошибки и их решение</w:t>
+      </w:r>
+    </w:p>
+    <w:p>
+      <w:pPr>
+        <w:rPr>
+          <w:rFonts w:hint="default"/>
+          <w:b/>
+          <w:bCs/>
+        </w:rPr>
+      </w:pPr>
+      <w:r>
+        <w:rPr>
+          <w:rFonts w:hint="default"/>
+          <w:b/>
+          <w:bCs/>
+          <w:lang w:val="ru-RU"/>
+        </w:rPr>
+        <w:t xml:space="preserve">1. </w:t>
+      </w:r>
+      <w:r>
+        <w:rPr>
+          <w:rFonts w:hint="default"/>
+          <w:b/>
+          <w:bCs/>
+        </w:rPr>
+        <w:t>Ошибка: Элемент не найден.</w:t>
+      </w:r>
+    </w:p>
+    <w:p>
+      <w:pPr>
+        <w:rPr>
+          <w:rFonts w:hint="default"/>
+        </w:rPr>
+      </w:pPr>
+    </w:p>
+    <w:p>
+      <w:pPr>
+        <w:rPr>
+          <w:rFonts w:hint="default"/>
+        </w:rPr>
+      </w:pPr>
+      <w:r>
+        <w:rPr>
+          <w:rFonts w:hint="default"/>
+          <w:b/>
+          <w:bCs/>
+        </w:rPr>
+        <w:t>Причина</w:t>
+      </w:r>
+      <w:r>
+        <w:rPr>
+          <w:rFonts w:hint="default"/>
+        </w:rPr>
+        <w:t>: Элемент ещё не загрузился.</w:t>
+      </w:r>
+    </w:p>
+    <w:p>
+      <w:pPr>
+        <w:rPr>
+          <w:rFonts w:hint="default"/>
+        </w:rPr>
+      </w:pPr>
+      <w:r>
+        <w:rPr>
+          <w:rFonts w:hint="default"/>
+          <w:b/>
+          <w:bCs/>
+        </w:rPr>
+        <w:t>Решение</w:t>
+      </w:r>
+      <w:r>
+        <w:rPr>
+          <w:rFonts w:hint="default"/>
+        </w:rPr>
+        <w:t>: Используйте явное ожидание (WebDriverWait).</w:t>
+      </w:r>
+    </w:p>
+    <w:p>
+      <w:pPr>
+        <w:rPr>
+          <w:rFonts w:hint="default"/>
+        </w:rPr>
+      </w:pPr>
+    </w:p>
+    <w:p>
+      <w:pPr>
+        <w:rPr>
+          <w:rFonts w:hint="default"/>
+          <w:b/>
+          <w:bCs/>
+        </w:rPr>
+      </w:pPr>
+      <w:r>
+        <w:rPr>
+          <w:rFonts w:hint="default"/>
+          <w:b/>
+          <w:bCs/>
+          <w:lang w:val="ru-RU"/>
+        </w:rPr>
+        <w:t xml:space="preserve">2. </w:t>
+      </w:r>
+      <w:r>
+        <w:rPr>
+          <w:rFonts w:hint="default"/>
+          <w:b/>
+          <w:bCs/>
+        </w:rPr>
+        <w:t>Ошибка: Элемент не кликабельный.</w:t>
+      </w:r>
+    </w:p>
+    <w:p>
+      <w:pPr>
+        <w:rPr>
+          <w:rFonts w:hint="default"/>
+        </w:rPr>
+      </w:pPr>
+    </w:p>
+    <w:p>
+      <w:pPr>
+        <w:rPr>
+          <w:rFonts w:hint="default"/>
+        </w:rPr>
+      </w:pPr>
+      <w:r>
+        <w:rPr>
+          <w:rFonts w:hint="default"/>
+          <w:b/>
+          <w:bCs/>
+        </w:rPr>
+        <w:t>Причина</w:t>
+      </w:r>
+      <w:r>
+        <w:rPr>
+          <w:rFonts w:hint="default"/>
+        </w:rPr>
+        <w:t>: Элемент виден, но ещё не готов к взаимодействию.</w:t>
+      </w:r>
+    </w:p>
+    <w:p>
+      <w:pPr>
+        <w:rPr>
+          <w:rFonts w:hint="default"/>
+        </w:rPr>
+      </w:pPr>
+      <w:r>
+        <w:rPr>
+          <w:rFonts w:hint="default"/>
+          <w:b/>
+          <w:bCs/>
+        </w:rPr>
+        <w:t>Решение</w:t>
+      </w:r>
+      <w:r>
+        <w:rPr>
+          <w:rFonts w:hint="default"/>
+        </w:rPr>
+        <w:t>: Используйте условие element_to_be_clickable.</w:t>
+      </w:r>
+    </w:p>
+    <w:p>
+      <w:pPr>
+        <w:rPr>
+          <w:rFonts w:hint="default"/>
+        </w:rPr>
+      </w:pPr>
+    </w:p>
+    <w:p>
+      <w:pPr>
+        <w:rPr>
+          <w:rFonts w:hint="default"/>
+          <w:b/>
+          <w:bCs/>
+        </w:rPr>
+      </w:pPr>
+      <w:r>
+        <w:rPr>
+          <w:rFonts w:hint="default"/>
+          <w:b/>
+          <w:bCs/>
+          <w:lang w:val="ru-RU"/>
+        </w:rPr>
+        <w:t xml:space="preserve">3. </w:t>
+      </w:r>
+      <w:r>
+        <w:rPr>
+          <w:rFonts w:hint="default"/>
+          <w:b/>
+          <w:bCs/>
+        </w:rPr>
+        <w:t>Ошибка: Тест работает нестабильно.</w:t>
+      </w:r>
+    </w:p>
+    <w:p>
+      <w:pPr>
+        <w:rPr>
+          <w:rFonts w:hint="default"/>
+        </w:rPr>
+      </w:pPr>
+    </w:p>
+    <w:p>
+      <w:pPr>
+        <w:rPr>
+          <w:rFonts w:hint="default"/>
+        </w:rPr>
+      </w:pPr>
+      <w:r>
+        <w:rPr>
+          <w:rFonts w:hint="default"/>
+          <w:b/>
+          <w:bCs/>
+        </w:rPr>
+        <w:t>Причина</w:t>
+      </w:r>
+      <w:r>
+        <w:rPr>
+          <w:rFonts w:hint="default"/>
+        </w:rPr>
+        <w:t>: Неправильно настроены ожидания.</w:t>
+      </w:r>
+    </w:p>
+    <w:p>
+      <w:pPr>
+        <w:rPr>
+          <w:rFonts w:hint="default"/>
+        </w:rPr>
+      </w:pPr>
+      <w:r>
+        <w:rPr>
+          <w:rFonts w:hint="default"/>
+          <w:b/>
+          <w:bCs/>
+        </w:rPr>
+        <w:t>Решение</w:t>
+      </w:r>
+      <w:r>
+        <w:rPr>
+          <w:rFonts w:hint="default"/>
+        </w:rPr>
+        <w:t>: Увеличьте время ожидания или используйте более точные условия.</w:t>
+      </w:r>
+    </w:p>
+    <w:p>
+      <w:pPr>
+        <w:rPr>
+          <w:rFonts w:hint="default"/>
+        </w:rPr>
+      </w:pPr>
+    </w:p>
+    <w:p>
+      <w:pPr>
+        <w:rPr>
+          <w:rFonts w:hint="default"/>
+        </w:rPr>
+      </w:pPr>
+    </w:p>
+    <w:p>
+      <w:pPr>
+        <w:pStyle w:val="3"/>
+        <w:rPr>
+          <w:rFonts w:hint="default"/>
+        </w:rPr>
+      </w:pPr>
+      <w:r>
+        <w:rPr>
+          <w:rFonts w:hint="default"/>
+        </w:rPr>
+        <w:t>Дополнительные советы</w:t>
+      </w:r>
+    </w:p>
+    <w:p>
+      <w:pPr>
+        <w:rPr>
+          <w:rFonts w:hint="default"/>
+        </w:rPr>
+      </w:pPr>
+      <w:r>
+        <w:rPr>
+          <w:rFonts w:hint="default"/>
+          <w:lang w:val="ru-RU"/>
+        </w:rPr>
+        <w:t xml:space="preserve">- </w:t>
+      </w:r>
+      <w:r>
+        <w:rPr>
+          <w:rFonts w:hint="default"/>
+        </w:rPr>
+        <w:t>Используйте уникальные локаторы: Убедитесь, что локаторы (XPath, CSS-селекторы) уникальны и не меняются динамически.</w:t>
+      </w:r>
+    </w:p>
+    <w:p>
+      <w:pPr>
+        <w:rPr>
+          <w:rFonts w:hint="default"/>
+        </w:rPr>
+      </w:pPr>
+      <w:r>
+        <w:rPr>
+          <w:rFonts w:hint="default"/>
+          <w:lang w:val="ru-RU"/>
+        </w:rPr>
+        <w:t xml:space="preserve">- </w:t>
+      </w:r>
+      <w:r>
+        <w:rPr>
+          <w:rFonts w:hint="default"/>
+        </w:rPr>
+        <w:t>Логируйте действия: Добавляйте логирование, чтобы легче находить проблемы.</w:t>
+      </w:r>
+    </w:p>
+    <w:p>
+      <w:pPr>
+        <w:rPr>
+          <w:rFonts w:hint="default"/>
+        </w:rPr>
+      </w:pPr>
+      <w:r>
+        <w:rPr>
+          <w:rFonts w:hint="default"/>
+          <w:lang w:val="ru-RU"/>
+        </w:rPr>
+        <w:t xml:space="preserve">- </w:t>
+      </w:r>
+      <w:r>
+        <w:rPr>
+          <w:rFonts w:hint="default"/>
+        </w:rPr>
+        <w:t>Тестируйте на разных браузерах: AJAX может работать по-разному в Chrome, Firefox и других браузерах.</w:t>
+      </w:r>
+    </w:p>
+    <w:p>
+      <w:pPr>
+        <w:rPr>
+          <w:rFonts w:hint="default"/>
+        </w:rPr>
+      </w:pPr>
+    </w:p>
+    <w:p>
+      <w:pPr>
+        <w:rPr>
+          <w:rFonts w:hint="default"/>
+        </w:rPr>
+      </w:pPr>
+      <w:r>
+        <w:rPr>
+          <w:rFonts w:hint="default"/>
+        </w:rPr>
+        <w:br w:type="page"/>
+      </w:r>
+    </w:p>
+    <w:p>
+      <w:pPr>
+        <w:pStyle w:val="2"/>
+        <w:rPr>
+          <w:rFonts w:hint="default"/>
+        </w:rPr>
+      </w:pPr>
+      <w:r>
+        <w:rPr>
+          <w:rFonts w:hint="default"/>
+        </w:rPr>
+        <w:t>6.1 Настройка автоматического запуска тестов</w:t>
+      </w:r>
+    </w:p>
+    <w:p>
+      <w:pPr>
+        <w:rPr>
+          <w:rFonts w:hint="default"/>
+        </w:rPr>
+      </w:pPr>
+    </w:p>
+    <w:p>
+      <w:pPr>
+        <w:rPr>
+          <w:rFonts w:hint="default"/>
+        </w:rPr>
+      </w:pPr>
+      <w:r>
+        <w:rPr>
+          <w:rFonts w:hint="default"/>
+        </w:rPr>
+        <w:t>Настройка автоматического запуска тестов</w:t>
+      </w:r>
+    </w:p>
+    <w:p>
+      <w:pPr>
+        <w:pStyle w:val="3"/>
+        <w:rPr>
+          <w:rFonts w:hint="default"/>
+        </w:rPr>
+      </w:pPr>
+      <w:r>
+        <w:rPr>
+          <w:rFonts w:hint="default"/>
+        </w:rPr>
+        <w:t>Что такое CI/CD?</w:t>
+      </w:r>
+    </w:p>
+    <w:p>
+      <w:pPr>
+        <w:rPr>
+          <w:rFonts w:hint="default"/>
+        </w:rPr>
+      </w:pPr>
+      <w:r>
+        <w:rPr>
+          <w:rFonts w:hint="default"/>
+        </w:rPr>
+        <w:t>CI/CD — это практика автоматизации процессов интеграции, тестирования и развёртывания приложений. Она включает:</w:t>
+      </w:r>
+    </w:p>
+    <w:p>
+      <w:pPr>
+        <w:rPr>
+          <w:rFonts w:hint="default"/>
+        </w:rPr>
+      </w:pPr>
+      <w:r>
+        <w:rPr>
+          <w:rFonts w:hint="default"/>
+          <w:lang w:val="en-US"/>
+        </w:rPr>
+        <w:t xml:space="preserve">- </w:t>
+      </w:r>
+      <w:r>
+        <w:rPr>
+          <w:rFonts w:hint="default"/>
+        </w:rPr>
+        <w:t>Continuous Integration (CI): Автоматическая сборка и тестирование кода при каждом изменении.</w:t>
+      </w:r>
+    </w:p>
+    <w:p>
+      <w:pPr>
+        <w:rPr>
+          <w:rFonts w:hint="default"/>
+        </w:rPr>
+      </w:pPr>
+      <w:r>
+        <w:rPr>
+          <w:rFonts w:hint="default"/>
+          <w:lang w:val="en-US"/>
+        </w:rPr>
+        <w:t xml:space="preserve">- </w:t>
+      </w:r>
+      <w:r>
+        <w:rPr>
+          <w:rFonts w:hint="default"/>
+        </w:rPr>
+        <w:t>Continuous Deployment (CD): Автоматическое развёртывание приложения после успешного тестирования.</w:t>
+      </w:r>
+    </w:p>
+    <w:p>
+      <w:pPr>
+        <w:rPr>
+          <w:rFonts w:hint="default"/>
+        </w:rPr>
+      </w:pPr>
+    </w:p>
+    <w:p>
+      <w:pPr>
+        <w:pStyle w:val="3"/>
+        <w:rPr>
+          <w:rFonts w:hint="default"/>
+        </w:rPr>
+      </w:pPr>
+      <w:r>
+        <w:rPr>
+          <w:rFonts w:hint="default"/>
+        </w:rPr>
+        <w:t>Зачем интегрировать тесты в CI/CD</w:t>
+      </w:r>
+    </w:p>
+    <w:p>
+      <w:pPr>
+        <w:rPr>
+          <w:rFonts w:hint="default"/>
+        </w:rPr>
+      </w:pPr>
+      <w:r>
+        <w:rPr>
+          <w:rFonts w:hint="default"/>
+          <w:lang w:val="en-US"/>
+        </w:rPr>
+        <w:t xml:space="preserve">- </w:t>
+      </w:r>
+      <w:r>
+        <w:rPr>
+          <w:rFonts w:hint="default"/>
+        </w:rPr>
+        <w:t>Раннее обнаружение ошибок: Тесты запускаются автоматически при каждом изменении кода.</w:t>
+      </w:r>
+    </w:p>
+    <w:p>
+      <w:pPr>
+        <w:rPr>
+          <w:rFonts w:hint="default"/>
+        </w:rPr>
+      </w:pPr>
+      <w:r>
+        <w:rPr>
+          <w:rFonts w:hint="default"/>
+          <w:lang w:val="en-US"/>
+        </w:rPr>
+        <w:t xml:space="preserve">- </w:t>
+      </w:r>
+      <w:r>
+        <w:rPr>
+          <w:rFonts w:hint="default"/>
+        </w:rPr>
+        <w:t>Стабильность приложения: Убедиться, что новые изменения не ломают существующий функционал.</w:t>
+      </w:r>
+    </w:p>
+    <w:p>
+      <w:pPr>
+        <w:rPr>
+          <w:rFonts w:hint="default"/>
+        </w:rPr>
+      </w:pPr>
+      <w:r>
+        <w:rPr>
+          <w:rFonts w:hint="default"/>
+          <w:lang w:val="en-US"/>
+        </w:rPr>
+        <w:t xml:space="preserve">- </w:t>
+      </w:r>
+      <w:r>
+        <w:rPr>
+          <w:rFonts w:hint="default"/>
+        </w:rPr>
+        <w:t>Экономия времени: Автоматизация рутинных задач.</w:t>
+      </w:r>
+    </w:p>
+    <w:p>
+      <w:pPr>
+        <w:rPr>
+          <w:rFonts w:hint="default"/>
+        </w:rPr>
+      </w:pPr>
+    </w:p>
+    <w:p>
+      <w:pPr>
+        <w:pStyle w:val="3"/>
+        <w:rPr>
+          <w:rFonts w:hint="default"/>
+        </w:rPr>
+      </w:pPr>
+      <w:r>
+        <w:rPr>
+          <w:rFonts w:hint="default"/>
+        </w:rPr>
+        <w:t>Популярные инструменты CI/CD</w:t>
+      </w:r>
+    </w:p>
+    <w:p>
+      <w:pPr>
+        <w:rPr>
+          <w:rFonts w:hint="default"/>
+        </w:rPr>
+      </w:pPr>
+      <w:r>
+        <w:rPr>
+          <w:rFonts w:hint="default"/>
+          <w:lang w:val="en-US"/>
+        </w:rPr>
+        <w:t xml:space="preserve">- </w:t>
+      </w:r>
+      <w:r>
+        <w:rPr>
+          <w:rFonts w:hint="default"/>
+          <w:b/>
+          <w:bCs/>
+        </w:rPr>
+        <w:t>Jenkins</w:t>
+      </w:r>
+      <w:r>
+        <w:rPr>
+          <w:rFonts w:hint="default"/>
+        </w:rPr>
+        <w:t>: Гибкий и мощный инструмент с поддержкой плагинов.</w:t>
+      </w:r>
+    </w:p>
+    <w:p>
+      <w:pPr>
+        <w:rPr>
+          <w:rFonts w:hint="default"/>
+        </w:rPr>
+      </w:pPr>
+      <w:r>
+        <w:rPr>
+          <w:rFonts w:hint="default"/>
+          <w:lang w:val="en-US"/>
+        </w:rPr>
+        <w:t xml:space="preserve">- </w:t>
+      </w:r>
+      <w:r>
+        <w:rPr>
+          <w:rFonts w:hint="default"/>
+          <w:b/>
+          <w:bCs/>
+        </w:rPr>
+        <w:t>GitLab CI:</w:t>
+      </w:r>
+      <w:r>
+        <w:rPr>
+          <w:rFonts w:hint="default"/>
+        </w:rPr>
+        <w:t xml:space="preserve"> Встроенный CI/CD в GitLab.</w:t>
+      </w:r>
+    </w:p>
+    <w:p>
+      <w:pPr>
+        <w:rPr>
+          <w:rFonts w:hint="default"/>
+        </w:rPr>
+      </w:pPr>
+      <w:r>
+        <w:rPr>
+          <w:rFonts w:hint="default"/>
+          <w:lang w:val="en-US"/>
+        </w:rPr>
+        <w:t xml:space="preserve">- </w:t>
+      </w:r>
+      <w:r>
+        <w:rPr>
+          <w:rFonts w:hint="default"/>
+          <w:b/>
+          <w:bCs/>
+        </w:rPr>
+        <w:t>GitHub Actions</w:t>
+      </w:r>
+      <w:r>
+        <w:rPr>
+          <w:rFonts w:hint="default"/>
+        </w:rPr>
+        <w:t>: Интеграция CI/CD прямо в GitHub.</w:t>
+      </w:r>
+    </w:p>
+    <w:p>
+      <w:pPr>
+        <w:rPr>
+          <w:rFonts w:hint="default"/>
+        </w:rPr>
+      </w:pPr>
+      <w:r>
+        <w:rPr>
+          <w:rFonts w:hint="default"/>
+          <w:lang w:val="en-US"/>
+        </w:rPr>
+        <w:t xml:space="preserve">- </w:t>
+      </w:r>
+      <w:r>
+        <w:rPr>
+          <w:rFonts w:hint="default"/>
+          <w:b/>
+          <w:bCs/>
+        </w:rPr>
+        <w:t>CircleCI</w:t>
+      </w:r>
+      <w:r>
+        <w:rPr>
+          <w:rFonts w:hint="default"/>
+        </w:rPr>
+        <w:t>: Облачный CI/CD с простой настройкой.</w:t>
+      </w:r>
+    </w:p>
+    <w:p>
+      <w:pPr>
+        <w:rPr>
+          <w:rFonts w:hint="default"/>
+        </w:rPr>
+      </w:pPr>
+    </w:p>
+    <w:p>
+      <w:pPr>
+        <w:rPr>
+          <w:rFonts w:hint="default"/>
+        </w:rPr>
+      </w:pPr>
+    </w:p>
+    <w:p>
+      <w:pPr>
+        <w:pStyle w:val="3"/>
+        <w:rPr>
+          <w:rFonts w:hint="default"/>
+        </w:rPr>
+      </w:pPr>
+      <w:r>
+        <w:rPr>
+          <w:rFonts w:hint="default"/>
+        </w:rPr>
+        <w:t>Подготовка тестов</w:t>
+      </w:r>
+    </w:p>
+    <w:p>
+      <w:pPr>
+        <w:rPr>
+          <w:rFonts w:hint="default"/>
+        </w:rPr>
+      </w:pPr>
+      <w:r>
+        <w:rPr>
+          <w:rFonts w:hint="default"/>
+        </w:rPr>
+        <w:t>Перед интеграцией с CI/CD убедитесь, что:</w:t>
+      </w:r>
+    </w:p>
+    <w:p>
+      <w:pPr>
+        <w:rPr>
+          <w:rFonts w:hint="default"/>
+        </w:rPr>
+      </w:pPr>
+    </w:p>
+    <w:p>
+      <w:pPr>
+        <w:rPr>
+          <w:rFonts w:hint="default"/>
+        </w:rPr>
+      </w:pPr>
+      <w:r>
+        <w:rPr>
+          <w:rFonts w:hint="default"/>
+          <w:lang w:val="en-US"/>
+        </w:rPr>
+        <w:t xml:space="preserve">1. </w:t>
+      </w:r>
+      <w:r>
+        <w:rPr>
+          <w:rFonts w:hint="default"/>
+        </w:rPr>
+        <w:t>Тесты написаны и работают локально.</w:t>
+      </w:r>
+    </w:p>
+    <w:p>
+      <w:pPr>
+        <w:rPr>
+          <w:rFonts w:hint="default"/>
+        </w:rPr>
+      </w:pPr>
+      <w:r>
+        <w:rPr>
+          <w:rFonts w:hint="default"/>
+          <w:lang w:val="en-US"/>
+        </w:rPr>
+        <w:t xml:space="preserve">2. </w:t>
+      </w:r>
+      <w:r>
+        <w:rPr>
+          <w:rFonts w:hint="default"/>
+        </w:rPr>
+        <w:t>Тесты могут запускаться через командную строку (например, с помощью pytest).</w:t>
+      </w:r>
+    </w:p>
+    <w:p>
+      <w:pPr>
+        <w:rPr>
+          <w:rFonts w:hint="default"/>
+        </w:rPr>
+      </w:pPr>
+      <w:r>
+        <w:rPr>
+          <w:rFonts w:hint="default"/>
+          <w:lang w:val="en-US"/>
+        </w:rPr>
+        <w:t xml:space="preserve">3. </w:t>
+      </w:r>
+      <w:r>
+        <w:rPr>
+          <w:rFonts w:hint="default"/>
+        </w:rPr>
+        <w:t>Все зависимости указаны в файле requirements.txt.</w:t>
+      </w:r>
+    </w:p>
+    <w:p>
+      <w:pPr>
+        <w:rPr>
+          <w:rFonts w:hint="default"/>
+        </w:rPr>
+      </w:pPr>
+    </w:p>
+    <w:p>
+      <w:pPr>
+        <w:rPr>
+          <w:rFonts w:hint="default"/>
+        </w:rPr>
+      </w:pPr>
+      <w:r>
+        <w:rPr>
+          <w:rFonts w:hint="default"/>
+        </w:rPr>
+        <w:t>Пример структуры проекта:</w:t>
+      </w:r>
+    </w:p>
+    <w:p>
+      <w:pPr>
+        <w:rPr>
+          <w:rFonts w:hint="default"/>
+        </w:rPr>
+      </w:pPr>
+    </w:p>
+    <w:p>
+      <w:pPr>
+        <w:rPr>
+          <w:rFonts w:hint="default"/>
+        </w:rPr>
+      </w:pPr>
+      <w:r>
+        <w:rPr>
+          <w:rFonts w:hint="default"/>
+        </w:rPr>
+        <w:t>my_project/</w:t>
+      </w:r>
+    </w:p>
+    <w:p>
+      <w:pPr>
+        <w:rPr>
+          <w:rFonts w:hint="default"/>
+        </w:rPr>
+      </w:pPr>
+      <w:r>
+        <w:rPr>
+          <w:rFonts w:hint="default"/>
+        </w:rPr>
+        <w:t>├── tests/</w:t>
+      </w:r>
+    </w:p>
+    <w:p>
+      <w:pPr>
+        <w:rPr>
+          <w:rFonts w:hint="default"/>
+        </w:rPr>
+      </w:pPr>
+      <w:r>
+        <w:rPr>
+          <w:rFonts w:hint="default"/>
+        </w:rPr>
+        <w:t>│   ├── test_sample.py</w:t>
+      </w:r>
+    </w:p>
+    <w:p>
+      <w:pPr>
+        <w:rPr>
+          <w:rFonts w:hint="default"/>
+        </w:rPr>
+      </w:pPr>
+      <w:r>
+        <w:rPr>
+          <w:rFonts w:hint="default"/>
+        </w:rPr>
+        <w:t>├── requirements.txt</w:t>
+      </w:r>
+    </w:p>
+    <w:p>
+      <w:pPr>
+        <w:rPr>
+          <w:rFonts w:hint="default"/>
+        </w:rPr>
+      </w:pPr>
+    </w:p>
+    <w:p>
+      <w:pPr>
+        <w:rPr>
+          <w:rFonts w:hint="default"/>
+        </w:rPr>
+      </w:pPr>
+      <w:r>
+        <w:rPr>
+          <w:rFonts w:hint="default"/>
+        </w:rPr>
+        <w:t xml:space="preserve">                  </w:t>
+      </w:r>
+    </w:p>
+    <w:p>
+      <w:pPr>
+        <w:rPr>
+          <w:rFonts w:hint="default"/>
+          <w:b/>
+          <w:bCs/>
+        </w:rPr>
+      </w:pPr>
+      <w:r>
+        <w:rPr>
+          <w:rFonts w:hint="default"/>
+          <w:b/>
+          <w:bCs/>
+        </w:rPr>
+        <w:t>Файл requirements.txt:</w:t>
+      </w:r>
+    </w:p>
+    <w:p>
+      <w:pPr>
+        <w:rPr>
+          <w:rFonts w:hint="default"/>
+        </w:rPr>
+      </w:pPr>
+    </w:p>
+    <w:p>
+      <w:pPr>
+        <w:rPr>
+          <w:rFonts w:hint="default"/>
+        </w:rPr>
+      </w:pPr>
+      <w:r>
+        <w:rPr>
+          <w:rFonts w:hint="default"/>
+        </w:rPr>
+        <w:t>pytest</w:t>
+      </w:r>
+    </w:p>
+    <w:p>
+      <w:pPr>
+        <w:rPr>
+          <w:rFonts w:hint="default"/>
+        </w:rPr>
+      </w:pPr>
+      <w:r>
+        <w:rPr>
+          <w:rFonts w:hint="default"/>
+        </w:rPr>
+        <w:t>selenium</w:t>
+      </w:r>
+    </w:p>
+    <w:p>
+      <w:pPr>
+        <w:rPr>
+          <w:rFonts w:hint="default"/>
+        </w:rPr>
+      </w:pPr>
+    </w:p>
+    <w:p>
+      <w:pPr>
+        <w:rPr>
+          <w:rFonts w:hint="default"/>
+        </w:rPr>
+      </w:pPr>
+    </w:p>
+    <w:p>
+      <w:pPr>
+        <w:pStyle w:val="3"/>
+        <w:rPr>
+          <w:rFonts w:hint="default"/>
+        </w:rPr>
+      </w:pPr>
+      <w:r>
+        <w:rPr>
+          <w:rFonts w:hint="default"/>
+        </w:rPr>
+        <w:t>Настройка CI/CD (на примере GitHub Actions)</w:t>
+      </w:r>
+    </w:p>
+    <w:p>
+      <w:pPr>
+        <w:rPr>
+          <w:rFonts w:hint="default"/>
+          <w:b/>
+          <w:bCs/>
+        </w:rPr>
+      </w:pPr>
+      <w:r>
+        <w:rPr>
+          <w:rFonts w:hint="default"/>
+          <w:b/>
+          <w:bCs/>
+        </w:rPr>
+        <w:t>1. Создание workflow-файла</w:t>
+      </w:r>
+    </w:p>
+    <w:p>
+      <w:pPr>
+        <w:rPr>
+          <w:rFonts w:hint="default"/>
+        </w:rPr>
+      </w:pPr>
+      <w:r>
+        <w:rPr>
+          <w:rFonts w:hint="default"/>
+        </w:rPr>
+        <w:t>В корне вашего репозитория создайте папку .github/workflows и добавьте файл ci.yml:</w:t>
+      </w:r>
+    </w:p>
+    <w:p>
+      <w:pPr>
+        <w:rPr>
+          <w:rFonts w:hint="default"/>
+        </w:rPr>
+      </w:pPr>
+    </w:p>
+    <w:p>
+      <w:pPr>
+        <w:rPr>
+          <w:rFonts w:hint="default"/>
+          <w:b/>
+          <w:bCs/>
+        </w:rPr>
+      </w:pPr>
+      <w:r>
+        <w:rPr>
+          <w:rFonts w:hint="default"/>
+          <w:b/>
+          <w:bCs/>
+        </w:rPr>
+        <w:t>name: CI Tests</w:t>
+      </w:r>
+    </w:p>
+    <w:p>
+      <w:pPr>
+        <w:rPr>
+          <w:rFonts w:hint="default"/>
+        </w:rPr>
+      </w:pPr>
+    </w:p>
+    <w:p>
+      <w:pPr>
+        <w:rPr>
+          <w:rFonts w:hint="default"/>
+          <w:b/>
+          <w:bCs/>
+        </w:rPr>
+      </w:pPr>
+      <w:r>
+        <w:rPr>
+          <w:rFonts w:hint="default"/>
+          <w:b/>
+          <w:bCs/>
+        </w:rPr>
+        <w:t>on:</w:t>
+      </w:r>
+    </w:p>
+    <w:p>
+      <w:pPr>
+        <w:rPr>
+          <w:rFonts w:hint="default"/>
+        </w:rPr>
+      </w:pPr>
+      <w:r>
+        <w:rPr>
+          <w:rFonts w:hint="default"/>
+        </w:rPr>
+        <w:t xml:space="preserve">  push:</w:t>
+      </w:r>
+    </w:p>
+    <w:p>
+      <w:pPr>
+        <w:rPr>
+          <w:rFonts w:hint="default"/>
+        </w:rPr>
+      </w:pPr>
+      <w:r>
+        <w:rPr>
+          <w:rFonts w:hint="default"/>
+        </w:rPr>
+        <w:t xml:space="preserve">    branches:</w:t>
+      </w:r>
+    </w:p>
+    <w:p>
+      <w:pPr>
+        <w:rPr>
+          <w:rFonts w:hint="default"/>
+        </w:rPr>
+      </w:pPr>
+      <w:r>
+        <w:rPr>
+          <w:rFonts w:hint="default"/>
+        </w:rPr>
+        <w:t xml:space="preserve">      - main</w:t>
+      </w:r>
+    </w:p>
+    <w:p>
+      <w:pPr>
+        <w:rPr>
+          <w:rFonts w:hint="default"/>
+        </w:rPr>
+      </w:pPr>
+      <w:r>
+        <w:rPr>
+          <w:rFonts w:hint="default"/>
+        </w:rPr>
+        <w:t xml:space="preserve">  pull_request:</w:t>
+      </w:r>
+    </w:p>
+    <w:p>
+      <w:pPr>
+        <w:rPr>
+          <w:rFonts w:hint="default"/>
+        </w:rPr>
+      </w:pPr>
+      <w:r>
+        <w:rPr>
+          <w:rFonts w:hint="default"/>
+        </w:rPr>
+        <w:t xml:space="preserve">    branches:</w:t>
+      </w:r>
+    </w:p>
+    <w:p>
+      <w:pPr>
+        <w:rPr>
+          <w:rFonts w:hint="default"/>
+        </w:rPr>
+      </w:pPr>
+      <w:r>
+        <w:rPr>
+          <w:rFonts w:hint="default"/>
+        </w:rPr>
+        <w:t xml:space="preserve">      - main</w:t>
+      </w:r>
+    </w:p>
+    <w:p>
+      <w:pPr>
+        <w:rPr>
+          <w:rFonts w:hint="default"/>
+        </w:rPr>
+      </w:pPr>
+    </w:p>
+    <w:p>
+      <w:pPr>
+        <w:rPr>
+          <w:rFonts w:hint="default"/>
+          <w:b/>
+          <w:bCs/>
+        </w:rPr>
+      </w:pPr>
+      <w:r>
+        <w:rPr>
+          <w:rFonts w:hint="default"/>
+          <w:b/>
+          <w:bCs/>
+        </w:rPr>
+        <w:t>jobs:</w:t>
+      </w:r>
+    </w:p>
+    <w:p>
+      <w:pPr>
+        <w:rPr>
+          <w:rFonts w:hint="default"/>
+          <w:b/>
+          <w:bCs/>
+        </w:rPr>
+      </w:pPr>
+      <w:r>
+        <w:rPr>
+          <w:rFonts w:hint="default"/>
+          <w:b/>
+          <w:bCs/>
+        </w:rPr>
+        <w:t xml:space="preserve">  test:</w:t>
+      </w:r>
+    </w:p>
+    <w:p>
+      <w:pPr>
+        <w:rPr>
+          <w:rFonts w:hint="default"/>
+        </w:rPr>
+      </w:pPr>
+      <w:r>
+        <w:rPr>
+          <w:rFonts w:hint="default"/>
+        </w:rPr>
+        <w:t xml:space="preserve">    runs-on: ubuntu-latest</w:t>
+      </w:r>
+    </w:p>
+    <w:p>
+      <w:pPr>
+        <w:rPr>
+          <w:rFonts w:hint="default"/>
+        </w:rPr>
+      </w:pPr>
+    </w:p>
+    <w:p>
+      <w:pPr>
+        <w:rPr>
+          <w:rFonts w:hint="default"/>
+          <w:b/>
+          <w:bCs/>
+        </w:rPr>
+      </w:pPr>
+      <w:r>
+        <w:rPr>
+          <w:rFonts w:hint="default"/>
+          <w:b/>
+          <w:bCs/>
+        </w:rPr>
+        <w:t xml:space="preserve">    steps:</w:t>
+      </w:r>
+    </w:p>
+    <w:p>
+      <w:pPr>
+        <w:rPr>
+          <w:rFonts w:hint="default"/>
+        </w:rPr>
+      </w:pPr>
+      <w:r>
+        <w:rPr>
+          <w:rFonts w:hint="default"/>
+        </w:rPr>
+        <w:t xml:space="preserve">      - name: Checkout code</w:t>
+      </w:r>
+    </w:p>
+    <w:p>
+      <w:pPr>
+        <w:rPr>
+          <w:rFonts w:hint="default"/>
+        </w:rPr>
+      </w:pPr>
+      <w:r>
+        <w:rPr>
+          <w:rFonts w:hint="default"/>
+        </w:rPr>
+        <w:t xml:space="preserve">        uses: actions/checkout@v2</w:t>
+      </w:r>
+    </w:p>
+    <w:p>
+      <w:pPr>
+        <w:rPr>
+          <w:rFonts w:hint="default"/>
+        </w:rPr>
+      </w:pPr>
+    </w:p>
+    <w:p>
+      <w:pPr>
+        <w:rPr>
+          <w:rFonts w:hint="default"/>
+        </w:rPr>
+      </w:pPr>
+      <w:r>
+        <w:rPr>
+          <w:rFonts w:hint="default"/>
+        </w:rPr>
+        <w:t xml:space="preserve">      - name: Set up Python</w:t>
+      </w:r>
+    </w:p>
+    <w:p>
+      <w:pPr>
+        <w:rPr>
+          <w:rFonts w:hint="default"/>
+        </w:rPr>
+      </w:pPr>
+      <w:r>
+        <w:rPr>
+          <w:rFonts w:hint="default"/>
+        </w:rPr>
+        <w:t xml:space="preserve">        uses: actions/setup-python@v2</w:t>
+      </w:r>
+    </w:p>
+    <w:p>
+      <w:pPr>
+        <w:rPr>
+          <w:rFonts w:hint="default"/>
+        </w:rPr>
+      </w:pPr>
+      <w:r>
+        <w:rPr>
+          <w:rFonts w:hint="default"/>
+        </w:rPr>
+        <w:t xml:space="preserve">        with:</w:t>
+      </w:r>
+    </w:p>
+    <w:p>
+      <w:pPr>
+        <w:rPr>
+          <w:rFonts w:hint="default"/>
+        </w:rPr>
+      </w:pPr>
+      <w:r>
+        <w:rPr>
+          <w:rFonts w:hint="default"/>
+        </w:rPr>
+        <w:t xml:space="preserve">          python-version: '3.9'</w:t>
+      </w:r>
+    </w:p>
+    <w:p>
+      <w:pPr>
+        <w:rPr>
+          <w:rFonts w:hint="default"/>
+        </w:rPr>
+      </w:pPr>
+    </w:p>
+    <w:p>
+      <w:pPr>
+        <w:rPr>
+          <w:rFonts w:hint="default"/>
+        </w:rPr>
+      </w:pPr>
+      <w:r>
+        <w:rPr>
+          <w:rFonts w:hint="default"/>
+        </w:rPr>
+        <w:t xml:space="preserve">      - name: Install dependencies</w:t>
+      </w:r>
+    </w:p>
+    <w:p>
+      <w:pPr>
+        <w:rPr>
+          <w:rFonts w:hint="default"/>
+        </w:rPr>
+      </w:pPr>
+      <w:r>
+        <w:rPr>
+          <w:rFonts w:hint="default"/>
+        </w:rPr>
+        <w:t xml:space="preserve">        run: |</w:t>
+      </w:r>
+    </w:p>
+    <w:p>
+      <w:pPr>
+        <w:rPr>
+          <w:rFonts w:hint="default"/>
+        </w:rPr>
+      </w:pPr>
+      <w:r>
+        <w:rPr>
+          <w:rFonts w:hint="default"/>
+        </w:rPr>
+        <w:t xml:space="preserve">          python -m pip install --upgrade pip</w:t>
+      </w:r>
+    </w:p>
+    <w:p>
+      <w:pPr>
+        <w:rPr>
+          <w:rFonts w:hint="default"/>
+        </w:rPr>
+      </w:pPr>
+      <w:r>
+        <w:rPr>
+          <w:rFonts w:hint="default"/>
+        </w:rPr>
+        <w:t xml:space="preserve">          pip install -r requirements.txt</w:t>
+      </w:r>
+    </w:p>
+    <w:p>
+      <w:pPr>
+        <w:rPr>
+          <w:rFonts w:hint="default"/>
+        </w:rPr>
+      </w:pPr>
+    </w:p>
+    <w:p>
+      <w:pPr>
+        <w:rPr>
+          <w:rFonts w:hint="default"/>
+        </w:rPr>
+      </w:pPr>
+      <w:r>
+        <w:rPr>
+          <w:rFonts w:hint="default"/>
+        </w:rPr>
+        <w:t xml:space="preserve">      - name: Run tests</w:t>
+      </w:r>
+    </w:p>
+    <w:p>
+      <w:pPr>
+        <w:rPr>
+          <w:rFonts w:hint="default"/>
+        </w:rPr>
+      </w:pPr>
+      <w:r>
+        <w:rPr>
+          <w:rFonts w:hint="default"/>
+        </w:rPr>
+        <w:t xml:space="preserve">        run: pytest</w:t>
+      </w:r>
+    </w:p>
+    <w:p>
+      <w:pPr>
+        <w:rPr>
+          <w:rFonts w:hint="default"/>
+        </w:rPr>
+      </w:pPr>
+    </w:p>
+    <w:p>
+      <w:pPr>
+        <w:rPr>
+          <w:rFonts w:hint="default"/>
+        </w:rPr>
+      </w:pPr>
+      <w:r>
+        <w:rPr>
+          <w:rFonts w:hint="default"/>
+        </w:rPr>
+        <w:t xml:space="preserve">                  </w:t>
+      </w:r>
+    </w:p>
+    <w:p>
+      <w:pPr>
+        <w:rPr>
+          <w:rFonts w:hint="default"/>
+          <w:b/>
+          <w:bCs/>
+        </w:rPr>
+      </w:pPr>
+      <w:r>
+        <w:rPr>
+          <w:rFonts w:hint="default"/>
+          <w:b/>
+          <w:bCs/>
+        </w:rPr>
+        <w:t>2. Объяснение workflow-файла</w:t>
+      </w:r>
+    </w:p>
+    <w:p>
+      <w:pPr>
+        <w:rPr>
+          <w:rFonts w:hint="default"/>
+        </w:rPr>
+      </w:pPr>
+      <w:r>
+        <w:rPr>
+          <w:rFonts w:hint="default"/>
+        </w:rPr>
+        <w:t>on: Указывает, когда запускать workflow (при пуше в ветку main или создании pull request).</w:t>
+      </w:r>
+    </w:p>
+    <w:p>
+      <w:pPr>
+        <w:rPr>
+          <w:rFonts w:hint="default"/>
+        </w:rPr>
+      </w:pPr>
+    </w:p>
+    <w:p>
+      <w:pPr>
+        <w:rPr>
+          <w:rFonts w:hint="default"/>
+        </w:rPr>
+      </w:pPr>
+      <w:r>
+        <w:rPr>
+          <w:rFonts w:hint="default"/>
+        </w:rPr>
+        <w:t>jobs: Определяет задачи, которые будут выполнены.</w:t>
+      </w:r>
+    </w:p>
+    <w:p>
+      <w:pPr>
+        <w:rPr>
+          <w:rFonts w:hint="default"/>
+        </w:rPr>
+      </w:pPr>
+    </w:p>
+    <w:p>
+      <w:pPr>
+        <w:rPr>
+          <w:rFonts w:hint="default"/>
+        </w:rPr>
+      </w:pPr>
+      <w:r>
+        <w:rPr>
+          <w:rFonts w:hint="default"/>
+        </w:rPr>
+        <w:t>test: Задача для запуска тестов.</w:t>
+      </w:r>
+    </w:p>
+    <w:p>
+      <w:pPr>
+        <w:rPr>
+          <w:rFonts w:hint="default"/>
+        </w:rPr>
+      </w:pPr>
+    </w:p>
+    <w:p>
+      <w:pPr>
+        <w:rPr>
+          <w:rFonts w:hint="default"/>
+        </w:rPr>
+      </w:pPr>
+      <w:r>
+        <w:rPr>
+          <w:rFonts w:hint="default"/>
+        </w:rPr>
+        <w:t>runs-on: ОС, на которой будут запущены тесты (например, ubuntu-latest).</w:t>
+      </w:r>
+    </w:p>
+    <w:p>
+      <w:pPr>
+        <w:rPr>
+          <w:rFonts w:hint="default"/>
+        </w:rPr>
+      </w:pPr>
+    </w:p>
+    <w:p>
+      <w:pPr>
+        <w:rPr>
+          <w:rFonts w:hint="default"/>
+        </w:rPr>
+      </w:pPr>
+      <w:r>
+        <w:rPr>
+          <w:rFonts w:hint="default"/>
+        </w:rPr>
+        <w:t>steps: Шаги, которые выполняются в рамках задачи.</w:t>
+      </w:r>
+    </w:p>
+    <w:p>
+      <w:pPr>
+        <w:rPr>
+          <w:rFonts w:hint="default"/>
+        </w:rPr>
+      </w:pPr>
+    </w:p>
+    <w:p>
+      <w:pPr>
+        <w:rPr>
+          <w:rFonts w:hint="default"/>
+        </w:rPr>
+      </w:pPr>
+      <w:r>
+        <w:rPr>
+          <w:rFonts w:hint="default"/>
+        </w:rPr>
+        <w:t>Checkout code: Клонирование репозитория.</w:t>
+      </w:r>
+    </w:p>
+    <w:p>
+      <w:pPr>
+        <w:rPr>
+          <w:rFonts w:hint="default"/>
+        </w:rPr>
+      </w:pPr>
+    </w:p>
+    <w:p>
+      <w:pPr>
+        <w:rPr>
+          <w:rFonts w:hint="default"/>
+        </w:rPr>
+      </w:pPr>
+      <w:r>
+        <w:rPr>
+          <w:rFonts w:hint="default"/>
+        </w:rPr>
+        <w:t>Set up Python: Установка Python.</w:t>
+      </w:r>
+    </w:p>
+    <w:p>
+      <w:pPr>
+        <w:rPr>
+          <w:rFonts w:hint="default"/>
+        </w:rPr>
+      </w:pPr>
+    </w:p>
+    <w:p>
+      <w:pPr>
+        <w:rPr>
+          <w:rFonts w:hint="default"/>
+        </w:rPr>
+      </w:pPr>
+      <w:r>
+        <w:rPr>
+          <w:rFonts w:hint="default"/>
+        </w:rPr>
+        <w:t>Install dependencies: Установка зависимостей из requirements.txt.</w:t>
+      </w:r>
+    </w:p>
+    <w:p>
+      <w:pPr>
+        <w:rPr>
+          <w:rFonts w:hint="default"/>
+        </w:rPr>
+      </w:pPr>
+    </w:p>
+    <w:p>
+      <w:pPr>
+        <w:rPr>
+          <w:rFonts w:hint="default"/>
+        </w:rPr>
+      </w:pPr>
+      <w:r>
+        <w:rPr>
+          <w:rFonts w:hint="default"/>
+        </w:rPr>
+        <w:t>Run tests: Запуск тестов с помощью pytest.</w:t>
+      </w:r>
+    </w:p>
+    <w:p>
+      <w:pPr>
+        <w:rPr>
+          <w:rFonts w:hint="default"/>
+        </w:rPr>
+      </w:pPr>
+    </w:p>
+    <w:p>
+      <w:pPr>
+        <w:rPr>
+          <w:rFonts w:hint="default"/>
+        </w:rPr>
+      </w:pPr>
+    </w:p>
+    <w:p>
+      <w:pPr>
+        <w:pStyle w:val="3"/>
+        <w:rPr>
+          <w:rFonts w:hint="default"/>
+        </w:rPr>
+      </w:pPr>
+      <w:r>
+        <w:rPr>
+          <w:rFonts w:hint="default"/>
+        </w:rPr>
+        <w:t>Запуск тестов в CI/CD</w:t>
+      </w:r>
+    </w:p>
+    <w:p>
+      <w:pPr>
+        <w:rPr>
+          <w:rFonts w:hint="default"/>
+        </w:rPr>
+      </w:pPr>
+      <w:r>
+        <w:rPr>
+          <w:rFonts w:hint="default"/>
+          <w:lang w:val="en-US"/>
+        </w:rPr>
+        <w:t xml:space="preserve">1. </w:t>
+      </w:r>
+      <w:r>
+        <w:rPr>
+          <w:rFonts w:hint="default"/>
+        </w:rPr>
+        <w:t>Запушите изменения в репозиторий.</w:t>
+      </w:r>
+    </w:p>
+    <w:p>
+      <w:pPr>
+        <w:rPr>
+          <w:rFonts w:hint="default"/>
+        </w:rPr>
+      </w:pPr>
+    </w:p>
+    <w:p>
+      <w:pPr>
+        <w:rPr>
+          <w:rFonts w:hint="default"/>
+        </w:rPr>
+      </w:pPr>
+      <w:r>
+        <w:rPr>
+          <w:rFonts w:hint="default"/>
+          <w:lang w:val="en-US"/>
+        </w:rPr>
+        <w:t xml:space="preserve">2. </w:t>
+      </w:r>
+      <w:r>
+        <w:rPr>
+          <w:rFonts w:hint="default"/>
+        </w:rPr>
+        <w:t>Перейдите в раздел Actions вашего репозитория на GitHub.</w:t>
+      </w:r>
+    </w:p>
+    <w:p>
+      <w:pPr>
+        <w:rPr>
+          <w:rFonts w:hint="default"/>
+        </w:rPr>
+      </w:pPr>
+    </w:p>
+    <w:p>
+      <w:pPr>
+        <w:rPr>
+          <w:rFonts w:hint="default"/>
+        </w:rPr>
+      </w:pPr>
+      <w:r>
+        <w:rPr>
+          <w:rFonts w:hint="default"/>
+          <w:lang w:val="en-US"/>
+        </w:rPr>
+        <w:t xml:space="preserve">3. </w:t>
+      </w:r>
+      <w:bookmarkStart w:id="26" w:name="_GoBack"/>
+      <w:bookmarkEnd w:id="26"/>
+      <w:r>
+        <w:rPr>
+          <w:rFonts w:hint="default"/>
+        </w:rPr>
+        <w:t>Убедитесь, что workflow запустился и тесты прошли успешно.</w:t>
+      </w:r>
     </w:p>
     <w:sectPr>
       <w:pgSz w:w="11906" w:h="16838"/>
@@ -9722,7 +12624,7 @@
   <w:latentStyles w:count="260" w:defQFormat="0" w:defUnhideWhenUsed="1" w:defSemiHidden="1" w:defUIPriority="99" w:defLockedState="0">
     <w:lsdException w:qFormat="1" w:unhideWhenUsed="0" w:uiPriority="0" w:semiHidden="0" w:name="Normal"/>
     <w:lsdException w:qFormat="1" w:unhideWhenUsed="0" w:uiPriority="0" w:semiHidden="0" w:name="heading 1"/>
-    <w:lsdException w:qFormat="1" w:uiPriority="0" w:name="heading 2"/>
+    <w:lsdException w:qFormat="1" w:uiPriority="0" w:semiHidden="0" w:name="heading 2"/>
     <w:lsdException w:qFormat="1" w:uiPriority="0" w:name="heading 3"/>
     <w:lsdException w:qFormat="1" w:uiPriority="0" w:name="heading 4"/>
     <w:lsdException w:qFormat="1" w:uiPriority="0" w:name="heading 5"/>
@@ -9739,14 +12641,14 @@
     <w:lsdException w:unhideWhenUsed="0" w:uiPriority="0" w:semiHidden="0" w:name="index 7"/>
     <w:lsdException w:unhideWhenUsed="0" w:uiPriority="0" w:semiHidden="0" w:name="index 8"/>
     <w:lsdException w:unhideWhenUsed="0" w:uiPriority="0" w:semiHidden="0" w:name="index 9"/>
-    <w:lsdException w:unhideWhenUsed="0" w:uiPriority="0" w:semiHidden="0" w:name="toc 1"/>
+    <w:lsdException w:qFormat="1" w:unhideWhenUsed="0" w:uiPriority="0" w:semiHidden="0" w:name="toc 1"/>
     <w:lsdException w:unhideWhenUsed="0" w:uiPriority="0" w:semiHidden="0" w:name="toc 2"/>
     <w:lsdException w:unhideWhenUsed="0" w:uiPriority="0" w:semiHidden="0" w:name="toc 3"/>
     <w:lsdException w:unhideWhenUsed="0" w:uiPriority="0" w:semiHidden="0" w:name="toc 4"/>
     <w:lsdException w:unhideWhenUsed="0" w:uiPriority="0" w:semiHidden="0" w:name="toc 5"/>
     <w:lsdException w:unhideWhenUsed="0" w:uiPriority="0" w:semiHidden="0" w:name="toc 6"/>
-    <w:lsdException w:unhideWhenUsed="0" w:uiPriority="0" w:semiHidden="0" w:name="toc 7"/>
-    <w:lsdException w:unhideWhenUsed="0" w:uiPriority="0" w:semiHidden="0" w:name="toc 8"/>
+    <w:lsdException w:qFormat="1" w:unhideWhenUsed="0" w:uiPriority="0" w:semiHidden="0" w:name="toc 7"/>
+    <w:lsdException w:qFormat="1" w:unhideWhenUsed="0" w:uiPriority="0" w:semiHidden="0" w:name="toc 8"/>
     <w:lsdException w:unhideWhenUsed="0" w:uiPriority="0" w:semiHidden="0" w:name="toc 9"/>
     <w:lsdException w:unhideWhenUsed="0" w:uiPriority="0" w:semiHidden="0" w:name="Normal Indent"/>
     <w:lsdException w:unhideWhenUsed="0" w:uiPriority="0" w:semiHidden="0" w:name="footnote text"/>
@@ -9950,6 +12852,7 @@
     <w:name w:val="toc 8"/>
     <w:basedOn w:val="1"/>
     <w:next w:val="1"/>
+    <w:qFormat/>
     <w:uiPriority w:val="0"/>
     <w:pPr>
       <w:ind w:left="2940" w:leftChars="1400"/>
@@ -9968,6 +12871,7 @@
     <w:name w:val="toc 7"/>
     <w:basedOn w:val="1"/>
     <w:next w:val="1"/>
+    <w:qFormat/>
     <w:uiPriority w:val="0"/>
     <w:pPr>
       <w:ind w:left="2520" w:leftChars="1200"/>
@@ -9977,6 +12881,7 @@
     <w:name w:val="toc 1"/>
     <w:basedOn w:val="1"/>
     <w:next w:val="1"/>
+    <w:qFormat/>
     <w:uiPriority w:val="0"/>
   </w:style>
   <w:style w:type="paragraph" w:styleId="8">

--- a/conspect/конспект.docx
+++ b/conspect/конспект.docx
@@ -52,7 +52,7 @@
           <w:szCs w:val="32"/>
           <w:lang w:val="en-US" w:eastAsia="zh-CN" w:bidi="ar-SA"/>
         </w:rPr>
-        <w:instrText xml:space="preserve"> HYPERLINK \l _Toc14796 </w:instrText>
+        <w:instrText xml:space="preserve"> HYPERLINK \l _Toc32000 </w:instrText>
       </w:r>
       <w:r>
         <w:rPr>
@@ -102,7 +102,7 @@
           <w:szCs w:val="32"/>
           <w:lang w:val="en-US" w:eastAsia="zh-CN" w:bidi="ar-SA"/>
         </w:rPr>
-        <w:instrText xml:space="preserve"> PAGEREF _Toc14796 </w:instrText>
+        <w:instrText xml:space="preserve"> PAGEREF _Toc32000 </w:instrText>
       </w:r>
       <w:r>
         <w:rPr>
@@ -177,7 +177,7 @@
           <w:szCs w:val="32"/>
           <w:lang w:val="en-US" w:eastAsia="zh-CN" w:bidi="ar-SA"/>
         </w:rPr>
-        <w:instrText xml:space="preserve"> HYPERLINK \l _Toc20107 </w:instrText>
+        <w:instrText xml:space="preserve"> HYPERLINK \l _Toc10564 </w:instrText>
       </w:r>
       <w:r>
         <w:rPr>
@@ -227,7 +227,7 @@
           <w:szCs w:val="32"/>
           <w:lang w:val="en-US" w:eastAsia="zh-CN" w:bidi="ar-SA"/>
         </w:rPr>
-        <w:instrText xml:space="preserve"> PAGEREF _Toc20107 </w:instrText>
+        <w:instrText xml:space="preserve"> PAGEREF _Toc10564 </w:instrText>
       </w:r>
       <w:r>
         <w:rPr>
@@ -302,7 +302,7 @@
           <w:szCs w:val="32"/>
           <w:lang w:val="en-US" w:eastAsia="zh-CN" w:bidi="ar-SA"/>
         </w:rPr>
-        <w:instrText xml:space="preserve"> HYPERLINK \l _Toc1115 </w:instrText>
+        <w:instrText xml:space="preserve"> HYPERLINK \l _Toc15017 </w:instrText>
       </w:r>
       <w:r>
         <w:rPr>
@@ -352,7 +352,7 @@
           <w:szCs w:val="32"/>
           <w:lang w:val="en-US" w:eastAsia="zh-CN" w:bidi="ar-SA"/>
         </w:rPr>
-        <w:instrText xml:space="preserve"> PAGEREF _Toc1115 </w:instrText>
+        <w:instrText xml:space="preserve"> PAGEREF _Toc15017 </w:instrText>
       </w:r>
       <w:r>
         <w:rPr>
@@ -427,7 +427,7 @@
           <w:szCs w:val="32"/>
           <w:lang w:val="en-US" w:eastAsia="zh-CN" w:bidi="ar-SA"/>
         </w:rPr>
-        <w:instrText xml:space="preserve"> HYPERLINK \l _Toc24054 </w:instrText>
+        <w:instrText xml:space="preserve"> HYPERLINK \l _Toc19737 </w:instrText>
       </w:r>
       <w:r>
         <w:rPr>
@@ -477,7 +477,7 @@
           <w:szCs w:val="32"/>
           <w:lang w:val="en-US" w:eastAsia="zh-CN" w:bidi="ar-SA"/>
         </w:rPr>
-        <w:instrText xml:space="preserve"> PAGEREF _Toc24054 </w:instrText>
+        <w:instrText xml:space="preserve"> PAGEREF _Toc19737 </w:instrText>
       </w:r>
       <w:r>
         <w:rPr>
@@ -552,7 +552,7 @@
           <w:szCs w:val="32"/>
           <w:lang w:val="en-US" w:eastAsia="zh-CN" w:bidi="ar-SA"/>
         </w:rPr>
-        <w:instrText xml:space="preserve"> HYPERLINK \l _Toc6769 </w:instrText>
+        <w:instrText xml:space="preserve"> HYPERLINK \l _Toc26207 </w:instrText>
       </w:r>
       <w:r>
         <w:rPr>
@@ -602,7 +602,7 @@
           <w:szCs w:val="32"/>
           <w:lang w:val="en-US" w:eastAsia="zh-CN" w:bidi="ar-SA"/>
         </w:rPr>
-        <w:instrText xml:space="preserve"> PAGEREF _Toc6769 </w:instrText>
+        <w:instrText xml:space="preserve"> PAGEREF _Toc26207 </w:instrText>
       </w:r>
       <w:r>
         <w:rPr>
@@ -677,7 +677,7 @@
           <w:szCs w:val="32"/>
           <w:lang w:val="en-US" w:eastAsia="zh-CN" w:bidi="ar-SA"/>
         </w:rPr>
-        <w:instrText xml:space="preserve"> HYPERLINK \l _Toc6603 </w:instrText>
+        <w:instrText xml:space="preserve"> HYPERLINK \l _Toc31613 </w:instrText>
       </w:r>
       <w:r>
         <w:rPr>
@@ -727,7 +727,7 @@
           <w:szCs w:val="32"/>
           <w:lang w:val="en-US" w:eastAsia="zh-CN" w:bidi="ar-SA"/>
         </w:rPr>
-        <w:instrText xml:space="preserve"> PAGEREF _Toc6603 </w:instrText>
+        <w:instrText xml:space="preserve"> PAGEREF _Toc31613 </w:instrText>
       </w:r>
       <w:r>
         <w:rPr>
@@ -802,7 +802,7 @@
           <w:szCs w:val="32"/>
           <w:lang w:val="en-US" w:eastAsia="zh-CN" w:bidi="ar-SA"/>
         </w:rPr>
-        <w:instrText xml:space="preserve"> HYPERLINK \l _Toc2892 </w:instrText>
+        <w:instrText xml:space="preserve"> HYPERLINK \l _Toc24897 </w:instrText>
       </w:r>
       <w:r>
         <w:rPr>
@@ -852,7 +852,7 @@
           <w:szCs w:val="32"/>
           <w:lang w:val="en-US" w:eastAsia="zh-CN" w:bidi="ar-SA"/>
         </w:rPr>
-        <w:instrText xml:space="preserve"> PAGEREF _Toc2892 </w:instrText>
+        <w:instrText xml:space="preserve"> PAGEREF _Toc24897 </w:instrText>
       </w:r>
       <w:r>
         <w:rPr>
@@ -927,7 +927,7 @@
           <w:szCs w:val="32"/>
           <w:lang w:val="en-US" w:eastAsia="zh-CN" w:bidi="ar-SA"/>
         </w:rPr>
-        <w:instrText xml:space="preserve"> HYPERLINK \l _Toc32329 </w:instrText>
+        <w:instrText xml:space="preserve"> HYPERLINK \l _Toc10446 </w:instrText>
       </w:r>
       <w:r>
         <w:rPr>
@@ -977,7 +977,7 @@
           <w:szCs w:val="32"/>
           <w:lang w:val="en-US" w:eastAsia="zh-CN" w:bidi="ar-SA"/>
         </w:rPr>
-        <w:instrText xml:space="preserve"> PAGEREF _Toc32329 </w:instrText>
+        <w:instrText xml:space="preserve"> PAGEREF _Toc10446 </w:instrText>
       </w:r>
       <w:r>
         <w:rPr>
@@ -1052,7 +1052,7 @@
           <w:szCs w:val="32"/>
           <w:lang w:val="en-US" w:eastAsia="zh-CN" w:bidi="ar-SA"/>
         </w:rPr>
-        <w:instrText xml:space="preserve"> HYPERLINK \l _Toc19521 </w:instrText>
+        <w:instrText xml:space="preserve"> HYPERLINK \l _Toc28423 </w:instrText>
       </w:r>
       <w:r>
         <w:rPr>
@@ -1102,7 +1102,7 @@
           <w:szCs w:val="32"/>
           <w:lang w:val="en-US" w:eastAsia="zh-CN" w:bidi="ar-SA"/>
         </w:rPr>
-        <w:instrText xml:space="preserve"> PAGEREF _Toc19521 </w:instrText>
+        <w:instrText xml:space="preserve"> PAGEREF _Toc28423 </w:instrText>
       </w:r>
       <w:r>
         <w:rPr>
@@ -1177,7 +1177,7 @@
           <w:szCs w:val="32"/>
           <w:lang w:val="en-US" w:eastAsia="zh-CN" w:bidi="ar-SA"/>
         </w:rPr>
-        <w:instrText xml:space="preserve"> HYPERLINK \l _Toc13630 </w:instrText>
+        <w:instrText xml:space="preserve"> HYPERLINK \l _Toc28527 </w:instrText>
       </w:r>
       <w:r>
         <w:rPr>
@@ -1227,7 +1227,7 @@
           <w:szCs w:val="32"/>
           <w:lang w:val="en-US" w:eastAsia="zh-CN" w:bidi="ar-SA"/>
         </w:rPr>
-        <w:instrText xml:space="preserve"> PAGEREF _Toc13630 </w:instrText>
+        <w:instrText xml:space="preserve"> PAGEREF _Toc28527 </w:instrText>
       </w:r>
       <w:r>
         <w:rPr>
@@ -1302,7 +1302,7 @@
           <w:szCs w:val="32"/>
           <w:lang w:val="en-US" w:eastAsia="zh-CN" w:bidi="ar-SA"/>
         </w:rPr>
-        <w:instrText xml:space="preserve"> HYPERLINK \l _Toc27271 </w:instrText>
+        <w:instrText xml:space="preserve"> HYPERLINK \l _Toc14315 </w:instrText>
       </w:r>
       <w:r>
         <w:rPr>
@@ -1352,7 +1352,7 @@
           <w:szCs w:val="32"/>
           <w:lang w:val="en-US" w:eastAsia="zh-CN" w:bidi="ar-SA"/>
         </w:rPr>
-        <w:instrText xml:space="preserve"> PAGEREF _Toc27271 </w:instrText>
+        <w:instrText xml:space="preserve"> PAGEREF _Toc14315 </w:instrText>
       </w:r>
       <w:r>
         <w:rPr>
@@ -1427,7 +1427,7 @@
           <w:szCs w:val="32"/>
           <w:lang w:val="en-US" w:eastAsia="zh-CN" w:bidi="ar-SA"/>
         </w:rPr>
-        <w:instrText xml:space="preserve"> HYPERLINK \l _Toc32543 </w:instrText>
+        <w:instrText xml:space="preserve"> HYPERLINK \l _Toc30858 </w:instrText>
       </w:r>
       <w:r>
         <w:rPr>
@@ -1477,7 +1477,7 @@
           <w:szCs w:val="32"/>
           <w:lang w:val="en-US" w:eastAsia="zh-CN" w:bidi="ar-SA"/>
         </w:rPr>
-        <w:instrText xml:space="preserve"> PAGEREF _Toc32543 </w:instrText>
+        <w:instrText xml:space="preserve"> PAGEREF _Toc30858 </w:instrText>
       </w:r>
       <w:r>
         <w:rPr>
@@ -1552,7 +1552,7 @@
           <w:szCs w:val="32"/>
           <w:lang w:val="en-US" w:eastAsia="zh-CN" w:bidi="ar-SA"/>
         </w:rPr>
-        <w:instrText xml:space="preserve"> HYPERLINK \l _Toc21618 </w:instrText>
+        <w:instrText xml:space="preserve"> HYPERLINK \l _Toc17122 </w:instrText>
       </w:r>
       <w:r>
         <w:rPr>
@@ -1602,7 +1602,7 @@
           <w:szCs w:val="32"/>
           <w:lang w:val="en-US" w:eastAsia="zh-CN" w:bidi="ar-SA"/>
         </w:rPr>
-        <w:instrText xml:space="preserve"> PAGEREF _Toc21618 </w:instrText>
+        <w:instrText xml:space="preserve"> PAGEREF _Toc17122 </w:instrText>
       </w:r>
       <w:r>
         <w:rPr>
@@ -1677,7 +1677,7 @@
           <w:szCs w:val="32"/>
           <w:lang w:val="en-US" w:eastAsia="zh-CN" w:bidi="ar-SA"/>
         </w:rPr>
-        <w:instrText xml:space="preserve"> HYPERLINK \l _Toc18902 </w:instrText>
+        <w:instrText xml:space="preserve"> HYPERLINK \l _Toc28653 </w:instrText>
       </w:r>
       <w:r>
         <w:rPr>
@@ -1727,7 +1727,7 @@
           <w:szCs w:val="32"/>
           <w:lang w:val="en-US" w:eastAsia="zh-CN" w:bidi="ar-SA"/>
         </w:rPr>
-        <w:instrText xml:space="preserve"> PAGEREF _Toc18902 </w:instrText>
+        <w:instrText xml:space="preserve"> PAGEREF _Toc28653 </w:instrText>
       </w:r>
       <w:r>
         <w:rPr>
@@ -1802,7 +1802,7 @@
           <w:szCs w:val="32"/>
           <w:lang w:val="en-US" w:eastAsia="zh-CN" w:bidi="ar-SA"/>
         </w:rPr>
-        <w:instrText xml:space="preserve"> HYPERLINK \l _Toc15750 </w:instrText>
+        <w:instrText xml:space="preserve"> HYPERLINK \l _Toc29317 </w:instrText>
       </w:r>
       <w:r>
         <w:rPr>
@@ -1852,7 +1852,7 @@
           <w:szCs w:val="32"/>
           <w:lang w:val="en-US" w:eastAsia="zh-CN" w:bidi="ar-SA"/>
         </w:rPr>
-        <w:instrText xml:space="preserve"> PAGEREF _Toc15750 </w:instrText>
+        <w:instrText xml:space="preserve"> PAGEREF _Toc29317 </w:instrText>
       </w:r>
       <w:r>
         <w:rPr>
@@ -1927,7 +1927,7 @@
           <w:szCs w:val="32"/>
           <w:lang w:val="en-US" w:eastAsia="zh-CN" w:bidi="ar-SA"/>
         </w:rPr>
-        <w:instrText xml:space="preserve"> HYPERLINK \l _Toc2836 </w:instrText>
+        <w:instrText xml:space="preserve"> HYPERLINK \l _Toc965 </w:instrText>
       </w:r>
       <w:r>
         <w:rPr>
@@ -1977,7 +1977,7 @@
           <w:szCs w:val="32"/>
           <w:lang w:val="en-US" w:eastAsia="zh-CN" w:bidi="ar-SA"/>
         </w:rPr>
-        <w:instrText xml:space="preserve"> PAGEREF _Toc2836 </w:instrText>
+        <w:instrText xml:space="preserve"> PAGEREF _Toc965 </w:instrText>
       </w:r>
       <w:r>
         <w:rPr>
@@ -2052,7 +2052,7 @@
           <w:szCs w:val="32"/>
           <w:lang w:val="en-US" w:eastAsia="zh-CN" w:bidi="ar-SA"/>
         </w:rPr>
-        <w:instrText xml:space="preserve"> HYPERLINK \l _Toc31743 </w:instrText>
+        <w:instrText xml:space="preserve"> HYPERLINK \l _Toc8794 </w:instrText>
       </w:r>
       <w:r>
         <w:rPr>
@@ -2102,7 +2102,7 @@
           <w:szCs w:val="32"/>
           <w:lang w:val="en-US" w:eastAsia="zh-CN" w:bidi="ar-SA"/>
         </w:rPr>
-        <w:instrText xml:space="preserve"> PAGEREF _Toc31743 </w:instrText>
+        <w:instrText xml:space="preserve"> PAGEREF _Toc8794 </w:instrText>
       </w:r>
       <w:r>
         <w:rPr>
@@ -2177,7 +2177,7 @@
           <w:szCs w:val="32"/>
           <w:lang w:val="en-US" w:eastAsia="zh-CN" w:bidi="ar-SA"/>
         </w:rPr>
-        <w:instrText xml:space="preserve"> HYPERLINK \l _Toc25133 </w:instrText>
+        <w:instrText xml:space="preserve"> HYPERLINK \l _Toc14153 </w:instrText>
       </w:r>
       <w:r>
         <w:rPr>
@@ -2227,7 +2227,7 @@
           <w:szCs w:val="32"/>
           <w:lang w:val="en-US" w:eastAsia="zh-CN" w:bidi="ar-SA"/>
         </w:rPr>
-        <w:instrText xml:space="preserve"> PAGEREF _Toc25133 </w:instrText>
+        <w:instrText xml:space="preserve"> PAGEREF _Toc14153 </w:instrText>
       </w:r>
       <w:r>
         <w:rPr>
@@ -2302,7 +2302,7 @@
           <w:szCs w:val="32"/>
           <w:lang w:val="en-US" w:eastAsia="zh-CN" w:bidi="ar-SA"/>
         </w:rPr>
-        <w:instrText xml:space="preserve"> HYPERLINK \l _Toc29638 </w:instrText>
+        <w:instrText xml:space="preserve"> HYPERLINK \l _Toc12133 </w:instrText>
       </w:r>
       <w:r>
         <w:rPr>
@@ -2352,7 +2352,7 @@
           <w:szCs w:val="32"/>
           <w:lang w:val="en-US" w:eastAsia="zh-CN" w:bidi="ar-SA"/>
         </w:rPr>
-        <w:instrText xml:space="preserve"> PAGEREF _Toc29638 </w:instrText>
+        <w:instrText xml:space="preserve"> PAGEREF _Toc12133 </w:instrText>
       </w:r>
       <w:r>
         <w:rPr>
@@ -2427,7 +2427,7 @@
           <w:szCs w:val="32"/>
           <w:lang w:val="en-US" w:eastAsia="zh-CN" w:bidi="ar-SA"/>
         </w:rPr>
-        <w:instrText xml:space="preserve"> HYPERLINK \l _Toc26048 </w:instrText>
+        <w:instrText xml:space="preserve"> HYPERLINK \l _Toc18315 </w:instrText>
       </w:r>
       <w:r>
         <w:rPr>
@@ -2477,7 +2477,7 @@
           <w:szCs w:val="32"/>
           <w:lang w:val="en-US" w:eastAsia="zh-CN" w:bidi="ar-SA"/>
         </w:rPr>
-        <w:instrText xml:space="preserve"> PAGEREF _Toc26048 </w:instrText>
+        <w:instrText xml:space="preserve"> PAGEREF _Toc18315 </w:instrText>
       </w:r>
       <w:r>
         <w:rPr>
@@ -2552,7 +2552,7 @@
           <w:szCs w:val="32"/>
           <w:lang w:val="en-US" w:eastAsia="zh-CN" w:bidi="ar-SA"/>
         </w:rPr>
-        <w:instrText xml:space="preserve"> HYPERLINK \l _Toc496 </w:instrText>
+        <w:instrText xml:space="preserve"> HYPERLINK \l _Toc19996 </w:instrText>
       </w:r>
       <w:r>
         <w:rPr>
@@ -2602,7 +2602,7 @@
           <w:szCs w:val="32"/>
           <w:lang w:val="en-US" w:eastAsia="zh-CN" w:bidi="ar-SA"/>
         </w:rPr>
-        <w:instrText xml:space="preserve"> PAGEREF _Toc496 </w:instrText>
+        <w:instrText xml:space="preserve"> PAGEREF _Toc19996 </w:instrText>
       </w:r>
       <w:r>
         <w:rPr>
@@ -2677,7 +2677,7 @@
           <w:szCs w:val="32"/>
           <w:lang w:val="en-US" w:eastAsia="zh-CN" w:bidi="ar-SA"/>
         </w:rPr>
-        <w:instrText xml:space="preserve"> HYPERLINK \l _Toc25533 </w:instrText>
+        <w:instrText xml:space="preserve"> HYPERLINK \l _Toc7181 </w:instrText>
       </w:r>
       <w:r>
         <w:rPr>
@@ -2727,7 +2727,7 @@
           <w:szCs w:val="32"/>
           <w:lang w:val="en-US" w:eastAsia="zh-CN" w:bidi="ar-SA"/>
         </w:rPr>
-        <w:instrText xml:space="preserve"> PAGEREF _Toc25533 </w:instrText>
+        <w:instrText xml:space="preserve"> PAGEREF _Toc7181 </w:instrText>
       </w:r>
       <w:r>
         <w:rPr>
@@ -2802,7 +2802,7 @@
           <w:szCs w:val="32"/>
           <w:lang w:val="en-US" w:eastAsia="zh-CN" w:bidi="ar-SA"/>
         </w:rPr>
-        <w:instrText xml:space="preserve"> HYPERLINK \l _Toc13612 </w:instrText>
+        <w:instrText xml:space="preserve"> HYPERLINK \l _Toc24895 </w:instrText>
       </w:r>
       <w:r>
         <w:rPr>
@@ -2852,7 +2852,7 @@
           <w:szCs w:val="32"/>
           <w:lang w:val="en-US" w:eastAsia="zh-CN" w:bidi="ar-SA"/>
         </w:rPr>
-        <w:instrText xml:space="preserve"> PAGEREF _Toc13612 </w:instrText>
+        <w:instrText xml:space="preserve"> PAGEREF _Toc24895 </w:instrText>
       </w:r>
       <w:r>
         <w:rPr>
@@ -2927,7 +2927,7 @@
           <w:szCs w:val="32"/>
           <w:lang w:val="en-US" w:eastAsia="zh-CN" w:bidi="ar-SA"/>
         </w:rPr>
-        <w:instrText xml:space="preserve"> HYPERLINK \l _Toc17115 </w:instrText>
+        <w:instrText xml:space="preserve"> HYPERLINK \l _Toc18639 </w:instrText>
       </w:r>
       <w:r>
         <w:rPr>
@@ -2977,7 +2977,7 @@
           <w:szCs w:val="32"/>
           <w:lang w:val="en-US" w:eastAsia="zh-CN" w:bidi="ar-SA"/>
         </w:rPr>
-        <w:instrText xml:space="preserve"> PAGEREF _Toc17115 </w:instrText>
+        <w:instrText xml:space="preserve"> PAGEREF _Toc18639 </w:instrText>
       </w:r>
       <w:r>
         <w:rPr>
@@ -3052,7 +3052,7 @@
           <w:szCs w:val="32"/>
           <w:lang w:val="en-US" w:eastAsia="zh-CN" w:bidi="ar-SA"/>
         </w:rPr>
-        <w:instrText xml:space="preserve"> HYPERLINK \l _Toc10323 </w:instrText>
+        <w:instrText xml:space="preserve"> HYPERLINK \l _Toc24604 </w:instrText>
       </w:r>
       <w:r>
         <w:rPr>
@@ -3102,7 +3102,7 @@
           <w:szCs w:val="32"/>
           <w:lang w:val="en-US" w:eastAsia="zh-CN" w:bidi="ar-SA"/>
         </w:rPr>
-        <w:instrText xml:space="preserve"> PAGEREF _Toc10323 </w:instrText>
+        <w:instrText xml:space="preserve"> PAGEREF _Toc24604 </w:instrText>
       </w:r>
       <w:r>
         <w:rPr>
@@ -3177,7 +3177,7 @@
           <w:szCs w:val="32"/>
           <w:lang w:val="en-US" w:eastAsia="zh-CN" w:bidi="ar-SA"/>
         </w:rPr>
-        <w:instrText xml:space="preserve"> HYPERLINK \l _Toc26018 </w:instrText>
+        <w:instrText xml:space="preserve"> HYPERLINK \l _Toc5611 </w:instrText>
       </w:r>
       <w:r>
         <w:rPr>
@@ -3227,7 +3227,7 @@
           <w:szCs w:val="32"/>
           <w:lang w:val="en-US" w:eastAsia="zh-CN" w:bidi="ar-SA"/>
         </w:rPr>
-        <w:instrText xml:space="preserve"> PAGEREF _Toc26018 </w:instrText>
+        <w:instrText xml:space="preserve"> PAGEREF _Toc5611 </w:instrText>
       </w:r>
       <w:r>
         <w:rPr>
@@ -3272,6 +3272,1881 @@
     </w:p>
     <w:p>
       <w:pPr>
+        <w:pStyle w:val="7"/>
+        <w:tabs>
+          <w:tab w:val="right" w:leader="dot" w:pos="10466"/>
+        </w:tabs>
+        <w:rPr>
+          <w:rFonts w:ascii="Arial" w:hAnsi="Arial" w:cs="Arial" w:eastAsiaTheme="minorEastAsia"/>
+          <w:bCs/>
+          <w:kern w:val="32"/>
+          <w:szCs w:val="32"/>
+          <w:lang w:val="en-US" w:eastAsia="zh-CN" w:bidi="ar-SA"/>
+        </w:rPr>
+      </w:pPr>
+      <w:r>
+        <w:rPr>
+          <w:rFonts w:hint="default" w:ascii="Arial" w:hAnsi="Arial" w:cs="Arial" w:eastAsiaTheme="minorEastAsia"/>
+          <w:bCs/>
+          <w:kern w:val="32"/>
+          <w:szCs w:val="32"/>
+          <w:lang w:val="en-US" w:eastAsia="zh-CN" w:bidi="ar-SA"/>
+        </w:rPr>
+        <w:fldChar w:fldCharType="begin"/>
+      </w:r>
+      <w:r>
+        <w:rPr>
+          <w:rFonts w:hint="default" w:ascii="Arial" w:hAnsi="Arial" w:cs="Arial" w:eastAsiaTheme="minorEastAsia"/>
+          <w:bCs/>
+          <w:kern w:val="32"/>
+          <w:szCs w:val="32"/>
+          <w:lang w:val="en-US" w:eastAsia="zh-CN" w:bidi="ar-SA"/>
+        </w:rPr>
+        <w:instrText xml:space="preserve"> HYPERLINK \l _Toc4168 </w:instrText>
+      </w:r>
+      <w:r>
+        <w:rPr>
+          <w:rFonts w:hint="default" w:ascii="Arial" w:hAnsi="Arial" w:cs="Arial" w:eastAsiaTheme="minorEastAsia"/>
+          <w:bCs/>
+          <w:kern w:val="32"/>
+          <w:szCs w:val="32"/>
+          <w:lang w:val="en-US" w:eastAsia="zh-CN" w:bidi="ar-SA"/>
+        </w:rPr>
+        <w:fldChar w:fldCharType="separate"/>
+      </w:r>
+      <w:r>
+        <w:rPr>
+          <w:rFonts w:hint="default" w:ascii="Arial" w:hAnsi="Arial" w:cs="Arial" w:eastAsiaTheme="minorEastAsia"/>
+          <w:bCs/>
+          <w:kern w:val="32"/>
+          <w:szCs w:val="32"/>
+          <w:lang w:val="en-US" w:eastAsia="zh-CN" w:bidi="ar-SA"/>
+        </w:rPr>
+        <w:t>5.1 Работа с AJAX и динамическими элементами</w:t>
+      </w:r>
+      <w:r>
+        <w:rPr>
+          <w:rFonts w:ascii="Arial" w:hAnsi="Arial" w:cs="Arial" w:eastAsiaTheme="minorEastAsia"/>
+          <w:bCs/>
+          <w:kern w:val="32"/>
+          <w:szCs w:val="32"/>
+          <w:lang w:val="en-US" w:eastAsia="zh-CN" w:bidi="ar-SA"/>
+        </w:rPr>
+        <w:tab/>
+      </w:r>
+      <w:r>
+        <w:rPr>
+          <w:rFonts w:ascii="Arial" w:hAnsi="Arial" w:cs="Arial" w:eastAsiaTheme="minorEastAsia"/>
+          <w:bCs/>
+          <w:kern w:val="32"/>
+          <w:szCs w:val="32"/>
+          <w:lang w:val="en-US" w:eastAsia="zh-CN" w:bidi="ar-SA"/>
+        </w:rPr>
+        <w:fldChar w:fldCharType="begin"/>
+      </w:r>
+      <w:r>
+        <w:rPr>
+          <w:rFonts w:ascii="Arial" w:hAnsi="Arial" w:cs="Arial" w:eastAsiaTheme="minorEastAsia"/>
+          <w:bCs/>
+          <w:kern w:val="32"/>
+          <w:szCs w:val="32"/>
+          <w:lang w:val="en-US" w:eastAsia="zh-CN" w:bidi="ar-SA"/>
+        </w:rPr>
+        <w:instrText xml:space="preserve"> PAGEREF _Toc4168 </w:instrText>
+      </w:r>
+      <w:r>
+        <w:rPr>
+          <w:rFonts w:ascii="Arial" w:hAnsi="Arial" w:cs="Arial" w:eastAsiaTheme="minorEastAsia"/>
+          <w:bCs/>
+          <w:kern w:val="32"/>
+          <w:szCs w:val="32"/>
+          <w:lang w:val="en-US" w:eastAsia="zh-CN" w:bidi="ar-SA"/>
+        </w:rPr>
+        <w:fldChar w:fldCharType="separate"/>
+      </w:r>
+      <w:r>
+        <w:rPr>
+          <w:rFonts w:ascii="Arial" w:hAnsi="Arial" w:cs="Arial" w:eastAsiaTheme="minorEastAsia"/>
+          <w:bCs/>
+          <w:kern w:val="32"/>
+          <w:szCs w:val="32"/>
+          <w:lang w:val="en-US" w:eastAsia="zh-CN" w:bidi="ar-SA"/>
+        </w:rPr>
+        <w:t>11</w:t>
+      </w:r>
+      <w:r>
+        <w:rPr>
+          <w:rFonts w:ascii="Arial" w:hAnsi="Arial" w:cs="Arial" w:eastAsiaTheme="minorEastAsia"/>
+          <w:bCs/>
+          <w:kern w:val="32"/>
+          <w:szCs w:val="32"/>
+          <w:lang w:val="en-US" w:eastAsia="zh-CN" w:bidi="ar-SA"/>
+        </w:rPr>
+        <w:fldChar w:fldCharType="end"/>
+      </w:r>
+      <w:r>
+        <w:rPr>
+          <w:rFonts w:hint="default" w:ascii="Arial" w:hAnsi="Arial" w:cs="Arial" w:eastAsiaTheme="minorEastAsia"/>
+          <w:bCs/>
+          <w:kern w:val="32"/>
+          <w:szCs w:val="32"/>
+          <w:lang w:val="en-US" w:eastAsia="zh-CN" w:bidi="ar-SA"/>
+        </w:rPr>
+        <w:fldChar w:fldCharType="end"/>
+      </w:r>
+    </w:p>
+    <w:p>
+      <w:pPr>
+        <w:pStyle w:val="10"/>
+        <w:tabs>
+          <w:tab w:val="right" w:leader="dot" w:pos="10466"/>
+        </w:tabs>
+        <w:rPr>
+          <w:rFonts w:ascii="Arial" w:hAnsi="Arial" w:cs="Arial" w:eastAsiaTheme="minorEastAsia"/>
+          <w:bCs/>
+          <w:kern w:val="32"/>
+          <w:szCs w:val="32"/>
+          <w:lang w:val="en-US" w:eastAsia="zh-CN" w:bidi="ar-SA"/>
+        </w:rPr>
+      </w:pPr>
+      <w:r>
+        <w:rPr>
+          <w:rFonts w:hint="default" w:ascii="Arial" w:hAnsi="Arial" w:cs="Arial" w:eastAsiaTheme="minorEastAsia"/>
+          <w:bCs/>
+          <w:kern w:val="32"/>
+          <w:szCs w:val="32"/>
+          <w:lang w:val="en-US" w:eastAsia="zh-CN" w:bidi="ar-SA"/>
+        </w:rPr>
+        <w:fldChar w:fldCharType="begin"/>
+      </w:r>
+      <w:r>
+        <w:rPr>
+          <w:rFonts w:hint="default" w:ascii="Arial" w:hAnsi="Arial" w:cs="Arial" w:eastAsiaTheme="minorEastAsia"/>
+          <w:bCs/>
+          <w:kern w:val="32"/>
+          <w:szCs w:val="32"/>
+          <w:lang w:val="en-US" w:eastAsia="zh-CN" w:bidi="ar-SA"/>
+        </w:rPr>
+        <w:instrText xml:space="preserve"> HYPERLINK \l _Toc24833 </w:instrText>
+      </w:r>
+      <w:r>
+        <w:rPr>
+          <w:rFonts w:hint="default" w:ascii="Arial" w:hAnsi="Arial" w:cs="Arial" w:eastAsiaTheme="minorEastAsia"/>
+          <w:bCs/>
+          <w:kern w:val="32"/>
+          <w:szCs w:val="32"/>
+          <w:lang w:val="en-US" w:eastAsia="zh-CN" w:bidi="ar-SA"/>
+        </w:rPr>
+        <w:fldChar w:fldCharType="separate"/>
+      </w:r>
+      <w:r>
+        <w:rPr>
+          <w:rFonts w:hint="default" w:ascii="Arial" w:hAnsi="Arial" w:cs="Arial" w:eastAsiaTheme="minorEastAsia"/>
+          <w:bCs/>
+          <w:kern w:val="32"/>
+          <w:szCs w:val="32"/>
+          <w:lang w:val="en-US" w:eastAsia="zh-CN" w:bidi="ar-SA"/>
+        </w:rPr>
+        <w:t>Работа с AJAX и динамическими элементами</w:t>
+      </w:r>
+      <w:r>
+        <w:rPr>
+          <w:rFonts w:ascii="Arial" w:hAnsi="Arial" w:cs="Arial" w:eastAsiaTheme="minorEastAsia"/>
+          <w:bCs/>
+          <w:kern w:val="32"/>
+          <w:szCs w:val="32"/>
+          <w:lang w:val="en-US" w:eastAsia="zh-CN" w:bidi="ar-SA"/>
+        </w:rPr>
+        <w:tab/>
+      </w:r>
+      <w:r>
+        <w:rPr>
+          <w:rFonts w:ascii="Arial" w:hAnsi="Arial" w:cs="Arial" w:eastAsiaTheme="minorEastAsia"/>
+          <w:bCs/>
+          <w:kern w:val="32"/>
+          <w:szCs w:val="32"/>
+          <w:lang w:val="en-US" w:eastAsia="zh-CN" w:bidi="ar-SA"/>
+        </w:rPr>
+        <w:fldChar w:fldCharType="begin"/>
+      </w:r>
+      <w:r>
+        <w:rPr>
+          <w:rFonts w:ascii="Arial" w:hAnsi="Arial" w:cs="Arial" w:eastAsiaTheme="minorEastAsia"/>
+          <w:bCs/>
+          <w:kern w:val="32"/>
+          <w:szCs w:val="32"/>
+          <w:lang w:val="en-US" w:eastAsia="zh-CN" w:bidi="ar-SA"/>
+        </w:rPr>
+        <w:instrText xml:space="preserve"> PAGEREF _Toc24833 </w:instrText>
+      </w:r>
+      <w:r>
+        <w:rPr>
+          <w:rFonts w:ascii="Arial" w:hAnsi="Arial" w:cs="Arial" w:eastAsiaTheme="minorEastAsia"/>
+          <w:bCs/>
+          <w:kern w:val="32"/>
+          <w:szCs w:val="32"/>
+          <w:lang w:val="en-US" w:eastAsia="zh-CN" w:bidi="ar-SA"/>
+        </w:rPr>
+        <w:fldChar w:fldCharType="separate"/>
+      </w:r>
+      <w:r>
+        <w:rPr>
+          <w:rFonts w:ascii="Arial" w:hAnsi="Arial" w:cs="Arial" w:eastAsiaTheme="minorEastAsia"/>
+          <w:bCs/>
+          <w:kern w:val="32"/>
+          <w:szCs w:val="32"/>
+          <w:lang w:val="en-US" w:eastAsia="zh-CN" w:bidi="ar-SA"/>
+        </w:rPr>
+        <w:t>11</w:t>
+      </w:r>
+      <w:r>
+        <w:rPr>
+          <w:rFonts w:ascii="Arial" w:hAnsi="Arial" w:cs="Arial" w:eastAsiaTheme="minorEastAsia"/>
+          <w:bCs/>
+          <w:kern w:val="32"/>
+          <w:szCs w:val="32"/>
+          <w:lang w:val="en-US" w:eastAsia="zh-CN" w:bidi="ar-SA"/>
+        </w:rPr>
+        <w:fldChar w:fldCharType="end"/>
+      </w:r>
+      <w:r>
+        <w:rPr>
+          <w:rFonts w:hint="default" w:ascii="Arial" w:hAnsi="Arial" w:cs="Arial" w:eastAsiaTheme="minorEastAsia"/>
+          <w:bCs/>
+          <w:kern w:val="32"/>
+          <w:szCs w:val="32"/>
+          <w:lang w:val="en-US" w:eastAsia="zh-CN" w:bidi="ar-SA"/>
+        </w:rPr>
+        <w:fldChar w:fldCharType="end"/>
+      </w:r>
+    </w:p>
+    <w:p>
+      <w:pPr>
+        <w:pStyle w:val="10"/>
+        <w:tabs>
+          <w:tab w:val="right" w:leader="dot" w:pos="10466"/>
+        </w:tabs>
+        <w:rPr>
+          <w:rFonts w:ascii="Arial" w:hAnsi="Arial" w:cs="Arial" w:eastAsiaTheme="minorEastAsia"/>
+          <w:bCs/>
+          <w:kern w:val="32"/>
+          <w:szCs w:val="32"/>
+          <w:lang w:val="en-US" w:eastAsia="zh-CN" w:bidi="ar-SA"/>
+        </w:rPr>
+      </w:pPr>
+      <w:r>
+        <w:rPr>
+          <w:rFonts w:hint="default" w:ascii="Arial" w:hAnsi="Arial" w:cs="Arial" w:eastAsiaTheme="minorEastAsia"/>
+          <w:bCs/>
+          <w:kern w:val="32"/>
+          <w:szCs w:val="32"/>
+          <w:lang w:val="en-US" w:eastAsia="zh-CN" w:bidi="ar-SA"/>
+        </w:rPr>
+        <w:fldChar w:fldCharType="begin"/>
+      </w:r>
+      <w:r>
+        <w:rPr>
+          <w:rFonts w:hint="default" w:ascii="Arial" w:hAnsi="Arial" w:cs="Arial" w:eastAsiaTheme="minorEastAsia"/>
+          <w:bCs/>
+          <w:kern w:val="32"/>
+          <w:szCs w:val="32"/>
+          <w:lang w:val="en-US" w:eastAsia="zh-CN" w:bidi="ar-SA"/>
+        </w:rPr>
+        <w:instrText xml:space="preserve"> HYPERLINK \l _Toc13785 </w:instrText>
+      </w:r>
+      <w:r>
+        <w:rPr>
+          <w:rFonts w:hint="default" w:ascii="Arial" w:hAnsi="Arial" w:cs="Arial" w:eastAsiaTheme="minorEastAsia"/>
+          <w:bCs/>
+          <w:kern w:val="32"/>
+          <w:szCs w:val="32"/>
+          <w:lang w:val="en-US" w:eastAsia="zh-CN" w:bidi="ar-SA"/>
+        </w:rPr>
+        <w:fldChar w:fldCharType="separate"/>
+      </w:r>
+      <w:r>
+        <w:rPr>
+          <w:rFonts w:hint="default" w:ascii="Arial" w:hAnsi="Arial" w:cs="Arial" w:eastAsiaTheme="minorEastAsia"/>
+          <w:bCs/>
+          <w:kern w:val="32"/>
+          <w:szCs w:val="32"/>
+          <w:lang w:val="en-US" w:eastAsia="zh-CN" w:bidi="ar-SA"/>
+        </w:rPr>
+        <w:t>Проблемы при тестировании</w:t>
+      </w:r>
+      <w:r>
+        <w:rPr>
+          <w:rFonts w:ascii="Arial" w:hAnsi="Arial" w:cs="Arial" w:eastAsiaTheme="minorEastAsia"/>
+          <w:bCs/>
+          <w:kern w:val="32"/>
+          <w:szCs w:val="32"/>
+          <w:lang w:val="en-US" w:eastAsia="zh-CN" w:bidi="ar-SA"/>
+        </w:rPr>
+        <w:tab/>
+      </w:r>
+      <w:r>
+        <w:rPr>
+          <w:rFonts w:ascii="Arial" w:hAnsi="Arial" w:cs="Arial" w:eastAsiaTheme="minorEastAsia"/>
+          <w:bCs/>
+          <w:kern w:val="32"/>
+          <w:szCs w:val="32"/>
+          <w:lang w:val="en-US" w:eastAsia="zh-CN" w:bidi="ar-SA"/>
+        </w:rPr>
+        <w:fldChar w:fldCharType="begin"/>
+      </w:r>
+      <w:r>
+        <w:rPr>
+          <w:rFonts w:ascii="Arial" w:hAnsi="Arial" w:cs="Arial" w:eastAsiaTheme="minorEastAsia"/>
+          <w:bCs/>
+          <w:kern w:val="32"/>
+          <w:szCs w:val="32"/>
+          <w:lang w:val="en-US" w:eastAsia="zh-CN" w:bidi="ar-SA"/>
+        </w:rPr>
+        <w:instrText xml:space="preserve"> PAGEREF _Toc13785 </w:instrText>
+      </w:r>
+      <w:r>
+        <w:rPr>
+          <w:rFonts w:ascii="Arial" w:hAnsi="Arial" w:cs="Arial" w:eastAsiaTheme="minorEastAsia"/>
+          <w:bCs/>
+          <w:kern w:val="32"/>
+          <w:szCs w:val="32"/>
+          <w:lang w:val="en-US" w:eastAsia="zh-CN" w:bidi="ar-SA"/>
+        </w:rPr>
+        <w:fldChar w:fldCharType="separate"/>
+      </w:r>
+      <w:r>
+        <w:rPr>
+          <w:rFonts w:ascii="Arial" w:hAnsi="Arial" w:cs="Arial" w:eastAsiaTheme="minorEastAsia"/>
+          <w:bCs/>
+          <w:kern w:val="32"/>
+          <w:szCs w:val="32"/>
+          <w:lang w:val="en-US" w:eastAsia="zh-CN" w:bidi="ar-SA"/>
+        </w:rPr>
+        <w:t>11</w:t>
+      </w:r>
+      <w:r>
+        <w:rPr>
+          <w:rFonts w:ascii="Arial" w:hAnsi="Arial" w:cs="Arial" w:eastAsiaTheme="minorEastAsia"/>
+          <w:bCs/>
+          <w:kern w:val="32"/>
+          <w:szCs w:val="32"/>
+          <w:lang w:val="en-US" w:eastAsia="zh-CN" w:bidi="ar-SA"/>
+        </w:rPr>
+        <w:fldChar w:fldCharType="end"/>
+      </w:r>
+      <w:r>
+        <w:rPr>
+          <w:rFonts w:hint="default" w:ascii="Arial" w:hAnsi="Arial" w:cs="Arial" w:eastAsiaTheme="minorEastAsia"/>
+          <w:bCs/>
+          <w:kern w:val="32"/>
+          <w:szCs w:val="32"/>
+          <w:lang w:val="en-US" w:eastAsia="zh-CN" w:bidi="ar-SA"/>
+        </w:rPr>
+        <w:fldChar w:fldCharType="end"/>
+      </w:r>
+    </w:p>
+    <w:p>
+      <w:pPr>
+        <w:pStyle w:val="10"/>
+        <w:tabs>
+          <w:tab w:val="right" w:leader="dot" w:pos="10466"/>
+        </w:tabs>
+        <w:rPr>
+          <w:rFonts w:ascii="Arial" w:hAnsi="Arial" w:cs="Arial" w:eastAsiaTheme="minorEastAsia"/>
+          <w:bCs/>
+          <w:kern w:val="32"/>
+          <w:szCs w:val="32"/>
+          <w:lang w:val="en-US" w:eastAsia="zh-CN" w:bidi="ar-SA"/>
+        </w:rPr>
+      </w:pPr>
+      <w:r>
+        <w:rPr>
+          <w:rFonts w:hint="default" w:ascii="Arial" w:hAnsi="Arial" w:cs="Arial" w:eastAsiaTheme="minorEastAsia"/>
+          <w:bCs/>
+          <w:kern w:val="32"/>
+          <w:szCs w:val="32"/>
+          <w:lang w:val="en-US" w:eastAsia="zh-CN" w:bidi="ar-SA"/>
+        </w:rPr>
+        <w:fldChar w:fldCharType="begin"/>
+      </w:r>
+      <w:r>
+        <w:rPr>
+          <w:rFonts w:hint="default" w:ascii="Arial" w:hAnsi="Arial" w:cs="Arial" w:eastAsiaTheme="minorEastAsia"/>
+          <w:bCs/>
+          <w:kern w:val="32"/>
+          <w:szCs w:val="32"/>
+          <w:lang w:val="en-US" w:eastAsia="zh-CN" w:bidi="ar-SA"/>
+        </w:rPr>
+        <w:instrText xml:space="preserve"> HYPERLINK \l _Toc3831 </w:instrText>
+      </w:r>
+      <w:r>
+        <w:rPr>
+          <w:rFonts w:hint="default" w:ascii="Arial" w:hAnsi="Arial" w:cs="Arial" w:eastAsiaTheme="minorEastAsia"/>
+          <w:bCs/>
+          <w:kern w:val="32"/>
+          <w:szCs w:val="32"/>
+          <w:lang w:val="en-US" w:eastAsia="zh-CN" w:bidi="ar-SA"/>
+        </w:rPr>
+        <w:fldChar w:fldCharType="separate"/>
+      </w:r>
+      <w:r>
+        <w:rPr>
+          <w:rFonts w:hint="default" w:ascii="Arial" w:hAnsi="Arial" w:cs="Arial" w:eastAsiaTheme="minorEastAsia"/>
+          <w:bCs/>
+          <w:kern w:val="32"/>
+          <w:szCs w:val="32"/>
+          <w:lang w:val="en-US" w:eastAsia="zh-CN" w:bidi="ar-SA"/>
+        </w:rPr>
+        <w:t>Решение: Ожидания (Waits)</w:t>
+      </w:r>
+      <w:r>
+        <w:rPr>
+          <w:rFonts w:ascii="Arial" w:hAnsi="Arial" w:cs="Arial" w:eastAsiaTheme="minorEastAsia"/>
+          <w:bCs/>
+          <w:kern w:val="32"/>
+          <w:szCs w:val="32"/>
+          <w:lang w:val="en-US" w:eastAsia="zh-CN" w:bidi="ar-SA"/>
+        </w:rPr>
+        <w:tab/>
+      </w:r>
+      <w:r>
+        <w:rPr>
+          <w:rFonts w:ascii="Arial" w:hAnsi="Arial" w:cs="Arial" w:eastAsiaTheme="minorEastAsia"/>
+          <w:bCs/>
+          <w:kern w:val="32"/>
+          <w:szCs w:val="32"/>
+          <w:lang w:val="en-US" w:eastAsia="zh-CN" w:bidi="ar-SA"/>
+        </w:rPr>
+        <w:fldChar w:fldCharType="begin"/>
+      </w:r>
+      <w:r>
+        <w:rPr>
+          <w:rFonts w:ascii="Arial" w:hAnsi="Arial" w:cs="Arial" w:eastAsiaTheme="minorEastAsia"/>
+          <w:bCs/>
+          <w:kern w:val="32"/>
+          <w:szCs w:val="32"/>
+          <w:lang w:val="en-US" w:eastAsia="zh-CN" w:bidi="ar-SA"/>
+        </w:rPr>
+        <w:instrText xml:space="preserve"> PAGEREF _Toc3831 </w:instrText>
+      </w:r>
+      <w:r>
+        <w:rPr>
+          <w:rFonts w:ascii="Arial" w:hAnsi="Arial" w:cs="Arial" w:eastAsiaTheme="minorEastAsia"/>
+          <w:bCs/>
+          <w:kern w:val="32"/>
+          <w:szCs w:val="32"/>
+          <w:lang w:val="en-US" w:eastAsia="zh-CN" w:bidi="ar-SA"/>
+        </w:rPr>
+        <w:fldChar w:fldCharType="separate"/>
+      </w:r>
+      <w:r>
+        <w:rPr>
+          <w:rFonts w:ascii="Arial" w:hAnsi="Arial" w:cs="Arial" w:eastAsiaTheme="minorEastAsia"/>
+          <w:bCs/>
+          <w:kern w:val="32"/>
+          <w:szCs w:val="32"/>
+          <w:lang w:val="en-US" w:eastAsia="zh-CN" w:bidi="ar-SA"/>
+        </w:rPr>
+        <w:t>11</w:t>
+      </w:r>
+      <w:r>
+        <w:rPr>
+          <w:rFonts w:ascii="Arial" w:hAnsi="Arial" w:cs="Arial" w:eastAsiaTheme="minorEastAsia"/>
+          <w:bCs/>
+          <w:kern w:val="32"/>
+          <w:szCs w:val="32"/>
+          <w:lang w:val="en-US" w:eastAsia="zh-CN" w:bidi="ar-SA"/>
+        </w:rPr>
+        <w:fldChar w:fldCharType="end"/>
+      </w:r>
+      <w:r>
+        <w:rPr>
+          <w:rFonts w:hint="default" w:ascii="Arial" w:hAnsi="Arial" w:cs="Arial" w:eastAsiaTheme="minorEastAsia"/>
+          <w:bCs/>
+          <w:kern w:val="32"/>
+          <w:szCs w:val="32"/>
+          <w:lang w:val="en-US" w:eastAsia="zh-CN" w:bidi="ar-SA"/>
+        </w:rPr>
+        <w:fldChar w:fldCharType="end"/>
+      </w:r>
+    </w:p>
+    <w:p>
+      <w:pPr>
+        <w:pStyle w:val="10"/>
+        <w:tabs>
+          <w:tab w:val="right" w:leader="dot" w:pos="10466"/>
+        </w:tabs>
+        <w:rPr>
+          <w:rFonts w:ascii="Arial" w:hAnsi="Arial" w:cs="Arial" w:eastAsiaTheme="minorEastAsia"/>
+          <w:bCs/>
+          <w:kern w:val="32"/>
+          <w:szCs w:val="32"/>
+          <w:lang w:val="en-US" w:eastAsia="zh-CN" w:bidi="ar-SA"/>
+        </w:rPr>
+      </w:pPr>
+      <w:r>
+        <w:rPr>
+          <w:rFonts w:hint="default" w:ascii="Arial" w:hAnsi="Arial" w:cs="Arial" w:eastAsiaTheme="minorEastAsia"/>
+          <w:bCs/>
+          <w:kern w:val="32"/>
+          <w:szCs w:val="32"/>
+          <w:lang w:val="en-US" w:eastAsia="zh-CN" w:bidi="ar-SA"/>
+        </w:rPr>
+        <w:fldChar w:fldCharType="begin"/>
+      </w:r>
+      <w:r>
+        <w:rPr>
+          <w:rFonts w:hint="default" w:ascii="Arial" w:hAnsi="Arial" w:cs="Arial" w:eastAsiaTheme="minorEastAsia"/>
+          <w:bCs/>
+          <w:kern w:val="32"/>
+          <w:szCs w:val="32"/>
+          <w:lang w:val="en-US" w:eastAsia="zh-CN" w:bidi="ar-SA"/>
+        </w:rPr>
+        <w:instrText xml:space="preserve"> HYPERLINK \l _Toc13979 </w:instrText>
+      </w:r>
+      <w:r>
+        <w:rPr>
+          <w:rFonts w:hint="default" w:ascii="Arial" w:hAnsi="Arial" w:cs="Arial" w:eastAsiaTheme="minorEastAsia"/>
+          <w:bCs/>
+          <w:kern w:val="32"/>
+          <w:szCs w:val="32"/>
+          <w:lang w:val="en-US" w:eastAsia="zh-CN" w:bidi="ar-SA"/>
+        </w:rPr>
+        <w:fldChar w:fldCharType="separate"/>
+      </w:r>
+      <w:r>
+        <w:rPr>
+          <w:rFonts w:hint="default" w:ascii="Arial" w:hAnsi="Arial" w:cs="Arial" w:eastAsiaTheme="minorEastAsia"/>
+          <w:bCs/>
+          <w:kern w:val="32"/>
+          <w:szCs w:val="32"/>
+          <w:lang w:val="en-US" w:eastAsia="zh-CN" w:bidi="ar-SA"/>
+        </w:rPr>
+        <w:t>Условия для ожиданий</w:t>
+      </w:r>
+      <w:r>
+        <w:rPr>
+          <w:rFonts w:ascii="Arial" w:hAnsi="Arial" w:cs="Arial" w:eastAsiaTheme="minorEastAsia"/>
+          <w:bCs/>
+          <w:kern w:val="32"/>
+          <w:szCs w:val="32"/>
+          <w:lang w:val="en-US" w:eastAsia="zh-CN" w:bidi="ar-SA"/>
+        </w:rPr>
+        <w:tab/>
+      </w:r>
+      <w:r>
+        <w:rPr>
+          <w:rFonts w:ascii="Arial" w:hAnsi="Arial" w:cs="Arial" w:eastAsiaTheme="minorEastAsia"/>
+          <w:bCs/>
+          <w:kern w:val="32"/>
+          <w:szCs w:val="32"/>
+          <w:lang w:val="en-US" w:eastAsia="zh-CN" w:bidi="ar-SA"/>
+        </w:rPr>
+        <w:fldChar w:fldCharType="begin"/>
+      </w:r>
+      <w:r>
+        <w:rPr>
+          <w:rFonts w:ascii="Arial" w:hAnsi="Arial" w:cs="Arial" w:eastAsiaTheme="minorEastAsia"/>
+          <w:bCs/>
+          <w:kern w:val="32"/>
+          <w:szCs w:val="32"/>
+          <w:lang w:val="en-US" w:eastAsia="zh-CN" w:bidi="ar-SA"/>
+        </w:rPr>
+        <w:instrText xml:space="preserve"> PAGEREF _Toc13979 </w:instrText>
+      </w:r>
+      <w:r>
+        <w:rPr>
+          <w:rFonts w:ascii="Arial" w:hAnsi="Arial" w:cs="Arial" w:eastAsiaTheme="minorEastAsia"/>
+          <w:bCs/>
+          <w:kern w:val="32"/>
+          <w:szCs w:val="32"/>
+          <w:lang w:val="en-US" w:eastAsia="zh-CN" w:bidi="ar-SA"/>
+        </w:rPr>
+        <w:fldChar w:fldCharType="separate"/>
+      </w:r>
+      <w:r>
+        <w:rPr>
+          <w:rFonts w:ascii="Arial" w:hAnsi="Arial" w:cs="Arial" w:eastAsiaTheme="minorEastAsia"/>
+          <w:bCs/>
+          <w:kern w:val="32"/>
+          <w:szCs w:val="32"/>
+          <w:lang w:val="en-US" w:eastAsia="zh-CN" w:bidi="ar-SA"/>
+        </w:rPr>
+        <w:t>11</w:t>
+      </w:r>
+      <w:r>
+        <w:rPr>
+          <w:rFonts w:ascii="Arial" w:hAnsi="Arial" w:cs="Arial" w:eastAsiaTheme="minorEastAsia"/>
+          <w:bCs/>
+          <w:kern w:val="32"/>
+          <w:szCs w:val="32"/>
+          <w:lang w:val="en-US" w:eastAsia="zh-CN" w:bidi="ar-SA"/>
+        </w:rPr>
+        <w:fldChar w:fldCharType="end"/>
+      </w:r>
+      <w:r>
+        <w:rPr>
+          <w:rFonts w:hint="default" w:ascii="Arial" w:hAnsi="Arial" w:cs="Arial" w:eastAsiaTheme="minorEastAsia"/>
+          <w:bCs/>
+          <w:kern w:val="32"/>
+          <w:szCs w:val="32"/>
+          <w:lang w:val="en-US" w:eastAsia="zh-CN" w:bidi="ar-SA"/>
+        </w:rPr>
+        <w:fldChar w:fldCharType="end"/>
+      </w:r>
+    </w:p>
+    <w:p>
+      <w:pPr>
+        <w:pStyle w:val="10"/>
+        <w:tabs>
+          <w:tab w:val="right" w:leader="dot" w:pos="10466"/>
+        </w:tabs>
+        <w:rPr>
+          <w:rFonts w:ascii="Arial" w:hAnsi="Arial" w:cs="Arial" w:eastAsiaTheme="minorEastAsia"/>
+          <w:bCs/>
+          <w:kern w:val="32"/>
+          <w:szCs w:val="32"/>
+          <w:lang w:val="en-US" w:eastAsia="zh-CN" w:bidi="ar-SA"/>
+        </w:rPr>
+      </w:pPr>
+      <w:r>
+        <w:rPr>
+          <w:rFonts w:hint="default" w:ascii="Arial" w:hAnsi="Arial" w:cs="Arial" w:eastAsiaTheme="minorEastAsia"/>
+          <w:bCs/>
+          <w:kern w:val="32"/>
+          <w:szCs w:val="32"/>
+          <w:lang w:val="en-US" w:eastAsia="zh-CN" w:bidi="ar-SA"/>
+        </w:rPr>
+        <w:fldChar w:fldCharType="begin"/>
+      </w:r>
+      <w:r>
+        <w:rPr>
+          <w:rFonts w:hint="default" w:ascii="Arial" w:hAnsi="Arial" w:cs="Arial" w:eastAsiaTheme="minorEastAsia"/>
+          <w:bCs/>
+          <w:kern w:val="32"/>
+          <w:szCs w:val="32"/>
+          <w:lang w:val="en-US" w:eastAsia="zh-CN" w:bidi="ar-SA"/>
+        </w:rPr>
+        <w:instrText xml:space="preserve"> HYPERLINK \l _Toc14563 </w:instrText>
+      </w:r>
+      <w:r>
+        <w:rPr>
+          <w:rFonts w:hint="default" w:ascii="Arial" w:hAnsi="Arial" w:cs="Arial" w:eastAsiaTheme="minorEastAsia"/>
+          <w:bCs/>
+          <w:kern w:val="32"/>
+          <w:szCs w:val="32"/>
+          <w:lang w:val="en-US" w:eastAsia="zh-CN" w:bidi="ar-SA"/>
+        </w:rPr>
+        <w:fldChar w:fldCharType="separate"/>
+      </w:r>
+      <w:r>
+        <w:rPr>
+          <w:rFonts w:hint="default" w:ascii="Arial" w:hAnsi="Arial" w:cs="Arial" w:eastAsiaTheme="minorEastAsia"/>
+          <w:bCs/>
+          <w:kern w:val="32"/>
+          <w:szCs w:val="32"/>
+          <w:lang w:val="en-US" w:eastAsia="zh-CN" w:bidi="ar-SA"/>
+        </w:rPr>
+        <w:t>Пример: Тестирование AJAX-загрузки</w:t>
+      </w:r>
+      <w:r>
+        <w:rPr>
+          <w:rFonts w:ascii="Arial" w:hAnsi="Arial" w:cs="Arial" w:eastAsiaTheme="minorEastAsia"/>
+          <w:bCs/>
+          <w:kern w:val="32"/>
+          <w:szCs w:val="32"/>
+          <w:lang w:val="en-US" w:eastAsia="zh-CN" w:bidi="ar-SA"/>
+        </w:rPr>
+        <w:tab/>
+      </w:r>
+      <w:r>
+        <w:rPr>
+          <w:rFonts w:ascii="Arial" w:hAnsi="Arial" w:cs="Arial" w:eastAsiaTheme="minorEastAsia"/>
+          <w:bCs/>
+          <w:kern w:val="32"/>
+          <w:szCs w:val="32"/>
+          <w:lang w:val="en-US" w:eastAsia="zh-CN" w:bidi="ar-SA"/>
+        </w:rPr>
+        <w:fldChar w:fldCharType="begin"/>
+      </w:r>
+      <w:r>
+        <w:rPr>
+          <w:rFonts w:ascii="Arial" w:hAnsi="Arial" w:cs="Arial" w:eastAsiaTheme="minorEastAsia"/>
+          <w:bCs/>
+          <w:kern w:val="32"/>
+          <w:szCs w:val="32"/>
+          <w:lang w:val="en-US" w:eastAsia="zh-CN" w:bidi="ar-SA"/>
+        </w:rPr>
+        <w:instrText xml:space="preserve"> PAGEREF _Toc14563 </w:instrText>
+      </w:r>
+      <w:r>
+        <w:rPr>
+          <w:rFonts w:ascii="Arial" w:hAnsi="Arial" w:cs="Arial" w:eastAsiaTheme="minorEastAsia"/>
+          <w:bCs/>
+          <w:kern w:val="32"/>
+          <w:szCs w:val="32"/>
+          <w:lang w:val="en-US" w:eastAsia="zh-CN" w:bidi="ar-SA"/>
+        </w:rPr>
+        <w:fldChar w:fldCharType="separate"/>
+      </w:r>
+      <w:r>
+        <w:rPr>
+          <w:rFonts w:ascii="Arial" w:hAnsi="Arial" w:cs="Arial" w:eastAsiaTheme="minorEastAsia"/>
+          <w:bCs/>
+          <w:kern w:val="32"/>
+          <w:szCs w:val="32"/>
+          <w:lang w:val="en-US" w:eastAsia="zh-CN" w:bidi="ar-SA"/>
+        </w:rPr>
+        <w:t>12</w:t>
+      </w:r>
+      <w:r>
+        <w:rPr>
+          <w:rFonts w:ascii="Arial" w:hAnsi="Arial" w:cs="Arial" w:eastAsiaTheme="minorEastAsia"/>
+          <w:bCs/>
+          <w:kern w:val="32"/>
+          <w:szCs w:val="32"/>
+          <w:lang w:val="en-US" w:eastAsia="zh-CN" w:bidi="ar-SA"/>
+        </w:rPr>
+        <w:fldChar w:fldCharType="end"/>
+      </w:r>
+      <w:r>
+        <w:rPr>
+          <w:rFonts w:hint="default" w:ascii="Arial" w:hAnsi="Arial" w:cs="Arial" w:eastAsiaTheme="minorEastAsia"/>
+          <w:bCs/>
+          <w:kern w:val="32"/>
+          <w:szCs w:val="32"/>
+          <w:lang w:val="en-US" w:eastAsia="zh-CN" w:bidi="ar-SA"/>
+        </w:rPr>
+        <w:fldChar w:fldCharType="end"/>
+      </w:r>
+    </w:p>
+    <w:p>
+      <w:pPr>
+        <w:pStyle w:val="10"/>
+        <w:tabs>
+          <w:tab w:val="right" w:leader="dot" w:pos="10466"/>
+        </w:tabs>
+        <w:rPr>
+          <w:rFonts w:ascii="Arial" w:hAnsi="Arial" w:cs="Arial" w:eastAsiaTheme="minorEastAsia"/>
+          <w:bCs/>
+          <w:kern w:val="32"/>
+          <w:szCs w:val="32"/>
+          <w:lang w:val="en-US" w:eastAsia="zh-CN" w:bidi="ar-SA"/>
+        </w:rPr>
+      </w:pPr>
+      <w:r>
+        <w:rPr>
+          <w:rFonts w:hint="default" w:ascii="Arial" w:hAnsi="Arial" w:cs="Arial" w:eastAsiaTheme="minorEastAsia"/>
+          <w:bCs/>
+          <w:kern w:val="32"/>
+          <w:szCs w:val="32"/>
+          <w:lang w:val="en-US" w:eastAsia="zh-CN" w:bidi="ar-SA"/>
+        </w:rPr>
+        <w:fldChar w:fldCharType="begin"/>
+      </w:r>
+      <w:r>
+        <w:rPr>
+          <w:rFonts w:hint="default" w:ascii="Arial" w:hAnsi="Arial" w:cs="Arial" w:eastAsiaTheme="minorEastAsia"/>
+          <w:bCs/>
+          <w:kern w:val="32"/>
+          <w:szCs w:val="32"/>
+          <w:lang w:val="en-US" w:eastAsia="zh-CN" w:bidi="ar-SA"/>
+        </w:rPr>
+        <w:instrText xml:space="preserve"> HYPERLINK \l _Toc20450 </w:instrText>
+      </w:r>
+      <w:r>
+        <w:rPr>
+          <w:rFonts w:hint="default" w:ascii="Arial" w:hAnsi="Arial" w:cs="Arial" w:eastAsiaTheme="minorEastAsia"/>
+          <w:bCs/>
+          <w:kern w:val="32"/>
+          <w:szCs w:val="32"/>
+          <w:lang w:val="en-US" w:eastAsia="zh-CN" w:bidi="ar-SA"/>
+        </w:rPr>
+        <w:fldChar w:fldCharType="separate"/>
+      </w:r>
+      <w:r>
+        <w:rPr>
+          <w:rFonts w:hint="default" w:ascii="Arial" w:hAnsi="Arial" w:cs="Arial" w:eastAsiaTheme="minorEastAsia"/>
+          <w:bCs/>
+          <w:kern w:val="32"/>
+          <w:szCs w:val="32"/>
+          <w:lang w:val="en-US" w:eastAsia="zh-CN" w:bidi="ar-SA"/>
+        </w:rPr>
+        <w:t>Частые ошибки и их решение</w:t>
+      </w:r>
+      <w:r>
+        <w:rPr>
+          <w:rFonts w:ascii="Arial" w:hAnsi="Arial" w:cs="Arial" w:eastAsiaTheme="minorEastAsia"/>
+          <w:bCs/>
+          <w:kern w:val="32"/>
+          <w:szCs w:val="32"/>
+          <w:lang w:val="en-US" w:eastAsia="zh-CN" w:bidi="ar-SA"/>
+        </w:rPr>
+        <w:tab/>
+      </w:r>
+      <w:r>
+        <w:rPr>
+          <w:rFonts w:ascii="Arial" w:hAnsi="Arial" w:cs="Arial" w:eastAsiaTheme="minorEastAsia"/>
+          <w:bCs/>
+          <w:kern w:val="32"/>
+          <w:szCs w:val="32"/>
+          <w:lang w:val="en-US" w:eastAsia="zh-CN" w:bidi="ar-SA"/>
+        </w:rPr>
+        <w:fldChar w:fldCharType="begin"/>
+      </w:r>
+      <w:r>
+        <w:rPr>
+          <w:rFonts w:ascii="Arial" w:hAnsi="Arial" w:cs="Arial" w:eastAsiaTheme="minorEastAsia"/>
+          <w:bCs/>
+          <w:kern w:val="32"/>
+          <w:szCs w:val="32"/>
+          <w:lang w:val="en-US" w:eastAsia="zh-CN" w:bidi="ar-SA"/>
+        </w:rPr>
+        <w:instrText xml:space="preserve"> PAGEREF _Toc20450 </w:instrText>
+      </w:r>
+      <w:r>
+        <w:rPr>
+          <w:rFonts w:ascii="Arial" w:hAnsi="Arial" w:cs="Arial" w:eastAsiaTheme="minorEastAsia"/>
+          <w:bCs/>
+          <w:kern w:val="32"/>
+          <w:szCs w:val="32"/>
+          <w:lang w:val="en-US" w:eastAsia="zh-CN" w:bidi="ar-SA"/>
+        </w:rPr>
+        <w:fldChar w:fldCharType="separate"/>
+      </w:r>
+      <w:r>
+        <w:rPr>
+          <w:rFonts w:ascii="Arial" w:hAnsi="Arial" w:cs="Arial" w:eastAsiaTheme="minorEastAsia"/>
+          <w:bCs/>
+          <w:kern w:val="32"/>
+          <w:szCs w:val="32"/>
+          <w:lang w:val="en-US" w:eastAsia="zh-CN" w:bidi="ar-SA"/>
+        </w:rPr>
+        <w:t>12</w:t>
+      </w:r>
+      <w:r>
+        <w:rPr>
+          <w:rFonts w:ascii="Arial" w:hAnsi="Arial" w:cs="Arial" w:eastAsiaTheme="minorEastAsia"/>
+          <w:bCs/>
+          <w:kern w:val="32"/>
+          <w:szCs w:val="32"/>
+          <w:lang w:val="en-US" w:eastAsia="zh-CN" w:bidi="ar-SA"/>
+        </w:rPr>
+        <w:fldChar w:fldCharType="end"/>
+      </w:r>
+      <w:r>
+        <w:rPr>
+          <w:rFonts w:hint="default" w:ascii="Arial" w:hAnsi="Arial" w:cs="Arial" w:eastAsiaTheme="minorEastAsia"/>
+          <w:bCs/>
+          <w:kern w:val="32"/>
+          <w:szCs w:val="32"/>
+          <w:lang w:val="en-US" w:eastAsia="zh-CN" w:bidi="ar-SA"/>
+        </w:rPr>
+        <w:fldChar w:fldCharType="end"/>
+      </w:r>
+    </w:p>
+    <w:p>
+      <w:pPr>
+        <w:pStyle w:val="10"/>
+        <w:tabs>
+          <w:tab w:val="right" w:leader="dot" w:pos="10466"/>
+        </w:tabs>
+        <w:rPr>
+          <w:rFonts w:ascii="Arial" w:hAnsi="Arial" w:cs="Arial" w:eastAsiaTheme="minorEastAsia"/>
+          <w:bCs/>
+          <w:kern w:val="32"/>
+          <w:szCs w:val="32"/>
+          <w:lang w:val="en-US" w:eastAsia="zh-CN" w:bidi="ar-SA"/>
+        </w:rPr>
+      </w:pPr>
+      <w:r>
+        <w:rPr>
+          <w:rFonts w:hint="default" w:ascii="Arial" w:hAnsi="Arial" w:cs="Arial" w:eastAsiaTheme="minorEastAsia"/>
+          <w:bCs/>
+          <w:kern w:val="32"/>
+          <w:szCs w:val="32"/>
+          <w:lang w:val="en-US" w:eastAsia="zh-CN" w:bidi="ar-SA"/>
+        </w:rPr>
+        <w:fldChar w:fldCharType="begin"/>
+      </w:r>
+      <w:r>
+        <w:rPr>
+          <w:rFonts w:hint="default" w:ascii="Arial" w:hAnsi="Arial" w:cs="Arial" w:eastAsiaTheme="minorEastAsia"/>
+          <w:bCs/>
+          <w:kern w:val="32"/>
+          <w:szCs w:val="32"/>
+          <w:lang w:val="en-US" w:eastAsia="zh-CN" w:bidi="ar-SA"/>
+        </w:rPr>
+        <w:instrText xml:space="preserve"> HYPERLINK \l _Toc21780 </w:instrText>
+      </w:r>
+      <w:r>
+        <w:rPr>
+          <w:rFonts w:hint="default" w:ascii="Arial" w:hAnsi="Arial" w:cs="Arial" w:eastAsiaTheme="minorEastAsia"/>
+          <w:bCs/>
+          <w:kern w:val="32"/>
+          <w:szCs w:val="32"/>
+          <w:lang w:val="en-US" w:eastAsia="zh-CN" w:bidi="ar-SA"/>
+        </w:rPr>
+        <w:fldChar w:fldCharType="separate"/>
+      </w:r>
+      <w:r>
+        <w:rPr>
+          <w:rFonts w:hint="default" w:ascii="Arial" w:hAnsi="Arial" w:cs="Arial" w:eastAsiaTheme="minorEastAsia"/>
+          <w:bCs/>
+          <w:kern w:val="32"/>
+          <w:szCs w:val="32"/>
+          <w:lang w:val="en-US" w:eastAsia="zh-CN" w:bidi="ar-SA"/>
+        </w:rPr>
+        <w:t>Дополнительные советы</w:t>
+      </w:r>
+      <w:r>
+        <w:rPr>
+          <w:rFonts w:ascii="Arial" w:hAnsi="Arial" w:cs="Arial" w:eastAsiaTheme="minorEastAsia"/>
+          <w:bCs/>
+          <w:kern w:val="32"/>
+          <w:szCs w:val="32"/>
+          <w:lang w:val="en-US" w:eastAsia="zh-CN" w:bidi="ar-SA"/>
+        </w:rPr>
+        <w:tab/>
+      </w:r>
+      <w:r>
+        <w:rPr>
+          <w:rFonts w:ascii="Arial" w:hAnsi="Arial" w:cs="Arial" w:eastAsiaTheme="minorEastAsia"/>
+          <w:bCs/>
+          <w:kern w:val="32"/>
+          <w:szCs w:val="32"/>
+          <w:lang w:val="en-US" w:eastAsia="zh-CN" w:bidi="ar-SA"/>
+        </w:rPr>
+        <w:fldChar w:fldCharType="begin"/>
+      </w:r>
+      <w:r>
+        <w:rPr>
+          <w:rFonts w:ascii="Arial" w:hAnsi="Arial" w:cs="Arial" w:eastAsiaTheme="minorEastAsia"/>
+          <w:bCs/>
+          <w:kern w:val="32"/>
+          <w:szCs w:val="32"/>
+          <w:lang w:val="en-US" w:eastAsia="zh-CN" w:bidi="ar-SA"/>
+        </w:rPr>
+        <w:instrText xml:space="preserve"> PAGEREF _Toc21780 </w:instrText>
+      </w:r>
+      <w:r>
+        <w:rPr>
+          <w:rFonts w:ascii="Arial" w:hAnsi="Arial" w:cs="Arial" w:eastAsiaTheme="minorEastAsia"/>
+          <w:bCs/>
+          <w:kern w:val="32"/>
+          <w:szCs w:val="32"/>
+          <w:lang w:val="en-US" w:eastAsia="zh-CN" w:bidi="ar-SA"/>
+        </w:rPr>
+        <w:fldChar w:fldCharType="separate"/>
+      </w:r>
+      <w:r>
+        <w:rPr>
+          <w:rFonts w:ascii="Arial" w:hAnsi="Arial" w:cs="Arial" w:eastAsiaTheme="minorEastAsia"/>
+          <w:bCs/>
+          <w:kern w:val="32"/>
+          <w:szCs w:val="32"/>
+          <w:lang w:val="en-US" w:eastAsia="zh-CN" w:bidi="ar-SA"/>
+        </w:rPr>
+        <w:t>12</w:t>
+      </w:r>
+      <w:r>
+        <w:rPr>
+          <w:rFonts w:ascii="Arial" w:hAnsi="Arial" w:cs="Arial" w:eastAsiaTheme="minorEastAsia"/>
+          <w:bCs/>
+          <w:kern w:val="32"/>
+          <w:szCs w:val="32"/>
+          <w:lang w:val="en-US" w:eastAsia="zh-CN" w:bidi="ar-SA"/>
+        </w:rPr>
+        <w:fldChar w:fldCharType="end"/>
+      </w:r>
+      <w:r>
+        <w:rPr>
+          <w:rFonts w:hint="default" w:ascii="Arial" w:hAnsi="Arial" w:cs="Arial" w:eastAsiaTheme="minorEastAsia"/>
+          <w:bCs/>
+          <w:kern w:val="32"/>
+          <w:szCs w:val="32"/>
+          <w:lang w:val="en-US" w:eastAsia="zh-CN" w:bidi="ar-SA"/>
+        </w:rPr>
+        <w:fldChar w:fldCharType="end"/>
+      </w:r>
+    </w:p>
+    <w:p>
+      <w:pPr>
+        <w:pStyle w:val="7"/>
+        <w:tabs>
+          <w:tab w:val="right" w:leader="dot" w:pos="10466"/>
+        </w:tabs>
+        <w:rPr>
+          <w:rFonts w:ascii="Arial" w:hAnsi="Arial" w:cs="Arial" w:eastAsiaTheme="minorEastAsia"/>
+          <w:bCs/>
+          <w:kern w:val="32"/>
+          <w:szCs w:val="32"/>
+          <w:lang w:val="en-US" w:eastAsia="zh-CN" w:bidi="ar-SA"/>
+        </w:rPr>
+      </w:pPr>
+      <w:r>
+        <w:rPr>
+          <w:rFonts w:hint="default" w:ascii="Arial" w:hAnsi="Arial" w:cs="Arial" w:eastAsiaTheme="minorEastAsia"/>
+          <w:bCs/>
+          <w:kern w:val="32"/>
+          <w:szCs w:val="32"/>
+          <w:lang w:val="en-US" w:eastAsia="zh-CN" w:bidi="ar-SA"/>
+        </w:rPr>
+        <w:fldChar w:fldCharType="begin"/>
+      </w:r>
+      <w:r>
+        <w:rPr>
+          <w:rFonts w:hint="default" w:ascii="Arial" w:hAnsi="Arial" w:cs="Arial" w:eastAsiaTheme="minorEastAsia"/>
+          <w:bCs/>
+          <w:kern w:val="32"/>
+          <w:szCs w:val="32"/>
+          <w:lang w:val="en-US" w:eastAsia="zh-CN" w:bidi="ar-SA"/>
+        </w:rPr>
+        <w:instrText xml:space="preserve"> HYPERLINK \l _Toc15324 </w:instrText>
+      </w:r>
+      <w:r>
+        <w:rPr>
+          <w:rFonts w:hint="default" w:ascii="Arial" w:hAnsi="Arial" w:cs="Arial" w:eastAsiaTheme="minorEastAsia"/>
+          <w:bCs/>
+          <w:kern w:val="32"/>
+          <w:szCs w:val="32"/>
+          <w:lang w:val="en-US" w:eastAsia="zh-CN" w:bidi="ar-SA"/>
+        </w:rPr>
+        <w:fldChar w:fldCharType="separate"/>
+      </w:r>
+      <w:r>
+        <w:rPr>
+          <w:rFonts w:hint="default" w:ascii="Arial" w:hAnsi="Arial" w:cs="Arial" w:eastAsiaTheme="minorEastAsia"/>
+          <w:bCs/>
+          <w:kern w:val="32"/>
+          <w:szCs w:val="32"/>
+          <w:lang w:val="en-US" w:eastAsia="zh-CN" w:bidi="ar-SA"/>
+        </w:rPr>
+        <w:t>6.1 Настройка автоматического запуска тестов</w:t>
+      </w:r>
+      <w:r>
+        <w:rPr>
+          <w:rFonts w:ascii="Arial" w:hAnsi="Arial" w:cs="Arial" w:eastAsiaTheme="minorEastAsia"/>
+          <w:bCs/>
+          <w:kern w:val="32"/>
+          <w:szCs w:val="32"/>
+          <w:lang w:val="en-US" w:eastAsia="zh-CN" w:bidi="ar-SA"/>
+        </w:rPr>
+        <w:tab/>
+      </w:r>
+      <w:r>
+        <w:rPr>
+          <w:rFonts w:ascii="Arial" w:hAnsi="Arial" w:cs="Arial" w:eastAsiaTheme="minorEastAsia"/>
+          <w:bCs/>
+          <w:kern w:val="32"/>
+          <w:szCs w:val="32"/>
+          <w:lang w:val="en-US" w:eastAsia="zh-CN" w:bidi="ar-SA"/>
+        </w:rPr>
+        <w:fldChar w:fldCharType="begin"/>
+      </w:r>
+      <w:r>
+        <w:rPr>
+          <w:rFonts w:ascii="Arial" w:hAnsi="Arial" w:cs="Arial" w:eastAsiaTheme="minorEastAsia"/>
+          <w:bCs/>
+          <w:kern w:val="32"/>
+          <w:szCs w:val="32"/>
+          <w:lang w:val="en-US" w:eastAsia="zh-CN" w:bidi="ar-SA"/>
+        </w:rPr>
+        <w:instrText xml:space="preserve"> PAGEREF _Toc15324 </w:instrText>
+      </w:r>
+      <w:r>
+        <w:rPr>
+          <w:rFonts w:ascii="Arial" w:hAnsi="Arial" w:cs="Arial" w:eastAsiaTheme="minorEastAsia"/>
+          <w:bCs/>
+          <w:kern w:val="32"/>
+          <w:szCs w:val="32"/>
+          <w:lang w:val="en-US" w:eastAsia="zh-CN" w:bidi="ar-SA"/>
+        </w:rPr>
+        <w:fldChar w:fldCharType="separate"/>
+      </w:r>
+      <w:r>
+        <w:rPr>
+          <w:rFonts w:ascii="Arial" w:hAnsi="Arial" w:cs="Arial" w:eastAsiaTheme="minorEastAsia"/>
+          <w:bCs/>
+          <w:kern w:val="32"/>
+          <w:szCs w:val="32"/>
+          <w:lang w:val="en-US" w:eastAsia="zh-CN" w:bidi="ar-SA"/>
+        </w:rPr>
+        <w:t>13</w:t>
+      </w:r>
+      <w:r>
+        <w:rPr>
+          <w:rFonts w:ascii="Arial" w:hAnsi="Arial" w:cs="Arial" w:eastAsiaTheme="minorEastAsia"/>
+          <w:bCs/>
+          <w:kern w:val="32"/>
+          <w:szCs w:val="32"/>
+          <w:lang w:val="en-US" w:eastAsia="zh-CN" w:bidi="ar-SA"/>
+        </w:rPr>
+        <w:fldChar w:fldCharType="end"/>
+      </w:r>
+      <w:r>
+        <w:rPr>
+          <w:rFonts w:hint="default" w:ascii="Arial" w:hAnsi="Arial" w:cs="Arial" w:eastAsiaTheme="minorEastAsia"/>
+          <w:bCs/>
+          <w:kern w:val="32"/>
+          <w:szCs w:val="32"/>
+          <w:lang w:val="en-US" w:eastAsia="zh-CN" w:bidi="ar-SA"/>
+        </w:rPr>
+        <w:fldChar w:fldCharType="end"/>
+      </w:r>
+    </w:p>
+    <w:p>
+      <w:pPr>
+        <w:pStyle w:val="10"/>
+        <w:tabs>
+          <w:tab w:val="right" w:leader="dot" w:pos="10466"/>
+        </w:tabs>
+        <w:rPr>
+          <w:rFonts w:ascii="Arial" w:hAnsi="Arial" w:cs="Arial" w:eastAsiaTheme="minorEastAsia"/>
+          <w:bCs/>
+          <w:kern w:val="32"/>
+          <w:szCs w:val="32"/>
+          <w:lang w:val="en-US" w:eastAsia="zh-CN" w:bidi="ar-SA"/>
+        </w:rPr>
+      </w:pPr>
+      <w:r>
+        <w:rPr>
+          <w:rFonts w:hint="default" w:ascii="Arial" w:hAnsi="Arial" w:cs="Arial" w:eastAsiaTheme="minorEastAsia"/>
+          <w:bCs/>
+          <w:kern w:val="32"/>
+          <w:szCs w:val="32"/>
+          <w:lang w:val="en-US" w:eastAsia="zh-CN" w:bidi="ar-SA"/>
+        </w:rPr>
+        <w:fldChar w:fldCharType="begin"/>
+      </w:r>
+      <w:r>
+        <w:rPr>
+          <w:rFonts w:hint="default" w:ascii="Arial" w:hAnsi="Arial" w:cs="Arial" w:eastAsiaTheme="minorEastAsia"/>
+          <w:bCs/>
+          <w:kern w:val="32"/>
+          <w:szCs w:val="32"/>
+          <w:lang w:val="en-US" w:eastAsia="zh-CN" w:bidi="ar-SA"/>
+        </w:rPr>
+        <w:instrText xml:space="preserve"> HYPERLINK \l _Toc26008 </w:instrText>
+      </w:r>
+      <w:r>
+        <w:rPr>
+          <w:rFonts w:hint="default" w:ascii="Arial" w:hAnsi="Arial" w:cs="Arial" w:eastAsiaTheme="minorEastAsia"/>
+          <w:bCs/>
+          <w:kern w:val="32"/>
+          <w:szCs w:val="32"/>
+          <w:lang w:val="en-US" w:eastAsia="zh-CN" w:bidi="ar-SA"/>
+        </w:rPr>
+        <w:fldChar w:fldCharType="separate"/>
+      </w:r>
+      <w:r>
+        <w:rPr>
+          <w:rFonts w:hint="default" w:ascii="Arial" w:hAnsi="Arial" w:cs="Arial" w:eastAsiaTheme="minorEastAsia"/>
+          <w:bCs/>
+          <w:kern w:val="32"/>
+          <w:szCs w:val="32"/>
+          <w:lang w:val="en-US" w:eastAsia="zh-CN" w:bidi="ar-SA"/>
+        </w:rPr>
+        <w:t>Что такое CI/CD?</w:t>
+      </w:r>
+      <w:r>
+        <w:rPr>
+          <w:rFonts w:ascii="Arial" w:hAnsi="Arial" w:cs="Arial" w:eastAsiaTheme="minorEastAsia"/>
+          <w:bCs/>
+          <w:kern w:val="32"/>
+          <w:szCs w:val="32"/>
+          <w:lang w:val="en-US" w:eastAsia="zh-CN" w:bidi="ar-SA"/>
+        </w:rPr>
+        <w:tab/>
+      </w:r>
+      <w:r>
+        <w:rPr>
+          <w:rFonts w:ascii="Arial" w:hAnsi="Arial" w:cs="Arial" w:eastAsiaTheme="minorEastAsia"/>
+          <w:bCs/>
+          <w:kern w:val="32"/>
+          <w:szCs w:val="32"/>
+          <w:lang w:val="en-US" w:eastAsia="zh-CN" w:bidi="ar-SA"/>
+        </w:rPr>
+        <w:fldChar w:fldCharType="begin"/>
+      </w:r>
+      <w:r>
+        <w:rPr>
+          <w:rFonts w:ascii="Arial" w:hAnsi="Arial" w:cs="Arial" w:eastAsiaTheme="minorEastAsia"/>
+          <w:bCs/>
+          <w:kern w:val="32"/>
+          <w:szCs w:val="32"/>
+          <w:lang w:val="en-US" w:eastAsia="zh-CN" w:bidi="ar-SA"/>
+        </w:rPr>
+        <w:instrText xml:space="preserve"> PAGEREF _Toc26008 </w:instrText>
+      </w:r>
+      <w:r>
+        <w:rPr>
+          <w:rFonts w:ascii="Arial" w:hAnsi="Arial" w:cs="Arial" w:eastAsiaTheme="minorEastAsia"/>
+          <w:bCs/>
+          <w:kern w:val="32"/>
+          <w:szCs w:val="32"/>
+          <w:lang w:val="en-US" w:eastAsia="zh-CN" w:bidi="ar-SA"/>
+        </w:rPr>
+        <w:fldChar w:fldCharType="separate"/>
+      </w:r>
+      <w:r>
+        <w:rPr>
+          <w:rFonts w:ascii="Arial" w:hAnsi="Arial" w:cs="Arial" w:eastAsiaTheme="minorEastAsia"/>
+          <w:bCs/>
+          <w:kern w:val="32"/>
+          <w:szCs w:val="32"/>
+          <w:lang w:val="en-US" w:eastAsia="zh-CN" w:bidi="ar-SA"/>
+        </w:rPr>
+        <w:t>13</w:t>
+      </w:r>
+      <w:r>
+        <w:rPr>
+          <w:rFonts w:ascii="Arial" w:hAnsi="Arial" w:cs="Arial" w:eastAsiaTheme="minorEastAsia"/>
+          <w:bCs/>
+          <w:kern w:val="32"/>
+          <w:szCs w:val="32"/>
+          <w:lang w:val="en-US" w:eastAsia="zh-CN" w:bidi="ar-SA"/>
+        </w:rPr>
+        <w:fldChar w:fldCharType="end"/>
+      </w:r>
+      <w:r>
+        <w:rPr>
+          <w:rFonts w:hint="default" w:ascii="Arial" w:hAnsi="Arial" w:cs="Arial" w:eastAsiaTheme="minorEastAsia"/>
+          <w:bCs/>
+          <w:kern w:val="32"/>
+          <w:szCs w:val="32"/>
+          <w:lang w:val="en-US" w:eastAsia="zh-CN" w:bidi="ar-SA"/>
+        </w:rPr>
+        <w:fldChar w:fldCharType="end"/>
+      </w:r>
+    </w:p>
+    <w:p>
+      <w:pPr>
+        <w:pStyle w:val="10"/>
+        <w:tabs>
+          <w:tab w:val="right" w:leader="dot" w:pos="10466"/>
+        </w:tabs>
+        <w:rPr>
+          <w:rFonts w:ascii="Arial" w:hAnsi="Arial" w:cs="Arial" w:eastAsiaTheme="minorEastAsia"/>
+          <w:bCs/>
+          <w:kern w:val="32"/>
+          <w:szCs w:val="32"/>
+          <w:lang w:val="en-US" w:eastAsia="zh-CN" w:bidi="ar-SA"/>
+        </w:rPr>
+      </w:pPr>
+      <w:r>
+        <w:rPr>
+          <w:rFonts w:hint="default" w:ascii="Arial" w:hAnsi="Arial" w:cs="Arial" w:eastAsiaTheme="minorEastAsia"/>
+          <w:bCs/>
+          <w:kern w:val="32"/>
+          <w:szCs w:val="32"/>
+          <w:lang w:val="en-US" w:eastAsia="zh-CN" w:bidi="ar-SA"/>
+        </w:rPr>
+        <w:fldChar w:fldCharType="begin"/>
+      </w:r>
+      <w:r>
+        <w:rPr>
+          <w:rFonts w:hint="default" w:ascii="Arial" w:hAnsi="Arial" w:cs="Arial" w:eastAsiaTheme="minorEastAsia"/>
+          <w:bCs/>
+          <w:kern w:val="32"/>
+          <w:szCs w:val="32"/>
+          <w:lang w:val="en-US" w:eastAsia="zh-CN" w:bidi="ar-SA"/>
+        </w:rPr>
+        <w:instrText xml:space="preserve"> HYPERLINK \l _Toc19097 </w:instrText>
+      </w:r>
+      <w:r>
+        <w:rPr>
+          <w:rFonts w:hint="default" w:ascii="Arial" w:hAnsi="Arial" w:cs="Arial" w:eastAsiaTheme="minorEastAsia"/>
+          <w:bCs/>
+          <w:kern w:val="32"/>
+          <w:szCs w:val="32"/>
+          <w:lang w:val="en-US" w:eastAsia="zh-CN" w:bidi="ar-SA"/>
+        </w:rPr>
+        <w:fldChar w:fldCharType="separate"/>
+      </w:r>
+      <w:r>
+        <w:rPr>
+          <w:rFonts w:hint="default" w:ascii="Arial" w:hAnsi="Arial" w:cs="Arial" w:eastAsiaTheme="minorEastAsia"/>
+          <w:bCs/>
+          <w:kern w:val="32"/>
+          <w:szCs w:val="32"/>
+          <w:lang w:val="en-US" w:eastAsia="zh-CN" w:bidi="ar-SA"/>
+        </w:rPr>
+        <w:t>Зачем интегрировать тесты в CI/CD</w:t>
+      </w:r>
+      <w:r>
+        <w:rPr>
+          <w:rFonts w:ascii="Arial" w:hAnsi="Arial" w:cs="Arial" w:eastAsiaTheme="minorEastAsia"/>
+          <w:bCs/>
+          <w:kern w:val="32"/>
+          <w:szCs w:val="32"/>
+          <w:lang w:val="en-US" w:eastAsia="zh-CN" w:bidi="ar-SA"/>
+        </w:rPr>
+        <w:tab/>
+      </w:r>
+      <w:r>
+        <w:rPr>
+          <w:rFonts w:ascii="Arial" w:hAnsi="Arial" w:cs="Arial" w:eastAsiaTheme="minorEastAsia"/>
+          <w:bCs/>
+          <w:kern w:val="32"/>
+          <w:szCs w:val="32"/>
+          <w:lang w:val="en-US" w:eastAsia="zh-CN" w:bidi="ar-SA"/>
+        </w:rPr>
+        <w:fldChar w:fldCharType="begin"/>
+      </w:r>
+      <w:r>
+        <w:rPr>
+          <w:rFonts w:ascii="Arial" w:hAnsi="Arial" w:cs="Arial" w:eastAsiaTheme="minorEastAsia"/>
+          <w:bCs/>
+          <w:kern w:val="32"/>
+          <w:szCs w:val="32"/>
+          <w:lang w:val="en-US" w:eastAsia="zh-CN" w:bidi="ar-SA"/>
+        </w:rPr>
+        <w:instrText xml:space="preserve"> PAGEREF _Toc19097 </w:instrText>
+      </w:r>
+      <w:r>
+        <w:rPr>
+          <w:rFonts w:ascii="Arial" w:hAnsi="Arial" w:cs="Arial" w:eastAsiaTheme="minorEastAsia"/>
+          <w:bCs/>
+          <w:kern w:val="32"/>
+          <w:szCs w:val="32"/>
+          <w:lang w:val="en-US" w:eastAsia="zh-CN" w:bidi="ar-SA"/>
+        </w:rPr>
+        <w:fldChar w:fldCharType="separate"/>
+      </w:r>
+      <w:r>
+        <w:rPr>
+          <w:rFonts w:ascii="Arial" w:hAnsi="Arial" w:cs="Arial" w:eastAsiaTheme="minorEastAsia"/>
+          <w:bCs/>
+          <w:kern w:val="32"/>
+          <w:szCs w:val="32"/>
+          <w:lang w:val="en-US" w:eastAsia="zh-CN" w:bidi="ar-SA"/>
+        </w:rPr>
+        <w:t>13</w:t>
+      </w:r>
+      <w:r>
+        <w:rPr>
+          <w:rFonts w:ascii="Arial" w:hAnsi="Arial" w:cs="Arial" w:eastAsiaTheme="minorEastAsia"/>
+          <w:bCs/>
+          <w:kern w:val="32"/>
+          <w:szCs w:val="32"/>
+          <w:lang w:val="en-US" w:eastAsia="zh-CN" w:bidi="ar-SA"/>
+        </w:rPr>
+        <w:fldChar w:fldCharType="end"/>
+      </w:r>
+      <w:r>
+        <w:rPr>
+          <w:rFonts w:hint="default" w:ascii="Arial" w:hAnsi="Arial" w:cs="Arial" w:eastAsiaTheme="minorEastAsia"/>
+          <w:bCs/>
+          <w:kern w:val="32"/>
+          <w:szCs w:val="32"/>
+          <w:lang w:val="en-US" w:eastAsia="zh-CN" w:bidi="ar-SA"/>
+        </w:rPr>
+        <w:fldChar w:fldCharType="end"/>
+      </w:r>
+    </w:p>
+    <w:p>
+      <w:pPr>
+        <w:pStyle w:val="10"/>
+        <w:tabs>
+          <w:tab w:val="right" w:leader="dot" w:pos="10466"/>
+        </w:tabs>
+        <w:rPr>
+          <w:rFonts w:ascii="Arial" w:hAnsi="Arial" w:cs="Arial" w:eastAsiaTheme="minorEastAsia"/>
+          <w:bCs/>
+          <w:kern w:val="32"/>
+          <w:szCs w:val="32"/>
+          <w:lang w:val="en-US" w:eastAsia="zh-CN" w:bidi="ar-SA"/>
+        </w:rPr>
+      </w:pPr>
+      <w:r>
+        <w:rPr>
+          <w:rFonts w:hint="default" w:ascii="Arial" w:hAnsi="Arial" w:cs="Arial" w:eastAsiaTheme="minorEastAsia"/>
+          <w:bCs/>
+          <w:kern w:val="32"/>
+          <w:szCs w:val="32"/>
+          <w:lang w:val="en-US" w:eastAsia="zh-CN" w:bidi="ar-SA"/>
+        </w:rPr>
+        <w:fldChar w:fldCharType="begin"/>
+      </w:r>
+      <w:r>
+        <w:rPr>
+          <w:rFonts w:hint="default" w:ascii="Arial" w:hAnsi="Arial" w:cs="Arial" w:eastAsiaTheme="minorEastAsia"/>
+          <w:bCs/>
+          <w:kern w:val="32"/>
+          <w:szCs w:val="32"/>
+          <w:lang w:val="en-US" w:eastAsia="zh-CN" w:bidi="ar-SA"/>
+        </w:rPr>
+        <w:instrText xml:space="preserve"> HYPERLINK \l _Toc16300 </w:instrText>
+      </w:r>
+      <w:r>
+        <w:rPr>
+          <w:rFonts w:hint="default" w:ascii="Arial" w:hAnsi="Arial" w:cs="Arial" w:eastAsiaTheme="minorEastAsia"/>
+          <w:bCs/>
+          <w:kern w:val="32"/>
+          <w:szCs w:val="32"/>
+          <w:lang w:val="en-US" w:eastAsia="zh-CN" w:bidi="ar-SA"/>
+        </w:rPr>
+        <w:fldChar w:fldCharType="separate"/>
+      </w:r>
+      <w:r>
+        <w:rPr>
+          <w:rFonts w:hint="default" w:ascii="Arial" w:hAnsi="Arial" w:cs="Arial" w:eastAsiaTheme="minorEastAsia"/>
+          <w:bCs/>
+          <w:kern w:val="32"/>
+          <w:szCs w:val="32"/>
+          <w:lang w:val="en-US" w:eastAsia="zh-CN" w:bidi="ar-SA"/>
+        </w:rPr>
+        <w:t>Популярные инструменты CI/CD</w:t>
+      </w:r>
+      <w:r>
+        <w:rPr>
+          <w:rFonts w:ascii="Arial" w:hAnsi="Arial" w:cs="Arial" w:eastAsiaTheme="minorEastAsia"/>
+          <w:bCs/>
+          <w:kern w:val="32"/>
+          <w:szCs w:val="32"/>
+          <w:lang w:val="en-US" w:eastAsia="zh-CN" w:bidi="ar-SA"/>
+        </w:rPr>
+        <w:tab/>
+      </w:r>
+      <w:r>
+        <w:rPr>
+          <w:rFonts w:ascii="Arial" w:hAnsi="Arial" w:cs="Arial" w:eastAsiaTheme="minorEastAsia"/>
+          <w:bCs/>
+          <w:kern w:val="32"/>
+          <w:szCs w:val="32"/>
+          <w:lang w:val="en-US" w:eastAsia="zh-CN" w:bidi="ar-SA"/>
+        </w:rPr>
+        <w:fldChar w:fldCharType="begin"/>
+      </w:r>
+      <w:r>
+        <w:rPr>
+          <w:rFonts w:ascii="Arial" w:hAnsi="Arial" w:cs="Arial" w:eastAsiaTheme="minorEastAsia"/>
+          <w:bCs/>
+          <w:kern w:val="32"/>
+          <w:szCs w:val="32"/>
+          <w:lang w:val="en-US" w:eastAsia="zh-CN" w:bidi="ar-SA"/>
+        </w:rPr>
+        <w:instrText xml:space="preserve"> PAGEREF _Toc16300 </w:instrText>
+      </w:r>
+      <w:r>
+        <w:rPr>
+          <w:rFonts w:ascii="Arial" w:hAnsi="Arial" w:cs="Arial" w:eastAsiaTheme="minorEastAsia"/>
+          <w:bCs/>
+          <w:kern w:val="32"/>
+          <w:szCs w:val="32"/>
+          <w:lang w:val="en-US" w:eastAsia="zh-CN" w:bidi="ar-SA"/>
+        </w:rPr>
+        <w:fldChar w:fldCharType="separate"/>
+      </w:r>
+      <w:r>
+        <w:rPr>
+          <w:rFonts w:ascii="Arial" w:hAnsi="Arial" w:cs="Arial" w:eastAsiaTheme="minorEastAsia"/>
+          <w:bCs/>
+          <w:kern w:val="32"/>
+          <w:szCs w:val="32"/>
+          <w:lang w:val="en-US" w:eastAsia="zh-CN" w:bidi="ar-SA"/>
+        </w:rPr>
+        <w:t>13</w:t>
+      </w:r>
+      <w:r>
+        <w:rPr>
+          <w:rFonts w:ascii="Arial" w:hAnsi="Arial" w:cs="Arial" w:eastAsiaTheme="minorEastAsia"/>
+          <w:bCs/>
+          <w:kern w:val="32"/>
+          <w:szCs w:val="32"/>
+          <w:lang w:val="en-US" w:eastAsia="zh-CN" w:bidi="ar-SA"/>
+        </w:rPr>
+        <w:fldChar w:fldCharType="end"/>
+      </w:r>
+      <w:r>
+        <w:rPr>
+          <w:rFonts w:hint="default" w:ascii="Arial" w:hAnsi="Arial" w:cs="Arial" w:eastAsiaTheme="minorEastAsia"/>
+          <w:bCs/>
+          <w:kern w:val="32"/>
+          <w:szCs w:val="32"/>
+          <w:lang w:val="en-US" w:eastAsia="zh-CN" w:bidi="ar-SA"/>
+        </w:rPr>
+        <w:fldChar w:fldCharType="end"/>
+      </w:r>
+    </w:p>
+    <w:p>
+      <w:pPr>
+        <w:pStyle w:val="10"/>
+        <w:tabs>
+          <w:tab w:val="right" w:leader="dot" w:pos="10466"/>
+        </w:tabs>
+        <w:rPr>
+          <w:rFonts w:ascii="Arial" w:hAnsi="Arial" w:cs="Arial" w:eastAsiaTheme="minorEastAsia"/>
+          <w:bCs/>
+          <w:kern w:val="32"/>
+          <w:szCs w:val="32"/>
+          <w:lang w:val="en-US" w:eastAsia="zh-CN" w:bidi="ar-SA"/>
+        </w:rPr>
+      </w:pPr>
+      <w:r>
+        <w:rPr>
+          <w:rFonts w:hint="default" w:ascii="Arial" w:hAnsi="Arial" w:cs="Arial" w:eastAsiaTheme="minorEastAsia"/>
+          <w:bCs/>
+          <w:kern w:val="32"/>
+          <w:szCs w:val="32"/>
+          <w:lang w:val="en-US" w:eastAsia="zh-CN" w:bidi="ar-SA"/>
+        </w:rPr>
+        <w:fldChar w:fldCharType="begin"/>
+      </w:r>
+      <w:r>
+        <w:rPr>
+          <w:rFonts w:hint="default" w:ascii="Arial" w:hAnsi="Arial" w:cs="Arial" w:eastAsiaTheme="minorEastAsia"/>
+          <w:bCs/>
+          <w:kern w:val="32"/>
+          <w:szCs w:val="32"/>
+          <w:lang w:val="en-US" w:eastAsia="zh-CN" w:bidi="ar-SA"/>
+        </w:rPr>
+        <w:instrText xml:space="preserve"> HYPERLINK \l _Toc21532 </w:instrText>
+      </w:r>
+      <w:r>
+        <w:rPr>
+          <w:rFonts w:hint="default" w:ascii="Arial" w:hAnsi="Arial" w:cs="Arial" w:eastAsiaTheme="minorEastAsia"/>
+          <w:bCs/>
+          <w:kern w:val="32"/>
+          <w:szCs w:val="32"/>
+          <w:lang w:val="en-US" w:eastAsia="zh-CN" w:bidi="ar-SA"/>
+        </w:rPr>
+        <w:fldChar w:fldCharType="separate"/>
+      </w:r>
+      <w:r>
+        <w:rPr>
+          <w:rFonts w:hint="default" w:ascii="Arial" w:hAnsi="Arial" w:cs="Arial" w:eastAsiaTheme="minorEastAsia"/>
+          <w:bCs/>
+          <w:kern w:val="32"/>
+          <w:szCs w:val="32"/>
+          <w:lang w:val="en-US" w:eastAsia="zh-CN" w:bidi="ar-SA"/>
+        </w:rPr>
+        <w:t>Подготовка тестов</w:t>
+      </w:r>
+      <w:r>
+        <w:rPr>
+          <w:rFonts w:ascii="Arial" w:hAnsi="Arial" w:cs="Arial" w:eastAsiaTheme="minorEastAsia"/>
+          <w:bCs/>
+          <w:kern w:val="32"/>
+          <w:szCs w:val="32"/>
+          <w:lang w:val="en-US" w:eastAsia="zh-CN" w:bidi="ar-SA"/>
+        </w:rPr>
+        <w:tab/>
+      </w:r>
+      <w:r>
+        <w:rPr>
+          <w:rFonts w:ascii="Arial" w:hAnsi="Arial" w:cs="Arial" w:eastAsiaTheme="minorEastAsia"/>
+          <w:bCs/>
+          <w:kern w:val="32"/>
+          <w:szCs w:val="32"/>
+          <w:lang w:val="en-US" w:eastAsia="zh-CN" w:bidi="ar-SA"/>
+        </w:rPr>
+        <w:fldChar w:fldCharType="begin"/>
+      </w:r>
+      <w:r>
+        <w:rPr>
+          <w:rFonts w:ascii="Arial" w:hAnsi="Arial" w:cs="Arial" w:eastAsiaTheme="minorEastAsia"/>
+          <w:bCs/>
+          <w:kern w:val="32"/>
+          <w:szCs w:val="32"/>
+          <w:lang w:val="en-US" w:eastAsia="zh-CN" w:bidi="ar-SA"/>
+        </w:rPr>
+        <w:instrText xml:space="preserve"> PAGEREF _Toc21532 </w:instrText>
+      </w:r>
+      <w:r>
+        <w:rPr>
+          <w:rFonts w:ascii="Arial" w:hAnsi="Arial" w:cs="Arial" w:eastAsiaTheme="minorEastAsia"/>
+          <w:bCs/>
+          <w:kern w:val="32"/>
+          <w:szCs w:val="32"/>
+          <w:lang w:val="en-US" w:eastAsia="zh-CN" w:bidi="ar-SA"/>
+        </w:rPr>
+        <w:fldChar w:fldCharType="separate"/>
+      </w:r>
+      <w:r>
+        <w:rPr>
+          <w:rFonts w:ascii="Arial" w:hAnsi="Arial" w:cs="Arial" w:eastAsiaTheme="minorEastAsia"/>
+          <w:bCs/>
+          <w:kern w:val="32"/>
+          <w:szCs w:val="32"/>
+          <w:lang w:val="en-US" w:eastAsia="zh-CN" w:bidi="ar-SA"/>
+        </w:rPr>
+        <w:t>13</w:t>
+      </w:r>
+      <w:r>
+        <w:rPr>
+          <w:rFonts w:ascii="Arial" w:hAnsi="Arial" w:cs="Arial" w:eastAsiaTheme="minorEastAsia"/>
+          <w:bCs/>
+          <w:kern w:val="32"/>
+          <w:szCs w:val="32"/>
+          <w:lang w:val="en-US" w:eastAsia="zh-CN" w:bidi="ar-SA"/>
+        </w:rPr>
+        <w:fldChar w:fldCharType="end"/>
+      </w:r>
+      <w:r>
+        <w:rPr>
+          <w:rFonts w:hint="default" w:ascii="Arial" w:hAnsi="Arial" w:cs="Arial" w:eastAsiaTheme="minorEastAsia"/>
+          <w:bCs/>
+          <w:kern w:val="32"/>
+          <w:szCs w:val="32"/>
+          <w:lang w:val="en-US" w:eastAsia="zh-CN" w:bidi="ar-SA"/>
+        </w:rPr>
+        <w:fldChar w:fldCharType="end"/>
+      </w:r>
+    </w:p>
+    <w:p>
+      <w:pPr>
+        <w:pStyle w:val="10"/>
+        <w:tabs>
+          <w:tab w:val="right" w:leader="dot" w:pos="10466"/>
+        </w:tabs>
+        <w:rPr>
+          <w:rFonts w:ascii="Arial" w:hAnsi="Arial" w:cs="Arial" w:eastAsiaTheme="minorEastAsia"/>
+          <w:bCs/>
+          <w:kern w:val="32"/>
+          <w:szCs w:val="32"/>
+          <w:lang w:val="en-US" w:eastAsia="zh-CN" w:bidi="ar-SA"/>
+        </w:rPr>
+      </w:pPr>
+      <w:r>
+        <w:rPr>
+          <w:rFonts w:hint="default" w:ascii="Arial" w:hAnsi="Arial" w:cs="Arial" w:eastAsiaTheme="minorEastAsia"/>
+          <w:bCs/>
+          <w:kern w:val="32"/>
+          <w:szCs w:val="32"/>
+          <w:lang w:val="en-US" w:eastAsia="zh-CN" w:bidi="ar-SA"/>
+        </w:rPr>
+        <w:fldChar w:fldCharType="begin"/>
+      </w:r>
+      <w:r>
+        <w:rPr>
+          <w:rFonts w:hint="default" w:ascii="Arial" w:hAnsi="Arial" w:cs="Arial" w:eastAsiaTheme="minorEastAsia"/>
+          <w:bCs/>
+          <w:kern w:val="32"/>
+          <w:szCs w:val="32"/>
+          <w:lang w:val="en-US" w:eastAsia="zh-CN" w:bidi="ar-SA"/>
+        </w:rPr>
+        <w:instrText xml:space="preserve"> HYPERLINK \l _Toc23549 </w:instrText>
+      </w:r>
+      <w:r>
+        <w:rPr>
+          <w:rFonts w:hint="default" w:ascii="Arial" w:hAnsi="Arial" w:cs="Arial" w:eastAsiaTheme="minorEastAsia"/>
+          <w:bCs/>
+          <w:kern w:val="32"/>
+          <w:szCs w:val="32"/>
+          <w:lang w:val="en-US" w:eastAsia="zh-CN" w:bidi="ar-SA"/>
+        </w:rPr>
+        <w:fldChar w:fldCharType="separate"/>
+      </w:r>
+      <w:r>
+        <w:rPr>
+          <w:rFonts w:hint="default" w:ascii="Arial" w:hAnsi="Arial" w:cs="Arial" w:eastAsiaTheme="minorEastAsia"/>
+          <w:bCs/>
+          <w:kern w:val="32"/>
+          <w:szCs w:val="32"/>
+          <w:lang w:val="en-US" w:eastAsia="zh-CN" w:bidi="ar-SA"/>
+        </w:rPr>
+        <w:t>Настройка CI/CD (на примере GitHub Actions)</w:t>
+      </w:r>
+      <w:r>
+        <w:rPr>
+          <w:rFonts w:ascii="Arial" w:hAnsi="Arial" w:cs="Arial" w:eastAsiaTheme="minorEastAsia"/>
+          <w:bCs/>
+          <w:kern w:val="32"/>
+          <w:szCs w:val="32"/>
+          <w:lang w:val="en-US" w:eastAsia="zh-CN" w:bidi="ar-SA"/>
+        </w:rPr>
+        <w:tab/>
+      </w:r>
+      <w:r>
+        <w:rPr>
+          <w:rFonts w:ascii="Arial" w:hAnsi="Arial" w:cs="Arial" w:eastAsiaTheme="minorEastAsia"/>
+          <w:bCs/>
+          <w:kern w:val="32"/>
+          <w:szCs w:val="32"/>
+          <w:lang w:val="en-US" w:eastAsia="zh-CN" w:bidi="ar-SA"/>
+        </w:rPr>
+        <w:fldChar w:fldCharType="begin"/>
+      </w:r>
+      <w:r>
+        <w:rPr>
+          <w:rFonts w:ascii="Arial" w:hAnsi="Arial" w:cs="Arial" w:eastAsiaTheme="minorEastAsia"/>
+          <w:bCs/>
+          <w:kern w:val="32"/>
+          <w:szCs w:val="32"/>
+          <w:lang w:val="en-US" w:eastAsia="zh-CN" w:bidi="ar-SA"/>
+        </w:rPr>
+        <w:instrText xml:space="preserve"> PAGEREF _Toc23549 </w:instrText>
+      </w:r>
+      <w:r>
+        <w:rPr>
+          <w:rFonts w:ascii="Arial" w:hAnsi="Arial" w:cs="Arial" w:eastAsiaTheme="minorEastAsia"/>
+          <w:bCs/>
+          <w:kern w:val="32"/>
+          <w:szCs w:val="32"/>
+          <w:lang w:val="en-US" w:eastAsia="zh-CN" w:bidi="ar-SA"/>
+        </w:rPr>
+        <w:fldChar w:fldCharType="separate"/>
+      </w:r>
+      <w:r>
+        <w:rPr>
+          <w:rFonts w:ascii="Arial" w:hAnsi="Arial" w:cs="Arial" w:eastAsiaTheme="minorEastAsia"/>
+          <w:bCs/>
+          <w:kern w:val="32"/>
+          <w:szCs w:val="32"/>
+          <w:lang w:val="en-US" w:eastAsia="zh-CN" w:bidi="ar-SA"/>
+        </w:rPr>
+        <w:t>13</w:t>
+      </w:r>
+      <w:r>
+        <w:rPr>
+          <w:rFonts w:ascii="Arial" w:hAnsi="Arial" w:cs="Arial" w:eastAsiaTheme="minorEastAsia"/>
+          <w:bCs/>
+          <w:kern w:val="32"/>
+          <w:szCs w:val="32"/>
+          <w:lang w:val="en-US" w:eastAsia="zh-CN" w:bidi="ar-SA"/>
+        </w:rPr>
+        <w:fldChar w:fldCharType="end"/>
+      </w:r>
+      <w:r>
+        <w:rPr>
+          <w:rFonts w:hint="default" w:ascii="Arial" w:hAnsi="Arial" w:cs="Arial" w:eastAsiaTheme="minorEastAsia"/>
+          <w:bCs/>
+          <w:kern w:val="32"/>
+          <w:szCs w:val="32"/>
+          <w:lang w:val="en-US" w:eastAsia="zh-CN" w:bidi="ar-SA"/>
+        </w:rPr>
+        <w:fldChar w:fldCharType="end"/>
+      </w:r>
+    </w:p>
+    <w:p>
+      <w:pPr>
+        <w:pStyle w:val="10"/>
+        <w:tabs>
+          <w:tab w:val="right" w:leader="dot" w:pos="10466"/>
+        </w:tabs>
+        <w:rPr>
+          <w:rFonts w:ascii="Arial" w:hAnsi="Arial" w:cs="Arial" w:eastAsiaTheme="minorEastAsia"/>
+          <w:bCs/>
+          <w:kern w:val="32"/>
+          <w:szCs w:val="32"/>
+          <w:lang w:val="en-US" w:eastAsia="zh-CN" w:bidi="ar-SA"/>
+        </w:rPr>
+      </w:pPr>
+      <w:r>
+        <w:rPr>
+          <w:rFonts w:hint="default" w:ascii="Arial" w:hAnsi="Arial" w:cs="Arial" w:eastAsiaTheme="minorEastAsia"/>
+          <w:bCs/>
+          <w:kern w:val="32"/>
+          <w:szCs w:val="32"/>
+          <w:lang w:val="en-US" w:eastAsia="zh-CN" w:bidi="ar-SA"/>
+        </w:rPr>
+        <w:fldChar w:fldCharType="begin"/>
+      </w:r>
+      <w:r>
+        <w:rPr>
+          <w:rFonts w:hint="default" w:ascii="Arial" w:hAnsi="Arial" w:cs="Arial" w:eastAsiaTheme="minorEastAsia"/>
+          <w:bCs/>
+          <w:kern w:val="32"/>
+          <w:szCs w:val="32"/>
+          <w:lang w:val="en-US" w:eastAsia="zh-CN" w:bidi="ar-SA"/>
+        </w:rPr>
+        <w:instrText xml:space="preserve"> HYPERLINK \l _Toc21559 </w:instrText>
+      </w:r>
+      <w:r>
+        <w:rPr>
+          <w:rFonts w:hint="default" w:ascii="Arial" w:hAnsi="Arial" w:cs="Arial" w:eastAsiaTheme="minorEastAsia"/>
+          <w:bCs/>
+          <w:kern w:val="32"/>
+          <w:szCs w:val="32"/>
+          <w:lang w:val="en-US" w:eastAsia="zh-CN" w:bidi="ar-SA"/>
+        </w:rPr>
+        <w:fldChar w:fldCharType="separate"/>
+      </w:r>
+      <w:r>
+        <w:rPr>
+          <w:rFonts w:hint="default" w:ascii="Arial" w:hAnsi="Arial" w:cs="Arial" w:eastAsiaTheme="minorEastAsia"/>
+          <w:bCs/>
+          <w:kern w:val="32"/>
+          <w:szCs w:val="32"/>
+          <w:lang w:val="en-US" w:eastAsia="zh-CN" w:bidi="ar-SA"/>
+        </w:rPr>
+        <w:t>Запуск тестов в CI/CD</w:t>
+      </w:r>
+      <w:r>
+        <w:rPr>
+          <w:rFonts w:ascii="Arial" w:hAnsi="Arial" w:cs="Arial" w:eastAsiaTheme="minorEastAsia"/>
+          <w:bCs/>
+          <w:kern w:val="32"/>
+          <w:szCs w:val="32"/>
+          <w:lang w:val="en-US" w:eastAsia="zh-CN" w:bidi="ar-SA"/>
+        </w:rPr>
+        <w:tab/>
+      </w:r>
+      <w:r>
+        <w:rPr>
+          <w:rFonts w:ascii="Arial" w:hAnsi="Arial" w:cs="Arial" w:eastAsiaTheme="minorEastAsia"/>
+          <w:bCs/>
+          <w:kern w:val="32"/>
+          <w:szCs w:val="32"/>
+          <w:lang w:val="en-US" w:eastAsia="zh-CN" w:bidi="ar-SA"/>
+        </w:rPr>
+        <w:fldChar w:fldCharType="begin"/>
+      </w:r>
+      <w:r>
+        <w:rPr>
+          <w:rFonts w:ascii="Arial" w:hAnsi="Arial" w:cs="Arial" w:eastAsiaTheme="minorEastAsia"/>
+          <w:bCs/>
+          <w:kern w:val="32"/>
+          <w:szCs w:val="32"/>
+          <w:lang w:val="en-US" w:eastAsia="zh-CN" w:bidi="ar-SA"/>
+        </w:rPr>
+        <w:instrText xml:space="preserve"> PAGEREF _Toc21559 </w:instrText>
+      </w:r>
+      <w:r>
+        <w:rPr>
+          <w:rFonts w:ascii="Arial" w:hAnsi="Arial" w:cs="Arial" w:eastAsiaTheme="minorEastAsia"/>
+          <w:bCs/>
+          <w:kern w:val="32"/>
+          <w:szCs w:val="32"/>
+          <w:lang w:val="en-US" w:eastAsia="zh-CN" w:bidi="ar-SA"/>
+        </w:rPr>
+        <w:fldChar w:fldCharType="separate"/>
+      </w:r>
+      <w:r>
+        <w:rPr>
+          <w:rFonts w:ascii="Arial" w:hAnsi="Arial" w:cs="Arial" w:eastAsiaTheme="minorEastAsia"/>
+          <w:bCs/>
+          <w:kern w:val="32"/>
+          <w:szCs w:val="32"/>
+          <w:lang w:val="en-US" w:eastAsia="zh-CN" w:bidi="ar-SA"/>
+        </w:rPr>
+        <w:t>14</w:t>
+      </w:r>
+      <w:r>
+        <w:rPr>
+          <w:rFonts w:ascii="Arial" w:hAnsi="Arial" w:cs="Arial" w:eastAsiaTheme="minorEastAsia"/>
+          <w:bCs/>
+          <w:kern w:val="32"/>
+          <w:szCs w:val="32"/>
+          <w:lang w:val="en-US" w:eastAsia="zh-CN" w:bidi="ar-SA"/>
+        </w:rPr>
+        <w:fldChar w:fldCharType="end"/>
+      </w:r>
+      <w:r>
+        <w:rPr>
+          <w:rFonts w:hint="default" w:ascii="Arial" w:hAnsi="Arial" w:cs="Arial" w:eastAsiaTheme="minorEastAsia"/>
+          <w:bCs/>
+          <w:kern w:val="32"/>
+          <w:szCs w:val="32"/>
+          <w:lang w:val="en-US" w:eastAsia="zh-CN" w:bidi="ar-SA"/>
+        </w:rPr>
+        <w:fldChar w:fldCharType="end"/>
+      </w:r>
+    </w:p>
+    <w:p>
+      <w:pPr>
         <w:pStyle w:val="2"/>
         <w:rPr>
           <w:rFonts w:hint="default"/>
@@ -3331,7 +5206,7 @@
           <w:rFonts w:hint="default"/>
         </w:rPr>
       </w:pPr>
-      <w:bookmarkStart w:id="0" w:name="_Toc14796"/>
+      <w:bookmarkStart w:id="0" w:name="_Toc32000"/>
       <w:r>
         <w:rPr>
           <w:rFonts w:hint="default"/>
@@ -3629,7 +5504,7 @@
           <w:rFonts w:hint="default"/>
         </w:rPr>
       </w:pPr>
-      <w:bookmarkStart w:id="1" w:name="_Toc20107"/>
+      <w:bookmarkStart w:id="1" w:name="_Toc10564"/>
       <w:r>
         <w:rPr>
           <w:rFonts w:hint="default"/>
@@ -5154,7 +7029,7 @@
           <w:rFonts w:hint="default"/>
         </w:rPr>
       </w:pPr>
-      <w:bookmarkStart w:id="2" w:name="_Toc1115"/>
+      <w:bookmarkStart w:id="2" w:name="_Toc15017"/>
       <w:r>
         <w:rPr>
           <w:rFonts w:hint="default"/>
@@ -6422,7 +8297,7 @@
           <w:rFonts w:hint="default"/>
         </w:rPr>
       </w:pPr>
-      <w:bookmarkStart w:id="3" w:name="_Toc24054"/>
+      <w:bookmarkStart w:id="3" w:name="_Toc19737"/>
       <w:r>
         <w:rPr>
           <w:rFonts w:hint="default"/>
@@ -6865,7 +8740,7 @@
           <w:rFonts w:hint="default"/>
         </w:rPr>
       </w:pPr>
-      <w:bookmarkStart w:id="4" w:name="_Toc6769"/>
+      <w:bookmarkStart w:id="4" w:name="_Toc26207"/>
       <w:r>
         <w:rPr>
           <w:rFonts w:hint="default"/>
@@ -7104,7 +8979,7 @@
           <w:rFonts w:hint="default"/>
         </w:rPr>
       </w:pPr>
-      <w:bookmarkStart w:id="5" w:name="_Toc6603"/>
+      <w:bookmarkStart w:id="5" w:name="_Toc31613"/>
       <w:r>
         <w:rPr>
           <w:rFonts w:hint="default"/>
@@ -7173,7 +9048,7 @@
           <w:rFonts w:hint="default"/>
         </w:rPr>
       </w:pPr>
-      <w:bookmarkStart w:id="6" w:name="_Toc2892"/>
+      <w:bookmarkStart w:id="6" w:name="_Toc24897"/>
       <w:r>
         <w:rPr>
           <w:rFonts w:hint="default"/>
@@ -7268,7 +9143,7 @@
           <w:rFonts w:hint="default"/>
         </w:rPr>
       </w:pPr>
-      <w:bookmarkStart w:id="7" w:name="_Toc32329"/>
+      <w:bookmarkStart w:id="7" w:name="_Toc10446"/>
       <w:r>
         <w:rPr>
           <w:rFonts w:hint="default"/>
@@ -7363,7 +9238,7 @@
           <w:rFonts w:hint="default"/>
         </w:rPr>
       </w:pPr>
-      <w:bookmarkStart w:id="8" w:name="_Toc19521"/>
+      <w:bookmarkStart w:id="8" w:name="_Toc28423"/>
       <w:r>
         <w:rPr>
           <w:rFonts w:hint="default"/>
@@ -7386,7 +9261,7 @@
           <w:rFonts w:hint="default"/>
         </w:rPr>
       </w:pPr>
-      <w:bookmarkStart w:id="9" w:name="_Toc13630"/>
+      <w:bookmarkStart w:id="9" w:name="_Toc28527"/>
       <w:r>
         <w:rPr>
           <w:rFonts w:hint="default"/>
@@ -7482,7 +9357,7 @@
           <w:rFonts w:hint="default"/>
         </w:rPr>
       </w:pPr>
-      <w:bookmarkStart w:id="10" w:name="_Toc27271"/>
+      <w:bookmarkStart w:id="10" w:name="_Toc14315"/>
       <w:r>
         <w:rPr>
           <w:rFonts w:hint="default"/>
@@ -7650,7 +9525,7 @@
           <w:rFonts w:hint="default"/>
         </w:rPr>
       </w:pPr>
-      <w:bookmarkStart w:id="11" w:name="_Toc32543"/>
+      <w:bookmarkStart w:id="11" w:name="_Toc30858"/>
       <w:r>
         <w:rPr>
           <w:rFonts w:hint="default"/>
@@ -7851,7 +9726,7 @@
           <w:rFonts w:hint="default"/>
         </w:rPr>
       </w:pPr>
-      <w:bookmarkStart w:id="12" w:name="_Toc21618"/>
+      <w:bookmarkStart w:id="12" w:name="_Toc17122"/>
       <w:r>
         <w:rPr>
           <w:rFonts w:hint="default"/>
@@ -7926,7 +9801,7 @@
           <w:rFonts w:hint="default"/>
         </w:rPr>
       </w:pPr>
-      <w:bookmarkStart w:id="13" w:name="_Toc18902"/>
+      <w:bookmarkStart w:id="13" w:name="_Toc28653"/>
       <w:r>
         <w:rPr>
           <w:rFonts w:hint="default"/>
@@ -8055,7 +9930,7 @@
           <w:rFonts w:hint="default"/>
         </w:rPr>
       </w:pPr>
-      <w:bookmarkStart w:id="14" w:name="_Toc15750"/>
+      <w:bookmarkStart w:id="14" w:name="_Toc29317"/>
       <w:r>
         <w:rPr>
           <w:rFonts w:hint="default"/>
@@ -8224,7 +10099,7 @@
           <w:rFonts w:hint="default"/>
         </w:rPr>
       </w:pPr>
-      <w:bookmarkStart w:id="15" w:name="_Toc2836"/>
+      <w:bookmarkStart w:id="15" w:name="_Toc965"/>
       <w:r>
         <w:rPr>
           <w:rFonts w:hint="default"/>
@@ -8405,7 +10280,7 @@
           <w:rFonts w:hint="default"/>
         </w:rPr>
       </w:pPr>
-      <w:bookmarkStart w:id="16" w:name="_Toc31743"/>
+      <w:bookmarkStart w:id="16" w:name="_Toc8794"/>
       <w:r>
         <w:rPr>
           <w:rFonts w:hint="default"/>
@@ -8480,7 +10355,7 @@
           <w:rFonts w:hint="default"/>
         </w:rPr>
       </w:pPr>
-      <w:bookmarkStart w:id="17" w:name="_Toc25133"/>
+      <w:bookmarkStart w:id="17" w:name="_Toc14153"/>
       <w:r>
         <w:rPr>
           <w:rFonts w:hint="default"/>
@@ -8651,7 +10526,7 @@
       <w:pPr>
         <w:pStyle w:val="2"/>
       </w:pPr>
-      <w:bookmarkStart w:id="18" w:name="_Toc29638"/>
+      <w:bookmarkStart w:id="18" w:name="_Toc12133"/>
       <w:r>
         <w:rPr>
           <w:rFonts w:hint="default"/>
@@ -8674,7 +10549,7 @@
           <w:rFonts w:hint="default"/>
         </w:rPr>
       </w:pPr>
-      <w:bookmarkStart w:id="19" w:name="_Toc26048"/>
+      <w:bookmarkStart w:id="19" w:name="_Toc18315"/>
       <w:r>
         <w:rPr>
           <w:rFonts w:hint="default"/>
@@ -8690,7 +10565,7 @@
           <w:rFonts w:hint="default"/>
         </w:rPr>
       </w:pPr>
-      <w:bookmarkStart w:id="20" w:name="_Toc496"/>
+      <w:bookmarkStart w:id="20" w:name="_Toc19996"/>
       <w:r>
         <w:rPr>
           <w:rFonts w:hint="default"/>
@@ -8869,7 +10744,7 @@
           <w:rFonts w:hint="default"/>
         </w:rPr>
       </w:pPr>
-      <w:bookmarkStart w:id="21" w:name="_Toc25533"/>
+      <w:bookmarkStart w:id="21" w:name="_Toc7181"/>
       <w:r>
         <w:rPr>
           <w:rFonts w:hint="default"/>
@@ -9028,7 +10903,7 @@
           <w:rFonts w:hint="default"/>
         </w:rPr>
       </w:pPr>
-      <w:bookmarkStart w:id="22" w:name="_Toc13612"/>
+      <w:bookmarkStart w:id="22" w:name="_Toc24895"/>
       <w:r>
         <w:rPr>
           <w:rFonts w:hint="default"/>
@@ -9187,7 +11062,7 @@
           <w:rFonts w:hint="default"/>
         </w:rPr>
       </w:pPr>
-      <w:bookmarkStart w:id="23" w:name="_Toc17115"/>
+      <w:bookmarkStart w:id="23" w:name="_Toc18639"/>
       <w:r>
         <w:rPr>
           <w:rFonts w:hint="default"/>
@@ -9398,7 +11273,7 @@
           <w:rFonts w:hint="default"/>
         </w:rPr>
       </w:pPr>
-      <w:bookmarkStart w:id="24" w:name="_Toc10323"/>
+      <w:bookmarkStart w:id="24" w:name="_Toc24604"/>
       <w:r>
         <w:rPr>
           <w:rFonts w:hint="default"/>
@@ -9583,7 +11458,7 @@
           <w:rFonts w:hint="default"/>
         </w:rPr>
       </w:pPr>
-      <w:bookmarkStart w:id="25" w:name="_Toc26018"/>
+      <w:bookmarkStart w:id="25" w:name="_Toc5611"/>
       <w:r>
         <w:rPr>
           <w:rFonts w:hint="default"/>
@@ -9827,12 +11702,14 @@
           <w:rFonts w:hint="default"/>
         </w:rPr>
       </w:pPr>
+      <w:bookmarkStart w:id="26" w:name="_Toc4168"/>
       <w:r>
         <w:rPr>
           <w:rFonts w:hint="default"/>
         </w:rPr>
         <w:t>5.1 Работа с AJAX и динамическими элементами</w:t>
       </w:r>
+      <w:bookmarkEnd w:id="26"/>
     </w:p>
     <w:p>
       <w:pPr>
@@ -9848,12 +11725,14 @@
           <w:rFonts w:hint="default"/>
         </w:rPr>
       </w:pPr>
+      <w:bookmarkStart w:id="27" w:name="_Toc24833"/>
       <w:r>
         <w:rPr>
           <w:rFonts w:hint="default"/>
         </w:rPr>
         <w:t>Работа с AJAX и динамическими элементами</w:t>
       </w:r>
+      <w:bookmarkEnd w:id="27"/>
     </w:p>
     <w:p>
       <w:pPr>
@@ -9926,12 +11805,14 @@
           <w:rFonts w:hint="default"/>
         </w:rPr>
       </w:pPr>
+      <w:bookmarkStart w:id="28" w:name="_Toc13785"/>
       <w:r>
         <w:rPr>
           <w:rFonts w:hint="default"/>
         </w:rPr>
         <w:t>Проблемы при тестировании</w:t>
       </w:r>
+      <w:bookmarkEnd w:id="28"/>
     </w:p>
     <w:p>
       <w:pPr>
@@ -10007,12 +11888,14 @@
           <w:rFonts w:hint="default"/>
         </w:rPr>
       </w:pPr>
+      <w:bookmarkStart w:id="29" w:name="_Toc3831"/>
       <w:r>
         <w:rPr>
           <w:rFonts w:hint="default"/>
         </w:rPr>
         <w:t>Решение: Ожидания (Waits)</w:t>
       </w:r>
+      <w:bookmarkEnd w:id="29"/>
     </w:p>
     <w:p>
       <w:pPr>
@@ -10354,12 +12237,14 @@
           <w:rFonts w:hint="default"/>
         </w:rPr>
       </w:pPr>
+      <w:bookmarkStart w:id="30" w:name="_Toc13979"/>
       <w:r>
         <w:rPr>
           <w:rFonts w:hint="default"/>
         </w:rPr>
         <w:t>Условия для ожиданий</w:t>
       </w:r>
+      <w:bookmarkEnd w:id="30"/>
     </w:p>
     <w:p>
       <w:pPr>
@@ -10544,12 +12429,14 @@
           <w:rFonts w:hint="default"/>
         </w:rPr>
       </w:pPr>
+      <w:bookmarkStart w:id="31" w:name="_Toc14563"/>
       <w:r>
         <w:rPr>
           <w:rFonts w:hint="default"/>
         </w:rPr>
         <w:t>Пример: Тестирование AJAX-загрузки</w:t>
       </w:r>
+      <w:bookmarkEnd w:id="31"/>
     </w:p>
     <w:p>
       <w:pPr>
@@ -10903,12 +12790,14 @@
           <w:rFonts w:hint="default"/>
         </w:rPr>
       </w:pPr>
+      <w:bookmarkStart w:id="32" w:name="_Toc20450"/>
       <w:r>
         <w:rPr>
           <w:rFonts w:hint="default"/>
         </w:rPr>
         <w:t>Частые ошибки и их решение</w:t>
       </w:r>
+      <w:bookmarkEnd w:id="32"/>
     </w:p>
     <w:p>
       <w:pPr>
@@ -11170,12 +13059,14 @@
           <w:rFonts w:hint="default"/>
         </w:rPr>
       </w:pPr>
+      <w:bookmarkStart w:id="33" w:name="_Toc21780"/>
       <w:r>
         <w:rPr>
           <w:rFonts w:hint="default"/>
         </w:rPr>
         <w:t>Дополнительные советы</w:t>
       </w:r>
+      <w:bookmarkEnd w:id="33"/>
     </w:p>
     <w:p>
       <w:pPr>
@@ -11264,12 +13155,14 @@
           <w:rFonts w:hint="default"/>
         </w:rPr>
       </w:pPr>
+      <w:bookmarkStart w:id="34" w:name="_Toc15324"/>
       <w:r>
         <w:rPr>
           <w:rFonts w:hint="default"/>
         </w:rPr>
         <w:t>6.1 Настройка автоматического запуска тестов</w:t>
       </w:r>
+      <w:bookmarkEnd w:id="34"/>
     </w:p>
     <w:p>
       <w:pPr>
@@ -11298,12 +13191,14 @@
           <w:rFonts w:hint="default"/>
         </w:rPr>
       </w:pPr>
+      <w:bookmarkStart w:id="35" w:name="_Toc26008"/>
       <w:r>
         <w:rPr>
           <w:rFonts w:hint="default"/>
         </w:rPr>
         <w:t>Что такое CI/CD?</w:t>
       </w:r>
+      <w:bookmarkEnd w:id="35"/>
     </w:p>
     <w:p>
       <w:pPr>
@@ -11372,12 +13267,14 @@
           <w:rFonts w:hint="default"/>
         </w:rPr>
       </w:pPr>
+      <w:bookmarkStart w:id="36" w:name="_Toc19097"/>
       <w:r>
         <w:rPr>
           <w:rFonts w:hint="default"/>
         </w:rPr>
         <w:t>Зачем интегрировать тесты в CI/CD</w:t>
       </w:r>
+      <w:bookmarkEnd w:id="36"/>
     </w:p>
     <w:p>
       <w:pPr>
@@ -11453,12 +13350,14 @@
           <w:rFonts w:hint="default"/>
         </w:rPr>
       </w:pPr>
+      <w:bookmarkStart w:id="37" w:name="_Toc16300"/>
       <w:r>
         <w:rPr>
           <w:rFonts w:hint="default"/>
         </w:rPr>
         <w:t>Популярные инструменты CI/CD</w:t>
       </w:r>
+      <w:bookmarkEnd w:id="37"/>
     </w:p>
     <w:p>
       <w:pPr>
@@ -11593,12 +13492,14 @@
           <w:rFonts w:hint="default"/>
         </w:rPr>
       </w:pPr>
+      <w:bookmarkStart w:id="38" w:name="_Toc21532"/>
       <w:r>
         <w:rPr>
           <w:rFonts w:hint="default"/>
         </w:rPr>
         <w:t>Подготовка тестов</w:t>
       </w:r>
+      <w:bookmarkEnd w:id="38"/>
     </w:p>
     <w:p>
       <w:pPr>
@@ -11850,12 +13751,14 @@
           <w:rFonts w:hint="default"/>
         </w:rPr>
       </w:pPr>
+      <w:bookmarkStart w:id="39" w:name="_Toc23549"/>
       <w:r>
         <w:rPr>
           <w:rFonts w:hint="default"/>
         </w:rPr>
         <w:t>Настройка CI/CD (на примере GitHub Actions)</w:t>
       </w:r>
+      <w:bookmarkEnd w:id="39"/>
     </w:p>
     <w:p>
       <w:pPr>
@@ -12499,12 +14402,14 @@
           <w:rFonts w:hint="default"/>
         </w:rPr>
       </w:pPr>
+      <w:bookmarkStart w:id="40" w:name="_Toc21559"/>
       <w:r>
         <w:rPr>
           <w:rFonts w:hint="default"/>
         </w:rPr>
         <w:t>Запуск тестов в CI/CD</w:t>
       </w:r>
+      <w:bookmarkEnd w:id="40"/>
     </w:p>
     <w:p>
       <w:pPr>
@@ -12562,24 +14467,1447 @@
     </w:p>
     <w:p>
       <w:pPr>
-        <w:rPr>
-          <w:rFonts w:hint="default"/>
-        </w:rPr>
-      </w:pPr>
-      <w:r>
-        <w:rPr>
-          <w:rFonts w:hint="default"/>
-          <w:lang w:val="en-US"/>
+        <w:numPr>
+          <w:ilvl w:val="0"/>
+          <w:numId w:val="1"/>
+        </w:numPr>
+        <w:rPr>
+          <w:rFonts w:hint="default"/>
+        </w:rPr>
+      </w:pPr>
+      <w:r>
+        <w:rPr>
+          <w:rFonts w:hint="default"/>
+        </w:rPr>
+        <w:t>Убедитесь, что workflow запустился и тесты прошли успешно.</w:t>
+      </w:r>
+    </w:p>
+    <w:p>
+      <w:pPr>
+        <w:numPr>
+          <w:numId w:val="0"/>
+        </w:numPr>
+        <w:rPr>
+          <w:rFonts w:hint="default"/>
+        </w:rPr>
+      </w:pPr>
+    </w:p>
+    <w:p>
+      <w:pPr>
+        <w:numPr>
+          <w:numId w:val="0"/>
+        </w:numPr>
+        <w:rPr>
+          <w:rFonts w:hint="default"/>
+        </w:rPr>
+      </w:pPr>
+    </w:p>
+    <w:p>
+      <w:pPr>
+        <w:pStyle w:val="3"/>
+        <w:rPr>
+          <w:rFonts w:hint="default"/>
+        </w:rPr>
+      </w:pPr>
+      <w:r>
+        <w:rPr>
+          <w:rFonts w:hint="default"/>
+        </w:rPr>
+        <w:t>Дополнительные настройки</w:t>
+      </w:r>
+    </w:p>
+    <w:p>
+      <w:pPr>
+        <w:numPr>
+          <w:numId w:val="0"/>
+        </w:numPr>
+        <w:rPr>
+          <w:rFonts w:hint="default"/>
+          <w:b/>
+          <w:bCs/>
+        </w:rPr>
+      </w:pPr>
+      <w:r>
+        <w:rPr>
+          <w:rFonts w:hint="default"/>
+          <w:b/>
+          <w:bCs/>
+          <w:lang w:val="ru-RU"/>
+        </w:rPr>
+        <w:t xml:space="preserve">1. </w:t>
+      </w:r>
+      <w:r>
+        <w:rPr>
+          <w:rFonts w:hint="default"/>
+          <w:b/>
+          <w:bCs/>
+        </w:rPr>
+        <w:t>Уведомления:</w:t>
+      </w:r>
+    </w:p>
+    <w:p>
+      <w:pPr>
+        <w:numPr>
+          <w:numId w:val="0"/>
+        </w:numPr>
+        <w:rPr>
+          <w:rFonts w:hint="default"/>
+        </w:rPr>
+      </w:pPr>
+      <w:r>
+        <w:rPr>
+          <w:rFonts w:hint="default"/>
+        </w:rPr>
+        <w:t>Настройте уведомления в Slack, Telegram или по email о результатах тестов.</w:t>
+      </w:r>
+    </w:p>
+    <w:p>
+      <w:pPr>
+        <w:numPr>
+          <w:numId w:val="0"/>
+        </w:numPr>
+        <w:rPr>
+          <w:rFonts w:hint="default"/>
+        </w:rPr>
+      </w:pPr>
+    </w:p>
+    <w:p>
+      <w:pPr>
+        <w:numPr>
+          <w:numId w:val="0"/>
+        </w:numPr>
+        <w:rPr>
+          <w:rFonts w:hint="default"/>
+          <w:b/>
+          <w:bCs/>
+        </w:rPr>
+      </w:pPr>
+      <w:r>
+        <w:rPr>
+          <w:rFonts w:hint="default"/>
+          <w:b/>
+          <w:bCs/>
+          <w:lang w:val="ru-RU"/>
+        </w:rPr>
+        <w:t xml:space="preserve">2. </w:t>
+      </w:r>
+      <w:r>
+        <w:rPr>
+          <w:rFonts w:hint="default"/>
+          <w:b/>
+          <w:bCs/>
+        </w:rPr>
+        <w:t>Артефакты:</w:t>
+      </w:r>
+    </w:p>
+    <w:p>
+      <w:pPr>
+        <w:numPr>
+          <w:numId w:val="0"/>
+        </w:numPr>
+        <w:rPr>
+          <w:rFonts w:hint="default"/>
+        </w:rPr>
+      </w:pPr>
+      <w:r>
+        <w:rPr>
+          <w:rFonts w:hint="default"/>
+        </w:rPr>
+        <w:t>Сохраняйте логи и отчёты о тестировании.</w:t>
+      </w:r>
+    </w:p>
+    <w:p>
+      <w:pPr>
+        <w:numPr>
+          <w:numId w:val="0"/>
+        </w:numPr>
+        <w:rPr>
+          <w:rFonts w:hint="default"/>
+        </w:rPr>
+      </w:pPr>
+    </w:p>
+    <w:p>
+      <w:pPr>
+        <w:numPr>
+          <w:numId w:val="0"/>
+        </w:numPr>
+        <w:rPr>
+          <w:rFonts w:hint="default"/>
+          <w:b/>
+          <w:bCs/>
+        </w:rPr>
+      </w:pPr>
+      <w:r>
+        <w:rPr>
+          <w:rFonts w:hint="default"/>
+          <w:b/>
+          <w:bCs/>
+        </w:rPr>
+        <w:t>Пример:</w:t>
+      </w:r>
+    </w:p>
+    <w:p>
+      <w:pPr>
+        <w:numPr>
+          <w:numId w:val="0"/>
+        </w:numPr>
+        <w:rPr>
+          <w:rFonts w:hint="default"/>
+        </w:rPr>
+      </w:pPr>
+    </w:p>
+    <w:p>
+      <w:pPr>
+        <w:numPr>
+          <w:numId w:val="0"/>
+        </w:numPr>
+        <w:rPr>
+          <w:rFonts w:hint="default"/>
+        </w:rPr>
+      </w:pPr>
+      <w:r>
+        <w:rPr>
+          <w:rFonts w:hint="default"/>
+        </w:rPr>
+        <w:t>- name: Upload test results</w:t>
+      </w:r>
+    </w:p>
+    <w:p>
+      <w:pPr>
+        <w:numPr>
+          <w:numId w:val="0"/>
+        </w:numPr>
+        <w:rPr>
+          <w:rFonts w:hint="default"/>
+        </w:rPr>
+      </w:pPr>
+      <w:r>
+        <w:rPr>
+          <w:rFonts w:hint="default"/>
+        </w:rPr>
+        <w:t xml:space="preserve">  uses: actions/upload-artifact@v2</w:t>
+      </w:r>
+    </w:p>
+    <w:p>
+      <w:pPr>
+        <w:numPr>
+          <w:numId w:val="0"/>
+        </w:numPr>
+        <w:rPr>
+          <w:rFonts w:hint="default"/>
+        </w:rPr>
+      </w:pPr>
+      <w:r>
+        <w:rPr>
+          <w:rFonts w:hint="default"/>
+        </w:rPr>
+        <w:t xml:space="preserve">  with:</w:t>
+      </w:r>
+    </w:p>
+    <w:p>
+      <w:pPr>
+        <w:numPr>
+          <w:numId w:val="0"/>
+        </w:numPr>
+        <w:rPr>
+          <w:rFonts w:hint="default"/>
+        </w:rPr>
+      </w:pPr>
+      <w:r>
+        <w:rPr>
+          <w:rFonts w:hint="default"/>
+        </w:rPr>
+        <w:t xml:space="preserve">    name: test-results</w:t>
+      </w:r>
+    </w:p>
+    <w:p>
+      <w:pPr>
+        <w:numPr>
+          <w:numId w:val="0"/>
+        </w:numPr>
+        <w:rPr>
+          <w:rFonts w:hint="default"/>
+        </w:rPr>
+      </w:pPr>
+      <w:r>
+        <w:rPr>
+          <w:rFonts w:hint="default"/>
+        </w:rPr>
+        <w:t xml:space="preserve">    path: test-results/</w:t>
+      </w:r>
+    </w:p>
+    <w:p>
+      <w:pPr>
+        <w:numPr>
+          <w:numId w:val="0"/>
+        </w:numPr>
+        <w:rPr>
+          <w:rFonts w:hint="default"/>
+        </w:rPr>
+      </w:pPr>
+    </w:p>
+    <w:p>
+      <w:pPr>
+        <w:numPr>
+          <w:numId w:val="0"/>
+        </w:numPr>
+        <w:rPr>
+          <w:rFonts w:hint="default"/>
+        </w:rPr>
+      </w:pPr>
+      <w:r>
+        <w:rPr>
+          <w:rFonts w:hint="default"/>
+        </w:rPr>
+        <w:t xml:space="preserve">                  </w:t>
+      </w:r>
+    </w:p>
+    <w:p>
+      <w:pPr>
+        <w:numPr>
+          <w:numId w:val="0"/>
+        </w:numPr>
+        <w:rPr>
+          <w:rFonts w:hint="default"/>
+          <w:b/>
+          <w:bCs/>
+        </w:rPr>
+      </w:pPr>
+      <w:r>
+        <w:rPr>
+          <w:rFonts w:hint="default"/>
+          <w:b/>
+          <w:bCs/>
+          <w:lang w:val="ru-RU"/>
         </w:rPr>
         <w:t xml:space="preserve">3. </w:t>
       </w:r>
-      <w:bookmarkStart w:id="26" w:name="_GoBack"/>
-      <w:bookmarkEnd w:id="26"/>
-      <w:r>
-        <w:rPr>
-          <w:rFonts w:hint="default"/>
-        </w:rPr>
-        <w:t>Убедитесь, что workflow запустился и тесты прошли успешно.</w:t>
+      <w:r>
+        <w:rPr>
+          <w:rFonts w:hint="default"/>
+          <w:b/>
+          <w:bCs/>
+        </w:rPr>
+        <w:t>Параллельный запуск тестов:</w:t>
+      </w:r>
+    </w:p>
+    <w:p>
+      <w:pPr>
+        <w:numPr>
+          <w:numId w:val="0"/>
+        </w:numPr>
+        <w:rPr>
+          <w:rFonts w:hint="default"/>
+        </w:rPr>
+      </w:pPr>
+      <w:r>
+        <w:rPr>
+          <w:rFonts w:hint="default"/>
+        </w:rPr>
+        <w:t>Разделите тесты на несколько групп для ускорения выполнения.</w:t>
+      </w:r>
+    </w:p>
+    <w:p>
+      <w:pPr>
+        <w:numPr>
+          <w:numId w:val="0"/>
+        </w:numPr>
+        <w:rPr>
+          <w:rFonts w:hint="default"/>
+        </w:rPr>
+      </w:pPr>
+    </w:p>
+    <w:p>
+      <w:pPr>
+        <w:numPr>
+          <w:numId w:val="0"/>
+        </w:numPr>
+        <w:rPr>
+          <w:rFonts w:hint="default"/>
+          <w:b/>
+          <w:bCs/>
+        </w:rPr>
+      </w:pPr>
+      <w:r>
+        <w:rPr>
+          <w:rFonts w:hint="default"/>
+          <w:b/>
+          <w:bCs/>
+        </w:rPr>
+        <w:t>Пример:</w:t>
+      </w:r>
+    </w:p>
+    <w:p>
+      <w:pPr>
+        <w:numPr>
+          <w:numId w:val="0"/>
+        </w:numPr>
+        <w:rPr>
+          <w:rFonts w:hint="default"/>
+        </w:rPr>
+      </w:pPr>
+    </w:p>
+    <w:p>
+      <w:pPr>
+        <w:numPr>
+          <w:numId w:val="0"/>
+        </w:numPr>
+        <w:rPr>
+          <w:rFonts w:hint="default"/>
+        </w:rPr>
+      </w:pPr>
+      <w:r>
+        <w:rPr>
+          <w:rFonts w:hint="default"/>
+        </w:rPr>
+        <w:t>strategy:</w:t>
+      </w:r>
+    </w:p>
+    <w:p>
+      <w:pPr>
+        <w:numPr>
+          <w:numId w:val="0"/>
+        </w:numPr>
+        <w:rPr>
+          <w:rFonts w:hint="default"/>
+        </w:rPr>
+      </w:pPr>
+      <w:r>
+        <w:rPr>
+          <w:rFonts w:hint="default"/>
+        </w:rPr>
+        <w:t xml:space="preserve">  matrix:</w:t>
+      </w:r>
+    </w:p>
+    <w:p>
+      <w:pPr>
+        <w:numPr>
+          <w:numId w:val="0"/>
+        </w:numPr>
+        <w:rPr>
+          <w:rFonts w:hint="default"/>
+        </w:rPr>
+      </w:pPr>
+      <w:r>
+        <w:rPr>
+          <w:rFonts w:hint="default"/>
+        </w:rPr>
+        <w:t xml:space="preserve">    test-group: [1, 2, 3]</w:t>
+      </w:r>
+    </w:p>
+    <w:p>
+      <w:pPr>
+        <w:numPr>
+          <w:numId w:val="0"/>
+        </w:numPr>
+        <w:rPr>
+          <w:rFonts w:hint="default"/>
+        </w:rPr>
+      </w:pPr>
+      <w:r>
+        <w:rPr>
+          <w:rFonts w:hint="default"/>
+        </w:rPr>
+        <w:t>steps:</w:t>
+      </w:r>
+    </w:p>
+    <w:p>
+      <w:pPr>
+        <w:numPr>
+          <w:numId w:val="0"/>
+        </w:numPr>
+        <w:rPr>
+          <w:rFonts w:hint="default"/>
+        </w:rPr>
+      </w:pPr>
+      <w:r>
+        <w:rPr>
+          <w:rFonts w:hint="default"/>
+        </w:rPr>
+        <w:t xml:space="preserve">  - name: Run tests</w:t>
+      </w:r>
+    </w:p>
+    <w:p>
+      <w:pPr>
+        <w:numPr>
+          <w:numId w:val="0"/>
+        </w:numPr>
+        <w:ind w:firstLine="400"/>
+        <w:rPr>
+          <w:rFonts w:hint="default"/>
+        </w:rPr>
+      </w:pPr>
+      <w:r>
+        <w:rPr>
+          <w:rFonts w:hint="default"/>
+        </w:rPr>
+        <w:t>run: pytest tests/group-${{ matrix.test-group }}/</w:t>
+      </w:r>
+    </w:p>
+    <w:p>
+      <w:pPr>
+        <w:numPr>
+          <w:numId w:val="0"/>
+        </w:numPr>
+        <w:ind w:firstLine="400"/>
+        <w:rPr>
+          <w:rFonts w:hint="default"/>
+        </w:rPr>
+      </w:pPr>
+    </w:p>
+    <w:p>
+      <w:pPr>
+        <w:numPr>
+          <w:numId w:val="0"/>
+        </w:numPr>
+        <w:ind w:firstLine="400"/>
+        <w:rPr>
+          <w:rFonts w:hint="default"/>
+        </w:rPr>
+      </w:pPr>
+    </w:p>
+    <w:p>
+      <w:pPr>
+        <w:pStyle w:val="3"/>
+        <w:rPr>
+          <w:rFonts w:hint="default"/>
+        </w:rPr>
+      </w:pPr>
+      <w:r>
+        <w:rPr>
+          <w:rFonts w:hint="default"/>
+        </w:rPr>
+        <w:t>Пример интеграции с Jenkins</w:t>
+      </w:r>
+    </w:p>
+    <w:p>
+      <w:pPr>
+        <w:numPr>
+          <w:numId w:val="0"/>
+        </w:numPr>
+        <w:rPr>
+          <w:rFonts w:hint="default"/>
+        </w:rPr>
+      </w:pPr>
+      <w:r>
+        <w:rPr>
+          <w:rFonts w:hint="default"/>
+        </w:rPr>
+        <w:t>Если вы используете Jenkins, настройка будет выглядеть так:</w:t>
+      </w:r>
+    </w:p>
+    <w:p>
+      <w:pPr>
+        <w:numPr>
+          <w:numId w:val="0"/>
+        </w:numPr>
+        <w:rPr>
+          <w:rFonts w:hint="default"/>
+        </w:rPr>
+      </w:pPr>
+    </w:p>
+    <w:p>
+      <w:pPr>
+        <w:numPr>
+          <w:numId w:val="0"/>
+        </w:numPr>
+        <w:rPr>
+          <w:rFonts w:hint="default"/>
+        </w:rPr>
+      </w:pPr>
+      <w:r>
+        <w:rPr>
+          <w:rFonts w:hint="default"/>
+          <w:lang w:val="ru-RU"/>
+        </w:rPr>
+        <w:t xml:space="preserve">1. </w:t>
+      </w:r>
+      <w:r>
+        <w:rPr>
+          <w:rFonts w:hint="default"/>
+        </w:rPr>
+        <w:t>Установите Jenkins и настройте pipeline.</w:t>
+      </w:r>
+    </w:p>
+    <w:p>
+      <w:pPr>
+        <w:numPr>
+          <w:numId w:val="0"/>
+        </w:numPr>
+        <w:rPr>
+          <w:rFonts w:hint="default"/>
+        </w:rPr>
+      </w:pPr>
+    </w:p>
+    <w:p>
+      <w:pPr>
+        <w:numPr>
+          <w:numId w:val="0"/>
+        </w:numPr>
+        <w:rPr>
+          <w:rFonts w:hint="default"/>
+        </w:rPr>
+      </w:pPr>
+      <w:r>
+        <w:rPr>
+          <w:rFonts w:hint="default"/>
+          <w:lang w:val="ru-RU"/>
+        </w:rPr>
+        <w:t xml:space="preserve">2. </w:t>
+      </w:r>
+      <w:r>
+        <w:rPr>
+          <w:rFonts w:hint="default"/>
+        </w:rPr>
+        <w:t>Создайте файл Jenkinsfile в корне репозитория:</w:t>
+      </w:r>
+    </w:p>
+    <w:p>
+      <w:pPr>
+        <w:numPr>
+          <w:numId w:val="0"/>
+        </w:numPr>
+        <w:rPr>
+          <w:rFonts w:hint="default"/>
+        </w:rPr>
+      </w:pPr>
+    </w:p>
+    <w:p>
+      <w:pPr>
+        <w:numPr>
+          <w:numId w:val="0"/>
+        </w:numPr>
+        <w:rPr>
+          <w:rFonts w:hint="default"/>
+        </w:rPr>
+      </w:pPr>
+      <w:r>
+        <w:rPr>
+          <w:rFonts w:hint="default"/>
+        </w:rPr>
+        <w:t>pipeline {</w:t>
+      </w:r>
+    </w:p>
+    <w:p>
+      <w:pPr>
+        <w:numPr>
+          <w:numId w:val="0"/>
+        </w:numPr>
+        <w:rPr>
+          <w:rFonts w:hint="default"/>
+        </w:rPr>
+      </w:pPr>
+      <w:r>
+        <w:rPr>
+          <w:rFonts w:hint="default"/>
+        </w:rPr>
+        <w:t xml:space="preserve">    agent any</w:t>
+      </w:r>
+    </w:p>
+    <w:p>
+      <w:pPr>
+        <w:numPr>
+          <w:numId w:val="0"/>
+        </w:numPr>
+        <w:rPr>
+          <w:rFonts w:hint="default"/>
+        </w:rPr>
+      </w:pPr>
+    </w:p>
+    <w:p>
+      <w:pPr>
+        <w:numPr>
+          <w:numId w:val="0"/>
+        </w:numPr>
+        <w:rPr>
+          <w:rFonts w:hint="default"/>
+        </w:rPr>
+      </w:pPr>
+      <w:r>
+        <w:rPr>
+          <w:rFonts w:hint="default"/>
+        </w:rPr>
+        <w:t xml:space="preserve">    stages {</w:t>
+      </w:r>
+    </w:p>
+    <w:p>
+      <w:pPr>
+        <w:numPr>
+          <w:numId w:val="0"/>
+        </w:numPr>
+        <w:rPr>
+          <w:rFonts w:hint="default"/>
+        </w:rPr>
+      </w:pPr>
+      <w:r>
+        <w:rPr>
+          <w:rFonts w:hint="default"/>
+        </w:rPr>
+        <w:t xml:space="preserve">        stage('Checkout') {</w:t>
+      </w:r>
+    </w:p>
+    <w:p>
+      <w:pPr>
+        <w:numPr>
+          <w:numId w:val="0"/>
+        </w:numPr>
+        <w:rPr>
+          <w:rFonts w:hint="default"/>
+        </w:rPr>
+      </w:pPr>
+      <w:r>
+        <w:rPr>
+          <w:rFonts w:hint="default"/>
+        </w:rPr>
+        <w:t xml:space="preserve">            steps {</w:t>
+      </w:r>
+    </w:p>
+    <w:p>
+      <w:pPr>
+        <w:numPr>
+          <w:numId w:val="0"/>
+        </w:numPr>
+        <w:rPr>
+          <w:rFonts w:hint="default"/>
+        </w:rPr>
+      </w:pPr>
+      <w:r>
+        <w:rPr>
+          <w:rFonts w:hint="default"/>
+        </w:rPr>
+        <w:t xml:space="preserve">                git 'https://github.com/your-repo.git'</w:t>
+      </w:r>
+    </w:p>
+    <w:p>
+      <w:pPr>
+        <w:numPr>
+          <w:numId w:val="0"/>
+        </w:numPr>
+        <w:rPr>
+          <w:rFonts w:hint="default"/>
+        </w:rPr>
+      </w:pPr>
+      <w:r>
+        <w:rPr>
+          <w:rFonts w:hint="default"/>
+        </w:rPr>
+        <w:t xml:space="preserve">            }</w:t>
+      </w:r>
+    </w:p>
+    <w:p>
+      <w:pPr>
+        <w:numPr>
+          <w:numId w:val="0"/>
+        </w:numPr>
+        <w:rPr>
+          <w:rFonts w:hint="default"/>
+        </w:rPr>
+      </w:pPr>
+      <w:r>
+        <w:rPr>
+          <w:rFonts w:hint="default"/>
+        </w:rPr>
+        <w:t xml:space="preserve">        }</w:t>
+      </w:r>
+    </w:p>
+    <w:p>
+      <w:pPr>
+        <w:numPr>
+          <w:numId w:val="0"/>
+        </w:numPr>
+        <w:rPr>
+          <w:rFonts w:hint="default"/>
+        </w:rPr>
+      </w:pPr>
+    </w:p>
+    <w:p>
+      <w:pPr>
+        <w:numPr>
+          <w:numId w:val="0"/>
+        </w:numPr>
+        <w:rPr>
+          <w:rFonts w:hint="default"/>
+        </w:rPr>
+      </w:pPr>
+      <w:r>
+        <w:rPr>
+          <w:rFonts w:hint="default"/>
+        </w:rPr>
+        <w:t xml:space="preserve">        stage('Install dependencies') {</w:t>
+      </w:r>
+    </w:p>
+    <w:p>
+      <w:pPr>
+        <w:numPr>
+          <w:numId w:val="0"/>
+        </w:numPr>
+        <w:rPr>
+          <w:rFonts w:hint="default"/>
+        </w:rPr>
+      </w:pPr>
+      <w:r>
+        <w:rPr>
+          <w:rFonts w:hint="default"/>
+        </w:rPr>
+        <w:t xml:space="preserve">            steps {</w:t>
+      </w:r>
+    </w:p>
+    <w:p>
+      <w:pPr>
+        <w:numPr>
+          <w:numId w:val="0"/>
+        </w:numPr>
+        <w:rPr>
+          <w:rFonts w:hint="default"/>
+        </w:rPr>
+      </w:pPr>
+      <w:r>
+        <w:rPr>
+          <w:rFonts w:hint="default"/>
+        </w:rPr>
+        <w:t xml:space="preserve">                sh 'pip install -r requirements.txt'</w:t>
+      </w:r>
+    </w:p>
+    <w:p>
+      <w:pPr>
+        <w:numPr>
+          <w:numId w:val="0"/>
+        </w:numPr>
+        <w:rPr>
+          <w:rFonts w:hint="default"/>
+        </w:rPr>
+      </w:pPr>
+      <w:r>
+        <w:rPr>
+          <w:rFonts w:hint="default"/>
+        </w:rPr>
+        <w:t xml:space="preserve">            }</w:t>
+      </w:r>
+    </w:p>
+    <w:p>
+      <w:pPr>
+        <w:numPr>
+          <w:numId w:val="0"/>
+        </w:numPr>
+        <w:rPr>
+          <w:rFonts w:hint="default"/>
+        </w:rPr>
+      </w:pPr>
+      <w:r>
+        <w:rPr>
+          <w:rFonts w:hint="default"/>
+        </w:rPr>
+        <w:t xml:space="preserve">        }</w:t>
+      </w:r>
+    </w:p>
+    <w:p>
+      <w:pPr>
+        <w:numPr>
+          <w:numId w:val="0"/>
+        </w:numPr>
+        <w:rPr>
+          <w:rFonts w:hint="default"/>
+        </w:rPr>
+      </w:pPr>
+    </w:p>
+    <w:p>
+      <w:pPr>
+        <w:numPr>
+          <w:numId w:val="0"/>
+        </w:numPr>
+        <w:rPr>
+          <w:rFonts w:hint="default"/>
+        </w:rPr>
+      </w:pPr>
+      <w:r>
+        <w:rPr>
+          <w:rFonts w:hint="default"/>
+        </w:rPr>
+        <w:t xml:space="preserve">        stage('Run tests') {</w:t>
+      </w:r>
+    </w:p>
+    <w:p>
+      <w:pPr>
+        <w:numPr>
+          <w:numId w:val="0"/>
+        </w:numPr>
+        <w:rPr>
+          <w:rFonts w:hint="default"/>
+        </w:rPr>
+      </w:pPr>
+      <w:r>
+        <w:rPr>
+          <w:rFonts w:hint="default"/>
+        </w:rPr>
+        <w:t xml:space="preserve">            steps {</w:t>
+      </w:r>
+    </w:p>
+    <w:p>
+      <w:pPr>
+        <w:numPr>
+          <w:numId w:val="0"/>
+        </w:numPr>
+        <w:rPr>
+          <w:rFonts w:hint="default"/>
+        </w:rPr>
+      </w:pPr>
+      <w:r>
+        <w:rPr>
+          <w:rFonts w:hint="default"/>
+        </w:rPr>
+        <w:t xml:space="preserve">                sh 'pytest'</w:t>
+      </w:r>
+    </w:p>
+    <w:p>
+      <w:pPr>
+        <w:numPr>
+          <w:numId w:val="0"/>
+        </w:numPr>
+        <w:rPr>
+          <w:rFonts w:hint="default"/>
+        </w:rPr>
+      </w:pPr>
+      <w:r>
+        <w:rPr>
+          <w:rFonts w:hint="default"/>
+        </w:rPr>
+        <w:t xml:space="preserve">            }</w:t>
+      </w:r>
+    </w:p>
+    <w:p>
+      <w:pPr>
+        <w:numPr>
+          <w:numId w:val="0"/>
+        </w:numPr>
+        <w:rPr>
+          <w:rFonts w:hint="default"/>
+        </w:rPr>
+      </w:pPr>
+      <w:r>
+        <w:rPr>
+          <w:rFonts w:hint="default"/>
+        </w:rPr>
+        <w:t xml:space="preserve">        }</w:t>
+      </w:r>
+    </w:p>
+    <w:p>
+      <w:pPr>
+        <w:numPr>
+          <w:numId w:val="0"/>
+        </w:numPr>
+        <w:rPr>
+          <w:rFonts w:hint="default"/>
+        </w:rPr>
+      </w:pPr>
+      <w:r>
+        <w:rPr>
+          <w:rFonts w:hint="default"/>
+        </w:rPr>
+        <w:t xml:space="preserve">    }</w:t>
+      </w:r>
+    </w:p>
+    <w:p>
+      <w:pPr>
+        <w:numPr>
+          <w:numId w:val="0"/>
+        </w:numPr>
+        <w:rPr>
+          <w:rFonts w:hint="default"/>
+        </w:rPr>
+      </w:pPr>
+      <w:r>
+        <w:rPr>
+          <w:rFonts w:hint="default"/>
+        </w:rPr>
+        <w:t>}</w:t>
+      </w:r>
+    </w:p>
+    <w:p>
+      <w:pPr>
+        <w:numPr>
+          <w:numId w:val="0"/>
+        </w:numPr>
+        <w:rPr>
+          <w:rFonts w:hint="default"/>
+        </w:rPr>
+      </w:pPr>
+    </w:p>
+    <w:p>
+      <w:pPr>
+        <w:numPr>
+          <w:numId w:val="0"/>
+        </w:numPr>
+        <w:rPr>
+          <w:rFonts w:hint="default"/>
+        </w:rPr>
+      </w:pPr>
+      <w:r>
+        <w:rPr>
+          <w:rFonts w:hint="default"/>
+        </w:rPr>
+        <w:t xml:space="preserve">                  </w:t>
+      </w:r>
+    </w:p>
+    <w:p>
+      <w:pPr>
+        <w:numPr>
+          <w:numId w:val="0"/>
+        </w:numPr>
+        <w:rPr>
+          <w:rFonts w:hint="default"/>
+        </w:rPr>
+      </w:pPr>
+      <w:r>
+        <w:rPr>
+          <w:rFonts w:hint="default"/>
+          <w:lang w:val="ru-RU"/>
+        </w:rPr>
+        <w:t xml:space="preserve">3. </w:t>
+      </w:r>
+      <w:r>
+        <w:rPr>
+          <w:rFonts w:hint="default"/>
+        </w:rPr>
+        <w:t>Настройте Jenkins для автоматического запуска pipeline при изменениях в репозитории.</w:t>
+      </w:r>
+    </w:p>
+    <w:p>
+      <w:pPr>
+        <w:numPr>
+          <w:numId w:val="0"/>
+        </w:numPr>
+        <w:rPr>
+          <w:rFonts w:hint="default"/>
+        </w:rPr>
+      </w:pPr>
+    </w:p>
+    <w:p>
+      <w:pPr>
+        <w:pStyle w:val="3"/>
+        <w:rPr>
+          <w:rFonts w:hint="default"/>
+        </w:rPr>
+      </w:pPr>
+      <w:r>
+        <w:rPr>
+          <w:rFonts w:hint="default"/>
+        </w:rPr>
+        <w:br w:type="page"/>
+      </w:r>
+    </w:p>
+    <w:p>
+      <w:pPr>
+        <w:pStyle w:val="3"/>
+        <w:rPr>
+          <w:rFonts w:hint="default"/>
+        </w:rPr>
+      </w:pPr>
+      <w:r>
+        <w:rPr>
+          <w:rFonts w:hint="default"/>
+        </w:rPr>
+        <w:t>Частые ошибки и их решение</w:t>
+      </w:r>
+    </w:p>
+    <w:p>
+      <w:pPr>
+        <w:numPr>
+          <w:numId w:val="0"/>
+        </w:numPr>
+        <w:rPr>
+          <w:rFonts w:hint="default"/>
+        </w:rPr>
+      </w:pPr>
+      <w:r>
+        <w:rPr>
+          <w:rFonts w:hint="default"/>
+          <w:b/>
+          <w:bCs/>
+          <w:lang w:val="ru-RU"/>
+        </w:rPr>
+        <w:t xml:space="preserve">1. </w:t>
+      </w:r>
+      <w:r>
+        <w:rPr>
+          <w:rFonts w:hint="default"/>
+          <w:b/>
+          <w:bCs/>
+        </w:rPr>
+        <w:t>Ошибка: Зависимости не установлены.</w:t>
+      </w:r>
+      <w:r>
+        <w:rPr>
+          <w:rFonts w:hint="default"/>
+          <w:b/>
+          <w:bCs/>
+        </w:rPr>
+        <w:br w:type="textWrapping"/>
+      </w:r>
+    </w:p>
+    <w:p>
+      <w:pPr>
+        <w:numPr>
+          <w:numId w:val="0"/>
+        </w:numPr>
+        <w:rPr>
+          <w:rFonts w:hint="default"/>
+        </w:rPr>
+      </w:pPr>
+      <w:r>
+        <w:rPr>
+          <w:rFonts w:hint="default"/>
+        </w:rPr>
+        <w:t>Причина: Файл requirements.txt отсутствует или содержит ошибки.</w:t>
+      </w:r>
+    </w:p>
+    <w:p>
+      <w:pPr>
+        <w:numPr>
+          <w:numId w:val="0"/>
+        </w:numPr>
+        <w:rPr>
+          <w:rFonts w:hint="default"/>
+        </w:rPr>
+      </w:pPr>
+    </w:p>
+    <w:p>
+      <w:pPr>
+        <w:numPr>
+          <w:numId w:val="0"/>
+        </w:numPr>
+        <w:rPr>
+          <w:rFonts w:hint="default"/>
+        </w:rPr>
+      </w:pPr>
+      <w:r>
+        <w:rPr>
+          <w:rFonts w:hint="default"/>
+        </w:rPr>
+        <w:t>Решение: Проверьте файл и установите зависимости вручную.</w:t>
+      </w:r>
+    </w:p>
+    <w:p>
+      <w:pPr>
+        <w:numPr>
+          <w:numId w:val="0"/>
+        </w:numPr>
+        <w:rPr>
+          <w:rFonts w:hint="default"/>
+        </w:rPr>
+      </w:pPr>
+    </w:p>
+    <w:p>
+      <w:pPr>
+        <w:numPr>
+          <w:numId w:val="0"/>
+        </w:numPr>
+        <w:rPr>
+          <w:rFonts w:hint="default"/>
+        </w:rPr>
+      </w:pPr>
+      <w:r>
+        <w:rPr>
+          <w:rFonts w:hint="default"/>
+          <w:b/>
+          <w:bCs/>
+          <w:lang w:val="ru-RU"/>
+        </w:rPr>
+        <w:t xml:space="preserve">2. </w:t>
+      </w:r>
+      <w:r>
+        <w:rPr>
+          <w:rFonts w:hint="default"/>
+          <w:b/>
+          <w:bCs/>
+        </w:rPr>
+        <w:t>Ошибка: Тесты не запускаются.</w:t>
+      </w:r>
+      <w:r>
+        <w:rPr>
+          <w:rFonts w:hint="default"/>
+          <w:b/>
+          <w:bCs/>
+        </w:rPr>
+        <w:br w:type="textWrapping"/>
+      </w:r>
+    </w:p>
+    <w:p>
+      <w:pPr>
+        <w:numPr>
+          <w:numId w:val="0"/>
+        </w:numPr>
+        <w:rPr>
+          <w:rFonts w:hint="default"/>
+        </w:rPr>
+      </w:pPr>
+      <w:r>
+        <w:rPr>
+          <w:rFonts w:hint="default"/>
+        </w:rPr>
+        <w:t>Причина: Неправильный путь к тестам или ошибки в коде.</w:t>
+      </w:r>
+    </w:p>
+    <w:p>
+      <w:pPr>
+        <w:numPr>
+          <w:numId w:val="0"/>
+        </w:numPr>
+        <w:rPr>
+          <w:rFonts w:hint="default"/>
+        </w:rPr>
+      </w:pPr>
+      <w:bookmarkStart w:id="41" w:name="_GoBack"/>
+      <w:bookmarkEnd w:id="41"/>
+    </w:p>
+    <w:p>
+      <w:pPr>
+        <w:numPr>
+          <w:numId w:val="0"/>
+        </w:numPr>
+        <w:rPr>
+          <w:rFonts w:hint="default"/>
+        </w:rPr>
+      </w:pPr>
+      <w:r>
+        <w:rPr>
+          <w:rFonts w:hint="default"/>
+        </w:rPr>
+        <w:t>Решение: Проверьте команду запуска тестов и логи.</w:t>
+      </w:r>
+    </w:p>
+    <w:p>
+      <w:pPr>
+        <w:numPr>
+          <w:numId w:val="0"/>
+        </w:numPr>
+        <w:rPr>
+          <w:rFonts w:hint="default"/>
+        </w:rPr>
+      </w:pPr>
+    </w:p>
+    <w:p>
+      <w:pPr>
+        <w:numPr>
+          <w:numId w:val="0"/>
+        </w:numPr>
+        <w:rPr>
+          <w:rFonts w:hint="default"/>
+          <w:b/>
+          <w:bCs/>
+        </w:rPr>
+      </w:pPr>
+      <w:r>
+        <w:rPr>
+          <w:rFonts w:hint="default"/>
+          <w:b/>
+          <w:bCs/>
+          <w:lang w:val="ru-RU"/>
+        </w:rPr>
+        <w:t xml:space="preserve">3. </w:t>
+      </w:r>
+      <w:r>
+        <w:rPr>
+          <w:rFonts w:hint="default"/>
+          <w:b/>
+          <w:bCs/>
+        </w:rPr>
+        <w:t>Ошибка: Нет доступа к репозиторию.</w:t>
+      </w:r>
+    </w:p>
+    <w:p>
+      <w:pPr>
+        <w:numPr>
+          <w:numId w:val="0"/>
+        </w:numPr>
+        <w:rPr>
+          <w:rFonts w:hint="default"/>
+        </w:rPr>
+      </w:pPr>
+    </w:p>
+    <w:p>
+      <w:pPr>
+        <w:numPr>
+          <w:numId w:val="0"/>
+        </w:numPr>
+        <w:rPr>
+          <w:rFonts w:hint="default"/>
+        </w:rPr>
+      </w:pPr>
+      <w:r>
+        <w:rPr>
+          <w:rFonts w:hint="default"/>
+        </w:rPr>
+        <w:t>Причина: Неправильные настройки доступа в CI/CD.</w:t>
+      </w:r>
+    </w:p>
+    <w:p>
+      <w:pPr>
+        <w:numPr>
+          <w:numId w:val="0"/>
+        </w:numPr>
+        <w:rPr>
+          <w:rFonts w:hint="default"/>
+        </w:rPr>
+      </w:pPr>
+    </w:p>
+    <w:p>
+      <w:pPr>
+        <w:numPr>
+          <w:numId w:val="0"/>
+        </w:numPr>
+        <w:rPr>
+          <w:rFonts w:hint="default"/>
+        </w:rPr>
+      </w:pPr>
+      <w:r>
+        <w:rPr>
+          <w:rFonts w:hint="default"/>
+        </w:rPr>
+        <w:t>Решение: Проверьте токены и права доступа.</w:t>
+      </w:r>
+    </w:p>
+    <w:p>
+      <w:pPr>
+        <w:numPr>
+          <w:numId w:val="0"/>
+        </w:numPr>
+        <w:rPr>
+          <w:rStyle w:val="16"/>
+          <w:rFonts w:hint="default"/>
+        </w:rPr>
+      </w:pPr>
+      <w:r>
+        <w:rPr>
+          <w:rFonts w:hint="default"/>
+        </w:rPr>
+        <w:br w:type="textWrapping"/>
+      </w:r>
+      <w:r>
+        <w:rPr>
+          <w:rStyle w:val="16"/>
+          <w:rFonts w:hint="default"/>
+        </w:rPr>
+        <w:t>Поздравляю!</w:t>
+      </w:r>
+      <w:r>
+        <w:rPr>
+          <w:rStyle w:val="16"/>
+          <w:rFonts w:hint="default"/>
+          <w:lang w:val="ru-RU"/>
+        </w:rPr>
+        <w:t xml:space="preserve"> </w:t>
+      </w:r>
+      <w:r>
+        <w:rPr>
+          <w:rStyle w:val="16"/>
+          <w:rFonts w:hint="default"/>
+        </w:rPr>
+        <w:t>Вы настроили автоматический запуск тестов в CI/CD:</w:t>
+      </w:r>
+    </w:p>
+    <w:p>
+      <w:pPr>
+        <w:numPr>
+          <w:numId w:val="0"/>
+        </w:numPr>
+        <w:rPr>
+          <w:rFonts w:hint="default"/>
+        </w:rPr>
+      </w:pPr>
+    </w:p>
+    <w:p>
+      <w:pPr>
+        <w:numPr>
+          <w:numId w:val="0"/>
+        </w:numPr>
+        <w:rPr>
+          <w:rFonts w:hint="default"/>
+        </w:rPr>
+      </w:pPr>
+      <w:r>
+        <w:rPr>
+          <w:rFonts w:hint="default"/>
+          <w:lang w:val="ru-RU"/>
+        </w:rPr>
+        <w:t xml:space="preserve">1. </w:t>
+      </w:r>
+      <w:r>
+        <w:rPr>
+          <w:rFonts w:hint="default"/>
+        </w:rPr>
+        <w:t>Создали workflow-файл для GitHub Actions.</w:t>
+      </w:r>
+    </w:p>
+    <w:p>
+      <w:pPr>
+        <w:numPr>
+          <w:numId w:val="0"/>
+        </w:numPr>
+        <w:rPr>
+          <w:rFonts w:hint="default"/>
+        </w:rPr>
+      </w:pPr>
+    </w:p>
+    <w:p>
+      <w:pPr>
+        <w:numPr>
+          <w:numId w:val="0"/>
+        </w:numPr>
+        <w:rPr>
+          <w:rFonts w:hint="default"/>
+        </w:rPr>
+      </w:pPr>
+      <w:r>
+        <w:rPr>
+          <w:rFonts w:hint="default"/>
+          <w:lang w:val="ru-RU"/>
+        </w:rPr>
+        <w:t xml:space="preserve">2. </w:t>
+      </w:r>
+      <w:r>
+        <w:rPr>
+          <w:rFonts w:hint="default"/>
+        </w:rPr>
+        <w:t>Настроили Jenkins для запуска тестов.</w:t>
+      </w:r>
+    </w:p>
+    <w:p>
+      <w:pPr>
+        <w:numPr>
+          <w:numId w:val="0"/>
+        </w:numPr>
+        <w:rPr>
+          <w:rFonts w:hint="default"/>
+        </w:rPr>
+      </w:pPr>
+    </w:p>
+    <w:p>
+      <w:pPr>
+        <w:numPr>
+          <w:numId w:val="0"/>
+        </w:numPr>
+        <w:rPr>
+          <w:rFonts w:hint="default"/>
+          <w:b/>
+          <w:bCs/>
+        </w:rPr>
+      </w:pPr>
+      <w:r>
+        <w:rPr>
+          <w:rFonts w:hint="default"/>
+          <w:b/>
+          <w:bCs/>
+          <w:lang w:val="ru-RU"/>
+        </w:rPr>
+        <w:t xml:space="preserve">3. </w:t>
+      </w:r>
+      <w:r>
+        <w:rPr>
+          <w:rFonts w:hint="default"/>
+          <w:b/>
+          <w:bCs/>
+        </w:rPr>
+        <w:t>Убедились, что тесты запускаются при каждом изменении кода.</w:t>
       </w:r>
     </w:p>
     <w:sectPr>
@@ -12808,6 +16136,7 @@
     <w:name w:val="heading 2"/>
     <w:basedOn w:val="1"/>
     <w:next w:val="1"/>
+    <w:link w:val="16"/>
     <w:unhideWhenUsed/>
     <w:qFormat/>
     <w:uiPriority w:val="0"/>
@@ -12951,6 +16280,21 @@
     <w:tcPr>
       <w:textDirection w:val="lrTb"/>
     </w:tcPr>
+  </w:style>
+  <w:style w:type="character" w:customStyle="1" w:styleId="16">
+    <w:name w:val="Заголовок 2 Char"/>
+    <w:link w:val="3"/>
+    <w:uiPriority w:val="0"/>
+    <w:rPr>
+      <w:rFonts w:ascii="Arial" w:hAnsi="Arial" w:cs="Arial"/>
+      <w:b/>
+      <w:bCs/>
+      <w:i/>
+      <w:iCs/>
+      <w:kern w:val="0"/>
+      <w:sz w:val="28"/>
+      <w:szCs w:val="28"/>
+    </w:rPr>
   </w:style>
 </w:styles>
 </file>

--- a/conspect/конспект.docx
+++ b/conspect/конспект.docx
@@ -52,7 +52,7 @@
           <w:szCs w:val="32"/>
           <w:lang w:val="en-US" w:eastAsia="zh-CN" w:bidi="ar-SA"/>
         </w:rPr>
-        <w:instrText xml:space="preserve"> HYPERLINK \l _Toc32000 </w:instrText>
+        <w:instrText xml:space="preserve"> HYPERLINK \l _Toc26706 </w:instrText>
       </w:r>
       <w:r>
         <w:rPr>
@@ -102,7 +102,7 @@
           <w:szCs w:val="32"/>
           <w:lang w:val="en-US" w:eastAsia="zh-CN" w:bidi="ar-SA"/>
         </w:rPr>
-        <w:instrText xml:space="preserve"> PAGEREF _Toc32000 </w:instrText>
+        <w:instrText xml:space="preserve"> PAGEREF _Toc26706 </w:instrText>
       </w:r>
       <w:r>
         <w:rPr>
@@ -177,7 +177,7 @@
           <w:szCs w:val="32"/>
           <w:lang w:val="en-US" w:eastAsia="zh-CN" w:bidi="ar-SA"/>
         </w:rPr>
-        <w:instrText xml:space="preserve"> HYPERLINK \l _Toc10564 </w:instrText>
+        <w:instrText xml:space="preserve"> HYPERLINK \l _Toc29972 </w:instrText>
       </w:r>
       <w:r>
         <w:rPr>
@@ -227,7 +227,7 @@
           <w:szCs w:val="32"/>
           <w:lang w:val="en-US" w:eastAsia="zh-CN" w:bidi="ar-SA"/>
         </w:rPr>
-        <w:instrText xml:space="preserve"> PAGEREF _Toc10564 </w:instrText>
+        <w:instrText xml:space="preserve"> PAGEREF _Toc29972 </w:instrText>
       </w:r>
       <w:r>
         <w:rPr>
@@ -302,7 +302,7 @@
           <w:szCs w:val="32"/>
           <w:lang w:val="en-US" w:eastAsia="zh-CN" w:bidi="ar-SA"/>
         </w:rPr>
-        <w:instrText xml:space="preserve"> HYPERLINK \l _Toc15017 </w:instrText>
+        <w:instrText xml:space="preserve"> HYPERLINK \l _Toc30586 </w:instrText>
       </w:r>
       <w:r>
         <w:rPr>
@@ -352,7 +352,7 @@
           <w:szCs w:val="32"/>
           <w:lang w:val="en-US" w:eastAsia="zh-CN" w:bidi="ar-SA"/>
         </w:rPr>
-        <w:instrText xml:space="preserve"> PAGEREF _Toc15017 </w:instrText>
+        <w:instrText xml:space="preserve"> PAGEREF _Toc30586 </w:instrText>
       </w:r>
       <w:r>
         <w:rPr>
@@ -427,7 +427,7 @@
           <w:szCs w:val="32"/>
           <w:lang w:val="en-US" w:eastAsia="zh-CN" w:bidi="ar-SA"/>
         </w:rPr>
-        <w:instrText xml:space="preserve"> HYPERLINK \l _Toc19737 </w:instrText>
+        <w:instrText xml:space="preserve"> HYPERLINK \l _Toc6452 </w:instrText>
       </w:r>
       <w:r>
         <w:rPr>
@@ -477,7 +477,7 @@
           <w:szCs w:val="32"/>
           <w:lang w:val="en-US" w:eastAsia="zh-CN" w:bidi="ar-SA"/>
         </w:rPr>
-        <w:instrText xml:space="preserve"> PAGEREF _Toc19737 </w:instrText>
+        <w:instrText xml:space="preserve"> PAGEREF _Toc6452 </w:instrText>
       </w:r>
       <w:r>
         <w:rPr>
@@ -552,7 +552,7 @@
           <w:szCs w:val="32"/>
           <w:lang w:val="en-US" w:eastAsia="zh-CN" w:bidi="ar-SA"/>
         </w:rPr>
-        <w:instrText xml:space="preserve"> HYPERLINK \l _Toc26207 </w:instrText>
+        <w:instrText xml:space="preserve"> HYPERLINK \l _Toc4212 </w:instrText>
       </w:r>
       <w:r>
         <w:rPr>
@@ -602,7 +602,7 @@
           <w:szCs w:val="32"/>
           <w:lang w:val="en-US" w:eastAsia="zh-CN" w:bidi="ar-SA"/>
         </w:rPr>
-        <w:instrText xml:space="preserve"> PAGEREF _Toc26207 </w:instrText>
+        <w:instrText xml:space="preserve"> PAGEREF _Toc4212 </w:instrText>
       </w:r>
       <w:r>
         <w:rPr>
@@ -677,7 +677,7 @@
           <w:szCs w:val="32"/>
           <w:lang w:val="en-US" w:eastAsia="zh-CN" w:bidi="ar-SA"/>
         </w:rPr>
-        <w:instrText xml:space="preserve"> HYPERLINK \l _Toc31613 </w:instrText>
+        <w:instrText xml:space="preserve"> HYPERLINK \l _Toc20447 </w:instrText>
       </w:r>
       <w:r>
         <w:rPr>
@@ -727,7 +727,7 @@
           <w:szCs w:val="32"/>
           <w:lang w:val="en-US" w:eastAsia="zh-CN" w:bidi="ar-SA"/>
         </w:rPr>
-        <w:instrText xml:space="preserve"> PAGEREF _Toc31613 </w:instrText>
+        <w:instrText xml:space="preserve"> PAGEREF _Toc20447 </w:instrText>
       </w:r>
       <w:r>
         <w:rPr>
@@ -802,7 +802,7 @@
           <w:szCs w:val="32"/>
           <w:lang w:val="en-US" w:eastAsia="zh-CN" w:bidi="ar-SA"/>
         </w:rPr>
-        <w:instrText xml:space="preserve"> HYPERLINK \l _Toc24897 </w:instrText>
+        <w:instrText xml:space="preserve"> HYPERLINK \l _Toc13002 </w:instrText>
       </w:r>
       <w:r>
         <w:rPr>
@@ -852,7 +852,7 @@
           <w:szCs w:val="32"/>
           <w:lang w:val="en-US" w:eastAsia="zh-CN" w:bidi="ar-SA"/>
         </w:rPr>
-        <w:instrText xml:space="preserve"> PAGEREF _Toc24897 </w:instrText>
+        <w:instrText xml:space="preserve"> PAGEREF _Toc13002 </w:instrText>
       </w:r>
       <w:r>
         <w:rPr>
@@ -927,7 +927,7 @@
           <w:szCs w:val="32"/>
           <w:lang w:val="en-US" w:eastAsia="zh-CN" w:bidi="ar-SA"/>
         </w:rPr>
-        <w:instrText xml:space="preserve"> HYPERLINK \l _Toc10446 </w:instrText>
+        <w:instrText xml:space="preserve"> HYPERLINK \l _Toc13432 </w:instrText>
       </w:r>
       <w:r>
         <w:rPr>
@@ -977,7 +977,7 @@
           <w:szCs w:val="32"/>
           <w:lang w:val="en-US" w:eastAsia="zh-CN" w:bidi="ar-SA"/>
         </w:rPr>
-        <w:instrText xml:space="preserve"> PAGEREF _Toc10446 </w:instrText>
+        <w:instrText xml:space="preserve"> PAGEREF _Toc13432 </w:instrText>
       </w:r>
       <w:r>
         <w:rPr>
@@ -1052,7 +1052,7 @@
           <w:szCs w:val="32"/>
           <w:lang w:val="en-US" w:eastAsia="zh-CN" w:bidi="ar-SA"/>
         </w:rPr>
-        <w:instrText xml:space="preserve"> HYPERLINK \l _Toc28423 </w:instrText>
+        <w:instrText xml:space="preserve"> HYPERLINK \l _Toc17999 </w:instrText>
       </w:r>
       <w:r>
         <w:rPr>
@@ -1102,7 +1102,7 @@
           <w:szCs w:val="32"/>
           <w:lang w:val="en-US" w:eastAsia="zh-CN" w:bidi="ar-SA"/>
         </w:rPr>
-        <w:instrText xml:space="preserve"> PAGEREF _Toc28423 </w:instrText>
+        <w:instrText xml:space="preserve"> PAGEREF _Toc17999 </w:instrText>
       </w:r>
       <w:r>
         <w:rPr>
@@ -1177,7 +1177,7 @@
           <w:szCs w:val="32"/>
           <w:lang w:val="en-US" w:eastAsia="zh-CN" w:bidi="ar-SA"/>
         </w:rPr>
-        <w:instrText xml:space="preserve"> HYPERLINK \l _Toc28527 </w:instrText>
+        <w:instrText xml:space="preserve"> HYPERLINK \l _Toc18839 </w:instrText>
       </w:r>
       <w:r>
         <w:rPr>
@@ -1227,7 +1227,7 @@
           <w:szCs w:val="32"/>
           <w:lang w:val="en-US" w:eastAsia="zh-CN" w:bidi="ar-SA"/>
         </w:rPr>
-        <w:instrText xml:space="preserve"> PAGEREF _Toc28527 </w:instrText>
+        <w:instrText xml:space="preserve"> PAGEREF _Toc18839 </w:instrText>
       </w:r>
       <w:r>
         <w:rPr>
@@ -1302,7 +1302,7 @@
           <w:szCs w:val="32"/>
           <w:lang w:val="en-US" w:eastAsia="zh-CN" w:bidi="ar-SA"/>
         </w:rPr>
-        <w:instrText xml:space="preserve"> HYPERLINK \l _Toc14315 </w:instrText>
+        <w:instrText xml:space="preserve"> HYPERLINK \l _Toc23814 </w:instrText>
       </w:r>
       <w:r>
         <w:rPr>
@@ -1352,7 +1352,7 @@
           <w:szCs w:val="32"/>
           <w:lang w:val="en-US" w:eastAsia="zh-CN" w:bidi="ar-SA"/>
         </w:rPr>
-        <w:instrText xml:space="preserve"> PAGEREF _Toc14315 </w:instrText>
+        <w:instrText xml:space="preserve"> PAGEREF _Toc23814 </w:instrText>
       </w:r>
       <w:r>
         <w:rPr>
@@ -1427,7 +1427,7 @@
           <w:szCs w:val="32"/>
           <w:lang w:val="en-US" w:eastAsia="zh-CN" w:bidi="ar-SA"/>
         </w:rPr>
-        <w:instrText xml:space="preserve"> HYPERLINK \l _Toc30858 </w:instrText>
+        <w:instrText xml:space="preserve"> HYPERLINK \l _Toc13271 </w:instrText>
       </w:r>
       <w:r>
         <w:rPr>
@@ -1477,7 +1477,7 @@
           <w:szCs w:val="32"/>
           <w:lang w:val="en-US" w:eastAsia="zh-CN" w:bidi="ar-SA"/>
         </w:rPr>
-        <w:instrText xml:space="preserve"> PAGEREF _Toc30858 </w:instrText>
+        <w:instrText xml:space="preserve"> PAGEREF _Toc13271 </w:instrText>
       </w:r>
       <w:r>
         <w:rPr>
@@ -1552,7 +1552,7 @@
           <w:szCs w:val="32"/>
           <w:lang w:val="en-US" w:eastAsia="zh-CN" w:bidi="ar-SA"/>
         </w:rPr>
-        <w:instrText xml:space="preserve"> HYPERLINK \l _Toc17122 </w:instrText>
+        <w:instrText xml:space="preserve"> HYPERLINK \l _Toc311 </w:instrText>
       </w:r>
       <w:r>
         <w:rPr>
@@ -1602,7 +1602,7 @@
           <w:szCs w:val="32"/>
           <w:lang w:val="en-US" w:eastAsia="zh-CN" w:bidi="ar-SA"/>
         </w:rPr>
-        <w:instrText xml:space="preserve"> PAGEREF _Toc17122 </w:instrText>
+        <w:instrText xml:space="preserve"> PAGEREF _Toc311 </w:instrText>
       </w:r>
       <w:r>
         <w:rPr>
@@ -1677,7 +1677,7 @@
           <w:szCs w:val="32"/>
           <w:lang w:val="en-US" w:eastAsia="zh-CN" w:bidi="ar-SA"/>
         </w:rPr>
-        <w:instrText xml:space="preserve"> HYPERLINK \l _Toc28653 </w:instrText>
+        <w:instrText xml:space="preserve"> HYPERLINK \l _Toc21521 </w:instrText>
       </w:r>
       <w:r>
         <w:rPr>
@@ -1727,7 +1727,7 @@
           <w:szCs w:val="32"/>
           <w:lang w:val="en-US" w:eastAsia="zh-CN" w:bidi="ar-SA"/>
         </w:rPr>
-        <w:instrText xml:space="preserve"> PAGEREF _Toc28653 </w:instrText>
+        <w:instrText xml:space="preserve"> PAGEREF _Toc21521 </w:instrText>
       </w:r>
       <w:r>
         <w:rPr>
@@ -1802,7 +1802,7 @@
           <w:szCs w:val="32"/>
           <w:lang w:val="en-US" w:eastAsia="zh-CN" w:bidi="ar-SA"/>
         </w:rPr>
-        <w:instrText xml:space="preserve"> HYPERLINK \l _Toc29317 </w:instrText>
+        <w:instrText xml:space="preserve"> HYPERLINK \l _Toc22849 </w:instrText>
       </w:r>
       <w:r>
         <w:rPr>
@@ -1852,7 +1852,7 @@
           <w:szCs w:val="32"/>
           <w:lang w:val="en-US" w:eastAsia="zh-CN" w:bidi="ar-SA"/>
         </w:rPr>
-        <w:instrText xml:space="preserve"> PAGEREF _Toc29317 </w:instrText>
+        <w:instrText xml:space="preserve"> PAGEREF _Toc22849 </w:instrText>
       </w:r>
       <w:r>
         <w:rPr>
@@ -1927,7 +1927,7 @@
           <w:szCs w:val="32"/>
           <w:lang w:val="en-US" w:eastAsia="zh-CN" w:bidi="ar-SA"/>
         </w:rPr>
-        <w:instrText xml:space="preserve"> HYPERLINK \l _Toc965 </w:instrText>
+        <w:instrText xml:space="preserve"> HYPERLINK \l _Toc1132 </w:instrText>
       </w:r>
       <w:r>
         <w:rPr>
@@ -1977,7 +1977,7 @@
           <w:szCs w:val="32"/>
           <w:lang w:val="en-US" w:eastAsia="zh-CN" w:bidi="ar-SA"/>
         </w:rPr>
-        <w:instrText xml:space="preserve"> PAGEREF _Toc965 </w:instrText>
+        <w:instrText xml:space="preserve"> PAGEREF _Toc1132 </w:instrText>
       </w:r>
       <w:r>
         <w:rPr>
@@ -2052,7 +2052,7 @@
           <w:szCs w:val="32"/>
           <w:lang w:val="en-US" w:eastAsia="zh-CN" w:bidi="ar-SA"/>
         </w:rPr>
-        <w:instrText xml:space="preserve"> HYPERLINK \l _Toc8794 </w:instrText>
+        <w:instrText xml:space="preserve"> HYPERLINK \l _Toc30440 </w:instrText>
       </w:r>
       <w:r>
         <w:rPr>
@@ -2102,7 +2102,7 @@
           <w:szCs w:val="32"/>
           <w:lang w:val="en-US" w:eastAsia="zh-CN" w:bidi="ar-SA"/>
         </w:rPr>
-        <w:instrText xml:space="preserve"> PAGEREF _Toc8794 </w:instrText>
+        <w:instrText xml:space="preserve"> PAGEREF _Toc30440 </w:instrText>
       </w:r>
       <w:r>
         <w:rPr>
@@ -2177,7 +2177,7 @@
           <w:szCs w:val="32"/>
           <w:lang w:val="en-US" w:eastAsia="zh-CN" w:bidi="ar-SA"/>
         </w:rPr>
-        <w:instrText xml:space="preserve"> HYPERLINK \l _Toc14153 </w:instrText>
+        <w:instrText xml:space="preserve"> HYPERLINK \l _Toc5865 </w:instrText>
       </w:r>
       <w:r>
         <w:rPr>
@@ -2227,7 +2227,7 @@
           <w:szCs w:val="32"/>
           <w:lang w:val="en-US" w:eastAsia="zh-CN" w:bidi="ar-SA"/>
         </w:rPr>
-        <w:instrText xml:space="preserve"> PAGEREF _Toc14153 </w:instrText>
+        <w:instrText xml:space="preserve"> PAGEREF _Toc5865 </w:instrText>
       </w:r>
       <w:r>
         <w:rPr>
@@ -2302,7 +2302,7 @@
           <w:szCs w:val="32"/>
           <w:lang w:val="en-US" w:eastAsia="zh-CN" w:bidi="ar-SA"/>
         </w:rPr>
-        <w:instrText xml:space="preserve"> HYPERLINK \l _Toc12133 </w:instrText>
+        <w:instrText xml:space="preserve"> HYPERLINK \l _Toc5685 </w:instrText>
       </w:r>
       <w:r>
         <w:rPr>
@@ -2352,7 +2352,7 @@
           <w:szCs w:val="32"/>
           <w:lang w:val="en-US" w:eastAsia="zh-CN" w:bidi="ar-SA"/>
         </w:rPr>
-        <w:instrText xml:space="preserve"> PAGEREF _Toc12133 </w:instrText>
+        <w:instrText xml:space="preserve"> PAGEREF _Toc5685 </w:instrText>
       </w:r>
       <w:r>
         <w:rPr>
@@ -2427,7 +2427,7 @@
           <w:szCs w:val="32"/>
           <w:lang w:val="en-US" w:eastAsia="zh-CN" w:bidi="ar-SA"/>
         </w:rPr>
-        <w:instrText xml:space="preserve"> HYPERLINK \l _Toc18315 </w:instrText>
+        <w:instrText xml:space="preserve"> HYPERLINK \l _Toc26966 </w:instrText>
       </w:r>
       <w:r>
         <w:rPr>
@@ -2477,7 +2477,7 @@
           <w:szCs w:val="32"/>
           <w:lang w:val="en-US" w:eastAsia="zh-CN" w:bidi="ar-SA"/>
         </w:rPr>
-        <w:instrText xml:space="preserve"> PAGEREF _Toc18315 </w:instrText>
+        <w:instrText xml:space="preserve"> PAGEREF _Toc26966 </w:instrText>
       </w:r>
       <w:r>
         <w:rPr>
@@ -2552,7 +2552,7 @@
           <w:szCs w:val="32"/>
           <w:lang w:val="en-US" w:eastAsia="zh-CN" w:bidi="ar-SA"/>
         </w:rPr>
-        <w:instrText xml:space="preserve"> HYPERLINK \l _Toc19996 </w:instrText>
+        <w:instrText xml:space="preserve"> HYPERLINK \l _Toc28698 </w:instrText>
       </w:r>
       <w:r>
         <w:rPr>
@@ -2602,7 +2602,7 @@
           <w:szCs w:val="32"/>
           <w:lang w:val="en-US" w:eastAsia="zh-CN" w:bidi="ar-SA"/>
         </w:rPr>
-        <w:instrText xml:space="preserve"> PAGEREF _Toc19996 </w:instrText>
+        <w:instrText xml:space="preserve"> PAGEREF _Toc28698 </w:instrText>
       </w:r>
       <w:r>
         <w:rPr>
@@ -2677,7 +2677,7 @@
           <w:szCs w:val="32"/>
           <w:lang w:val="en-US" w:eastAsia="zh-CN" w:bidi="ar-SA"/>
         </w:rPr>
-        <w:instrText xml:space="preserve"> HYPERLINK \l _Toc7181 </w:instrText>
+        <w:instrText xml:space="preserve"> HYPERLINK \l _Toc16840 </w:instrText>
       </w:r>
       <w:r>
         <w:rPr>
@@ -2727,7 +2727,7 @@
           <w:szCs w:val="32"/>
           <w:lang w:val="en-US" w:eastAsia="zh-CN" w:bidi="ar-SA"/>
         </w:rPr>
-        <w:instrText xml:space="preserve"> PAGEREF _Toc7181 </w:instrText>
+        <w:instrText xml:space="preserve"> PAGEREF _Toc16840 </w:instrText>
       </w:r>
       <w:r>
         <w:rPr>
@@ -2802,7 +2802,7 @@
           <w:szCs w:val="32"/>
           <w:lang w:val="en-US" w:eastAsia="zh-CN" w:bidi="ar-SA"/>
         </w:rPr>
-        <w:instrText xml:space="preserve"> HYPERLINK \l _Toc24895 </w:instrText>
+        <w:instrText xml:space="preserve"> HYPERLINK \l _Toc10108 </w:instrText>
       </w:r>
       <w:r>
         <w:rPr>
@@ -2852,7 +2852,7 @@
           <w:szCs w:val="32"/>
           <w:lang w:val="en-US" w:eastAsia="zh-CN" w:bidi="ar-SA"/>
         </w:rPr>
-        <w:instrText xml:space="preserve"> PAGEREF _Toc24895 </w:instrText>
+        <w:instrText xml:space="preserve"> PAGEREF _Toc10108 </w:instrText>
       </w:r>
       <w:r>
         <w:rPr>
@@ -2927,7 +2927,7 @@
           <w:szCs w:val="32"/>
           <w:lang w:val="en-US" w:eastAsia="zh-CN" w:bidi="ar-SA"/>
         </w:rPr>
-        <w:instrText xml:space="preserve"> HYPERLINK \l _Toc18639 </w:instrText>
+        <w:instrText xml:space="preserve"> HYPERLINK \l _Toc22 </w:instrText>
       </w:r>
       <w:r>
         <w:rPr>
@@ -2977,7 +2977,7 @@
           <w:szCs w:val="32"/>
           <w:lang w:val="en-US" w:eastAsia="zh-CN" w:bidi="ar-SA"/>
         </w:rPr>
-        <w:instrText xml:space="preserve"> PAGEREF _Toc18639 </w:instrText>
+        <w:instrText xml:space="preserve"> PAGEREF _Toc22 </w:instrText>
       </w:r>
       <w:r>
         <w:rPr>
@@ -3052,7 +3052,7 @@
           <w:szCs w:val="32"/>
           <w:lang w:val="en-US" w:eastAsia="zh-CN" w:bidi="ar-SA"/>
         </w:rPr>
-        <w:instrText xml:space="preserve"> HYPERLINK \l _Toc24604 </w:instrText>
+        <w:instrText xml:space="preserve"> HYPERLINK \l _Toc19286 </w:instrText>
       </w:r>
       <w:r>
         <w:rPr>
@@ -3102,7 +3102,7 @@
           <w:szCs w:val="32"/>
           <w:lang w:val="en-US" w:eastAsia="zh-CN" w:bidi="ar-SA"/>
         </w:rPr>
-        <w:instrText xml:space="preserve"> PAGEREF _Toc24604 </w:instrText>
+        <w:instrText xml:space="preserve"> PAGEREF _Toc19286 </w:instrText>
       </w:r>
       <w:r>
         <w:rPr>
@@ -3177,7 +3177,7 @@
           <w:szCs w:val="32"/>
           <w:lang w:val="en-US" w:eastAsia="zh-CN" w:bidi="ar-SA"/>
         </w:rPr>
-        <w:instrText xml:space="preserve"> HYPERLINK \l _Toc5611 </w:instrText>
+        <w:instrText xml:space="preserve"> HYPERLINK \l _Toc21475 </w:instrText>
       </w:r>
       <w:r>
         <w:rPr>
@@ -3227,7 +3227,7 @@
           <w:szCs w:val="32"/>
           <w:lang w:val="en-US" w:eastAsia="zh-CN" w:bidi="ar-SA"/>
         </w:rPr>
-        <w:instrText xml:space="preserve"> PAGEREF _Toc5611 </w:instrText>
+        <w:instrText xml:space="preserve"> PAGEREF _Toc21475 </w:instrText>
       </w:r>
       <w:r>
         <w:rPr>
@@ -3302,7 +3302,7 @@
           <w:szCs w:val="32"/>
           <w:lang w:val="en-US" w:eastAsia="zh-CN" w:bidi="ar-SA"/>
         </w:rPr>
-        <w:instrText xml:space="preserve"> HYPERLINK \l _Toc4168 </w:instrText>
+        <w:instrText xml:space="preserve"> HYPERLINK \l _Toc32516 </w:instrText>
       </w:r>
       <w:r>
         <w:rPr>
@@ -3352,7 +3352,7 @@
           <w:szCs w:val="32"/>
           <w:lang w:val="en-US" w:eastAsia="zh-CN" w:bidi="ar-SA"/>
         </w:rPr>
-        <w:instrText xml:space="preserve"> PAGEREF _Toc4168 </w:instrText>
+        <w:instrText xml:space="preserve"> PAGEREF _Toc32516 </w:instrText>
       </w:r>
       <w:r>
         <w:rPr>
@@ -3427,7 +3427,7 @@
           <w:szCs w:val="32"/>
           <w:lang w:val="en-US" w:eastAsia="zh-CN" w:bidi="ar-SA"/>
         </w:rPr>
-        <w:instrText xml:space="preserve"> HYPERLINK \l _Toc24833 </w:instrText>
+        <w:instrText xml:space="preserve"> HYPERLINK \l _Toc25656 </w:instrText>
       </w:r>
       <w:r>
         <w:rPr>
@@ -3477,7 +3477,7 @@
           <w:szCs w:val="32"/>
           <w:lang w:val="en-US" w:eastAsia="zh-CN" w:bidi="ar-SA"/>
         </w:rPr>
-        <w:instrText xml:space="preserve"> PAGEREF _Toc24833 </w:instrText>
+        <w:instrText xml:space="preserve"> PAGEREF _Toc25656 </w:instrText>
       </w:r>
       <w:r>
         <w:rPr>
@@ -3552,7 +3552,7 @@
           <w:szCs w:val="32"/>
           <w:lang w:val="en-US" w:eastAsia="zh-CN" w:bidi="ar-SA"/>
         </w:rPr>
-        <w:instrText xml:space="preserve"> HYPERLINK \l _Toc13785 </w:instrText>
+        <w:instrText xml:space="preserve"> HYPERLINK \l _Toc8711 </w:instrText>
       </w:r>
       <w:r>
         <w:rPr>
@@ -3602,7 +3602,7 @@
           <w:szCs w:val="32"/>
           <w:lang w:val="en-US" w:eastAsia="zh-CN" w:bidi="ar-SA"/>
         </w:rPr>
-        <w:instrText xml:space="preserve"> PAGEREF _Toc13785 </w:instrText>
+        <w:instrText xml:space="preserve"> PAGEREF _Toc8711 </w:instrText>
       </w:r>
       <w:r>
         <w:rPr>
@@ -3677,7 +3677,7 @@
           <w:szCs w:val="32"/>
           <w:lang w:val="en-US" w:eastAsia="zh-CN" w:bidi="ar-SA"/>
         </w:rPr>
-        <w:instrText xml:space="preserve"> HYPERLINK \l _Toc3831 </w:instrText>
+        <w:instrText xml:space="preserve"> HYPERLINK \l _Toc31940 </w:instrText>
       </w:r>
       <w:r>
         <w:rPr>
@@ -3727,7 +3727,7 @@
           <w:szCs w:val="32"/>
           <w:lang w:val="en-US" w:eastAsia="zh-CN" w:bidi="ar-SA"/>
         </w:rPr>
-        <w:instrText xml:space="preserve"> PAGEREF _Toc3831 </w:instrText>
+        <w:instrText xml:space="preserve"> PAGEREF _Toc31940 </w:instrText>
       </w:r>
       <w:r>
         <w:rPr>
@@ -3802,7 +3802,7 @@
           <w:szCs w:val="32"/>
           <w:lang w:val="en-US" w:eastAsia="zh-CN" w:bidi="ar-SA"/>
         </w:rPr>
-        <w:instrText xml:space="preserve"> HYPERLINK \l _Toc13979 </w:instrText>
+        <w:instrText xml:space="preserve"> HYPERLINK \l _Toc23229 </w:instrText>
       </w:r>
       <w:r>
         <w:rPr>
@@ -3852,7 +3852,7 @@
           <w:szCs w:val="32"/>
           <w:lang w:val="en-US" w:eastAsia="zh-CN" w:bidi="ar-SA"/>
         </w:rPr>
-        <w:instrText xml:space="preserve"> PAGEREF _Toc13979 </w:instrText>
+        <w:instrText xml:space="preserve"> PAGEREF _Toc23229 </w:instrText>
       </w:r>
       <w:r>
         <w:rPr>
@@ -3927,7 +3927,7 @@
           <w:szCs w:val="32"/>
           <w:lang w:val="en-US" w:eastAsia="zh-CN" w:bidi="ar-SA"/>
         </w:rPr>
-        <w:instrText xml:space="preserve"> HYPERLINK \l _Toc14563 </w:instrText>
+        <w:instrText xml:space="preserve"> HYPERLINK \l _Toc13878 </w:instrText>
       </w:r>
       <w:r>
         <w:rPr>
@@ -3977,7 +3977,7 @@
           <w:szCs w:val="32"/>
           <w:lang w:val="en-US" w:eastAsia="zh-CN" w:bidi="ar-SA"/>
         </w:rPr>
-        <w:instrText xml:space="preserve"> PAGEREF _Toc14563 </w:instrText>
+        <w:instrText xml:space="preserve"> PAGEREF _Toc13878 </w:instrText>
       </w:r>
       <w:r>
         <w:rPr>
@@ -4052,7 +4052,7 @@
           <w:szCs w:val="32"/>
           <w:lang w:val="en-US" w:eastAsia="zh-CN" w:bidi="ar-SA"/>
         </w:rPr>
-        <w:instrText xml:space="preserve"> HYPERLINK \l _Toc20450 </w:instrText>
+        <w:instrText xml:space="preserve"> HYPERLINK \l _Toc17364 </w:instrText>
       </w:r>
       <w:r>
         <w:rPr>
@@ -4102,7 +4102,7 @@
           <w:szCs w:val="32"/>
           <w:lang w:val="en-US" w:eastAsia="zh-CN" w:bidi="ar-SA"/>
         </w:rPr>
-        <w:instrText xml:space="preserve"> PAGEREF _Toc20450 </w:instrText>
+        <w:instrText xml:space="preserve"> PAGEREF _Toc17364 </w:instrText>
       </w:r>
       <w:r>
         <w:rPr>
@@ -4177,7 +4177,7 @@
           <w:szCs w:val="32"/>
           <w:lang w:val="en-US" w:eastAsia="zh-CN" w:bidi="ar-SA"/>
         </w:rPr>
-        <w:instrText xml:space="preserve"> HYPERLINK \l _Toc21780 </w:instrText>
+        <w:instrText xml:space="preserve"> HYPERLINK \l _Toc31309 </w:instrText>
       </w:r>
       <w:r>
         <w:rPr>
@@ -4227,7 +4227,7 @@
           <w:szCs w:val="32"/>
           <w:lang w:val="en-US" w:eastAsia="zh-CN" w:bidi="ar-SA"/>
         </w:rPr>
-        <w:instrText xml:space="preserve"> PAGEREF _Toc21780 </w:instrText>
+        <w:instrText xml:space="preserve"> PAGEREF _Toc31309 </w:instrText>
       </w:r>
       <w:r>
         <w:rPr>
@@ -4302,7 +4302,7 @@
           <w:szCs w:val="32"/>
           <w:lang w:val="en-US" w:eastAsia="zh-CN" w:bidi="ar-SA"/>
         </w:rPr>
-        <w:instrText xml:space="preserve"> HYPERLINK \l _Toc15324 </w:instrText>
+        <w:instrText xml:space="preserve"> HYPERLINK \l _Toc14996 </w:instrText>
       </w:r>
       <w:r>
         <w:rPr>
@@ -4352,7 +4352,7 @@
           <w:szCs w:val="32"/>
           <w:lang w:val="en-US" w:eastAsia="zh-CN" w:bidi="ar-SA"/>
         </w:rPr>
-        <w:instrText xml:space="preserve"> PAGEREF _Toc15324 </w:instrText>
+        <w:instrText xml:space="preserve"> PAGEREF _Toc14996 </w:instrText>
       </w:r>
       <w:r>
         <w:rPr>
@@ -4427,7 +4427,7 @@
           <w:szCs w:val="32"/>
           <w:lang w:val="en-US" w:eastAsia="zh-CN" w:bidi="ar-SA"/>
         </w:rPr>
-        <w:instrText xml:space="preserve"> HYPERLINK \l _Toc26008 </w:instrText>
+        <w:instrText xml:space="preserve"> HYPERLINK \l _Toc2457 </w:instrText>
       </w:r>
       <w:r>
         <w:rPr>
@@ -4477,7 +4477,7 @@
           <w:szCs w:val="32"/>
           <w:lang w:val="en-US" w:eastAsia="zh-CN" w:bidi="ar-SA"/>
         </w:rPr>
-        <w:instrText xml:space="preserve"> PAGEREF _Toc26008 </w:instrText>
+        <w:instrText xml:space="preserve"> PAGEREF _Toc2457 </w:instrText>
       </w:r>
       <w:r>
         <w:rPr>
@@ -4552,7 +4552,7 @@
           <w:szCs w:val="32"/>
           <w:lang w:val="en-US" w:eastAsia="zh-CN" w:bidi="ar-SA"/>
         </w:rPr>
-        <w:instrText xml:space="preserve"> HYPERLINK \l _Toc19097 </w:instrText>
+        <w:instrText xml:space="preserve"> HYPERLINK \l _Toc31789 </w:instrText>
       </w:r>
       <w:r>
         <w:rPr>
@@ -4602,7 +4602,7 @@
           <w:szCs w:val="32"/>
           <w:lang w:val="en-US" w:eastAsia="zh-CN" w:bidi="ar-SA"/>
         </w:rPr>
-        <w:instrText xml:space="preserve"> PAGEREF _Toc19097 </w:instrText>
+        <w:instrText xml:space="preserve"> PAGEREF _Toc31789 </w:instrText>
       </w:r>
       <w:r>
         <w:rPr>
@@ -4677,7 +4677,7 @@
           <w:szCs w:val="32"/>
           <w:lang w:val="en-US" w:eastAsia="zh-CN" w:bidi="ar-SA"/>
         </w:rPr>
-        <w:instrText xml:space="preserve"> HYPERLINK \l _Toc16300 </w:instrText>
+        <w:instrText xml:space="preserve"> HYPERLINK \l _Toc6138 </w:instrText>
       </w:r>
       <w:r>
         <w:rPr>
@@ -4727,7 +4727,7 @@
           <w:szCs w:val="32"/>
           <w:lang w:val="en-US" w:eastAsia="zh-CN" w:bidi="ar-SA"/>
         </w:rPr>
-        <w:instrText xml:space="preserve"> PAGEREF _Toc16300 </w:instrText>
+        <w:instrText xml:space="preserve"> PAGEREF _Toc6138 </w:instrText>
       </w:r>
       <w:r>
         <w:rPr>
@@ -4802,7 +4802,7 @@
           <w:szCs w:val="32"/>
           <w:lang w:val="en-US" w:eastAsia="zh-CN" w:bidi="ar-SA"/>
         </w:rPr>
-        <w:instrText xml:space="preserve"> HYPERLINK \l _Toc21532 </w:instrText>
+        <w:instrText xml:space="preserve"> HYPERLINK \l _Toc29349 </w:instrText>
       </w:r>
       <w:r>
         <w:rPr>
@@ -4852,7 +4852,7 @@
           <w:szCs w:val="32"/>
           <w:lang w:val="en-US" w:eastAsia="zh-CN" w:bidi="ar-SA"/>
         </w:rPr>
-        <w:instrText xml:space="preserve"> PAGEREF _Toc21532 </w:instrText>
+        <w:instrText xml:space="preserve"> PAGEREF _Toc29349 </w:instrText>
       </w:r>
       <w:r>
         <w:rPr>
@@ -4927,7 +4927,7 @@
           <w:szCs w:val="32"/>
           <w:lang w:val="en-US" w:eastAsia="zh-CN" w:bidi="ar-SA"/>
         </w:rPr>
-        <w:instrText xml:space="preserve"> HYPERLINK \l _Toc23549 </w:instrText>
+        <w:instrText xml:space="preserve"> HYPERLINK \l _Toc32353 </w:instrText>
       </w:r>
       <w:r>
         <w:rPr>
@@ -4977,7 +4977,7 @@
           <w:szCs w:val="32"/>
           <w:lang w:val="en-US" w:eastAsia="zh-CN" w:bidi="ar-SA"/>
         </w:rPr>
-        <w:instrText xml:space="preserve"> PAGEREF _Toc23549 </w:instrText>
+        <w:instrText xml:space="preserve"> PAGEREF _Toc32353 </w:instrText>
       </w:r>
       <w:r>
         <w:rPr>
@@ -5052,7 +5052,7 @@
           <w:szCs w:val="32"/>
           <w:lang w:val="en-US" w:eastAsia="zh-CN" w:bidi="ar-SA"/>
         </w:rPr>
-        <w:instrText xml:space="preserve"> HYPERLINK \l _Toc21559 </w:instrText>
+        <w:instrText xml:space="preserve"> HYPERLINK \l _Toc22052 </w:instrText>
       </w:r>
       <w:r>
         <w:rPr>
@@ -5102,7 +5102,7 @@
           <w:szCs w:val="32"/>
           <w:lang w:val="en-US" w:eastAsia="zh-CN" w:bidi="ar-SA"/>
         </w:rPr>
-        <w:instrText xml:space="preserve"> PAGEREF _Toc21559 </w:instrText>
+        <w:instrText xml:space="preserve"> PAGEREF _Toc22052 </w:instrText>
       </w:r>
       <w:r>
         <w:rPr>
@@ -5147,6 +5147,1151 @@
     </w:p>
     <w:p>
       <w:pPr>
+        <w:pStyle w:val="10"/>
+        <w:tabs>
+          <w:tab w:val="right" w:leader="dot" w:pos="10466"/>
+        </w:tabs>
+        <w:rPr>
+          <w:rFonts w:ascii="Arial" w:hAnsi="Arial" w:cs="Arial" w:eastAsiaTheme="minorEastAsia"/>
+          <w:bCs/>
+          <w:kern w:val="32"/>
+          <w:szCs w:val="32"/>
+          <w:lang w:val="en-US" w:eastAsia="zh-CN" w:bidi="ar-SA"/>
+        </w:rPr>
+      </w:pPr>
+      <w:r>
+        <w:rPr>
+          <w:rFonts w:hint="default" w:ascii="Arial" w:hAnsi="Arial" w:cs="Arial" w:eastAsiaTheme="minorEastAsia"/>
+          <w:bCs/>
+          <w:kern w:val="32"/>
+          <w:szCs w:val="32"/>
+          <w:lang w:val="en-US" w:eastAsia="zh-CN" w:bidi="ar-SA"/>
+        </w:rPr>
+        <w:fldChar w:fldCharType="begin"/>
+      </w:r>
+      <w:r>
+        <w:rPr>
+          <w:rFonts w:hint="default" w:ascii="Arial" w:hAnsi="Arial" w:cs="Arial" w:eastAsiaTheme="minorEastAsia"/>
+          <w:bCs/>
+          <w:kern w:val="32"/>
+          <w:szCs w:val="32"/>
+          <w:lang w:val="en-US" w:eastAsia="zh-CN" w:bidi="ar-SA"/>
+        </w:rPr>
+        <w:instrText xml:space="preserve"> HYPERLINK \l _Toc13158 </w:instrText>
+      </w:r>
+      <w:r>
+        <w:rPr>
+          <w:rFonts w:hint="default" w:ascii="Arial" w:hAnsi="Arial" w:cs="Arial" w:eastAsiaTheme="minorEastAsia"/>
+          <w:bCs/>
+          <w:kern w:val="32"/>
+          <w:szCs w:val="32"/>
+          <w:lang w:val="en-US" w:eastAsia="zh-CN" w:bidi="ar-SA"/>
+        </w:rPr>
+        <w:fldChar w:fldCharType="separate"/>
+      </w:r>
+      <w:r>
+        <w:rPr>
+          <w:rFonts w:hint="default" w:ascii="Arial" w:hAnsi="Arial" w:cs="Arial" w:eastAsiaTheme="minorEastAsia"/>
+          <w:bCs/>
+          <w:kern w:val="32"/>
+          <w:szCs w:val="32"/>
+          <w:lang w:val="en-US" w:eastAsia="zh-CN" w:bidi="ar-SA"/>
+        </w:rPr>
+        <w:t>Дополнительные настройки</w:t>
+      </w:r>
+      <w:r>
+        <w:rPr>
+          <w:rFonts w:ascii="Arial" w:hAnsi="Arial" w:cs="Arial" w:eastAsiaTheme="minorEastAsia"/>
+          <w:bCs/>
+          <w:kern w:val="32"/>
+          <w:szCs w:val="32"/>
+          <w:lang w:val="en-US" w:eastAsia="zh-CN" w:bidi="ar-SA"/>
+        </w:rPr>
+        <w:tab/>
+      </w:r>
+      <w:r>
+        <w:rPr>
+          <w:rFonts w:ascii="Arial" w:hAnsi="Arial" w:cs="Arial" w:eastAsiaTheme="minorEastAsia"/>
+          <w:bCs/>
+          <w:kern w:val="32"/>
+          <w:szCs w:val="32"/>
+          <w:lang w:val="en-US" w:eastAsia="zh-CN" w:bidi="ar-SA"/>
+        </w:rPr>
+        <w:fldChar w:fldCharType="begin"/>
+      </w:r>
+      <w:r>
+        <w:rPr>
+          <w:rFonts w:ascii="Arial" w:hAnsi="Arial" w:cs="Arial" w:eastAsiaTheme="minorEastAsia"/>
+          <w:bCs/>
+          <w:kern w:val="32"/>
+          <w:szCs w:val="32"/>
+          <w:lang w:val="en-US" w:eastAsia="zh-CN" w:bidi="ar-SA"/>
+        </w:rPr>
+        <w:instrText xml:space="preserve"> PAGEREF _Toc13158 </w:instrText>
+      </w:r>
+      <w:r>
+        <w:rPr>
+          <w:rFonts w:ascii="Arial" w:hAnsi="Arial" w:cs="Arial" w:eastAsiaTheme="minorEastAsia"/>
+          <w:bCs/>
+          <w:kern w:val="32"/>
+          <w:szCs w:val="32"/>
+          <w:lang w:val="en-US" w:eastAsia="zh-CN" w:bidi="ar-SA"/>
+        </w:rPr>
+        <w:fldChar w:fldCharType="separate"/>
+      </w:r>
+      <w:r>
+        <w:rPr>
+          <w:rFonts w:ascii="Arial" w:hAnsi="Arial" w:cs="Arial" w:eastAsiaTheme="minorEastAsia"/>
+          <w:bCs/>
+          <w:kern w:val="32"/>
+          <w:szCs w:val="32"/>
+          <w:lang w:val="en-US" w:eastAsia="zh-CN" w:bidi="ar-SA"/>
+        </w:rPr>
+        <w:t>14</w:t>
+      </w:r>
+      <w:r>
+        <w:rPr>
+          <w:rFonts w:ascii="Arial" w:hAnsi="Arial" w:cs="Arial" w:eastAsiaTheme="minorEastAsia"/>
+          <w:bCs/>
+          <w:kern w:val="32"/>
+          <w:szCs w:val="32"/>
+          <w:lang w:val="en-US" w:eastAsia="zh-CN" w:bidi="ar-SA"/>
+        </w:rPr>
+        <w:fldChar w:fldCharType="end"/>
+      </w:r>
+      <w:r>
+        <w:rPr>
+          <w:rFonts w:hint="default" w:ascii="Arial" w:hAnsi="Arial" w:cs="Arial" w:eastAsiaTheme="minorEastAsia"/>
+          <w:bCs/>
+          <w:kern w:val="32"/>
+          <w:szCs w:val="32"/>
+          <w:lang w:val="en-US" w:eastAsia="zh-CN" w:bidi="ar-SA"/>
+        </w:rPr>
+        <w:fldChar w:fldCharType="end"/>
+      </w:r>
+    </w:p>
+    <w:p>
+      <w:pPr>
+        <w:pStyle w:val="10"/>
+        <w:tabs>
+          <w:tab w:val="right" w:leader="dot" w:pos="10466"/>
+        </w:tabs>
+        <w:rPr>
+          <w:rFonts w:ascii="Arial" w:hAnsi="Arial" w:cs="Arial" w:eastAsiaTheme="minorEastAsia"/>
+          <w:bCs/>
+          <w:kern w:val="32"/>
+          <w:szCs w:val="32"/>
+          <w:lang w:val="en-US" w:eastAsia="zh-CN" w:bidi="ar-SA"/>
+        </w:rPr>
+      </w:pPr>
+      <w:r>
+        <w:rPr>
+          <w:rFonts w:hint="default" w:ascii="Arial" w:hAnsi="Arial" w:cs="Arial" w:eastAsiaTheme="minorEastAsia"/>
+          <w:bCs/>
+          <w:kern w:val="32"/>
+          <w:szCs w:val="32"/>
+          <w:lang w:val="en-US" w:eastAsia="zh-CN" w:bidi="ar-SA"/>
+        </w:rPr>
+        <w:fldChar w:fldCharType="begin"/>
+      </w:r>
+      <w:r>
+        <w:rPr>
+          <w:rFonts w:hint="default" w:ascii="Arial" w:hAnsi="Arial" w:cs="Arial" w:eastAsiaTheme="minorEastAsia"/>
+          <w:bCs/>
+          <w:kern w:val="32"/>
+          <w:szCs w:val="32"/>
+          <w:lang w:val="en-US" w:eastAsia="zh-CN" w:bidi="ar-SA"/>
+        </w:rPr>
+        <w:instrText xml:space="preserve"> HYPERLINK \l _Toc11692 </w:instrText>
+      </w:r>
+      <w:r>
+        <w:rPr>
+          <w:rFonts w:hint="default" w:ascii="Arial" w:hAnsi="Arial" w:cs="Arial" w:eastAsiaTheme="minorEastAsia"/>
+          <w:bCs/>
+          <w:kern w:val="32"/>
+          <w:szCs w:val="32"/>
+          <w:lang w:val="en-US" w:eastAsia="zh-CN" w:bidi="ar-SA"/>
+        </w:rPr>
+        <w:fldChar w:fldCharType="separate"/>
+      </w:r>
+      <w:r>
+        <w:rPr>
+          <w:rFonts w:hint="default" w:ascii="Arial" w:hAnsi="Arial" w:cs="Arial" w:eastAsiaTheme="minorEastAsia"/>
+          <w:bCs/>
+          <w:kern w:val="32"/>
+          <w:szCs w:val="32"/>
+          <w:lang w:val="en-US" w:eastAsia="zh-CN" w:bidi="ar-SA"/>
+        </w:rPr>
+        <w:t>Пример интеграции с Jenkins</w:t>
+      </w:r>
+      <w:r>
+        <w:rPr>
+          <w:rFonts w:ascii="Arial" w:hAnsi="Arial" w:cs="Arial" w:eastAsiaTheme="minorEastAsia"/>
+          <w:bCs/>
+          <w:kern w:val="32"/>
+          <w:szCs w:val="32"/>
+          <w:lang w:val="en-US" w:eastAsia="zh-CN" w:bidi="ar-SA"/>
+        </w:rPr>
+        <w:tab/>
+      </w:r>
+      <w:r>
+        <w:rPr>
+          <w:rFonts w:ascii="Arial" w:hAnsi="Arial" w:cs="Arial" w:eastAsiaTheme="minorEastAsia"/>
+          <w:bCs/>
+          <w:kern w:val="32"/>
+          <w:szCs w:val="32"/>
+          <w:lang w:val="en-US" w:eastAsia="zh-CN" w:bidi="ar-SA"/>
+        </w:rPr>
+        <w:fldChar w:fldCharType="begin"/>
+      </w:r>
+      <w:r>
+        <w:rPr>
+          <w:rFonts w:ascii="Arial" w:hAnsi="Arial" w:cs="Arial" w:eastAsiaTheme="minorEastAsia"/>
+          <w:bCs/>
+          <w:kern w:val="32"/>
+          <w:szCs w:val="32"/>
+          <w:lang w:val="en-US" w:eastAsia="zh-CN" w:bidi="ar-SA"/>
+        </w:rPr>
+        <w:instrText xml:space="preserve"> PAGEREF _Toc11692 </w:instrText>
+      </w:r>
+      <w:r>
+        <w:rPr>
+          <w:rFonts w:ascii="Arial" w:hAnsi="Arial" w:cs="Arial" w:eastAsiaTheme="minorEastAsia"/>
+          <w:bCs/>
+          <w:kern w:val="32"/>
+          <w:szCs w:val="32"/>
+          <w:lang w:val="en-US" w:eastAsia="zh-CN" w:bidi="ar-SA"/>
+        </w:rPr>
+        <w:fldChar w:fldCharType="separate"/>
+      </w:r>
+      <w:r>
+        <w:rPr>
+          <w:rFonts w:ascii="Arial" w:hAnsi="Arial" w:cs="Arial" w:eastAsiaTheme="minorEastAsia"/>
+          <w:bCs/>
+          <w:kern w:val="32"/>
+          <w:szCs w:val="32"/>
+          <w:lang w:val="en-US" w:eastAsia="zh-CN" w:bidi="ar-SA"/>
+        </w:rPr>
+        <w:t>15</w:t>
+      </w:r>
+      <w:r>
+        <w:rPr>
+          <w:rFonts w:ascii="Arial" w:hAnsi="Arial" w:cs="Arial" w:eastAsiaTheme="minorEastAsia"/>
+          <w:bCs/>
+          <w:kern w:val="32"/>
+          <w:szCs w:val="32"/>
+          <w:lang w:val="en-US" w:eastAsia="zh-CN" w:bidi="ar-SA"/>
+        </w:rPr>
+        <w:fldChar w:fldCharType="end"/>
+      </w:r>
+      <w:r>
+        <w:rPr>
+          <w:rFonts w:hint="default" w:ascii="Arial" w:hAnsi="Arial" w:cs="Arial" w:eastAsiaTheme="minorEastAsia"/>
+          <w:bCs/>
+          <w:kern w:val="32"/>
+          <w:szCs w:val="32"/>
+          <w:lang w:val="en-US" w:eastAsia="zh-CN" w:bidi="ar-SA"/>
+        </w:rPr>
+        <w:fldChar w:fldCharType="end"/>
+      </w:r>
+    </w:p>
+    <w:p>
+      <w:pPr>
+        <w:pStyle w:val="10"/>
+        <w:tabs>
+          <w:tab w:val="right" w:leader="dot" w:pos="10466"/>
+        </w:tabs>
+        <w:rPr>
+          <w:rFonts w:ascii="Arial" w:hAnsi="Arial" w:cs="Arial" w:eastAsiaTheme="minorEastAsia"/>
+          <w:bCs/>
+          <w:kern w:val="32"/>
+          <w:szCs w:val="32"/>
+          <w:lang w:val="en-US" w:eastAsia="zh-CN" w:bidi="ar-SA"/>
+        </w:rPr>
+      </w:pPr>
+      <w:r>
+        <w:rPr>
+          <w:rFonts w:hint="default" w:ascii="Arial" w:hAnsi="Arial" w:cs="Arial" w:eastAsiaTheme="minorEastAsia"/>
+          <w:bCs/>
+          <w:kern w:val="32"/>
+          <w:szCs w:val="32"/>
+          <w:lang w:val="en-US" w:eastAsia="zh-CN" w:bidi="ar-SA"/>
+        </w:rPr>
+        <w:fldChar w:fldCharType="begin"/>
+      </w:r>
+      <w:r>
+        <w:rPr>
+          <w:rFonts w:hint="default" w:ascii="Arial" w:hAnsi="Arial" w:cs="Arial" w:eastAsiaTheme="minorEastAsia"/>
+          <w:bCs/>
+          <w:kern w:val="32"/>
+          <w:szCs w:val="32"/>
+          <w:lang w:val="en-US" w:eastAsia="zh-CN" w:bidi="ar-SA"/>
+        </w:rPr>
+        <w:instrText xml:space="preserve"> HYPERLINK \l _Toc2471 </w:instrText>
+      </w:r>
+      <w:r>
+        <w:rPr>
+          <w:rFonts w:hint="default" w:ascii="Arial" w:hAnsi="Arial" w:cs="Arial" w:eastAsiaTheme="minorEastAsia"/>
+          <w:bCs/>
+          <w:kern w:val="32"/>
+          <w:szCs w:val="32"/>
+          <w:lang w:val="en-US" w:eastAsia="zh-CN" w:bidi="ar-SA"/>
+        </w:rPr>
+        <w:fldChar w:fldCharType="separate"/>
+      </w:r>
+      <w:r>
+        <w:rPr>
+          <w:rFonts w:hint="default" w:ascii="Arial" w:hAnsi="Arial" w:cs="Arial" w:eastAsiaTheme="minorEastAsia"/>
+          <w:bCs/>
+          <w:kern w:val="32"/>
+          <w:szCs w:val="32"/>
+          <w:lang w:val="en-US" w:eastAsia="zh-CN" w:bidi="ar-SA"/>
+        </w:rPr>
+        <w:t>Частые ошибки и их решение</w:t>
+      </w:r>
+      <w:r>
+        <w:rPr>
+          <w:rFonts w:ascii="Arial" w:hAnsi="Arial" w:cs="Arial" w:eastAsiaTheme="minorEastAsia"/>
+          <w:bCs/>
+          <w:kern w:val="32"/>
+          <w:szCs w:val="32"/>
+          <w:lang w:val="en-US" w:eastAsia="zh-CN" w:bidi="ar-SA"/>
+        </w:rPr>
+        <w:tab/>
+      </w:r>
+      <w:r>
+        <w:rPr>
+          <w:rFonts w:ascii="Arial" w:hAnsi="Arial" w:cs="Arial" w:eastAsiaTheme="minorEastAsia"/>
+          <w:bCs/>
+          <w:kern w:val="32"/>
+          <w:szCs w:val="32"/>
+          <w:lang w:val="en-US" w:eastAsia="zh-CN" w:bidi="ar-SA"/>
+        </w:rPr>
+        <w:fldChar w:fldCharType="begin"/>
+      </w:r>
+      <w:r>
+        <w:rPr>
+          <w:rFonts w:ascii="Arial" w:hAnsi="Arial" w:cs="Arial" w:eastAsiaTheme="minorEastAsia"/>
+          <w:bCs/>
+          <w:kern w:val="32"/>
+          <w:szCs w:val="32"/>
+          <w:lang w:val="en-US" w:eastAsia="zh-CN" w:bidi="ar-SA"/>
+        </w:rPr>
+        <w:instrText xml:space="preserve"> PAGEREF _Toc2471 </w:instrText>
+      </w:r>
+      <w:r>
+        <w:rPr>
+          <w:rFonts w:ascii="Arial" w:hAnsi="Arial" w:cs="Arial" w:eastAsiaTheme="minorEastAsia"/>
+          <w:bCs/>
+          <w:kern w:val="32"/>
+          <w:szCs w:val="32"/>
+          <w:lang w:val="en-US" w:eastAsia="zh-CN" w:bidi="ar-SA"/>
+        </w:rPr>
+        <w:fldChar w:fldCharType="separate"/>
+      </w:r>
+      <w:r>
+        <w:rPr>
+          <w:rFonts w:ascii="Arial" w:hAnsi="Arial" w:cs="Arial" w:eastAsiaTheme="minorEastAsia"/>
+          <w:bCs/>
+          <w:kern w:val="32"/>
+          <w:szCs w:val="32"/>
+          <w:lang w:val="en-US" w:eastAsia="zh-CN" w:bidi="ar-SA"/>
+        </w:rPr>
+        <w:t>16</w:t>
+      </w:r>
+      <w:r>
+        <w:rPr>
+          <w:rFonts w:ascii="Arial" w:hAnsi="Arial" w:cs="Arial" w:eastAsiaTheme="minorEastAsia"/>
+          <w:bCs/>
+          <w:kern w:val="32"/>
+          <w:szCs w:val="32"/>
+          <w:lang w:val="en-US" w:eastAsia="zh-CN" w:bidi="ar-SA"/>
+        </w:rPr>
+        <w:fldChar w:fldCharType="end"/>
+      </w:r>
+      <w:r>
+        <w:rPr>
+          <w:rFonts w:hint="default" w:ascii="Arial" w:hAnsi="Arial" w:cs="Arial" w:eastAsiaTheme="minorEastAsia"/>
+          <w:bCs/>
+          <w:kern w:val="32"/>
+          <w:szCs w:val="32"/>
+          <w:lang w:val="en-US" w:eastAsia="zh-CN" w:bidi="ar-SA"/>
+        </w:rPr>
+        <w:fldChar w:fldCharType="end"/>
+      </w:r>
+    </w:p>
+    <w:p>
+      <w:pPr>
+        <w:pStyle w:val="10"/>
+        <w:tabs>
+          <w:tab w:val="right" w:leader="dot" w:pos="10466"/>
+        </w:tabs>
+        <w:rPr>
+          <w:rFonts w:ascii="Arial" w:hAnsi="Arial" w:cs="Arial" w:eastAsiaTheme="minorEastAsia"/>
+          <w:bCs/>
+          <w:kern w:val="32"/>
+          <w:szCs w:val="32"/>
+          <w:lang w:val="en-US" w:eastAsia="zh-CN" w:bidi="ar-SA"/>
+        </w:rPr>
+      </w:pPr>
+      <w:r>
+        <w:rPr>
+          <w:rFonts w:hint="default" w:ascii="Arial" w:hAnsi="Arial" w:cs="Arial" w:eastAsiaTheme="minorEastAsia"/>
+          <w:bCs/>
+          <w:kern w:val="32"/>
+          <w:szCs w:val="32"/>
+          <w:lang w:val="en-US" w:eastAsia="zh-CN" w:bidi="ar-SA"/>
+        </w:rPr>
+        <w:fldChar w:fldCharType="begin"/>
+      </w:r>
+      <w:r>
+        <w:rPr>
+          <w:rFonts w:hint="default" w:ascii="Arial" w:hAnsi="Arial" w:cs="Arial" w:eastAsiaTheme="minorEastAsia"/>
+          <w:bCs/>
+          <w:kern w:val="32"/>
+          <w:szCs w:val="32"/>
+          <w:lang w:val="en-US" w:eastAsia="zh-CN" w:bidi="ar-SA"/>
+        </w:rPr>
+        <w:instrText xml:space="preserve"> HYPERLINK \l _Toc21119 </w:instrText>
+      </w:r>
+      <w:r>
+        <w:rPr>
+          <w:rFonts w:hint="default" w:ascii="Arial" w:hAnsi="Arial" w:cs="Arial" w:eastAsiaTheme="minorEastAsia"/>
+          <w:bCs/>
+          <w:kern w:val="32"/>
+          <w:szCs w:val="32"/>
+          <w:lang w:val="en-US" w:eastAsia="zh-CN" w:bidi="ar-SA"/>
+        </w:rPr>
+        <w:fldChar w:fldCharType="separate"/>
+      </w:r>
+      <w:r>
+        <w:rPr>
+          <w:rFonts w:hint="default" w:ascii="Arial" w:hAnsi="Arial" w:cs="Arial" w:eastAsiaTheme="minorEastAsia"/>
+          <w:bCs/>
+          <w:kern w:val="32"/>
+          <w:szCs w:val="32"/>
+          <w:lang w:val="en-US" w:eastAsia="zh-CN" w:bidi="ar-SA"/>
+        </w:rPr>
+        <w:t>Поздравляю!</w:t>
+      </w:r>
+      <w:r>
+        <w:rPr>
+          <w:rFonts w:hint="default" w:ascii="Arial" w:hAnsi="Arial" w:cs="Arial" w:eastAsiaTheme="minorEastAsia"/>
+          <w:bCs/>
+          <w:kern w:val="32"/>
+          <w:szCs w:val="32"/>
+          <w:lang w:val="ru-RU" w:eastAsia="zh-CN" w:bidi="ar-SA"/>
+        </w:rPr>
+        <w:t xml:space="preserve"> </w:t>
+      </w:r>
+      <w:r>
+        <w:rPr>
+          <w:rFonts w:hint="default" w:ascii="Arial" w:hAnsi="Arial" w:cs="Arial" w:eastAsiaTheme="minorEastAsia"/>
+          <w:bCs/>
+          <w:kern w:val="32"/>
+          <w:szCs w:val="32"/>
+          <w:lang w:val="en-US" w:eastAsia="zh-CN" w:bidi="ar-SA"/>
+        </w:rPr>
+        <w:t>Вы настроили автоматический запуск тестов в CI/CD:</w:t>
+      </w:r>
+      <w:r>
+        <w:rPr>
+          <w:rFonts w:ascii="Arial" w:hAnsi="Arial" w:cs="Arial" w:eastAsiaTheme="minorEastAsia"/>
+          <w:bCs/>
+          <w:kern w:val="32"/>
+          <w:szCs w:val="32"/>
+          <w:lang w:val="en-US" w:eastAsia="zh-CN" w:bidi="ar-SA"/>
+        </w:rPr>
+        <w:tab/>
+      </w:r>
+      <w:r>
+        <w:rPr>
+          <w:rFonts w:ascii="Arial" w:hAnsi="Arial" w:cs="Arial" w:eastAsiaTheme="minorEastAsia"/>
+          <w:bCs/>
+          <w:kern w:val="32"/>
+          <w:szCs w:val="32"/>
+          <w:lang w:val="en-US" w:eastAsia="zh-CN" w:bidi="ar-SA"/>
+        </w:rPr>
+        <w:fldChar w:fldCharType="begin"/>
+      </w:r>
+      <w:r>
+        <w:rPr>
+          <w:rFonts w:ascii="Arial" w:hAnsi="Arial" w:cs="Arial" w:eastAsiaTheme="minorEastAsia"/>
+          <w:bCs/>
+          <w:kern w:val="32"/>
+          <w:szCs w:val="32"/>
+          <w:lang w:val="en-US" w:eastAsia="zh-CN" w:bidi="ar-SA"/>
+        </w:rPr>
+        <w:instrText xml:space="preserve"> PAGEREF _Toc21119 </w:instrText>
+      </w:r>
+      <w:r>
+        <w:rPr>
+          <w:rFonts w:ascii="Arial" w:hAnsi="Arial" w:cs="Arial" w:eastAsiaTheme="minorEastAsia"/>
+          <w:bCs/>
+          <w:kern w:val="32"/>
+          <w:szCs w:val="32"/>
+          <w:lang w:val="en-US" w:eastAsia="zh-CN" w:bidi="ar-SA"/>
+        </w:rPr>
+        <w:fldChar w:fldCharType="separate"/>
+      </w:r>
+      <w:r>
+        <w:rPr>
+          <w:rFonts w:ascii="Arial" w:hAnsi="Arial" w:cs="Arial" w:eastAsiaTheme="minorEastAsia"/>
+          <w:bCs/>
+          <w:kern w:val="32"/>
+          <w:szCs w:val="32"/>
+          <w:lang w:val="en-US" w:eastAsia="zh-CN" w:bidi="ar-SA"/>
+        </w:rPr>
+        <w:t>16</w:t>
+      </w:r>
+      <w:r>
+        <w:rPr>
+          <w:rFonts w:ascii="Arial" w:hAnsi="Arial" w:cs="Arial" w:eastAsiaTheme="minorEastAsia"/>
+          <w:bCs/>
+          <w:kern w:val="32"/>
+          <w:szCs w:val="32"/>
+          <w:lang w:val="en-US" w:eastAsia="zh-CN" w:bidi="ar-SA"/>
+        </w:rPr>
+        <w:fldChar w:fldCharType="end"/>
+      </w:r>
+      <w:r>
+        <w:rPr>
+          <w:rFonts w:hint="default" w:ascii="Arial" w:hAnsi="Arial" w:cs="Arial" w:eastAsiaTheme="minorEastAsia"/>
+          <w:bCs/>
+          <w:kern w:val="32"/>
+          <w:szCs w:val="32"/>
+          <w:lang w:val="en-US" w:eastAsia="zh-CN" w:bidi="ar-SA"/>
+        </w:rPr>
+        <w:fldChar w:fldCharType="end"/>
+      </w:r>
+    </w:p>
+    <w:p>
+      <w:pPr>
+        <w:pStyle w:val="7"/>
+        <w:tabs>
+          <w:tab w:val="right" w:leader="dot" w:pos="10466"/>
+        </w:tabs>
+        <w:rPr>
+          <w:rFonts w:ascii="Arial" w:hAnsi="Arial" w:cs="Arial" w:eastAsiaTheme="minorEastAsia"/>
+          <w:bCs/>
+          <w:kern w:val="32"/>
+          <w:szCs w:val="32"/>
+          <w:lang w:val="en-US" w:eastAsia="zh-CN" w:bidi="ar-SA"/>
+        </w:rPr>
+      </w:pPr>
+      <w:r>
+        <w:rPr>
+          <w:rFonts w:hint="default" w:ascii="Arial" w:hAnsi="Arial" w:cs="Arial" w:eastAsiaTheme="minorEastAsia"/>
+          <w:bCs/>
+          <w:kern w:val="32"/>
+          <w:szCs w:val="32"/>
+          <w:lang w:val="en-US" w:eastAsia="zh-CN" w:bidi="ar-SA"/>
+        </w:rPr>
+        <w:fldChar w:fldCharType="begin"/>
+      </w:r>
+      <w:r>
+        <w:rPr>
+          <w:rFonts w:hint="default" w:ascii="Arial" w:hAnsi="Arial" w:cs="Arial" w:eastAsiaTheme="minorEastAsia"/>
+          <w:bCs/>
+          <w:kern w:val="32"/>
+          <w:szCs w:val="32"/>
+          <w:lang w:val="en-US" w:eastAsia="zh-CN" w:bidi="ar-SA"/>
+        </w:rPr>
+        <w:instrText xml:space="preserve"> HYPERLINK \l _Toc27153 </w:instrText>
+      </w:r>
+      <w:r>
+        <w:rPr>
+          <w:rFonts w:hint="default" w:ascii="Arial" w:hAnsi="Arial" w:cs="Arial" w:eastAsiaTheme="minorEastAsia"/>
+          <w:bCs/>
+          <w:kern w:val="32"/>
+          <w:szCs w:val="32"/>
+          <w:lang w:val="en-US" w:eastAsia="zh-CN" w:bidi="ar-SA"/>
+        </w:rPr>
+        <w:fldChar w:fldCharType="separate"/>
+      </w:r>
+      <w:r>
+        <w:rPr>
+          <w:rFonts w:hint="default" w:ascii="Arial" w:hAnsi="Arial" w:cs="Arial" w:eastAsiaTheme="minorEastAsia"/>
+          <w:bCs/>
+          <w:kern w:val="32"/>
+          <w:szCs w:val="32"/>
+          <w:lang w:val="en-US" w:eastAsia="zh-CN" w:bidi="ar-SA"/>
+        </w:rPr>
+        <w:t>7.1 Вопросы и ответы на собеседовании</w:t>
+      </w:r>
+      <w:r>
+        <w:rPr>
+          <w:rFonts w:ascii="Arial" w:hAnsi="Arial" w:cs="Arial" w:eastAsiaTheme="minorEastAsia"/>
+          <w:bCs/>
+          <w:kern w:val="32"/>
+          <w:szCs w:val="32"/>
+          <w:lang w:val="en-US" w:eastAsia="zh-CN" w:bidi="ar-SA"/>
+        </w:rPr>
+        <w:tab/>
+      </w:r>
+      <w:r>
+        <w:rPr>
+          <w:rFonts w:ascii="Arial" w:hAnsi="Arial" w:cs="Arial" w:eastAsiaTheme="minorEastAsia"/>
+          <w:bCs/>
+          <w:kern w:val="32"/>
+          <w:szCs w:val="32"/>
+          <w:lang w:val="en-US" w:eastAsia="zh-CN" w:bidi="ar-SA"/>
+        </w:rPr>
+        <w:fldChar w:fldCharType="begin"/>
+      </w:r>
+      <w:r>
+        <w:rPr>
+          <w:rFonts w:ascii="Arial" w:hAnsi="Arial" w:cs="Arial" w:eastAsiaTheme="minorEastAsia"/>
+          <w:bCs/>
+          <w:kern w:val="32"/>
+          <w:szCs w:val="32"/>
+          <w:lang w:val="en-US" w:eastAsia="zh-CN" w:bidi="ar-SA"/>
+        </w:rPr>
+        <w:instrText xml:space="preserve"> PAGEREF _Toc27153 </w:instrText>
+      </w:r>
+      <w:r>
+        <w:rPr>
+          <w:rFonts w:ascii="Arial" w:hAnsi="Arial" w:cs="Arial" w:eastAsiaTheme="minorEastAsia"/>
+          <w:bCs/>
+          <w:kern w:val="32"/>
+          <w:szCs w:val="32"/>
+          <w:lang w:val="en-US" w:eastAsia="zh-CN" w:bidi="ar-SA"/>
+        </w:rPr>
+        <w:fldChar w:fldCharType="separate"/>
+      </w:r>
+      <w:r>
+        <w:rPr>
+          <w:rFonts w:ascii="Arial" w:hAnsi="Arial" w:cs="Arial" w:eastAsiaTheme="minorEastAsia"/>
+          <w:bCs/>
+          <w:kern w:val="32"/>
+          <w:szCs w:val="32"/>
+          <w:lang w:val="en-US" w:eastAsia="zh-CN" w:bidi="ar-SA"/>
+        </w:rPr>
+        <w:t>16</w:t>
+      </w:r>
+      <w:r>
+        <w:rPr>
+          <w:rFonts w:ascii="Arial" w:hAnsi="Arial" w:cs="Arial" w:eastAsiaTheme="minorEastAsia"/>
+          <w:bCs/>
+          <w:kern w:val="32"/>
+          <w:szCs w:val="32"/>
+          <w:lang w:val="en-US" w:eastAsia="zh-CN" w:bidi="ar-SA"/>
+        </w:rPr>
+        <w:fldChar w:fldCharType="end"/>
+      </w:r>
+      <w:r>
+        <w:rPr>
+          <w:rFonts w:hint="default" w:ascii="Arial" w:hAnsi="Arial" w:cs="Arial" w:eastAsiaTheme="minorEastAsia"/>
+          <w:bCs/>
+          <w:kern w:val="32"/>
+          <w:szCs w:val="32"/>
+          <w:lang w:val="en-US" w:eastAsia="zh-CN" w:bidi="ar-SA"/>
+        </w:rPr>
+        <w:fldChar w:fldCharType="end"/>
+      </w:r>
+    </w:p>
+    <w:p>
+      <w:pPr>
+        <w:pStyle w:val="10"/>
+        <w:tabs>
+          <w:tab w:val="right" w:leader="dot" w:pos="10466"/>
+        </w:tabs>
+        <w:rPr>
+          <w:rFonts w:ascii="Arial" w:hAnsi="Arial" w:cs="Arial" w:eastAsiaTheme="minorEastAsia"/>
+          <w:bCs/>
+          <w:kern w:val="32"/>
+          <w:szCs w:val="32"/>
+          <w:lang w:val="en-US" w:eastAsia="zh-CN" w:bidi="ar-SA"/>
+        </w:rPr>
+      </w:pPr>
+      <w:r>
+        <w:rPr>
+          <w:rFonts w:hint="default" w:ascii="Arial" w:hAnsi="Arial" w:cs="Arial" w:eastAsiaTheme="minorEastAsia"/>
+          <w:bCs/>
+          <w:kern w:val="32"/>
+          <w:szCs w:val="32"/>
+          <w:lang w:val="en-US" w:eastAsia="zh-CN" w:bidi="ar-SA"/>
+        </w:rPr>
+        <w:fldChar w:fldCharType="begin"/>
+      </w:r>
+      <w:r>
+        <w:rPr>
+          <w:rFonts w:hint="default" w:ascii="Arial" w:hAnsi="Arial" w:cs="Arial" w:eastAsiaTheme="minorEastAsia"/>
+          <w:bCs/>
+          <w:kern w:val="32"/>
+          <w:szCs w:val="32"/>
+          <w:lang w:val="en-US" w:eastAsia="zh-CN" w:bidi="ar-SA"/>
+        </w:rPr>
+        <w:instrText xml:space="preserve"> HYPERLINK \l _Toc29629 </w:instrText>
+      </w:r>
+      <w:r>
+        <w:rPr>
+          <w:rFonts w:hint="default" w:ascii="Arial" w:hAnsi="Arial" w:cs="Arial" w:eastAsiaTheme="minorEastAsia"/>
+          <w:bCs/>
+          <w:kern w:val="32"/>
+          <w:szCs w:val="32"/>
+          <w:lang w:val="en-US" w:eastAsia="zh-CN" w:bidi="ar-SA"/>
+        </w:rPr>
+        <w:fldChar w:fldCharType="separate"/>
+      </w:r>
+      <w:r>
+        <w:rPr>
+          <w:rFonts w:hint="default" w:ascii="Arial" w:hAnsi="Arial" w:cs="Arial" w:eastAsiaTheme="minorEastAsia"/>
+          <w:bCs/>
+          <w:kern w:val="32"/>
+          <w:szCs w:val="32"/>
+          <w:lang w:val="en-US" w:eastAsia="zh-CN" w:bidi="ar-SA"/>
+        </w:rPr>
+        <w:t>Подготовка к собеседованию. Вопросы и ответы</w:t>
+      </w:r>
+      <w:r>
+        <w:rPr>
+          <w:rFonts w:ascii="Arial" w:hAnsi="Arial" w:cs="Arial" w:eastAsiaTheme="minorEastAsia"/>
+          <w:bCs/>
+          <w:kern w:val="32"/>
+          <w:szCs w:val="32"/>
+          <w:lang w:val="en-US" w:eastAsia="zh-CN" w:bidi="ar-SA"/>
+        </w:rPr>
+        <w:tab/>
+      </w:r>
+      <w:r>
+        <w:rPr>
+          <w:rFonts w:ascii="Arial" w:hAnsi="Arial" w:cs="Arial" w:eastAsiaTheme="minorEastAsia"/>
+          <w:bCs/>
+          <w:kern w:val="32"/>
+          <w:szCs w:val="32"/>
+          <w:lang w:val="en-US" w:eastAsia="zh-CN" w:bidi="ar-SA"/>
+        </w:rPr>
+        <w:fldChar w:fldCharType="begin"/>
+      </w:r>
+      <w:r>
+        <w:rPr>
+          <w:rFonts w:ascii="Arial" w:hAnsi="Arial" w:cs="Arial" w:eastAsiaTheme="minorEastAsia"/>
+          <w:bCs/>
+          <w:kern w:val="32"/>
+          <w:szCs w:val="32"/>
+          <w:lang w:val="en-US" w:eastAsia="zh-CN" w:bidi="ar-SA"/>
+        </w:rPr>
+        <w:instrText xml:space="preserve"> PAGEREF _Toc29629 </w:instrText>
+      </w:r>
+      <w:r>
+        <w:rPr>
+          <w:rFonts w:ascii="Arial" w:hAnsi="Arial" w:cs="Arial" w:eastAsiaTheme="minorEastAsia"/>
+          <w:bCs/>
+          <w:kern w:val="32"/>
+          <w:szCs w:val="32"/>
+          <w:lang w:val="en-US" w:eastAsia="zh-CN" w:bidi="ar-SA"/>
+        </w:rPr>
+        <w:fldChar w:fldCharType="separate"/>
+      </w:r>
+      <w:r>
+        <w:rPr>
+          <w:rFonts w:ascii="Arial" w:hAnsi="Arial" w:cs="Arial" w:eastAsiaTheme="minorEastAsia"/>
+          <w:bCs/>
+          <w:kern w:val="32"/>
+          <w:szCs w:val="32"/>
+          <w:lang w:val="en-US" w:eastAsia="zh-CN" w:bidi="ar-SA"/>
+        </w:rPr>
+        <w:t>16</w:t>
+      </w:r>
+      <w:r>
+        <w:rPr>
+          <w:rFonts w:ascii="Arial" w:hAnsi="Arial" w:cs="Arial" w:eastAsiaTheme="minorEastAsia"/>
+          <w:bCs/>
+          <w:kern w:val="32"/>
+          <w:szCs w:val="32"/>
+          <w:lang w:val="en-US" w:eastAsia="zh-CN" w:bidi="ar-SA"/>
+        </w:rPr>
+        <w:fldChar w:fldCharType="end"/>
+      </w:r>
+      <w:r>
+        <w:rPr>
+          <w:rFonts w:hint="default" w:ascii="Arial" w:hAnsi="Arial" w:cs="Arial" w:eastAsiaTheme="minorEastAsia"/>
+          <w:bCs/>
+          <w:kern w:val="32"/>
+          <w:szCs w:val="32"/>
+          <w:lang w:val="en-US" w:eastAsia="zh-CN" w:bidi="ar-SA"/>
+        </w:rPr>
+        <w:fldChar w:fldCharType="end"/>
+      </w:r>
+    </w:p>
+    <w:p>
+      <w:pPr>
+        <w:pStyle w:val="10"/>
+        <w:tabs>
+          <w:tab w:val="right" w:leader="dot" w:pos="10466"/>
+        </w:tabs>
+        <w:rPr>
+          <w:rFonts w:ascii="Arial" w:hAnsi="Arial" w:cs="Arial" w:eastAsiaTheme="minorEastAsia"/>
+          <w:bCs/>
+          <w:kern w:val="32"/>
+          <w:szCs w:val="32"/>
+          <w:lang w:val="en-US" w:eastAsia="zh-CN" w:bidi="ar-SA"/>
+        </w:rPr>
+      </w:pPr>
+      <w:r>
+        <w:rPr>
+          <w:rFonts w:hint="default" w:ascii="Arial" w:hAnsi="Arial" w:cs="Arial" w:eastAsiaTheme="minorEastAsia"/>
+          <w:bCs/>
+          <w:kern w:val="32"/>
+          <w:szCs w:val="32"/>
+          <w:lang w:val="en-US" w:eastAsia="zh-CN" w:bidi="ar-SA"/>
+        </w:rPr>
+        <w:fldChar w:fldCharType="begin"/>
+      </w:r>
+      <w:r>
+        <w:rPr>
+          <w:rFonts w:hint="default" w:ascii="Arial" w:hAnsi="Arial" w:cs="Arial" w:eastAsiaTheme="minorEastAsia"/>
+          <w:bCs/>
+          <w:kern w:val="32"/>
+          <w:szCs w:val="32"/>
+          <w:lang w:val="en-US" w:eastAsia="zh-CN" w:bidi="ar-SA"/>
+        </w:rPr>
+        <w:instrText xml:space="preserve"> HYPERLINK \l _Toc12673 </w:instrText>
+      </w:r>
+      <w:r>
+        <w:rPr>
+          <w:rFonts w:hint="default" w:ascii="Arial" w:hAnsi="Arial" w:cs="Arial" w:eastAsiaTheme="minorEastAsia"/>
+          <w:bCs/>
+          <w:kern w:val="32"/>
+          <w:szCs w:val="32"/>
+          <w:lang w:val="en-US" w:eastAsia="zh-CN" w:bidi="ar-SA"/>
+        </w:rPr>
+        <w:fldChar w:fldCharType="separate"/>
+      </w:r>
+      <w:r>
+        <w:rPr>
+          <w:rFonts w:hint="default" w:ascii="Arial" w:hAnsi="Arial" w:cs="Arial" w:eastAsiaTheme="minorEastAsia"/>
+          <w:bCs/>
+          <w:kern w:val="32"/>
+          <w:szCs w:val="32"/>
+          <w:lang w:val="en-US" w:eastAsia="zh-CN" w:bidi="ar-SA"/>
+        </w:rPr>
+        <w:t>Вопросы по ручному тестированию</w:t>
+      </w:r>
+      <w:r>
+        <w:rPr>
+          <w:rFonts w:ascii="Arial" w:hAnsi="Arial" w:cs="Arial" w:eastAsiaTheme="minorEastAsia"/>
+          <w:bCs/>
+          <w:kern w:val="32"/>
+          <w:szCs w:val="32"/>
+          <w:lang w:val="en-US" w:eastAsia="zh-CN" w:bidi="ar-SA"/>
+        </w:rPr>
+        <w:tab/>
+      </w:r>
+      <w:r>
+        <w:rPr>
+          <w:rFonts w:ascii="Arial" w:hAnsi="Arial" w:cs="Arial" w:eastAsiaTheme="minorEastAsia"/>
+          <w:bCs/>
+          <w:kern w:val="32"/>
+          <w:szCs w:val="32"/>
+          <w:lang w:val="en-US" w:eastAsia="zh-CN" w:bidi="ar-SA"/>
+        </w:rPr>
+        <w:fldChar w:fldCharType="begin"/>
+      </w:r>
+      <w:r>
+        <w:rPr>
+          <w:rFonts w:ascii="Arial" w:hAnsi="Arial" w:cs="Arial" w:eastAsiaTheme="minorEastAsia"/>
+          <w:bCs/>
+          <w:kern w:val="32"/>
+          <w:szCs w:val="32"/>
+          <w:lang w:val="en-US" w:eastAsia="zh-CN" w:bidi="ar-SA"/>
+        </w:rPr>
+        <w:instrText xml:space="preserve"> PAGEREF _Toc12673 </w:instrText>
+      </w:r>
+      <w:r>
+        <w:rPr>
+          <w:rFonts w:ascii="Arial" w:hAnsi="Arial" w:cs="Arial" w:eastAsiaTheme="minorEastAsia"/>
+          <w:bCs/>
+          <w:kern w:val="32"/>
+          <w:szCs w:val="32"/>
+          <w:lang w:val="en-US" w:eastAsia="zh-CN" w:bidi="ar-SA"/>
+        </w:rPr>
+        <w:fldChar w:fldCharType="separate"/>
+      </w:r>
+      <w:r>
+        <w:rPr>
+          <w:rFonts w:ascii="Arial" w:hAnsi="Arial" w:cs="Arial" w:eastAsiaTheme="minorEastAsia"/>
+          <w:bCs/>
+          <w:kern w:val="32"/>
+          <w:szCs w:val="32"/>
+          <w:lang w:val="en-US" w:eastAsia="zh-CN" w:bidi="ar-SA"/>
+        </w:rPr>
+        <w:t>16</w:t>
+      </w:r>
+      <w:r>
+        <w:rPr>
+          <w:rFonts w:ascii="Arial" w:hAnsi="Arial" w:cs="Arial" w:eastAsiaTheme="minorEastAsia"/>
+          <w:bCs/>
+          <w:kern w:val="32"/>
+          <w:szCs w:val="32"/>
+          <w:lang w:val="en-US" w:eastAsia="zh-CN" w:bidi="ar-SA"/>
+        </w:rPr>
+        <w:fldChar w:fldCharType="end"/>
+      </w:r>
+      <w:r>
+        <w:rPr>
+          <w:rFonts w:hint="default" w:ascii="Arial" w:hAnsi="Arial" w:cs="Arial" w:eastAsiaTheme="minorEastAsia"/>
+          <w:bCs/>
+          <w:kern w:val="32"/>
+          <w:szCs w:val="32"/>
+          <w:lang w:val="en-US" w:eastAsia="zh-CN" w:bidi="ar-SA"/>
+        </w:rPr>
+        <w:fldChar w:fldCharType="end"/>
+      </w:r>
+    </w:p>
+    <w:p>
+      <w:pPr>
+        <w:pStyle w:val="10"/>
+        <w:tabs>
+          <w:tab w:val="right" w:leader="dot" w:pos="10466"/>
+        </w:tabs>
+        <w:rPr>
+          <w:rFonts w:ascii="Arial" w:hAnsi="Arial" w:cs="Arial" w:eastAsiaTheme="minorEastAsia"/>
+          <w:bCs/>
+          <w:kern w:val="32"/>
+          <w:szCs w:val="32"/>
+          <w:lang w:val="en-US" w:eastAsia="zh-CN" w:bidi="ar-SA"/>
+        </w:rPr>
+      </w:pPr>
+      <w:r>
+        <w:rPr>
+          <w:rFonts w:hint="default" w:ascii="Arial" w:hAnsi="Arial" w:cs="Arial" w:eastAsiaTheme="minorEastAsia"/>
+          <w:bCs/>
+          <w:kern w:val="32"/>
+          <w:szCs w:val="32"/>
+          <w:lang w:val="en-US" w:eastAsia="zh-CN" w:bidi="ar-SA"/>
+        </w:rPr>
+        <w:fldChar w:fldCharType="begin"/>
+      </w:r>
+      <w:r>
+        <w:rPr>
+          <w:rFonts w:hint="default" w:ascii="Arial" w:hAnsi="Arial" w:cs="Arial" w:eastAsiaTheme="minorEastAsia"/>
+          <w:bCs/>
+          <w:kern w:val="32"/>
+          <w:szCs w:val="32"/>
+          <w:lang w:val="en-US" w:eastAsia="zh-CN" w:bidi="ar-SA"/>
+        </w:rPr>
+        <w:instrText xml:space="preserve"> HYPERLINK \l _Toc17419 </w:instrText>
+      </w:r>
+      <w:r>
+        <w:rPr>
+          <w:rFonts w:hint="default" w:ascii="Arial" w:hAnsi="Arial" w:cs="Arial" w:eastAsiaTheme="minorEastAsia"/>
+          <w:bCs/>
+          <w:kern w:val="32"/>
+          <w:szCs w:val="32"/>
+          <w:lang w:val="en-US" w:eastAsia="zh-CN" w:bidi="ar-SA"/>
+        </w:rPr>
+        <w:fldChar w:fldCharType="separate"/>
+      </w:r>
+      <w:r>
+        <w:rPr>
+          <w:rFonts w:hint="default" w:ascii="Arial" w:hAnsi="Arial" w:cs="Arial" w:eastAsiaTheme="minorEastAsia"/>
+          <w:bCs/>
+          <w:kern w:val="32"/>
+          <w:szCs w:val="32"/>
+          <w:lang w:val="en-US" w:eastAsia="zh-CN" w:bidi="ar-SA"/>
+        </w:rPr>
+        <w:t>Вопросы по автоматизированному тестированию</w:t>
+      </w:r>
+      <w:r>
+        <w:rPr>
+          <w:rFonts w:ascii="Arial" w:hAnsi="Arial" w:cs="Arial" w:eastAsiaTheme="minorEastAsia"/>
+          <w:bCs/>
+          <w:kern w:val="32"/>
+          <w:szCs w:val="32"/>
+          <w:lang w:val="en-US" w:eastAsia="zh-CN" w:bidi="ar-SA"/>
+        </w:rPr>
+        <w:tab/>
+      </w:r>
+      <w:r>
+        <w:rPr>
+          <w:rFonts w:ascii="Arial" w:hAnsi="Arial" w:cs="Arial" w:eastAsiaTheme="minorEastAsia"/>
+          <w:bCs/>
+          <w:kern w:val="32"/>
+          <w:szCs w:val="32"/>
+          <w:lang w:val="en-US" w:eastAsia="zh-CN" w:bidi="ar-SA"/>
+        </w:rPr>
+        <w:fldChar w:fldCharType="begin"/>
+      </w:r>
+      <w:r>
+        <w:rPr>
+          <w:rFonts w:ascii="Arial" w:hAnsi="Arial" w:cs="Arial" w:eastAsiaTheme="minorEastAsia"/>
+          <w:bCs/>
+          <w:kern w:val="32"/>
+          <w:szCs w:val="32"/>
+          <w:lang w:val="en-US" w:eastAsia="zh-CN" w:bidi="ar-SA"/>
+        </w:rPr>
+        <w:instrText xml:space="preserve"> PAGEREF _Toc17419 </w:instrText>
+      </w:r>
+      <w:r>
+        <w:rPr>
+          <w:rFonts w:ascii="Arial" w:hAnsi="Arial" w:cs="Arial" w:eastAsiaTheme="minorEastAsia"/>
+          <w:bCs/>
+          <w:kern w:val="32"/>
+          <w:szCs w:val="32"/>
+          <w:lang w:val="en-US" w:eastAsia="zh-CN" w:bidi="ar-SA"/>
+        </w:rPr>
+        <w:fldChar w:fldCharType="separate"/>
+      </w:r>
+      <w:r>
+        <w:rPr>
+          <w:rFonts w:ascii="Arial" w:hAnsi="Arial" w:cs="Arial" w:eastAsiaTheme="minorEastAsia"/>
+          <w:bCs/>
+          <w:kern w:val="32"/>
+          <w:szCs w:val="32"/>
+          <w:lang w:val="en-US" w:eastAsia="zh-CN" w:bidi="ar-SA"/>
+        </w:rPr>
+        <w:t>17</w:t>
+      </w:r>
+      <w:r>
+        <w:rPr>
+          <w:rFonts w:ascii="Arial" w:hAnsi="Arial" w:cs="Arial" w:eastAsiaTheme="minorEastAsia"/>
+          <w:bCs/>
+          <w:kern w:val="32"/>
+          <w:szCs w:val="32"/>
+          <w:lang w:val="en-US" w:eastAsia="zh-CN" w:bidi="ar-SA"/>
+        </w:rPr>
+        <w:fldChar w:fldCharType="end"/>
+      </w:r>
+      <w:r>
+        <w:rPr>
+          <w:rFonts w:hint="default" w:ascii="Arial" w:hAnsi="Arial" w:cs="Arial" w:eastAsiaTheme="minorEastAsia"/>
+          <w:bCs/>
+          <w:kern w:val="32"/>
+          <w:szCs w:val="32"/>
+          <w:lang w:val="en-US" w:eastAsia="zh-CN" w:bidi="ar-SA"/>
+        </w:rPr>
+        <w:fldChar w:fldCharType="end"/>
+      </w:r>
+    </w:p>
+    <w:p>
+      <w:pPr>
+        <w:pStyle w:val="10"/>
+        <w:tabs>
+          <w:tab w:val="right" w:leader="dot" w:pos="10466"/>
+        </w:tabs>
+        <w:rPr>
+          <w:rFonts w:ascii="Arial" w:hAnsi="Arial" w:cs="Arial" w:eastAsiaTheme="minorEastAsia"/>
+          <w:bCs/>
+          <w:kern w:val="32"/>
+          <w:szCs w:val="32"/>
+          <w:lang w:val="en-US" w:eastAsia="zh-CN" w:bidi="ar-SA"/>
+        </w:rPr>
+      </w:pPr>
+      <w:r>
+        <w:rPr>
+          <w:rFonts w:hint="default" w:ascii="Arial" w:hAnsi="Arial" w:cs="Arial" w:eastAsiaTheme="minorEastAsia"/>
+          <w:bCs/>
+          <w:kern w:val="32"/>
+          <w:szCs w:val="32"/>
+          <w:lang w:val="en-US" w:eastAsia="zh-CN" w:bidi="ar-SA"/>
+        </w:rPr>
+        <w:fldChar w:fldCharType="begin"/>
+      </w:r>
+      <w:r>
+        <w:rPr>
+          <w:rFonts w:hint="default" w:ascii="Arial" w:hAnsi="Arial" w:cs="Arial" w:eastAsiaTheme="minorEastAsia"/>
+          <w:bCs/>
+          <w:kern w:val="32"/>
+          <w:szCs w:val="32"/>
+          <w:lang w:val="en-US" w:eastAsia="zh-CN" w:bidi="ar-SA"/>
+        </w:rPr>
+        <w:instrText xml:space="preserve"> HYPERLINK \l _Toc21600 </w:instrText>
+      </w:r>
+      <w:r>
+        <w:rPr>
+          <w:rFonts w:hint="default" w:ascii="Arial" w:hAnsi="Arial" w:cs="Arial" w:eastAsiaTheme="minorEastAsia"/>
+          <w:bCs/>
+          <w:kern w:val="32"/>
+          <w:szCs w:val="32"/>
+          <w:lang w:val="en-US" w:eastAsia="zh-CN" w:bidi="ar-SA"/>
+        </w:rPr>
+        <w:fldChar w:fldCharType="separate"/>
+      </w:r>
+      <w:r>
+        <w:rPr>
+          <w:rFonts w:hint="default" w:ascii="Arial" w:hAnsi="Arial" w:cs="Arial" w:eastAsiaTheme="minorEastAsia"/>
+          <w:bCs/>
+          <w:kern w:val="32"/>
+          <w:szCs w:val="32"/>
+          <w:lang w:val="en-US" w:eastAsia="zh-CN" w:bidi="ar-SA"/>
+        </w:rPr>
+        <w:t>Вопросы по базам данных</w:t>
+      </w:r>
+      <w:r>
+        <w:rPr>
+          <w:rFonts w:ascii="Arial" w:hAnsi="Arial" w:cs="Arial" w:eastAsiaTheme="minorEastAsia"/>
+          <w:bCs/>
+          <w:kern w:val="32"/>
+          <w:szCs w:val="32"/>
+          <w:lang w:val="en-US" w:eastAsia="zh-CN" w:bidi="ar-SA"/>
+        </w:rPr>
+        <w:tab/>
+      </w:r>
+      <w:r>
+        <w:rPr>
+          <w:rFonts w:ascii="Arial" w:hAnsi="Arial" w:cs="Arial" w:eastAsiaTheme="minorEastAsia"/>
+          <w:bCs/>
+          <w:kern w:val="32"/>
+          <w:szCs w:val="32"/>
+          <w:lang w:val="en-US" w:eastAsia="zh-CN" w:bidi="ar-SA"/>
+        </w:rPr>
+        <w:fldChar w:fldCharType="begin"/>
+      </w:r>
+      <w:r>
+        <w:rPr>
+          <w:rFonts w:ascii="Arial" w:hAnsi="Arial" w:cs="Arial" w:eastAsiaTheme="minorEastAsia"/>
+          <w:bCs/>
+          <w:kern w:val="32"/>
+          <w:szCs w:val="32"/>
+          <w:lang w:val="en-US" w:eastAsia="zh-CN" w:bidi="ar-SA"/>
+        </w:rPr>
+        <w:instrText xml:space="preserve"> PAGEREF _Toc21600 </w:instrText>
+      </w:r>
+      <w:r>
+        <w:rPr>
+          <w:rFonts w:ascii="Arial" w:hAnsi="Arial" w:cs="Arial" w:eastAsiaTheme="minorEastAsia"/>
+          <w:bCs/>
+          <w:kern w:val="32"/>
+          <w:szCs w:val="32"/>
+          <w:lang w:val="en-US" w:eastAsia="zh-CN" w:bidi="ar-SA"/>
+        </w:rPr>
+        <w:fldChar w:fldCharType="separate"/>
+      </w:r>
+      <w:r>
+        <w:rPr>
+          <w:rFonts w:ascii="Arial" w:hAnsi="Arial" w:cs="Arial" w:eastAsiaTheme="minorEastAsia"/>
+          <w:bCs/>
+          <w:kern w:val="32"/>
+          <w:szCs w:val="32"/>
+          <w:lang w:val="en-US" w:eastAsia="zh-CN" w:bidi="ar-SA"/>
+        </w:rPr>
+        <w:t>17</w:t>
+      </w:r>
+      <w:r>
+        <w:rPr>
+          <w:rFonts w:ascii="Arial" w:hAnsi="Arial" w:cs="Arial" w:eastAsiaTheme="minorEastAsia"/>
+          <w:bCs/>
+          <w:kern w:val="32"/>
+          <w:szCs w:val="32"/>
+          <w:lang w:val="en-US" w:eastAsia="zh-CN" w:bidi="ar-SA"/>
+        </w:rPr>
+        <w:fldChar w:fldCharType="end"/>
+      </w:r>
+      <w:r>
+        <w:rPr>
+          <w:rFonts w:hint="default" w:ascii="Arial" w:hAnsi="Arial" w:cs="Arial" w:eastAsiaTheme="minorEastAsia"/>
+          <w:bCs/>
+          <w:kern w:val="32"/>
+          <w:szCs w:val="32"/>
+          <w:lang w:val="en-US" w:eastAsia="zh-CN" w:bidi="ar-SA"/>
+        </w:rPr>
+        <w:fldChar w:fldCharType="end"/>
+      </w:r>
+    </w:p>
+    <w:p>
+      <w:pPr>
         <w:pStyle w:val="2"/>
         <w:rPr>
           <w:rFonts w:hint="default"/>
@@ -5206,7 +6351,7 @@
           <w:rFonts w:hint="default"/>
         </w:rPr>
       </w:pPr>
-      <w:bookmarkStart w:id="0" w:name="_Toc32000"/>
+      <w:bookmarkStart w:id="0" w:name="_Toc26706"/>
       <w:r>
         <w:rPr>
           <w:rFonts w:hint="default"/>
@@ -5504,7 +6649,7 @@
           <w:rFonts w:hint="default"/>
         </w:rPr>
       </w:pPr>
-      <w:bookmarkStart w:id="1" w:name="_Toc10564"/>
+      <w:bookmarkStart w:id="1" w:name="_Toc29972"/>
       <w:r>
         <w:rPr>
           <w:rFonts w:hint="default"/>
@@ -7029,7 +8174,7 @@
           <w:rFonts w:hint="default"/>
         </w:rPr>
       </w:pPr>
-      <w:bookmarkStart w:id="2" w:name="_Toc15017"/>
+      <w:bookmarkStart w:id="2" w:name="_Toc30586"/>
       <w:r>
         <w:rPr>
           <w:rFonts w:hint="default"/>
@@ -8297,7 +9442,7 @@
           <w:rFonts w:hint="default"/>
         </w:rPr>
       </w:pPr>
-      <w:bookmarkStart w:id="3" w:name="_Toc19737"/>
+      <w:bookmarkStart w:id="3" w:name="_Toc6452"/>
       <w:r>
         <w:rPr>
           <w:rFonts w:hint="default"/>
@@ -8740,7 +9885,7 @@
           <w:rFonts w:hint="default"/>
         </w:rPr>
       </w:pPr>
-      <w:bookmarkStart w:id="4" w:name="_Toc26207"/>
+      <w:bookmarkStart w:id="4" w:name="_Toc4212"/>
       <w:r>
         <w:rPr>
           <w:rFonts w:hint="default"/>
@@ -8979,7 +10124,7 @@
           <w:rFonts w:hint="default"/>
         </w:rPr>
       </w:pPr>
-      <w:bookmarkStart w:id="5" w:name="_Toc31613"/>
+      <w:bookmarkStart w:id="5" w:name="_Toc20447"/>
       <w:r>
         <w:rPr>
           <w:rFonts w:hint="default"/>
@@ -9048,7 +10193,7 @@
           <w:rFonts w:hint="default"/>
         </w:rPr>
       </w:pPr>
-      <w:bookmarkStart w:id="6" w:name="_Toc24897"/>
+      <w:bookmarkStart w:id="6" w:name="_Toc13002"/>
       <w:r>
         <w:rPr>
           <w:rFonts w:hint="default"/>
@@ -9143,7 +10288,7 @@
           <w:rFonts w:hint="default"/>
         </w:rPr>
       </w:pPr>
-      <w:bookmarkStart w:id="7" w:name="_Toc10446"/>
+      <w:bookmarkStart w:id="7" w:name="_Toc13432"/>
       <w:r>
         <w:rPr>
           <w:rFonts w:hint="default"/>
@@ -9238,7 +10383,7 @@
           <w:rFonts w:hint="default"/>
         </w:rPr>
       </w:pPr>
-      <w:bookmarkStart w:id="8" w:name="_Toc28423"/>
+      <w:bookmarkStart w:id="8" w:name="_Toc17999"/>
       <w:r>
         <w:rPr>
           <w:rFonts w:hint="default"/>
@@ -9261,7 +10406,7 @@
           <w:rFonts w:hint="default"/>
         </w:rPr>
       </w:pPr>
-      <w:bookmarkStart w:id="9" w:name="_Toc28527"/>
+      <w:bookmarkStart w:id="9" w:name="_Toc18839"/>
       <w:r>
         <w:rPr>
           <w:rFonts w:hint="default"/>
@@ -9357,7 +10502,7 @@
           <w:rFonts w:hint="default"/>
         </w:rPr>
       </w:pPr>
-      <w:bookmarkStart w:id="10" w:name="_Toc14315"/>
+      <w:bookmarkStart w:id="10" w:name="_Toc23814"/>
       <w:r>
         <w:rPr>
           <w:rFonts w:hint="default"/>
@@ -9525,7 +10670,7 @@
           <w:rFonts w:hint="default"/>
         </w:rPr>
       </w:pPr>
-      <w:bookmarkStart w:id="11" w:name="_Toc30858"/>
+      <w:bookmarkStart w:id="11" w:name="_Toc13271"/>
       <w:r>
         <w:rPr>
           <w:rFonts w:hint="default"/>
@@ -9726,7 +10871,7 @@
           <w:rFonts w:hint="default"/>
         </w:rPr>
       </w:pPr>
-      <w:bookmarkStart w:id="12" w:name="_Toc17122"/>
+      <w:bookmarkStart w:id="12" w:name="_Toc311"/>
       <w:r>
         <w:rPr>
           <w:rFonts w:hint="default"/>
@@ -9801,7 +10946,7 @@
           <w:rFonts w:hint="default"/>
         </w:rPr>
       </w:pPr>
-      <w:bookmarkStart w:id="13" w:name="_Toc28653"/>
+      <w:bookmarkStart w:id="13" w:name="_Toc21521"/>
       <w:r>
         <w:rPr>
           <w:rFonts w:hint="default"/>
@@ -9930,7 +11075,7 @@
           <w:rFonts w:hint="default"/>
         </w:rPr>
       </w:pPr>
-      <w:bookmarkStart w:id="14" w:name="_Toc29317"/>
+      <w:bookmarkStart w:id="14" w:name="_Toc22849"/>
       <w:r>
         <w:rPr>
           <w:rFonts w:hint="default"/>
@@ -10099,7 +11244,7 @@
           <w:rFonts w:hint="default"/>
         </w:rPr>
       </w:pPr>
-      <w:bookmarkStart w:id="15" w:name="_Toc965"/>
+      <w:bookmarkStart w:id="15" w:name="_Toc1132"/>
       <w:r>
         <w:rPr>
           <w:rFonts w:hint="default"/>
@@ -10280,7 +11425,7 @@
           <w:rFonts w:hint="default"/>
         </w:rPr>
       </w:pPr>
-      <w:bookmarkStart w:id="16" w:name="_Toc8794"/>
+      <w:bookmarkStart w:id="16" w:name="_Toc30440"/>
       <w:r>
         <w:rPr>
           <w:rFonts w:hint="default"/>
@@ -10355,7 +11500,7 @@
           <w:rFonts w:hint="default"/>
         </w:rPr>
       </w:pPr>
-      <w:bookmarkStart w:id="17" w:name="_Toc14153"/>
+      <w:bookmarkStart w:id="17" w:name="_Toc5865"/>
       <w:r>
         <w:rPr>
           <w:rFonts w:hint="default"/>
@@ -10526,7 +11671,7 @@
       <w:pPr>
         <w:pStyle w:val="2"/>
       </w:pPr>
-      <w:bookmarkStart w:id="18" w:name="_Toc12133"/>
+      <w:bookmarkStart w:id="18" w:name="_Toc5685"/>
       <w:r>
         <w:rPr>
           <w:rFonts w:hint="default"/>
@@ -10549,7 +11694,7 @@
           <w:rFonts w:hint="default"/>
         </w:rPr>
       </w:pPr>
-      <w:bookmarkStart w:id="19" w:name="_Toc18315"/>
+      <w:bookmarkStart w:id="19" w:name="_Toc26966"/>
       <w:r>
         <w:rPr>
           <w:rFonts w:hint="default"/>
@@ -10565,7 +11710,7 @@
           <w:rFonts w:hint="default"/>
         </w:rPr>
       </w:pPr>
-      <w:bookmarkStart w:id="20" w:name="_Toc19996"/>
+      <w:bookmarkStart w:id="20" w:name="_Toc28698"/>
       <w:r>
         <w:rPr>
           <w:rFonts w:hint="default"/>
@@ -10744,7 +11889,7 @@
           <w:rFonts w:hint="default"/>
         </w:rPr>
       </w:pPr>
-      <w:bookmarkStart w:id="21" w:name="_Toc7181"/>
+      <w:bookmarkStart w:id="21" w:name="_Toc16840"/>
       <w:r>
         <w:rPr>
           <w:rFonts w:hint="default"/>
@@ -10903,7 +12048,7 @@
           <w:rFonts w:hint="default"/>
         </w:rPr>
       </w:pPr>
-      <w:bookmarkStart w:id="22" w:name="_Toc24895"/>
+      <w:bookmarkStart w:id="22" w:name="_Toc10108"/>
       <w:r>
         <w:rPr>
           <w:rFonts w:hint="default"/>
@@ -11062,7 +12207,7 @@
           <w:rFonts w:hint="default"/>
         </w:rPr>
       </w:pPr>
-      <w:bookmarkStart w:id="23" w:name="_Toc18639"/>
+      <w:bookmarkStart w:id="23" w:name="_Toc22"/>
       <w:r>
         <w:rPr>
           <w:rFonts w:hint="default"/>
@@ -11273,7 +12418,7 @@
           <w:rFonts w:hint="default"/>
         </w:rPr>
       </w:pPr>
-      <w:bookmarkStart w:id="24" w:name="_Toc24604"/>
+      <w:bookmarkStart w:id="24" w:name="_Toc19286"/>
       <w:r>
         <w:rPr>
           <w:rFonts w:hint="default"/>
@@ -11458,7 +12603,7 @@
           <w:rFonts w:hint="default"/>
         </w:rPr>
       </w:pPr>
-      <w:bookmarkStart w:id="25" w:name="_Toc5611"/>
+      <w:bookmarkStart w:id="25" w:name="_Toc21475"/>
       <w:r>
         <w:rPr>
           <w:rFonts w:hint="default"/>
@@ -11702,7 +12847,7 @@
           <w:rFonts w:hint="default"/>
         </w:rPr>
       </w:pPr>
-      <w:bookmarkStart w:id="26" w:name="_Toc4168"/>
+      <w:bookmarkStart w:id="26" w:name="_Toc32516"/>
       <w:r>
         <w:rPr>
           <w:rFonts w:hint="default"/>
@@ -11725,7 +12870,7 @@
           <w:rFonts w:hint="default"/>
         </w:rPr>
       </w:pPr>
-      <w:bookmarkStart w:id="27" w:name="_Toc24833"/>
+      <w:bookmarkStart w:id="27" w:name="_Toc25656"/>
       <w:r>
         <w:rPr>
           <w:rFonts w:hint="default"/>
@@ -11805,7 +12950,7 @@
           <w:rFonts w:hint="default"/>
         </w:rPr>
       </w:pPr>
-      <w:bookmarkStart w:id="28" w:name="_Toc13785"/>
+      <w:bookmarkStart w:id="28" w:name="_Toc8711"/>
       <w:r>
         <w:rPr>
           <w:rFonts w:hint="default"/>
@@ -11888,7 +13033,7 @@
           <w:rFonts w:hint="default"/>
         </w:rPr>
       </w:pPr>
-      <w:bookmarkStart w:id="29" w:name="_Toc3831"/>
+      <w:bookmarkStart w:id="29" w:name="_Toc31940"/>
       <w:r>
         <w:rPr>
           <w:rFonts w:hint="default"/>
@@ -12237,7 +13382,7 @@
           <w:rFonts w:hint="default"/>
         </w:rPr>
       </w:pPr>
-      <w:bookmarkStart w:id="30" w:name="_Toc13979"/>
+      <w:bookmarkStart w:id="30" w:name="_Toc23229"/>
       <w:r>
         <w:rPr>
           <w:rFonts w:hint="default"/>
@@ -12429,7 +13574,7 @@
           <w:rFonts w:hint="default"/>
         </w:rPr>
       </w:pPr>
-      <w:bookmarkStart w:id="31" w:name="_Toc14563"/>
+      <w:bookmarkStart w:id="31" w:name="_Toc13878"/>
       <w:r>
         <w:rPr>
           <w:rFonts w:hint="default"/>
@@ -12790,7 +13935,7 @@
           <w:rFonts w:hint="default"/>
         </w:rPr>
       </w:pPr>
-      <w:bookmarkStart w:id="32" w:name="_Toc20450"/>
+      <w:bookmarkStart w:id="32" w:name="_Toc17364"/>
       <w:r>
         <w:rPr>
           <w:rFonts w:hint="default"/>
@@ -13059,7 +14204,7 @@
           <w:rFonts w:hint="default"/>
         </w:rPr>
       </w:pPr>
-      <w:bookmarkStart w:id="33" w:name="_Toc21780"/>
+      <w:bookmarkStart w:id="33" w:name="_Toc31309"/>
       <w:r>
         <w:rPr>
           <w:rFonts w:hint="default"/>
@@ -13155,7 +14300,7 @@
           <w:rFonts w:hint="default"/>
         </w:rPr>
       </w:pPr>
-      <w:bookmarkStart w:id="34" w:name="_Toc15324"/>
+      <w:bookmarkStart w:id="34" w:name="_Toc14996"/>
       <w:r>
         <w:rPr>
           <w:rFonts w:hint="default"/>
@@ -13191,7 +14336,7 @@
           <w:rFonts w:hint="default"/>
         </w:rPr>
       </w:pPr>
-      <w:bookmarkStart w:id="35" w:name="_Toc26008"/>
+      <w:bookmarkStart w:id="35" w:name="_Toc2457"/>
       <w:r>
         <w:rPr>
           <w:rFonts w:hint="default"/>
@@ -13267,7 +14412,7 @@
           <w:rFonts w:hint="default"/>
         </w:rPr>
       </w:pPr>
-      <w:bookmarkStart w:id="36" w:name="_Toc19097"/>
+      <w:bookmarkStart w:id="36" w:name="_Toc31789"/>
       <w:r>
         <w:rPr>
           <w:rFonts w:hint="default"/>
@@ -13350,7 +14495,7 @@
           <w:rFonts w:hint="default"/>
         </w:rPr>
       </w:pPr>
-      <w:bookmarkStart w:id="37" w:name="_Toc16300"/>
+      <w:bookmarkStart w:id="37" w:name="_Toc6138"/>
       <w:r>
         <w:rPr>
           <w:rFonts w:hint="default"/>
@@ -13492,7 +14637,7 @@
           <w:rFonts w:hint="default"/>
         </w:rPr>
       </w:pPr>
-      <w:bookmarkStart w:id="38" w:name="_Toc21532"/>
+      <w:bookmarkStart w:id="38" w:name="_Toc29349"/>
       <w:r>
         <w:rPr>
           <w:rFonts w:hint="default"/>
@@ -13751,7 +14896,7 @@
           <w:rFonts w:hint="default"/>
         </w:rPr>
       </w:pPr>
-      <w:bookmarkStart w:id="39" w:name="_Toc23549"/>
+      <w:bookmarkStart w:id="39" w:name="_Toc32353"/>
       <w:r>
         <w:rPr>
           <w:rFonts w:hint="default"/>
@@ -14402,7 +15547,7 @@
           <w:rFonts w:hint="default"/>
         </w:rPr>
       </w:pPr>
-      <w:bookmarkStart w:id="40" w:name="_Toc21559"/>
+      <w:bookmarkStart w:id="40" w:name="_Toc22052"/>
       <w:r>
         <w:rPr>
           <w:rFonts w:hint="default"/>
@@ -14485,16 +15630,18 @@
     <w:p>
       <w:pPr>
         <w:numPr>
-          <w:numId w:val="0"/>
-        </w:numPr>
-        <w:rPr>
-          <w:rFonts w:hint="default"/>
-        </w:rPr>
-      </w:pPr>
-    </w:p>
-    <w:p>
-      <w:pPr>
-        <w:numPr>
+          <w:ilvl w:val="0"/>
+          <w:numId w:val="0"/>
+        </w:numPr>
+        <w:rPr>
+          <w:rFonts w:hint="default"/>
+        </w:rPr>
+      </w:pPr>
+    </w:p>
+    <w:p>
+      <w:pPr>
+        <w:numPr>
+          <w:ilvl w:val="0"/>
           <w:numId w:val="0"/>
         </w:numPr>
         <w:rPr>
@@ -14509,16 +15656,19 @@
           <w:rFonts w:hint="default"/>
         </w:rPr>
       </w:pPr>
+      <w:bookmarkStart w:id="41" w:name="_Toc13158"/>
       <w:r>
         <w:rPr>
           <w:rFonts w:hint="default"/>
         </w:rPr>
         <w:t>Дополнительные настройки</w:t>
       </w:r>
-    </w:p>
-    <w:p>
-      <w:pPr>
-        <w:numPr>
+      <w:bookmarkEnd w:id="41"/>
+    </w:p>
+    <w:p>
+      <w:pPr>
+        <w:numPr>
+          <w:ilvl w:val="0"/>
           <w:numId w:val="0"/>
         </w:numPr>
         <w:rPr>
@@ -14548,6 +15698,7 @@
     <w:p>
       <w:pPr>
         <w:numPr>
+          <w:ilvl w:val="0"/>
           <w:numId w:val="0"/>
         </w:numPr>
         <w:rPr>
@@ -14564,16 +15715,18 @@
     <w:p>
       <w:pPr>
         <w:numPr>
-          <w:numId w:val="0"/>
-        </w:numPr>
-        <w:rPr>
-          <w:rFonts w:hint="default"/>
-        </w:rPr>
-      </w:pPr>
-    </w:p>
-    <w:p>
-      <w:pPr>
-        <w:numPr>
+          <w:ilvl w:val="0"/>
+          <w:numId w:val="0"/>
+        </w:numPr>
+        <w:rPr>
+          <w:rFonts w:hint="default"/>
+        </w:rPr>
+      </w:pPr>
+    </w:p>
+    <w:p>
+      <w:pPr>
+        <w:numPr>
+          <w:ilvl w:val="0"/>
           <w:numId w:val="0"/>
         </w:numPr>
         <w:rPr>
@@ -14603,6 +15756,7 @@
     <w:p>
       <w:pPr>
         <w:numPr>
+          <w:ilvl w:val="0"/>
           <w:numId w:val="0"/>
         </w:numPr>
         <w:rPr>
@@ -14619,16 +15773,18 @@
     <w:p>
       <w:pPr>
         <w:numPr>
-          <w:numId w:val="0"/>
-        </w:numPr>
-        <w:rPr>
-          <w:rFonts w:hint="default"/>
-        </w:rPr>
-      </w:pPr>
-    </w:p>
-    <w:p>
-      <w:pPr>
-        <w:numPr>
+          <w:ilvl w:val="0"/>
+          <w:numId w:val="0"/>
+        </w:numPr>
+        <w:rPr>
+          <w:rFonts w:hint="default"/>
+        </w:rPr>
+      </w:pPr>
+    </w:p>
+    <w:p>
+      <w:pPr>
+        <w:numPr>
+          <w:ilvl w:val="0"/>
           <w:numId w:val="0"/>
         </w:numPr>
         <w:rPr>
@@ -14649,16 +15805,18 @@
     <w:p>
       <w:pPr>
         <w:numPr>
-          <w:numId w:val="0"/>
-        </w:numPr>
-        <w:rPr>
-          <w:rFonts w:hint="default"/>
-        </w:rPr>
-      </w:pPr>
-    </w:p>
-    <w:p>
-      <w:pPr>
-        <w:numPr>
+          <w:ilvl w:val="0"/>
+          <w:numId w:val="0"/>
+        </w:numPr>
+        <w:rPr>
+          <w:rFonts w:hint="default"/>
+        </w:rPr>
+      </w:pPr>
+    </w:p>
+    <w:p>
+      <w:pPr>
+        <w:numPr>
+          <w:ilvl w:val="0"/>
           <w:numId w:val="0"/>
         </w:numPr>
         <w:rPr>
@@ -14675,6 +15833,7 @@
     <w:p>
       <w:pPr>
         <w:numPr>
+          <w:ilvl w:val="0"/>
           <w:numId w:val="0"/>
         </w:numPr>
         <w:rPr>
@@ -14691,6 +15850,7 @@
     <w:p>
       <w:pPr>
         <w:numPr>
+          <w:ilvl w:val="0"/>
           <w:numId w:val="0"/>
         </w:numPr>
         <w:rPr>
@@ -14707,6 +15867,7 @@
     <w:p>
       <w:pPr>
         <w:numPr>
+          <w:ilvl w:val="0"/>
           <w:numId w:val="0"/>
         </w:numPr>
         <w:rPr>
@@ -14723,6 +15884,7 @@
     <w:p>
       <w:pPr>
         <w:numPr>
+          <w:ilvl w:val="0"/>
           <w:numId w:val="0"/>
         </w:numPr>
         <w:rPr>
@@ -14739,16 +15901,18 @@
     <w:p>
       <w:pPr>
         <w:numPr>
-          <w:numId w:val="0"/>
-        </w:numPr>
-        <w:rPr>
-          <w:rFonts w:hint="default"/>
-        </w:rPr>
-      </w:pPr>
-    </w:p>
-    <w:p>
-      <w:pPr>
-        <w:numPr>
+          <w:ilvl w:val="0"/>
+          <w:numId w:val="0"/>
+        </w:numPr>
+        <w:rPr>
+          <w:rFonts w:hint="default"/>
+        </w:rPr>
+      </w:pPr>
+    </w:p>
+    <w:p>
+      <w:pPr>
+        <w:numPr>
+          <w:ilvl w:val="0"/>
           <w:numId w:val="0"/>
         </w:numPr>
         <w:rPr>
@@ -14765,6 +15929,7 @@
     <w:p>
       <w:pPr>
         <w:numPr>
+          <w:ilvl w:val="0"/>
           <w:numId w:val="0"/>
         </w:numPr>
         <w:rPr>
@@ -14794,6 +15959,7 @@
     <w:p>
       <w:pPr>
         <w:numPr>
+          <w:ilvl w:val="0"/>
           <w:numId w:val="0"/>
         </w:numPr>
         <w:rPr>
@@ -14810,16 +15976,18 @@
     <w:p>
       <w:pPr>
         <w:numPr>
-          <w:numId w:val="0"/>
-        </w:numPr>
-        <w:rPr>
-          <w:rFonts w:hint="default"/>
-        </w:rPr>
-      </w:pPr>
-    </w:p>
-    <w:p>
-      <w:pPr>
-        <w:numPr>
+          <w:ilvl w:val="0"/>
+          <w:numId w:val="0"/>
+        </w:numPr>
+        <w:rPr>
+          <w:rFonts w:hint="default"/>
+        </w:rPr>
+      </w:pPr>
+    </w:p>
+    <w:p>
+      <w:pPr>
+        <w:numPr>
+          <w:ilvl w:val="0"/>
           <w:numId w:val="0"/>
         </w:numPr>
         <w:rPr>
@@ -14840,16 +16008,18 @@
     <w:p>
       <w:pPr>
         <w:numPr>
-          <w:numId w:val="0"/>
-        </w:numPr>
-        <w:rPr>
-          <w:rFonts w:hint="default"/>
-        </w:rPr>
-      </w:pPr>
-    </w:p>
-    <w:p>
-      <w:pPr>
-        <w:numPr>
+          <w:ilvl w:val="0"/>
+          <w:numId w:val="0"/>
+        </w:numPr>
+        <w:rPr>
+          <w:rFonts w:hint="default"/>
+        </w:rPr>
+      </w:pPr>
+    </w:p>
+    <w:p>
+      <w:pPr>
+        <w:numPr>
+          <w:ilvl w:val="0"/>
           <w:numId w:val="0"/>
         </w:numPr>
         <w:rPr>
@@ -14866,6 +16036,7 @@
     <w:p>
       <w:pPr>
         <w:numPr>
+          <w:ilvl w:val="0"/>
           <w:numId w:val="0"/>
         </w:numPr>
         <w:rPr>
@@ -14882,6 +16053,7 @@
     <w:p>
       <w:pPr>
         <w:numPr>
+          <w:ilvl w:val="0"/>
           <w:numId w:val="0"/>
         </w:numPr>
         <w:rPr>
@@ -14898,6 +16070,7 @@
     <w:p>
       <w:pPr>
         <w:numPr>
+          <w:ilvl w:val="0"/>
           <w:numId w:val="0"/>
         </w:numPr>
         <w:rPr>
@@ -14914,6 +16087,7 @@
     <w:p>
       <w:pPr>
         <w:numPr>
+          <w:ilvl w:val="0"/>
           <w:numId w:val="0"/>
         </w:numPr>
         <w:rPr>
@@ -14930,6 +16104,7 @@
     <w:p>
       <w:pPr>
         <w:numPr>
+          <w:ilvl w:val="0"/>
           <w:numId w:val="0"/>
         </w:numPr>
         <w:ind w:firstLine="400"/>
@@ -14947,6 +16122,7 @@
     <w:p>
       <w:pPr>
         <w:numPr>
+          <w:ilvl w:val="0"/>
           <w:numId w:val="0"/>
         </w:numPr>
         <w:ind w:firstLine="400"/>
@@ -14958,6 +16134,7 @@
     <w:p>
       <w:pPr>
         <w:numPr>
+          <w:ilvl w:val="0"/>
           <w:numId w:val="0"/>
         </w:numPr>
         <w:ind w:firstLine="400"/>
@@ -14973,16 +16150,19 @@
           <w:rFonts w:hint="default"/>
         </w:rPr>
       </w:pPr>
+      <w:bookmarkStart w:id="42" w:name="_Toc11692"/>
       <w:r>
         <w:rPr>
           <w:rFonts w:hint="default"/>
         </w:rPr>
         <w:t>Пример интеграции с Jenkins</w:t>
       </w:r>
-    </w:p>
-    <w:p>
-      <w:pPr>
-        <w:numPr>
+      <w:bookmarkEnd w:id="42"/>
+    </w:p>
+    <w:p>
+      <w:pPr>
+        <w:numPr>
+          <w:ilvl w:val="0"/>
           <w:numId w:val="0"/>
         </w:numPr>
         <w:rPr>
@@ -14999,16 +16179,18 @@
     <w:p>
       <w:pPr>
         <w:numPr>
-          <w:numId w:val="0"/>
-        </w:numPr>
-        <w:rPr>
-          <w:rFonts w:hint="default"/>
-        </w:rPr>
-      </w:pPr>
-    </w:p>
-    <w:p>
-      <w:pPr>
-        <w:numPr>
+          <w:ilvl w:val="0"/>
+          <w:numId w:val="0"/>
+        </w:numPr>
+        <w:rPr>
+          <w:rFonts w:hint="default"/>
+        </w:rPr>
+      </w:pPr>
+    </w:p>
+    <w:p>
+      <w:pPr>
+        <w:numPr>
+          <w:ilvl w:val="0"/>
           <w:numId w:val="0"/>
         </w:numPr>
         <w:rPr>
@@ -15032,16 +16214,18 @@
     <w:p>
       <w:pPr>
         <w:numPr>
-          <w:numId w:val="0"/>
-        </w:numPr>
-        <w:rPr>
-          <w:rFonts w:hint="default"/>
-        </w:rPr>
-      </w:pPr>
-    </w:p>
-    <w:p>
-      <w:pPr>
-        <w:numPr>
+          <w:ilvl w:val="0"/>
+          <w:numId w:val="0"/>
+        </w:numPr>
+        <w:rPr>
+          <w:rFonts w:hint="default"/>
+        </w:rPr>
+      </w:pPr>
+    </w:p>
+    <w:p>
+      <w:pPr>
+        <w:numPr>
+          <w:ilvl w:val="0"/>
           <w:numId w:val="0"/>
         </w:numPr>
         <w:rPr>
@@ -15065,16 +16249,18 @@
     <w:p>
       <w:pPr>
         <w:numPr>
-          <w:numId w:val="0"/>
-        </w:numPr>
-        <w:rPr>
-          <w:rFonts w:hint="default"/>
-        </w:rPr>
-      </w:pPr>
-    </w:p>
-    <w:p>
-      <w:pPr>
-        <w:numPr>
+          <w:ilvl w:val="0"/>
+          <w:numId w:val="0"/>
+        </w:numPr>
+        <w:rPr>
+          <w:rFonts w:hint="default"/>
+        </w:rPr>
+      </w:pPr>
+    </w:p>
+    <w:p>
+      <w:pPr>
+        <w:numPr>
+          <w:ilvl w:val="0"/>
           <w:numId w:val="0"/>
         </w:numPr>
         <w:rPr>
@@ -15091,6 +16277,7 @@
     <w:p>
       <w:pPr>
         <w:numPr>
+          <w:ilvl w:val="0"/>
           <w:numId w:val="0"/>
         </w:numPr>
         <w:rPr>
@@ -15107,16 +16294,18 @@
     <w:p>
       <w:pPr>
         <w:numPr>
-          <w:numId w:val="0"/>
-        </w:numPr>
-        <w:rPr>
-          <w:rFonts w:hint="default"/>
-        </w:rPr>
-      </w:pPr>
-    </w:p>
-    <w:p>
-      <w:pPr>
-        <w:numPr>
+          <w:ilvl w:val="0"/>
+          <w:numId w:val="0"/>
+        </w:numPr>
+        <w:rPr>
+          <w:rFonts w:hint="default"/>
+        </w:rPr>
+      </w:pPr>
+    </w:p>
+    <w:p>
+      <w:pPr>
+        <w:numPr>
+          <w:ilvl w:val="0"/>
           <w:numId w:val="0"/>
         </w:numPr>
         <w:rPr>
@@ -15133,6 +16322,7 @@
     <w:p>
       <w:pPr>
         <w:numPr>
+          <w:ilvl w:val="0"/>
           <w:numId w:val="0"/>
         </w:numPr>
         <w:rPr>
@@ -15149,6 +16339,7 @@
     <w:p>
       <w:pPr>
         <w:numPr>
+          <w:ilvl w:val="0"/>
           <w:numId w:val="0"/>
         </w:numPr>
         <w:rPr>
@@ -15165,6 +16356,7 @@
     <w:p>
       <w:pPr>
         <w:numPr>
+          <w:ilvl w:val="0"/>
           <w:numId w:val="0"/>
         </w:numPr>
         <w:rPr>
@@ -15181,6 +16373,7 @@
     <w:p>
       <w:pPr>
         <w:numPr>
+          <w:ilvl w:val="0"/>
           <w:numId w:val="0"/>
         </w:numPr>
         <w:rPr>
@@ -15197,6 +16390,7 @@
     <w:p>
       <w:pPr>
         <w:numPr>
+          <w:ilvl w:val="0"/>
           <w:numId w:val="0"/>
         </w:numPr>
         <w:rPr>
@@ -15213,16 +16407,18 @@
     <w:p>
       <w:pPr>
         <w:numPr>
-          <w:numId w:val="0"/>
-        </w:numPr>
-        <w:rPr>
-          <w:rFonts w:hint="default"/>
-        </w:rPr>
-      </w:pPr>
-    </w:p>
-    <w:p>
-      <w:pPr>
-        <w:numPr>
+          <w:ilvl w:val="0"/>
+          <w:numId w:val="0"/>
+        </w:numPr>
+        <w:rPr>
+          <w:rFonts w:hint="default"/>
+        </w:rPr>
+      </w:pPr>
+    </w:p>
+    <w:p>
+      <w:pPr>
+        <w:numPr>
+          <w:ilvl w:val="0"/>
           <w:numId w:val="0"/>
         </w:numPr>
         <w:rPr>
@@ -15239,6 +16435,7 @@
     <w:p>
       <w:pPr>
         <w:numPr>
+          <w:ilvl w:val="0"/>
           <w:numId w:val="0"/>
         </w:numPr>
         <w:rPr>
@@ -15255,6 +16452,7 @@
     <w:p>
       <w:pPr>
         <w:numPr>
+          <w:ilvl w:val="0"/>
           <w:numId w:val="0"/>
         </w:numPr>
         <w:rPr>
@@ -15271,6 +16469,7 @@
     <w:p>
       <w:pPr>
         <w:numPr>
+          <w:ilvl w:val="0"/>
           <w:numId w:val="0"/>
         </w:numPr>
         <w:rPr>
@@ -15287,6 +16486,7 @@
     <w:p>
       <w:pPr>
         <w:numPr>
+          <w:ilvl w:val="0"/>
           <w:numId w:val="0"/>
         </w:numPr>
         <w:rPr>
@@ -15303,16 +16503,18 @@
     <w:p>
       <w:pPr>
         <w:numPr>
-          <w:numId w:val="0"/>
-        </w:numPr>
-        <w:rPr>
-          <w:rFonts w:hint="default"/>
-        </w:rPr>
-      </w:pPr>
-    </w:p>
-    <w:p>
-      <w:pPr>
-        <w:numPr>
+          <w:ilvl w:val="0"/>
+          <w:numId w:val="0"/>
+        </w:numPr>
+        <w:rPr>
+          <w:rFonts w:hint="default"/>
+        </w:rPr>
+      </w:pPr>
+    </w:p>
+    <w:p>
+      <w:pPr>
+        <w:numPr>
+          <w:ilvl w:val="0"/>
           <w:numId w:val="0"/>
         </w:numPr>
         <w:rPr>
@@ -15329,6 +16531,7 @@
     <w:p>
       <w:pPr>
         <w:numPr>
+          <w:ilvl w:val="0"/>
           <w:numId w:val="0"/>
         </w:numPr>
         <w:rPr>
@@ -15345,6 +16548,7 @@
     <w:p>
       <w:pPr>
         <w:numPr>
+          <w:ilvl w:val="0"/>
           <w:numId w:val="0"/>
         </w:numPr>
         <w:rPr>
@@ -15361,6 +16565,7 @@
     <w:p>
       <w:pPr>
         <w:numPr>
+          <w:ilvl w:val="0"/>
           <w:numId w:val="0"/>
         </w:numPr>
         <w:rPr>
@@ -15377,6 +16582,7 @@
     <w:p>
       <w:pPr>
         <w:numPr>
+          <w:ilvl w:val="0"/>
           <w:numId w:val="0"/>
         </w:numPr>
         <w:rPr>
@@ -15393,6 +16599,7 @@
     <w:p>
       <w:pPr>
         <w:numPr>
+          <w:ilvl w:val="0"/>
           <w:numId w:val="0"/>
         </w:numPr>
         <w:rPr>
@@ -15409,6 +16616,7 @@
     <w:p>
       <w:pPr>
         <w:numPr>
+          <w:ilvl w:val="0"/>
           <w:numId w:val="0"/>
         </w:numPr>
         <w:rPr>
@@ -15425,16 +16633,18 @@
     <w:p>
       <w:pPr>
         <w:numPr>
-          <w:numId w:val="0"/>
-        </w:numPr>
-        <w:rPr>
-          <w:rFonts w:hint="default"/>
-        </w:rPr>
-      </w:pPr>
-    </w:p>
-    <w:p>
-      <w:pPr>
-        <w:numPr>
+          <w:ilvl w:val="0"/>
+          <w:numId w:val="0"/>
+        </w:numPr>
+        <w:rPr>
+          <w:rFonts w:hint="default"/>
+        </w:rPr>
+      </w:pPr>
+    </w:p>
+    <w:p>
+      <w:pPr>
+        <w:numPr>
+          <w:ilvl w:val="0"/>
           <w:numId w:val="0"/>
         </w:numPr>
         <w:rPr>
@@ -15451,6 +16661,7 @@
     <w:p>
       <w:pPr>
         <w:numPr>
+          <w:ilvl w:val="0"/>
           <w:numId w:val="0"/>
         </w:numPr>
         <w:rPr>
@@ -15474,6 +16685,7 @@
     <w:p>
       <w:pPr>
         <w:numPr>
+          <w:ilvl w:val="0"/>
           <w:numId w:val="0"/>
         </w:numPr>
         <w:rPr>
@@ -15502,16 +16714,19 @@
           <w:rFonts w:hint="default"/>
         </w:rPr>
       </w:pPr>
+      <w:bookmarkStart w:id="43" w:name="_Toc2471"/>
       <w:r>
         <w:rPr>
           <w:rFonts w:hint="default"/>
         </w:rPr>
         <w:t>Частые ошибки и их решение</w:t>
       </w:r>
-    </w:p>
-    <w:p>
-      <w:pPr>
-        <w:numPr>
+      <w:bookmarkEnd w:id="43"/>
+    </w:p>
+    <w:p>
+      <w:pPr>
+        <w:numPr>
+          <w:ilvl w:val="0"/>
           <w:numId w:val="0"/>
         </w:numPr>
         <w:rPr>
@@ -15547,6 +16762,7 @@
     <w:p>
       <w:pPr>
         <w:numPr>
+          <w:ilvl w:val="0"/>
           <w:numId w:val="0"/>
         </w:numPr>
         <w:rPr>
@@ -15563,16 +16779,18 @@
     <w:p>
       <w:pPr>
         <w:numPr>
-          <w:numId w:val="0"/>
-        </w:numPr>
-        <w:rPr>
-          <w:rFonts w:hint="default"/>
-        </w:rPr>
-      </w:pPr>
-    </w:p>
-    <w:p>
-      <w:pPr>
-        <w:numPr>
+          <w:ilvl w:val="0"/>
+          <w:numId w:val="0"/>
+        </w:numPr>
+        <w:rPr>
+          <w:rFonts w:hint="default"/>
+        </w:rPr>
+      </w:pPr>
+    </w:p>
+    <w:p>
+      <w:pPr>
+        <w:numPr>
+          <w:ilvl w:val="0"/>
           <w:numId w:val="0"/>
         </w:numPr>
         <w:rPr>
@@ -15589,16 +16807,18 @@
     <w:p>
       <w:pPr>
         <w:numPr>
-          <w:numId w:val="0"/>
-        </w:numPr>
-        <w:rPr>
-          <w:rFonts w:hint="default"/>
-        </w:rPr>
-      </w:pPr>
-    </w:p>
-    <w:p>
-      <w:pPr>
-        <w:numPr>
+          <w:ilvl w:val="0"/>
+          <w:numId w:val="0"/>
+        </w:numPr>
+        <w:rPr>
+          <w:rFonts w:hint="default"/>
+        </w:rPr>
+      </w:pPr>
+    </w:p>
+    <w:p>
+      <w:pPr>
+        <w:numPr>
+          <w:ilvl w:val="0"/>
           <w:numId w:val="0"/>
         </w:numPr>
         <w:rPr>
@@ -15634,6 +16854,7 @@
     <w:p>
       <w:pPr>
         <w:numPr>
+          <w:ilvl w:val="0"/>
           <w:numId w:val="0"/>
         </w:numPr>
         <w:rPr>
@@ -15650,18 +16871,18 @@
     <w:p>
       <w:pPr>
         <w:numPr>
-          <w:numId w:val="0"/>
-        </w:numPr>
-        <w:rPr>
-          <w:rFonts w:hint="default"/>
-        </w:rPr>
-      </w:pPr>
-      <w:bookmarkStart w:id="41" w:name="_GoBack"/>
-      <w:bookmarkEnd w:id="41"/>
-    </w:p>
-    <w:p>
-      <w:pPr>
-        <w:numPr>
+          <w:ilvl w:val="0"/>
+          <w:numId w:val="0"/>
+        </w:numPr>
+        <w:rPr>
+          <w:rFonts w:hint="default"/>
+        </w:rPr>
+      </w:pPr>
+    </w:p>
+    <w:p>
+      <w:pPr>
+        <w:numPr>
+          <w:ilvl w:val="0"/>
           <w:numId w:val="0"/>
         </w:numPr>
         <w:rPr>
@@ -15678,16 +16899,18 @@
     <w:p>
       <w:pPr>
         <w:numPr>
-          <w:numId w:val="0"/>
-        </w:numPr>
-        <w:rPr>
-          <w:rFonts w:hint="default"/>
-        </w:rPr>
-      </w:pPr>
-    </w:p>
-    <w:p>
-      <w:pPr>
-        <w:numPr>
+          <w:ilvl w:val="0"/>
+          <w:numId w:val="0"/>
+        </w:numPr>
+        <w:rPr>
+          <w:rFonts w:hint="default"/>
+        </w:rPr>
+      </w:pPr>
+    </w:p>
+    <w:p>
+      <w:pPr>
+        <w:numPr>
+          <w:ilvl w:val="0"/>
           <w:numId w:val="0"/>
         </w:numPr>
         <w:rPr>
@@ -15717,16 +16940,18 @@
     <w:p>
       <w:pPr>
         <w:numPr>
-          <w:numId w:val="0"/>
-        </w:numPr>
-        <w:rPr>
-          <w:rFonts w:hint="default"/>
-        </w:rPr>
-      </w:pPr>
-    </w:p>
-    <w:p>
-      <w:pPr>
-        <w:numPr>
+          <w:ilvl w:val="0"/>
+          <w:numId w:val="0"/>
+        </w:numPr>
+        <w:rPr>
+          <w:rFonts w:hint="default"/>
+        </w:rPr>
+      </w:pPr>
+    </w:p>
+    <w:p>
+      <w:pPr>
+        <w:numPr>
+          <w:ilvl w:val="0"/>
           <w:numId w:val="0"/>
         </w:numPr>
         <w:rPr>
@@ -15743,16 +16968,18 @@
     <w:p>
       <w:pPr>
         <w:numPr>
-          <w:numId w:val="0"/>
-        </w:numPr>
-        <w:rPr>
-          <w:rFonts w:hint="default"/>
-        </w:rPr>
-      </w:pPr>
-    </w:p>
-    <w:p>
-      <w:pPr>
-        <w:numPr>
+          <w:ilvl w:val="0"/>
+          <w:numId w:val="0"/>
+        </w:numPr>
+        <w:rPr>
+          <w:rFonts w:hint="default"/>
+        </w:rPr>
+      </w:pPr>
+    </w:p>
+    <w:p>
+      <w:pPr>
+        <w:numPr>
+          <w:ilvl w:val="0"/>
           <w:numId w:val="0"/>
         </w:numPr>
         <w:rPr>
@@ -15769,6 +16996,7 @@
     <w:p>
       <w:pPr>
         <w:numPr>
+          <w:ilvl w:val="0"/>
           <w:numId w:val="0"/>
         </w:numPr>
         <w:rPr>
@@ -15782,6 +17010,7 @@
         </w:rPr>
         <w:br w:type="textWrapping"/>
       </w:r>
+      <w:bookmarkStart w:id="44" w:name="_Toc21119"/>
       <w:r>
         <w:rPr>
           <w:rStyle w:val="16"/>
@@ -15805,19 +17034,22 @@
         <w:t>Вы настроили автоматический запуск тестов в CI/CD:</w:t>
       </w:r>
     </w:p>
-    <w:p>
-      <w:pPr>
-        <w:numPr>
-          <w:numId w:val="0"/>
-        </w:numPr>
-        <w:rPr>
-          <w:rFonts w:hint="default"/>
-        </w:rPr>
-      </w:pPr>
-    </w:p>
-    <w:p>
-      <w:pPr>
-        <w:numPr>
+    <w:bookmarkEnd w:id="44"/>
+    <w:p>
+      <w:pPr>
+        <w:numPr>
+          <w:ilvl w:val="0"/>
+          <w:numId w:val="0"/>
+        </w:numPr>
+        <w:rPr>
+          <w:rFonts w:hint="default"/>
+        </w:rPr>
+      </w:pPr>
+    </w:p>
+    <w:p>
+      <w:pPr>
+        <w:numPr>
+          <w:ilvl w:val="0"/>
           <w:numId w:val="0"/>
         </w:numPr>
         <w:rPr>
@@ -15841,16 +17073,18 @@
     <w:p>
       <w:pPr>
         <w:numPr>
-          <w:numId w:val="0"/>
-        </w:numPr>
-        <w:rPr>
-          <w:rFonts w:hint="default"/>
-        </w:rPr>
-      </w:pPr>
-    </w:p>
-    <w:p>
-      <w:pPr>
-        <w:numPr>
+          <w:ilvl w:val="0"/>
+          <w:numId w:val="0"/>
+        </w:numPr>
+        <w:rPr>
+          <w:rFonts w:hint="default"/>
+        </w:rPr>
+      </w:pPr>
+    </w:p>
+    <w:p>
+      <w:pPr>
+        <w:numPr>
+          <w:ilvl w:val="0"/>
           <w:numId w:val="0"/>
         </w:numPr>
         <w:rPr>
@@ -15874,17 +17108,19 @@
     <w:p>
       <w:pPr>
         <w:numPr>
-          <w:numId w:val="0"/>
-        </w:numPr>
-        <w:rPr>
-          <w:rFonts w:hint="default"/>
-        </w:rPr>
-      </w:pPr>
-    </w:p>
-    <w:p>
-      <w:pPr>
-        <w:numPr>
-          <w:numId w:val="0"/>
+          <w:ilvl w:val="0"/>
+          <w:numId w:val="0"/>
+        </w:numPr>
+        <w:rPr>
+          <w:rFonts w:hint="default"/>
+        </w:rPr>
+      </w:pPr>
+    </w:p>
+    <w:p>
+      <w:pPr>
+        <w:numPr>
+          <w:ilvl w:val="0"/>
+          <w:numId w:val="2"/>
         </w:numPr>
         <w:rPr>
           <w:rFonts w:hint="default"/>
@@ -15897,18 +17133,5966 @@
           <w:rFonts w:hint="default"/>
           <w:b/>
           <w:bCs/>
+        </w:rPr>
+        <w:t>Убедились, что тесты запускаются при каждом изменении кода.</w:t>
+      </w:r>
+    </w:p>
+    <w:p>
+      <w:pPr>
+        <w:numPr>
+          <w:numId w:val="0"/>
+        </w:numPr>
+        <w:rPr>
+          <w:rFonts w:hint="default"/>
+          <w:b/>
+          <w:bCs/>
+        </w:rPr>
+      </w:pPr>
+    </w:p>
+    <w:p>
+      <w:pPr>
+        <w:numPr>
+          <w:numId w:val="0"/>
+        </w:numPr>
+        <w:rPr>
+          <w:rFonts w:hint="default"/>
+          <w:b/>
+          <w:bCs/>
+        </w:rPr>
+      </w:pPr>
+    </w:p>
+    <w:p>
+      <w:pPr>
+        <w:numPr>
+          <w:numId w:val="0"/>
+        </w:numPr>
+        <w:rPr>
+          <w:rFonts w:hint="default"/>
+          <w:b/>
+          <w:bCs/>
+        </w:rPr>
+      </w:pPr>
+    </w:p>
+    <w:p>
+      <w:pPr>
+        <w:pStyle w:val="2"/>
+        <w:rPr>
+          <w:rFonts w:hint="default"/>
+        </w:rPr>
+      </w:pPr>
+      <w:bookmarkStart w:id="45" w:name="_Toc27153"/>
+      <w:r>
+        <w:rPr>
+          <w:rFonts w:hint="default"/>
+        </w:rPr>
+        <w:t>7.1 Вопросы и ответы на собеседовании</w:t>
+      </w:r>
+      <w:bookmarkEnd w:id="45"/>
+    </w:p>
+    <w:p>
+      <w:pPr>
+        <w:numPr>
+          <w:numId w:val="0"/>
+        </w:numPr>
+        <w:rPr>
+          <w:rFonts w:hint="default"/>
+          <w:b/>
+          <w:bCs/>
+        </w:rPr>
+      </w:pPr>
+    </w:p>
+    <w:p>
+      <w:pPr>
+        <w:pStyle w:val="3"/>
+        <w:rPr>
+          <w:rFonts w:hint="default"/>
+        </w:rPr>
+      </w:pPr>
+      <w:bookmarkStart w:id="46" w:name="_Toc29629"/>
+      <w:r>
+        <w:rPr>
+          <w:rFonts w:hint="default"/>
+        </w:rPr>
+        <w:t>Подготовка к собеседованию. Вопросы и ответы</w:t>
+      </w:r>
+      <w:bookmarkEnd w:id="46"/>
+    </w:p>
+    <w:p>
+      <w:pPr>
+        <w:numPr>
+          <w:numId w:val="0"/>
+        </w:numPr>
+        <w:rPr>
+          <w:rFonts w:hint="default"/>
+          <w:b w:val="0"/>
+          <w:bCs w:val="0"/>
+        </w:rPr>
+      </w:pPr>
+      <w:r>
+        <w:rPr>
+          <w:rFonts w:hint="default"/>
+          <w:b w:val="0"/>
+          <w:bCs w:val="0"/>
+        </w:rPr>
+        <w:t>Общие вопросы</w:t>
+      </w:r>
+    </w:p>
+    <w:p>
+      <w:pPr>
+        <w:numPr>
+          <w:numId w:val="0"/>
+        </w:numPr>
+        <w:rPr>
+          <w:rFonts w:hint="default"/>
+          <w:b/>
+          <w:bCs/>
+        </w:rPr>
+      </w:pPr>
+      <w:r>
+        <w:rPr>
+          <w:rFonts w:hint="default"/>
+          <w:b/>
+          <w:bCs/>
+        </w:rPr>
+        <w:t>Вопрос 1: Расскажите о себе.</w:t>
+      </w:r>
+    </w:p>
+    <w:p>
+      <w:pPr>
+        <w:numPr>
+          <w:numId w:val="0"/>
+        </w:numPr>
+        <w:rPr>
+          <w:rFonts w:hint="default"/>
+          <w:b/>
+          <w:bCs/>
+        </w:rPr>
+      </w:pPr>
+    </w:p>
+    <w:p>
+      <w:pPr>
+        <w:numPr>
+          <w:numId w:val="0"/>
+        </w:numPr>
+        <w:rPr>
+          <w:rFonts w:hint="default"/>
+          <w:b/>
+          <w:bCs/>
+        </w:rPr>
+      </w:pPr>
+      <w:r>
+        <w:rPr>
+          <w:rFonts w:hint="default"/>
+          <w:b/>
+          <w:bCs/>
+        </w:rPr>
+        <w:t>Ответ:</w:t>
+      </w:r>
+    </w:p>
+    <w:p>
+      <w:pPr>
+        <w:numPr>
+          <w:numId w:val="0"/>
+        </w:numPr>
+        <w:rPr>
+          <w:rFonts w:hint="default"/>
+          <w:b w:val="0"/>
+          <w:bCs w:val="0"/>
+        </w:rPr>
+      </w:pPr>
+      <w:r>
+        <w:rPr>
+          <w:rFonts w:hint="default"/>
+          <w:b w:val="0"/>
+          <w:bCs w:val="0"/>
+        </w:rPr>
+        <w:t>Назовите своё имя и опыт работы.</w:t>
+      </w:r>
+    </w:p>
+    <w:p>
+      <w:pPr>
+        <w:numPr>
+          <w:numId w:val="0"/>
+        </w:numPr>
+        <w:rPr>
+          <w:rFonts w:hint="default"/>
+          <w:b w:val="0"/>
+          <w:bCs w:val="0"/>
+        </w:rPr>
+      </w:pPr>
+    </w:p>
+    <w:p>
+      <w:pPr>
+        <w:numPr>
+          <w:numId w:val="0"/>
+        </w:numPr>
+        <w:rPr>
+          <w:rFonts w:hint="default"/>
+          <w:b w:val="0"/>
+          <w:bCs w:val="0"/>
+        </w:rPr>
+      </w:pPr>
+      <w:r>
+        <w:rPr>
+          <w:rFonts w:hint="default"/>
+          <w:b w:val="0"/>
+          <w:bCs w:val="0"/>
+        </w:rPr>
+        <w:t>Кратко опишите ваш профессиональный путь.</w:t>
+      </w:r>
+    </w:p>
+    <w:p>
+      <w:pPr>
+        <w:numPr>
+          <w:numId w:val="0"/>
+        </w:numPr>
+        <w:rPr>
+          <w:rFonts w:hint="default"/>
+          <w:b w:val="0"/>
+          <w:bCs w:val="0"/>
+        </w:rPr>
+      </w:pPr>
+    </w:p>
+    <w:p>
+      <w:pPr>
+        <w:numPr>
+          <w:numId w:val="0"/>
+        </w:numPr>
+        <w:rPr>
+          <w:rFonts w:hint="default"/>
+          <w:b w:val="0"/>
+          <w:bCs w:val="0"/>
+        </w:rPr>
+      </w:pPr>
+      <w:r>
+        <w:rPr>
+          <w:rFonts w:hint="default"/>
+          <w:b w:val="0"/>
+          <w:bCs w:val="0"/>
+        </w:rPr>
+        <w:t>Упомяните ключевые навыки (например, ручное тестирование, автоматизация, знание инструментов).</w:t>
+      </w:r>
+    </w:p>
+    <w:p>
+      <w:pPr>
+        <w:numPr>
+          <w:numId w:val="0"/>
+        </w:numPr>
+        <w:rPr>
+          <w:rFonts w:hint="default"/>
+          <w:b w:val="0"/>
+          <w:bCs w:val="0"/>
+        </w:rPr>
+      </w:pPr>
+    </w:p>
+    <w:p>
+      <w:pPr>
+        <w:numPr>
+          <w:numId w:val="0"/>
+        </w:numPr>
+        <w:rPr>
+          <w:rFonts w:hint="default"/>
+          <w:b w:val="0"/>
+          <w:bCs w:val="0"/>
+        </w:rPr>
+      </w:pPr>
+      <w:r>
+        <w:rPr>
+          <w:rFonts w:hint="default"/>
+          <w:b w:val="0"/>
+          <w:bCs w:val="0"/>
+        </w:rPr>
+        <w:t>Закончите тем, почему вы хотите работать в этой компании.</w:t>
+      </w:r>
+    </w:p>
+    <w:p>
+      <w:pPr>
+        <w:numPr>
+          <w:numId w:val="0"/>
+        </w:numPr>
+        <w:rPr>
+          <w:rFonts w:hint="default"/>
+          <w:b w:val="0"/>
+          <w:bCs w:val="0"/>
+        </w:rPr>
+      </w:pPr>
+    </w:p>
+    <w:p>
+      <w:pPr>
+        <w:numPr>
+          <w:numId w:val="0"/>
+        </w:numPr>
+        <w:rPr>
+          <w:rFonts w:hint="default"/>
+          <w:b/>
+          <w:bCs/>
+        </w:rPr>
+      </w:pPr>
+      <w:r>
+        <w:rPr>
+          <w:rFonts w:hint="default"/>
+          <w:b/>
+          <w:bCs/>
+        </w:rPr>
+        <w:t>Пример:</w:t>
+      </w:r>
+    </w:p>
+    <w:p>
+      <w:pPr>
+        <w:numPr>
+          <w:numId w:val="0"/>
+        </w:numPr>
+        <w:rPr>
+          <w:rFonts w:hint="default"/>
+          <w:b w:val="0"/>
+          <w:bCs w:val="0"/>
+        </w:rPr>
+      </w:pPr>
+    </w:p>
+    <w:p>
+      <w:pPr>
+        <w:numPr>
+          <w:numId w:val="0"/>
+        </w:numPr>
+        <w:rPr>
+          <w:rFonts w:hint="default"/>
+          <w:b w:val="0"/>
+          <w:bCs w:val="0"/>
+        </w:rPr>
+      </w:pPr>
+      <w:r>
+        <w:rPr>
+          <w:rFonts w:hint="default"/>
+          <w:b w:val="0"/>
+          <w:bCs w:val="0"/>
+        </w:rPr>
+        <w:t>"Меня зовут Иван, я работаю QA Engineer уже 3 года. Начинал с ручного тестирования, затем освоил автоматизацию на Python с использованием Selenium и Pytest. В последнем проекте я занимался тестированием веб-приложений и интеграцией тестов в CI/CD. Мне нравится решать сложные задачи и улучшать качество продукта. Я хочу присоединиться к вашей компании, потому что вижу здесь возможность работать над интересными проектами и развивать свои навыки."</w:t>
+      </w:r>
+    </w:p>
+    <w:p>
+      <w:pPr>
+        <w:numPr>
+          <w:numId w:val="0"/>
+        </w:numPr>
+        <w:rPr>
+          <w:rFonts w:hint="default"/>
+          <w:b w:val="0"/>
+          <w:bCs w:val="0"/>
+        </w:rPr>
+      </w:pPr>
+    </w:p>
+    <w:p>
+      <w:pPr>
+        <w:pStyle w:val="3"/>
+        <w:rPr>
+          <w:rFonts w:hint="default"/>
+        </w:rPr>
+      </w:pPr>
+      <w:bookmarkStart w:id="47" w:name="_Toc12673"/>
+      <w:r>
+        <w:rPr>
+          <w:rFonts w:hint="default"/>
+        </w:rPr>
+        <w:t>Вопросы по ручному тестированию</w:t>
+      </w:r>
+      <w:bookmarkEnd w:id="47"/>
+    </w:p>
+    <w:p>
+      <w:pPr>
+        <w:numPr>
+          <w:numId w:val="0"/>
+        </w:numPr>
+        <w:rPr>
+          <w:rFonts w:hint="default"/>
+          <w:b/>
+          <w:bCs/>
+        </w:rPr>
+      </w:pPr>
+      <w:r>
+        <w:rPr>
+          <w:rFonts w:hint="default"/>
+          <w:b/>
+          <w:bCs/>
+        </w:rPr>
+        <w:t>Вопрос 2: Что такое тестирование?</w:t>
+      </w:r>
+    </w:p>
+    <w:p>
+      <w:pPr>
+        <w:numPr>
+          <w:numId w:val="0"/>
+        </w:numPr>
+        <w:rPr>
+          <w:rFonts w:hint="default"/>
+          <w:b w:val="0"/>
+          <w:bCs w:val="0"/>
+        </w:rPr>
+      </w:pPr>
+      <w:r>
+        <w:rPr>
+          <w:rFonts w:hint="default"/>
+          <w:b w:val="0"/>
+          <w:bCs w:val="0"/>
+        </w:rPr>
+        <w:t>Ответ:</w:t>
+      </w:r>
+    </w:p>
+    <w:p>
+      <w:pPr>
+        <w:numPr>
+          <w:numId w:val="0"/>
+        </w:numPr>
+        <w:rPr>
+          <w:rFonts w:hint="default"/>
+          <w:b w:val="0"/>
+          <w:bCs w:val="0"/>
+        </w:rPr>
+      </w:pPr>
+    </w:p>
+    <w:p>
+      <w:pPr>
+        <w:numPr>
+          <w:numId w:val="0"/>
+        </w:numPr>
+        <w:rPr>
+          <w:rFonts w:hint="default"/>
+          <w:b w:val="0"/>
+          <w:bCs w:val="0"/>
+        </w:rPr>
+      </w:pPr>
+      <w:r>
+        <w:rPr>
+          <w:rFonts w:hint="default"/>
+          <w:b w:val="0"/>
+          <w:bCs w:val="0"/>
+        </w:rPr>
+        <w:t>"Тестирование — это процесс проверки программного обеспечения на соответствие требованиям. Оно помогает выявить дефекты и убедиться, что продукт работает корректно."</w:t>
+      </w:r>
+    </w:p>
+    <w:p>
+      <w:pPr>
+        <w:numPr>
+          <w:numId w:val="0"/>
+        </w:numPr>
+        <w:rPr>
+          <w:rFonts w:hint="default"/>
+          <w:b w:val="0"/>
+          <w:bCs w:val="0"/>
+        </w:rPr>
+      </w:pPr>
+    </w:p>
+    <w:p>
+      <w:pPr>
+        <w:numPr>
+          <w:numId w:val="0"/>
+        </w:numPr>
+        <w:rPr>
+          <w:rFonts w:hint="default"/>
+          <w:b/>
+          <w:bCs/>
+        </w:rPr>
+      </w:pPr>
+      <w:r>
+        <w:rPr>
+          <w:rFonts w:hint="default"/>
+          <w:b/>
+          <w:bCs/>
+        </w:rPr>
+        <w:t>Вопрос 3: Какие виды тестирования вы знаете?</w:t>
+      </w:r>
+    </w:p>
+    <w:p>
+      <w:pPr>
+        <w:numPr>
+          <w:numId w:val="0"/>
+        </w:numPr>
+        <w:rPr>
+          <w:rFonts w:hint="default"/>
+          <w:b w:val="0"/>
+          <w:bCs w:val="0"/>
+        </w:rPr>
+      </w:pPr>
+      <w:r>
+        <w:rPr>
+          <w:rFonts w:hint="default"/>
+          <w:b w:val="0"/>
+          <w:bCs w:val="0"/>
+        </w:rPr>
+        <w:t>Ответ:</w:t>
+      </w:r>
+    </w:p>
+    <w:p>
+      <w:pPr>
+        <w:numPr>
+          <w:numId w:val="0"/>
+        </w:numPr>
+        <w:rPr>
+          <w:rFonts w:hint="default"/>
+          <w:b w:val="0"/>
+          <w:bCs w:val="0"/>
+        </w:rPr>
+      </w:pPr>
+    </w:p>
+    <w:p>
+      <w:pPr>
+        <w:numPr>
+          <w:numId w:val="0"/>
+        </w:numPr>
+        <w:rPr>
+          <w:rFonts w:hint="default"/>
+          <w:b w:val="0"/>
+          <w:bCs w:val="0"/>
+        </w:rPr>
+      </w:pPr>
+      <w:r>
+        <w:rPr>
+          <w:rFonts w:hint="default"/>
+          <w:b w:val="0"/>
+          <w:bCs w:val="0"/>
+        </w:rPr>
+        <w:t>"Я знаю следующие виды тестирования:</w:t>
+      </w:r>
+    </w:p>
+    <w:p>
+      <w:pPr>
+        <w:numPr>
+          <w:numId w:val="0"/>
+        </w:numPr>
+        <w:rPr>
+          <w:rFonts w:hint="default"/>
+          <w:b w:val="0"/>
+          <w:bCs w:val="0"/>
+        </w:rPr>
+      </w:pPr>
+    </w:p>
+    <w:p>
+      <w:pPr>
+        <w:numPr>
+          <w:numId w:val="0"/>
+        </w:numPr>
+        <w:rPr>
+          <w:rFonts w:hint="default"/>
+          <w:b w:val="0"/>
+          <w:bCs w:val="0"/>
+        </w:rPr>
+      </w:pPr>
+      <w:r>
+        <w:rPr>
+          <w:rFonts w:hint="default"/>
+          <w:b w:val="0"/>
+          <w:bCs w:val="0"/>
+        </w:rPr>
+        <w:t>Функциональное (проверка функций приложения).</w:t>
+      </w:r>
+    </w:p>
+    <w:p>
+      <w:pPr>
+        <w:numPr>
+          <w:numId w:val="0"/>
+        </w:numPr>
+        <w:rPr>
+          <w:rFonts w:hint="default"/>
+          <w:b w:val="0"/>
+          <w:bCs w:val="0"/>
+        </w:rPr>
+      </w:pPr>
+    </w:p>
+    <w:p>
+      <w:pPr>
+        <w:numPr>
+          <w:numId w:val="0"/>
+        </w:numPr>
+        <w:rPr>
+          <w:rFonts w:hint="default"/>
+          <w:b w:val="0"/>
+          <w:bCs w:val="0"/>
+        </w:rPr>
+      </w:pPr>
+      <w:r>
+        <w:rPr>
+          <w:rFonts w:hint="default"/>
+          <w:b w:val="0"/>
+          <w:bCs w:val="0"/>
+        </w:rPr>
+        <w:t>Регрессионное (проверка, что новые изменения не сломали старый функционал).</w:t>
+      </w:r>
+    </w:p>
+    <w:p>
+      <w:pPr>
+        <w:numPr>
+          <w:numId w:val="0"/>
+        </w:numPr>
+        <w:rPr>
+          <w:rFonts w:hint="default"/>
+          <w:b w:val="0"/>
+          <w:bCs w:val="0"/>
+        </w:rPr>
+      </w:pPr>
+    </w:p>
+    <w:p>
+      <w:pPr>
+        <w:numPr>
+          <w:numId w:val="0"/>
+        </w:numPr>
+        <w:rPr>
+          <w:rFonts w:hint="default"/>
+          <w:b w:val="0"/>
+          <w:bCs w:val="0"/>
+        </w:rPr>
+      </w:pPr>
+      <w:r>
+        <w:rPr>
+          <w:rFonts w:hint="default"/>
+          <w:b w:val="0"/>
+          <w:bCs w:val="0"/>
+        </w:rPr>
+        <w:t>Нагрузочное (проверка производительности под нагрузкой).</w:t>
+      </w:r>
+    </w:p>
+    <w:p>
+      <w:pPr>
+        <w:numPr>
+          <w:numId w:val="0"/>
+        </w:numPr>
+        <w:rPr>
+          <w:rFonts w:hint="default"/>
+          <w:b w:val="0"/>
+          <w:bCs w:val="0"/>
+        </w:rPr>
+      </w:pPr>
+    </w:p>
+    <w:p>
+      <w:pPr>
+        <w:numPr>
+          <w:numId w:val="0"/>
+        </w:numPr>
+        <w:rPr>
+          <w:rFonts w:hint="default"/>
+          <w:b w:val="0"/>
+          <w:bCs w:val="0"/>
+        </w:rPr>
+      </w:pPr>
+      <w:r>
+        <w:rPr>
+          <w:rFonts w:hint="default"/>
+          <w:b w:val="0"/>
+          <w:bCs w:val="0"/>
+        </w:rPr>
+        <w:t>Юзабилити (проверка удобства использования)."</w:t>
+      </w:r>
+    </w:p>
+    <w:p>
+      <w:pPr>
+        <w:numPr>
+          <w:numId w:val="0"/>
+        </w:numPr>
+        <w:rPr>
+          <w:rFonts w:hint="default"/>
+          <w:b w:val="0"/>
+          <w:bCs w:val="0"/>
+        </w:rPr>
+      </w:pPr>
+    </w:p>
+    <w:p>
+      <w:pPr>
+        <w:numPr>
+          <w:numId w:val="0"/>
+        </w:numPr>
+        <w:rPr>
+          <w:rFonts w:hint="default"/>
+          <w:b/>
+          <w:bCs/>
+        </w:rPr>
+      </w:pPr>
+      <w:r>
+        <w:rPr>
+          <w:rFonts w:hint="default"/>
+          <w:b/>
+          <w:bCs/>
+        </w:rPr>
+        <w:t>Вопрос 4: Что такое тест-кейс и чек-лист?</w:t>
+      </w:r>
+    </w:p>
+    <w:p>
+      <w:pPr>
+        <w:numPr>
+          <w:numId w:val="0"/>
+        </w:numPr>
+        <w:rPr>
+          <w:rFonts w:hint="default"/>
+          <w:b w:val="0"/>
+          <w:bCs w:val="0"/>
+        </w:rPr>
+      </w:pPr>
+      <w:r>
+        <w:rPr>
+          <w:rFonts w:hint="default"/>
+          <w:b w:val="0"/>
+          <w:bCs w:val="0"/>
+        </w:rPr>
+        <w:t>Ответ:</w:t>
+      </w:r>
+    </w:p>
+    <w:p>
+      <w:pPr>
+        <w:numPr>
+          <w:numId w:val="0"/>
+        </w:numPr>
+        <w:rPr>
+          <w:rFonts w:hint="default"/>
+          <w:b w:val="0"/>
+          <w:bCs w:val="0"/>
+        </w:rPr>
+      </w:pPr>
+    </w:p>
+    <w:p>
+      <w:pPr>
+        <w:numPr>
+          <w:numId w:val="0"/>
+        </w:numPr>
+        <w:rPr>
+          <w:rFonts w:hint="default"/>
+          <w:b w:val="0"/>
+          <w:bCs w:val="0"/>
+        </w:rPr>
+      </w:pPr>
+      <w:r>
+        <w:rPr>
+          <w:rFonts w:hint="default"/>
+          <w:b w:val="0"/>
+          <w:bCs w:val="0"/>
+        </w:rPr>
+        <w:t>"Тест-кейс — это документ, который описывает шаги для проверки определённой функции. Чек-лист — это список пунктов, которые нужно проверить, без подробного описания шагов."</w:t>
+      </w:r>
+    </w:p>
+    <w:p>
+      <w:pPr>
+        <w:numPr>
+          <w:numId w:val="0"/>
+        </w:numPr>
+        <w:rPr>
+          <w:rFonts w:hint="default"/>
+          <w:b w:val="0"/>
+          <w:bCs w:val="0"/>
+        </w:rPr>
+      </w:pPr>
+    </w:p>
+    <w:p>
+      <w:pPr>
+        <w:pStyle w:val="3"/>
+        <w:rPr>
+          <w:rFonts w:hint="default"/>
+        </w:rPr>
+      </w:pPr>
+      <w:bookmarkStart w:id="48" w:name="_Toc17419"/>
+      <w:r>
+        <w:rPr>
+          <w:rFonts w:hint="default"/>
+        </w:rPr>
+        <w:t>Вопросы по автоматизированному тестированию</w:t>
+      </w:r>
+      <w:bookmarkEnd w:id="48"/>
+    </w:p>
+    <w:p>
+      <w:pPr>
+        <w:numPr>
+          <w:numId w:val="0"/>
+        </w:numPr>
+        <w:rPr>
+          <w:rFonts w:hint="default"/>
+          <w:b/>
+          <w:bCs/>
+        </w:rPr>
+      </w:pPr>
+      <w:r>
+        <w:rPr>
+          <w:rFonts w:hint="default"/>
+          <w:b/>
+          <w:bCs/>
+        </w:rPr>
+        <w:t>Вопрос 5: Какие инструменты для автоматизации вы используете?</w:t>
+      </w:r>
+    </w:p>
+    <w:p>
+      <w:pPr>
+        <w:numPr>
+          <w:numId w:val="0"/>
+        </w:numPr>
+        <w:rPr>
+          <w:rFonts w:hint="default"/>
+          <w:b w:val="0"/>
+          <w:bCs w:val="0"/>
+        </w:rPr>
+      </w:pPr>
+      <w:r>
+        <w:rPr>
+          <w:rFonts w:hint="default"/>
+          <w:b w:val="0"/>
+          <w:bCs w:val="0"/>
+        </w:rPr>
+        <w:t>Ответ:</w:t>
+      </w:r>
+    </w:p>
+    <w:p>
+      <w:pPr>
+        <w:numPr>
+          <w:numId w:val="0"/>
+        </w:numPr>
+        <w:rPr>
+          <w:rFonts w:hint="default"/>
+          <w:b w:val="0"/>
+          <w:bCs w:val="0"/>
+        </w:rPr>
+      </w:pPr>
+    </w:p>
+    <w:p>
+      <w:pPr>
+        <w:numPr>
+          <w:numId w:val="0"/>
+        </w:numPr>
+        <w:rPr>
+          <w:rFonts w:hint="default"/>
+          <w:b w:val="0"/>
+          <w:bCs w:val="0"/>
+        </w:rPr>
+      </w:pPr>
+      <w:r>
+        <w:rPr>
+          <w:rFonts w:hint="default"/>
+          <w:b w:val="0"/>
+          <w:bCs w:val="0"/>
+        </w:rPr>
+        <w:t>"Я использую Selenium для автоматизации веб-приложений, Pytest как фреймворк для написания тестов, а также Jenkins для интеграции тестов в CI/CD."</w:t>
+      </w:r>
+    </w:p>
+    <w:p>
+      <w:pPr>
+        <w:numPr>
+          <w:numId w:val="0"/>
+        </w:numPr>
+        <w:rPr>
+          <w:rFonts w:hint="default"/>
+          <w:b w:val="0"/>
+          <w:bCs w:val="0"/>
+        </w:rPr>
+      </w:pPr>
+    </w:p>
+    <w:p>
+      <w:pPr>
+        <w:numPr>
+          <w:numId w:val="0"/>
+        </w:numPr>
+        <w:rPr>
+          <w:rFonts w:hint="default"/>
+          <w:b/>
+          <w:bCs/>
+        </w:rPr>
+      </w:pPr>
+      <w:r>
+        <w:rPr>
+          <w:rFonts w:hint="default"/>
+          <w:b/>
+          <w:bCs/>
+        </w:rPr>
+        <w:t>Вопрос 6: Что такое Page Object Model (POM)?</w:t>
+      </w:r>
+    </w:p>
+    <w:p>
+      <w:pPr>
+        <w:numPr>
+          <w:numId w:val="0"/>
+        </w:numPr>
+        <w:rPr>
+          <w:rFonts w:hint="default"/>
+          <w:b w:val="0"/>
+          <w:bCs w:val="0"/>
+        </w:rPr>
+      </w:pPr>
+      <w:r>
+        <w:rPr>
+          <w:rFonts w:hint="default"/>
+          <w:b w:val="0"/>
+          <w:bCs w:val="0"/>
+        </w:rPr>
+        <w:t>Ответ:</w:t>
+      </w:r>
+    </w:p>
+    <w:p>
+      <w:pPr>
+        <w:numPr>
+          <w:numId w:val="0"/>
+        </w:numPr>
+        <w:rPr>
+          <w:rFonts w:hint="default"/>
+          <w:b w:val="0"/>
+          <w:bCs w:val="0"/>
+        </w:rPr>
+      </w:pPr>
+    </w:p>
+    <w:p>
+      <w:pPr>
+        <w:numPr>
+          <w:numId w:val="0"/>
+        </w:numPr>
+        <w:rPr>
+          <w:rFonts w:hint="default"/>
+          <w:b w:val="0"/>
+          <w:bCs w:val="0"/>
+        </w:rPr>
+      </w:pPr>
+      <w:r>
+        <w:rPr>
+          <w:rFonts w:hint="default"/>
+          <w:b w:val="0"/>
+          <w:bCs w:val="0"/>
+        </w:rPr>
+        <w:t>"POM — это паттерн проектирования, который помогает структурировать код автотестов. Каждая страница приложения описывается отдельным классом, что делает код более читаемым и поддерживаемым."</w:t>
+      </w:r>
+    </w:p>
+    <w:p>
+      <w:pPr>
+        <w:numPr>
+          <w:numId w:val="0"/>
+        </w:numPr>
+        <w:rPr>
+          <w:rFonts w:hint="default"/>
+          <w:b w:val="0"/>
+          <w:bCs w:val="0"/>
+        </w:rPr>
+      </w:pPr>
+    </w:p>
+    <w:p>
+      <w:pPr>
+        <w:numPr>
+          <w:numId w:val="0"/>
+        </w:numPr>
+        <w:rPr>
+          <w:rFonts w:hint="default"/>
+          <w:b/>
+          <w:bCs/>
+        </w:rPr>
+      </w:pPr>
+      <w:r>
+        <w:rPr>
+          <w:rFonts w:hint="default"/>
+          <w:b/>
+          <w:bCs/>
+        </w:rPr>
+        <w:t>Вопрос 7: Как вы работаете с динамическими элементами?</w:t>
+      </w:r>
+    </w:p>
+    <w:p>
+      <w:pPr>
+        <w:numPr>
+          <w:numId w:val="0"/>
+        </w:numPr>
+        <w:rPr>
+          <w:rFonts w:hint="default"/>
+          <w:b w:val="0"/>
+          <w:bCs w:val="0"/>
+        </w:rPr>
+      </w:pPr>
+      <w:r>
+        <w:rPr>
+          <w:rFonts w:hint="default"/>
+          <w:b w:val="0"/>
+          <w:bCs w:val="0"/>
+        </w:rPr>
+        <w:t>Ответ:</w:t>
+      </w:r>
+    </w:p>
+    <w:p>
+      <w:pPr>
+        <w:numPr>
+          <w:numId w:val="0"/>
+        </w:numPr>
+        <w:rPr>
+          <w:rFonts w:hint="default"/>
+          <w:b w:val="0"/>
+          <w:bCs w:val="0"/>
+        </w:rPr>
+      </w:pPr>
+    </w:p>
+    <w:p>
+      <w:pPr>
+        <w:numPr>
+          <w:numId w:val="0"/>
+        </w:numPr>
+        <w:rPr>
+          <w:rFonts w:hint="default"/>
+          <w:b w:val="0"/>
+          <w:bCs w:val="0"/>
+        </w:rPr>
+      </w:pPr>
+      <w:r>
+        <w:rPr>
+          <w:rFonts w:hint="default"/>
+          <w:b w:val="0"/>
+          <w:bCs w:val="0"/>
+        </w:rPr>
+        <w:t>"Для работы с динамическими элементами я использую явные ожидания (Explicit Waits) в Selenium. Например, с помощью WebDriverWait я могу дождаться, пока элемент станет видимым или кликабельным."</w:t>
+      </w:r>
+    </w:p>
+    <w:p>
+      <w:pPr>
+        <w:numPr>
+          <w:numId w:val="0"/>
+        </w:numPr>
+        <w:rPr>
+          <w:rFonts w:hint="default"/>
+          <w:b w:val="0"/>
+          <w:bCs w:val="0"/>
+        </w:rPr>
+      </w:pPr>
+    </w:p>
+    <w:p>
+      <w:pPr>
+        <w:pStyle w:val="3"/>
+        <w:rPr>
+          <w:rFonts w:hint="default"/>
+        </w:rPr>
+      </w:pPr>
+      <w:bookmarkStart w:id="49" w:name="_Toc21600"/>
+      <w:r>
+        <w:rPr>
+          <w:rFonts w:hint="default"/>
+        </w:rPr>
+        <w:t>Вопросы по базам данных</w:t>
+      </w:r>
+      <w:bookmarkEnd w:id="49"/>
+    </w:p>
+    <w:p>
+      <w:pPr>
+        <w:rPr>
+          <w:rFonts w:hint="default"/>
+          <w:b/>
+          <w:bCs/>
+        </w:rPr>
+      </w:pPr>
+      <w:r>
+        <w:rPr>
+          <w:rFonts w:hint="default"/>
+          <w:b/>
+          <w:bCs/>
+        </w:rPr>
+        <w:t>Вопрос 8: Как вы тестируете базы данных?</w:t>
+      </w:r>
+    </w:p>
+    <w:p>
+      <w:pPr>
+        <w:numPr>
+          <w:numId w:val="0"/>
+        </w:numPr>
+        <w:rPr>
+          <w:rFonts w:hint="default"/>
+          <w:b w:val="0"/>
+          <w:bCs w:val="0"/>
+        </w:rPr>
+      </w:pPr>
+      <w:r>
+        <w:rPr>
+          <w:rFonts w:hint="default"/>
+          <w:b w:val="0"/>
+          <w:bCs w:val="0"/>
+        </w:rPr>
+        <w:t>Ответ:</w:t>
+      </w:r>
+    </w:p>
+    <w:p>
+      <w:pPr>
+        <w:numPr>
+          <w:numId w:val="0"/>
+        </w:numPr>
+        <w:rPr>
+          <w:rFonts w:hint="default"/>
+          <w:b w:val="0"/>
+          <w:bCs w:val="0"/>
+        </w:rPr>
+      </w:pPr>
+    </w:p>
+    <w:p>
+      <w:pPr>
+        <w:numPr>
+          <w:numId w:val="0"/>
+        </w:numPr>
+        <w:rPr>
+          <w:rFonts w:hint="default"/>
+          <w:b w:val="0"/>
+          <w:bCs w:val="0"/>
+        </w:rPr>
+      </w:pPr>
+      <w:r>
+        <w:rPr>
+          <w:rFonts w:hint="default"/>
+          <w:b w:val="0"/>
+          <w:bCs w:val="0"/>
+        </w:rPr>
+        <w:t>"Я проверяю, что данные корректно сохраняются, обновляются и удаляются в базе данных. Для этого я использую SQL-запросы, такие как SELECT, INSERT, UPDATE, DELETE. Также я проверяю целостность данных и соответствие их бизнес-логике."</w:t>
+      </w:r>
+    </w:p>
+    <w:p>
+      <w:pPr>
+        <w:numPr>
+          <w:numId w:val="0"/>
+        </w:numPr>
+        <w:rPr>
+          <w:rFonts w:hint="default"/>
+          <w:b w:val="0"/>
+          <w:bCs w:val="0"/>
+        </w:rPr>
+      </w:pPr>
+    </w:p>
+    <w:p>
+      <w:pPr>
+        <w:pStyle w:val="3"/>
+        <w:rPr>
+          <w:rFonts w:hint="default"/>
+        </w:rPr>
+      </w:pPr>
+      <w:r>
+        <w:rPr>
+          <w:rFonts w:hint="default"/>
+        </w:rPr>
+        <w:t>Вопросы по CI/CD</w:t>
+      </w:r>
+    </w:p>
+    <w:p>
+      <w:pPr>
+        <w:rPr>
+          <w:rFonts w:hint="default"/>
+          <w:b/>
+          <w:bCs/>
+        </w:rPr>
+      </w:pPr>
+      <w:r>
+        <w:rPr>
+          <w:rFonts w:hint="default"/>
+          <w:b/>
+          <w:bCs/>
+        </w:rPr>
+        <w:t>Вопрос 9: Что такое CI/CD?</w:t>
+      </w:r>
+    </w:p>
+    <w:p>
+      <w:pPr>
+        <w:numPr>
+          <w:numId w:val="0"/>
+        </w:numPr>
+        <w:rPr>
+          <w:rFonts w:hint="default"/>
+          <w:b w:val="0"/>
+          <w:bCs w:val="0"/>
+        </w:rPr>
+      </w:pPr>
+      <w:r>
+        <w:rPr>
+          <w:rFonts w:hint="default"/>
+          <w:b w:val="0"/>
+          <w:bCs w:val="0"/>
+        </w:rPr>
+        <w:t>Ответ:</w:t>
+      </w:r>
+    </w:p>
+    <w:p>
+      <w:pPr>
+        <w:numPr>
+          <w:numId w:val="0"/>
+        </w:numPr>
+        <w:rPr>
+          <w:rFonts w:hint="default"/>
+          <w:b w:val="0"/>
+          <w:bCs w:val="0"/>
+        </w:rPr>
+      </w:pPr>
+    </w:p>
+    <w:p>
+      <w:pPr>
+        <w:numPr>
+          <w:numId w:val="0"/>
+        </w:numPr>
+        <w:rPr>
+          <w:rFonts w:hint="default"/>
+          <w:b w:val="0"/>
+          <w:bCs w:val="0"/>
+        </w:rPr>
+      </w:pPr>
+      <w:r>
+        <w:rPr>
+          <w:rFonts w:hint="default"/>
+          <w:b w:val="0"/>
+          <w:bCs w:val="0"/>
+        </w:rPr>
+        <w:t>"CI/CD — это практика автоматизации процессов интеграции, тестирования и развёртывания приложений. CI (Continuous Integration) включает автоматическую сборку и тестирование кода, а CD (Continuous Deployment) — автоматическое развёртывание."</w:t>
+      </w:r>
+    </w:p>
+    <w:p>
+      <w:pPr>
+        <w:numPr>
+          <w:numId w:val="0"/>
+        </w:numPr>
+        <w:rPr>
+          <w:rFonts w:hint="default"/>
+          <w:b w:val="0"/>
+          <w:bCs w:val="0"/>
+        </w:rPr>
+      </w:pPr>
+    </w:p>
+    <w:p>
+      <w:pPr>
+        <w:numPr>
+          <w:numId w:val="0"/>
+        </w:numPr>
+        <w:rPr>
+          <w:rFonts w:hint="default"/>
+          <w:b/>
+          <w:bCs/>
+        </w:rPr>
+      </w:pPr>
+      <w:r>
+        <w:rPr>
+          <w:rFonts w:hint="default"/>
+          <w:b/>
+          <w:bCs/>
+        </w:rPr>
+        <w:t>Вопрос 10: Как вы интегрируете тесты в CI/CD?</w:t>
+      </w:r>
+    </w:p>
+    <w:p>
+      <w:pPr>
+        <w:numPr>
+          <w:numId w:val="0"/>
+        </w:numPr>
+        <w:rPr>
+          <w:rFonts w:hint="default"/>
+          <w:b w:val="0"/>
+          <w:bCs w:val="0"/>
+        </w:rPr>
+      </w:pPr>
+      <w:r>
+        <w:rPr>
+          <w:rFonts w:hint="default"/>
+          <w:b w:val="0"/>
+          <w:bCs w:val="0"/>
+        </w:rPr>
+        <w:t>Ответ:</w:t>
+      </w:r>
+    </w:p>
+    <w:p>
+      <w:pPr>
+        <w:numPr>
+          <w:numId w:val="0"/>
+        </w:numPr>
+        <w:rPr>
+          <w:rFonts w:hint="default"/>
+          <w:b w:val="0"/>
+          <w:bCs w:val="0"/>
+        </w:rPr>
+      </w:pPr>
+    </w:p>
+    <w:p>
+      <w:pPr>
+        <w:numPr>
+          <w:numId w:val="0"/>
+        </w:numPr>
+        <w:rPr>
+          <w:rFonts w:hint="default"/>
+          <w:b w:val="0"/>
+          <w:bCs w:val="0"/>
+        </w:rPr>
+      </w:pPr>
+      <w:r>
+        <w:rPr>
+          <w:rFonts w:hint="default"/>
+          <w:b w:val="0"/>
+          <w:bCs w:val="0"/>
+        </w:rPr>
+        <w:t>"Я настраиваю pipeline в Jenkins/GitLab CI/GitHub Actions, чтобы тесты запускались автоматически при каждом изменении кода. Например, после каждого пуша в репозиторий запускаются unit-тесты и интеграционные тесты."</w:t>
+      </w:r>
+    </w:p>
+    <w:p>
+      <w:pPr>
+        <w:numPr>
+          <w:numId w:val="0"/>
+        </w:numPr>
+        <w:rPr>
+          <w:rFonts w:hint="default"/>
+          <w:b w:val="0"/>
+          <w:bCs w:val="0"/>
+        </w:rPr>
+      </w:pPr>
+    </w:p>
+    <w:p>
+      <w:pPr>
+        <w:pStyle w:val="3"/>
+        <w:rPr>
+          <w:rFonts w:hint="default"/>
+        </w:rPr>
+      </w:pPr>
+      <w:r>
+        <w:rPr>
+          <w:rFonts w:hint="default"/>
+        </w:rPr>
+        <w:t>Вопросы по баг-трекингу</w:t>
+      </w:r>
+    </w:p>
+    <w:p>
+      <w:pPr>
+        <w:numPr>
+          <w:numId w:val="0"/>
+        </w:numPr>
+        <w:rPr>
+          <w:rFonts w:hint="default"/>
+          <w:b/>
+          <w:bCs/>
+        </w:rPr>
+      </w:pPr>
+      <w:r>
+        <w:rPr>
+          <w:rFonts w:hint="default"/>
+          <w:b/>
+          <w:bCs/>
+        </w:rPr>
+        <w:t>Вопрос 11: Какие баг-трекинговые системы вы знаете?</w:t>
+      </w:r>
+    </w:p>
+    <w:p>
+      <w:pPr>
+        <w:numPr>
+          <w:numId w:val="0"/>
+        </w:numPr>
+        <w:rPr>
+          <w:rFonts w:hint="default"/>
+          <w:b w:val="0"/>
+          <w:bCs w:val="0"/>
+        </w:rPr>
+      </w:pPr>
+      <w:r>
+        <w:rPr>
+          <w:rFonts w:hint="default"/>
+          <w:b w:val="0"/>
+          <w:bCs w:val="0"/>
+        </w:rPr>
+        <w:t>Ответ:</w:t>
+      </w:r>
+    </w:p>
+    <w:p>
+      <w:pPr>
+        <w:numPr>
+          <w:numId w:val="0"/>
+        </w:numPr>
+        <w:rPr>
+          <w:rFonts w:hint="default"/>
+          <w:b w:val="0"/>
+          <w:bCs w:val="0"/>
+        </w:rPr>
+      </w:pPr>
+    </w:p>
+    <w:p>
+      <w:pPr>
+        <w:numPr>
+          <w:numId w:val="0"/>
+        </w:numPr>
+        <w:rPr>
+          <w:rFonts w:hint="default"/>
+          <w:b w:val="0"/>
+          <w:bCs w:val="0"/>
+        </w:rPr>
+      </w:pPr>
+      <w:r>
+        <w:rPr>
+          <w:rFonts w:hint="default"/>
+          <w:b w:val="0"/>
+          <w:bCs w:val="0"/>
+        </w:rPr>
+        <w:t>"Я работал с Jira, Trello и Redmine. В Jira я создаю баг-репорты, назначаю их разработчикам и отслеживаю статус исправления."</w:t>
+      </w:r>
+    </w:p>
+    <w:p>
+      <w:pPr>
+        <w:numPr>
+          <w:numId w:val="0"/>
+        </w:numPr>
+        <w:rPr>
+          <w:rFonts w:hint="default"/>
+          <w:b w:val="0"/>
+          <w:bCs w:val="0"/>
+        </w:rPr>
+      </w:pPr>
+    </w:p>
+    <w:p>
+      <w:pPr>
+        <w:numPr>
+          <w:numId w:val="0"/>
+        </w:numPr>
+        <w:rPr>
+          <w:rFonts w:hint="default"/>
+          <w:b/>
+          <w:bCs/>
+        </w:rPr>
+      </w:pPr>
+      <w:r>
+        <w:rPr>
+          <w:rFonts w:hint="default"/>
+          <w:b/>
+          <w:bCs/>
+        </w:rPr>
+        <w:t>Вопрос 12: Как вы пишете баг-репорт?</w:t>
+      </w:r>
+    </w:p>
+    <w:p>
+      <w:pPr>
+        <w:numPr>
+          <w:numId w:val="0"/>
+        </w:numPr>
+        <w:rPr>
+          <w:rFonts w:hint="default"/>
+          <w:b w:val="0"/>
+          <w:bCs w:val="0"/>
+        </w:rPr>
+      </w:pPr>
+      <w:r>
+        <w:rPr>
+          <w:rFonts w:hint="default"/>
+          <w:b w:val="0"/>
+          <w:bCs w:val="0"/>
+        </w:rPr>
+        <w:t>Ответ:</w:t>
+      </w:r>
+    </w:p>
+    <w:p>
+      <w:pPr>
+        <w:numPr>
+          <w:numId w:val="0"/>
+        </w:numPr>
+        <w:rPr>
+          <w:rFonts w:hint="default"/>
+          <w:b w:val="0"/>
+          <w:bCs w:val="0"/>
+        </w:rPr>
+      </w:pPr>
+    </w:p>
+    <w:p>
+      <w:pPr>
+        <w:numPr>
+          <w:numId w:val="0"/>
+        </w:numPr>
+        <w:rPr>
+          <w:rFonts w:hint="default"/>
+          <w:b w:val="0"/>
+          <w:bCs w:val="0"/>
+        </w:rPr>
+      </w:pPr>
+      <w:r>
+        <w:rPr>
+          <w:rFonts w:hint="default"/>
+          <w:b w:val="0"/>
+          <w:bCs w:val="0"/>
+        </w:rPr>
+        <w:t>"Баг-репорт должен содержать:</w:t>
+      </w:r>
+    </w:p>
+    <w:p>
+      <w:pPr>
+        <w:numPr>
+          <w:numId w:val="0"/>
+        </w:numPr>
+        <w:rPr>
+          <w:rFonts w:hint="default"/>
+          <w:b w:val="0"/>
+          <w:bCs w:val="0"/>
+        </w:rPr>
+      </w:pPr>
+    </w:p>
+    <w:p>
+      <w:pPr>
+        <w:numPr>
+          <w:numId w:val="0"/>
+        </w:numPr>
+        <w:rPr>
+          <w:rFonts w:hint="default"/>
+          <w:b w:val="0"/>
+          <w:bCs w:val="0"/>
+        </w:rPr>
+      </w:pPr>
+      <w:r>
+        <w:rPr>
+          <w:rFonts w:hint="default"/>
+          <w:b w:val="0"/>
+          <w:bCs w:val="0"/>
+        </w:rPr>
+        <w:t>Краткое описание проблемы.</w:t>
+      </w:r>
+    </w:p>
+    <w:p>
+      <w:pPr>
+        <w:numPr>
+          <w:numId w:val="0"/>
+        </w:numPr>
+        <w:rPr>
+          <w:rFonts w:hint="default"/>
+          <w:b w:val="0"/>
+          <w:bCs w:val="0"/>
+        </w:rPr>
+      </w:pPr>
+    </w:p>
+    <w:p>
+      <w:pPr>
+        <w:numPr>
+          <w:numId w:val="0"/>
+        </w:numPr>
+        <w:rPr>
+          <w:rFonts w:hint="default"/>
+          <w:b w:val="0"/>
+          <w:bCs w:val="0"/>
+        </w:rPr>
+      </w:pPr>
+      <w:r>
+        <w:rPr>
+          <w:rFonts w:hint="default"/>
+          <w:b w:val="0"/>
+          <w:bCs w:val="0"/>
+        </w:rPr>
+        <w:t>Шаги для воспроизведения.</w:t>
+      </w:r>
+    </w:p>
+    <w:p>
+      <w:pPr>
+        <w:numPr>
+          <w:numId w:val="0"/>
+        </w:numPr>
+        <w:rPr>
+          <w:rFonts w:hint="default"/>
+          <w:b w:val="0"/>
+          <w:bCs w:val="0"/>
+        </w:rPr>
+      </w:pPr>
+    </w:p>
+    <w:p>
+      <w:pPr>
+        <w:numPr>
+          <w:numId w:val="0"/>
+        </w:numPr>
+        <w:rPr>
+          <w:rFonts w:hint="default"/>
+          <w:b w:val="0"/>
+          <w:bCs w:val="0"/>
+        </w:rPr>
+      </w:pPr>
+      <w:r>
+        <w:rPr>
+          <w:rFonts w:hint="default"/>
+          <w:b w:val="0"/>
+          <w:bCs w:val="0"/>
+        </w:rPr>
+        <w:t>Ожидаемый и фактический результат.</w:t>
+      </w:r>
+    </w:p>
+    <w:p>
+      <w:pPr>
+        <w:numPr>
+          <w:numId w:val="0"/>
+        </w:numPr>
+        <w:rPr>
+          <w:rFonts w:hint="default"/>
+          <w:b w:val="0"/>
+          <w:bCs w:val="0"/>
+        </w:rPr>
+      </w:pPr>
+    </w:p>
+    <w:p>
+      <w:pPr>
+        <w:numPr>
+          <w:numId w:val="0"/>
+        </w:numPr>
+        <w:rPr>
+          <w:rFonts w:hint="default"/>
+          <w:b w:val="0"/>
+          <w:bCs w:val="0"/>
+        </w:rPr>
+      </w:pPr>
+      <w:r>
+        <w:rPr>
+          <w:rFonts w:hint="default"/>
+          <w:b w:val="0"/>
+          <w:bCs w:val="0"/>
+        </w:rPr>
+        <w:t>Скриншоты или логи, если необходимо."</w:t>
+      </w:r>
+    </w:p>
+    <w:p>
+      <w:pPr>
+        <w:numPr>
+          <w:numId w:val="0"/>
+        </w:numPr>
+        <w:rPr>
+          <w:rFonts w:hint="default"/>
+          <w:b w:val="0"/>
+          <w:bCs w:val="0"/>
+        </w:rPr>
+      </w:pPr>
+    </w:p>
+    <w:p>
+      <w:pPr>
+        <w:numPr>
+          <w:numId w:val="0"/>
+        </w:numPr>
+        <w:rPr>
+          <w:rFonts w:hint="default"/>
+          <w:b w:val="0"/>
+          <w:bCs w:val="0"/>
+        </w:rPr>
+      </w:pPr>
+    </w:p>
+    <w:p>
+      <w:pPr>
+        <w:pStyle w:val="3"/>
+        <w:rPr>
+          <w:rFonts w:hint="default"/>
+        </w:rPr>
+      </w:pPr>
+      <w:r>
+        <w:rPr>
+          <w:rFonts w:hint="default"/>
+        </w:rPr>
+        <w:t>Вопросы о вашем опыте</w:t>
+      </w:r>
+    </w:p>
+    <w:p>
+      <w:pPr>
+        <w:numPr>
+          <w:numId w:val="0"/>
+        </w:numPr>
+        <w:rPr>
+          <w:rFonts w:hint="default"/>
+          <w:b/>
+          <w:bCs/>
+        </w:rPr>
+      </w:pPr>
+      <w:r>
+        <w:rPr>
+          <w:rFonts w:hint="default"/>
+          <w:b/>
+          <w:bCs/>
+        </w:rPr>
+        <w:t>Вопрос 15: Расскажите о самом сложном баге, который вы нашли.</w:t>
+      </w:r>
+    </w:p>
+    <w:p>
+      <w:pPr>
+        <w:numPr>
+          <w:numId w:val="0"/>
+        </w:numPr>
+        <w:rPr>
+          <w:rFonts w:hint="default"/>
+          <w:b w:val="0"/>
+          <w:bCs w:val="0"/>
+        </w:rPr>
+      </w:pPr>
+      <w:r>
+        <w:rPr>
+          <w:rFonts w:hint="default"/>
+          <w:b w:val="0"/>
+          <w:bCs w:val="0"/>
+        </w:rPr>
+        <w:t>Ответ:</w:t>
+      </w:r>
+    </w:p>
+    <w:p>
+      <w:pPr>
+        <w:numPr>
+          <w:numId w:val="0"/>
+        </w:numPr>
+        <w:rPr>
+          <w:rFonts w:hint="default"/>
+          <w:b w:val="0"/>
+          <w:bCs w:val="0"/>
+        </w:rPr>
+      </w:pPr>
+    </w:p>
+    <w:p>
+      <w:pPr>
+        <w:numPr>
+          <w:numId w:val="0"/>
+        </w:numPr>
+        <w:rPr>
+          <w:rFonts w:hint="default"/>
+          <w:b w:val="0"/>
+          <w:bCs w:val="0"/>
+        </w:rPr>
+      </w:pPr>
+      <w:r>
+        <w:rPr>
+          <w:rFonts w:hint="default"/>
+          <w:b w:val="0"/>
+          <w:bCs w:val="0"/>
+        </w:rPr>
+        <w:t>"На одном из проектов я обнаружил баг, связанный с неправильным расчётом скидки в корзине. Проблема была в том, что скидка применялась дважды при определённых условиях. Я воспроизвёл баг, описал его в баг-репорте и предложил возможное решение."</w:t>
+      </w:r>
+    </w:p>
+    <w:p>
+      <w:pPr>
+        <w:numPr>
+          <w:numId w:val="0"/>
+        </w:numPr>
+        <w:rPr>
+          <w:rFonts w:hint="default"/>
+          <w:b w:val="0"/>
+          <w:bCs w:val="0"/>
+        </w:rPr>
+      </w:pPr>
+    </w:p>
+    <w:p>
+      <w:pPr>
+        <w:numPr>
+          <w:numId w:val="0"/>
+        </w:numPr>
+        <w:rPr>
+          <w:rFonts w:hint="default"/>
+          <w:b/>
+          <w:bCs/>
+        </w:rPr>
+      </w:pPr>
+      <w:r>
+        <w:rPr>
+          <w:rFonts w:hint="default"/>
+          <w:b/>
+          <w:bCs/>
+        </w:rPr>
+        <w:t>Вопрос 16: Как вы работаете в команде?</w:t>
+      </w:r>
+    </w:p>
+    <w:p>
+      <w:pPr>
+        <w:numPr>
+          <w:numId w:val="0"/>
+        </w:numPr>
+        <w:rPr>
+          <w:rFonts w:hint="default"/>
+          <w:b w:val="0"/>
+          <w:bCs w:val="0"/>
+        </w:rPr>
+      </w:pPr>
+      <w:r>
+        <w:rPr>
+          <w:rFonts w:hint="default"/>
+          <w:b w:val="0"/>
+          <w:bCs w:val="0"/>
+        </w:rPr>
+        <w:t>Ответ:</w:t>
+      </w:r>
+    </w:p>
+    <w:p>
+      <w:pPr>
+        <w:numPr>
+          <w:numId w:val="0"/>
+        </w:numPr>
+        <w:rPr>
+          <w:rFonts w:hint="default"/>
+          <w:b w:val="0"/>
+          <w:bCs w:val="0"/>
+        </w:rPr>
+      </w:pPr>
+    </w:p>
+    <w:p>
+      <w:pPr>
+        <w:numPr>
+          <w:numId w:val="0"/>
+        </w:numPr>
+        <w:rPr>
+          <w:rFonts w:hint="default"/>
+          <w:b w:val="0"/>
+          <w:bCs w:val="0"/>
+        </w:rPr>
+      </w:pPr>
+      <w:r>
+        <w:rPr>
+          <w:rFonts w:hint="default"/>
+          <w:b w:val="0"/>
+          <w:bCs w:val="0"/>
+        </w:rPr>
+        <w:t>"Я активно взаимодействую с разработчиками, аналитиками и другими тестировщиками. Например, я участвую в планировании спринтов, обсуждаю требования и делюсь результатами тестирования."</w:t>
+      </w:r>
+    </w:p>
+    <w:p>
+      <w:pPr>
+        <w:numPr>
+          <w:numId w:val="0"/>
+        </w:numPr>
+        <w:rPr>
+          <w:rFonts w:hint="default"/>
+          <w:b w:val="0"/>
+          <w:bCs w:val="0"/>
+        </w:rPr>
+      </w:pPr>
+    </w:p>
+    <w:p>
+      <w:pPr>
+        <w:pStyle w:val="3"/>
+        <w:rPr>
+          <w:rFonts w:hint="default"/>
+        </w:rPr>
+      </w:pPr>
+      <w:r>
+        <w:rPr>
+          <w:rFonts w:hint="default"/>
+        </w:rPr>
+        <w:t>Вопросы на мотивацию</w:t>
+      </w:r>
+    </w:p>
+    <w:p>
+      <w:pPr>
+        <w:numPr>
+          <w:numId w:val="0"/>
+        </w:numPr>
+        <w:rPr>
+          <w:rFonts w:hint="default"/>
+          <w:b/>
+          <w:bCs/>
+        </w:rPr>
+      </w:pPr>
+      <w:r>
+        <w:rPr>
+          <w:rFonts w:hint="default"/>
+          <w:b/>
+          <w:bCs/>
+        </w:rPr>
+        <w:t>Вопрос 17: Почему вы хотите работать у нас?</w:t>
+      </w:r>
+    </w:p>
+    <w:p>
+      <w:pPr>
+        <w:numPr>
+          <w:numId w:val="0"/>
+        </w:numPr>
+        <w:rPr>
+          <w:rFonts w:hint="default"/>
+          <w:b w:val="0"/>
+          <w:bCs w:val="0"/>
+        </w:rPr>
+      </w:pPr>
+      <w:r>
+        <w:rPr>
+          <w:rFonts w:hint="default"/>
+          <w:b w:val="0"/>
+          <w:bCs w:val="0"/>
+        </w:rPr>
+        <w:t>Ответ:</w:t>
+      </w:r>
+    </w:p>
+    <w:p>
+      <w:pPr>
+        <w:numPr>
+          <w:numId w:val="0"/>
+        </w:numPr>
+        <w:rPr>
+          <w:rFonts w:hint="default"/>
+          <w:b w:val="0"/>
+          <w:bCs w:val="0"/>
+        </w:rPr>
+      </w:pPr>
+    </w:p>
+    <w:p>
+      <w:pPr>
+        <w:numPr>
+          <w:numId w:val="0"/>
+        </w:numPr>
+        <w:rPr>
+          <w:rFonts w:hint="default"/>
+          <w:b w:val="0"/>
+          <w:bCs w:val="0"/>
+        </w:rPr>
+      </w:pPr>
+      <w:r>
+        <w:rPr>
+          <w:rFonts w:hint="default"/>
+          <w:b w:val="0"/>
+          <w:bCs w:val="0"/>
+        </w:rPr>
+        <w:t>"Мне нравится, что ваша компания работает над инновационными проектами. Я хочу применить свои навыки тестирования и автоматизации, чтобы внести вклад в развитие продукта."</w:t>
+      </w:r>
+    </w:p>
+    <w:p>
+      <w:pPr>
+        <w:numPr>
+          <w:numId w:val="0"/>
+        </w:numPr>
+        <w:rPr>
+          <w:rFonts w:hint="default"/>
+          <w:b w:val="0"/>
+          <w:bCs w:val="0"/>
+        </w:rPr>
+      </w:pPr>
+    </w:p>
+    <w:p>
+      <w:pPr>
+        <w:numPr>
+          <w:numId w:val="0"/>
+        </w:numPr>
+        <w:rPr>
+          <w:rFonts w:hint="default"/>
+          <w:b/>
+          <w:bCs/>
+        </w:rPr>
+      </w:pPr>
+      <w:r>
+        <w:rPr>
+          <w:rFonts w:hint="default"/>
+          <w:b/>
+          <w:bCs/>
+        </w:rPr>
+        <w:t>Вопрос 18: Какие у вас планы на развитие?</w:t>
+      </w:r>
+    </w:p>
+    <w:p>
+      <w:pPr>
+        <w:numPr>
+          <w:numId w:val="0"/>
+        </w:numPr>
+        <w:rPr>
+          <w:rFonts w:hint="default"/>
+          <w:b w:val="0"/>
+          <w:bCs w:val="0"/>
+        </w:rPr>
+      </w:pPr>
+      <w:r>
+        <w:rPr>
+          <w:rFonts w:hint="default"/>
+          <w:b w:val="0"/>
+          <w:bCs w:val="0"/>
+        </w:rPr>
+        <w:t>Ответ:</w:t>
+      </w:r>
+    </w:p>
+    <w:p>
+      <w:pPr>
+        <w:numPr>
+          <w:numId w:val="0"/>
+        </w:numPr>
+        <w:rPr>
+          <w:rFonts w:hint="default"/>
+          <w:b w:val="0"/>
+          <w:bCs w:val="0"/>
+        </w:rPr>
+      </w:pPr>
+    </w:p>
+    <w:p>
+      <w:pPr>
+        <w:numPr>
+          <w:numId w:val="0"/>
+        </w:numPr>
+        <w:rPr>
+          <w:rFonts w:hint="default"/>
+          <w:b w:val="0"/>
+          <w:bCs w:val="0"/>
+        </w:rPr>
+      </w:pPr>
+      <w:r>
+        <w:rPr>
+          <w:rFonts w:hint="default"/>
+          <w:b w:val="0"/>
+          <w:bCs w:val="0"/>
+        </w:rPr>
+        <w:t>"Я хочу углубить свои знания в автоматизации тестирования, изучить новые инструменты, такие как Playwright, и развивать навыки в области нагрузочного тестирования."</w:t>
+      </w:r>
+    </w:p>
+    <w:p>
+      <w:pPr>
+        <w:numPr>
+          <w:numId w:val="0"/>
+        </w:numPr>
+        <w:rPr>
+          <w:rFonts w:hint="default"/>
+          <w:b w:val="0"/>
+          <w:bCs w:val="0"/>
+        </w:rPr>
+      </w:pPr>
+    </w:p>
+    <w:p>
+      <w:pPr>
+        <w:pStyle w:val="3"/>
+        <w:rPr>
+          <w:rFonts w:hint="default"/>
+        </w:rPr>
+      </w:pPr>
+      <w:r>
+        <w:rPr>
+          <w:rFonts w:hint="default"/>
+        </w:rPr>
+        <w:t>Вопросы от вас</w:t>
+      </w:r>
+    </w:p>
+    <w:p>
+      <w:pPr>
+        <w:numPr>
+          <w:numId w:val="0"/>
+        </w:numPr>
+        <w:rPr>
+          <w:rFonts w:hint="default"/>
+          <w:b w:val="0"/>
+          <w:bCs w:val="0"/>
+        </w:rPr>
+      </w:pPr>
+      <w:r>
+        <w:rPr>
+          <w:rFonts w:hint="default"/>
+          <w:b w:val="0"/>
+          <w:bCs w:val="0"/>
+        </w:rPr>
+        <w:t>В конце собеседования задайте свои вопросы:</w:t>
+      </w:r>
+    </w:p>
+    <w:p>
+      <w:pPr>
+        <w:numPr>
+          <w:numId w:val="0"/>
+        </w:numPr>
+        <w:rPr>
+          <w:rFonts w:hint="default"/>
+          <w:b w:val="0"/>
+          <w:bCs w:val="0"/>
+        </w:rPr>
+      </w:pPr>
+      <w:r>
+        <w:rPr>
+          <w:rFonts w:hint="default"/>
+          <w:b w:val="0"/>
+          <w:bCs w:val="0"/>
           <w:lang w:val="ru-RU"/>
         </w:rPr>
+        <w:t xml:space="preserve">- </w:t>
+      </w:r>
+      <w:r>
+        <w:rPr>
+          <w:rFonts w:hint="default"/>
+          <w:b w:val="0"/>
+          <w:bCs w:val="0"/>
+        </w:rPr>
+        <w:t>Какие проекты я буду тестировать?</w:t>
+      </w:r>
+    </w:p>
+    <w:p>
+      <w:pPr>
+        <w:numPr>
+          <w:numId w:val="0"/>
+        </w:numPr>
+        <w:rPr>
+          <w:rFonts w:hint="default"/>
+          <w:b w:val="0"/>
+          <w:bCs w:val="0"/>
+        </w:rPr>
+      </w:pPr>
+      <w:r>
+        <w:rPr>
+          <w:rFonts w:hint="default"/>
+          <w:b w:val="0"/>
+          <w:bCs w:val="0"/>
+          <w:lang w:val="ru-RU"/>
+        </w:rPr>
+        <w:t xml:space="preserve">- </w:t>
+      </w:r>
+      <w:r>
+        <w:rPr>
+          <w:rFonts w:hint="default"/>
+          <w:b w:val="0"/>
+          <w:bCs w:val="0"/>
+        </w:rPr>
+        <w:t>Какие инструменты и технологии используются в компании?</w:t>
+      </w:r>
+    </w:p>
+    <w:p>
+      <w:pPr>
+        <w:numPr>
+          <w:numId w:val="0"/>
+        </w:numPr>
+        <w:rPr>
+          <w:rFonts w:hint="default"/>
+          <w:b w:val="0"/>
+          <w:bCs w:val="0"/>
+        </w:rPr>
+      </w:pPr>
+      <w:r>
+        <w:rPr>
+          <w:rFonts w:hint="default"/>
+          <w:b w:val="0"/>
+          <w:bCs w:val="0"/>
+          <w:lang w:val="ru-RU"/>
+        </w:rPr>
+        <w:t xml:space="preserve">- </w:t>
+      </w:r>
+      <w:r>
+        <w:rPr>
+          <w:rFonts w:hint="default"/>
+          <w:b w:val="0"/>
+          <w:bCs w:val="0"/>
+        </w:rPr>
+        <w:t>Есть ли возможность обучения и профессионального роста?</w:t>
+      </w:r>
+    </w:p>
+    <w:p>
+      <w:pPr>
+        <w:numPr>
+          <w:numId w:val="0"/>
+        </w:numPr>
+        <w:rPr>
+          <w:rFonts w:hint="default"/>
+          <w:b w:val="0"/>
+          <w:bCs w:val="0"/>
+        </w:rPr>
+      </w:pPr>
+      <w:r>
+        <w:rPr>
+          <w:rFonts w:hint="default"/>
+          <w:b w:val="0"/>
+          <w:bCs w:val="0"/>
+        </w:rPr>
+        <w:br w:type="page"/>
+      </w:r>
+    </w:p>
+    <w:p>
+      <w:pPr>
+        <w:pStyle w:val="2"/>
+        <w:rPr>
+          <w:rFonts w:hint="default"/>
+        </w:rPr>
+      </w:pPr>
+      <w:r>
+        <w:rPr>
+          <w:rFonts w:hint="default"/>
+        </w:rPr>
+        <w:t>8  Практика</w:t>
+      </w:r>
+      <w:r>
+        <w:rPr>
+          <w:rFonts w:hint="default"/>
+          <w:lang w:val="ru-RU"/>
+        </w:rPr>
+        <w:t xml:space="preserve">. </w:t>
+      </w:r>
+      <w:r>
+        <w:rPr>
+          <w:rFonts w:hint="default"/>
+          <w:lang w:val="ru-RU"/>
+        </w:rPr>
+        <w:br w:type="textWrapping"/>
+      </w:r>
+      <w:r>
+        <w:t>8.1</w:t>
+      </w:r>
+      <w:r>
+        <w:rPr>
+          <w:rFonts w:hint="default"/>
+        </w:rPr>
+        <w:t> Тестирование интернет-магазина</w:t>
+      </w:r>
+    </w:p>
+    <w:p>
+      <w:pPr>
+        <w:pStyle w:val="3"/>
+        <w:rPr>
+          <w:rFonts w:hint="default"/>
+        </w:rPr>
+      </w:pPr>
+      <w:r>
+        <w:rPr>
+          <w:rFonts w:hint="default"/>
+        </w:rPr>
+        <w:t>Тестирование интернет-магазина</w:t>
+      </w:r>
+    </w:p>
+    <w:p>
+      <w:pPr>
+        <w:numPr>
+          <w:numId w:val="0"/>
+        </w:numPr>
+        <w:rPr>
+          <w:rFonts w:hint="default"/>
+          <w:b w:val="0"/>
+          <w:bCs w:val="0"/>
+        </w:rPr>
+      </w:pPr>
+      <w:r>
+        <w:rPr>
+          <w:rFonts w:hint="default"/>
+          <w:b w:val="0"/>
+          <w:bCs w:val="0"/>
+        </w:rPr>
+        <w:t>Сценарий:</w:t>
+      </w:r>
+    </w:p>
+    <w:p>
+      <w:pPr>
+        <w:numPr>
+          <w:numId w:val="0"/>
+        </w:numPr>
+        <w:rPr>
+          <w:rFonts w:hint="default"/>
+          <w:b w:val="0"/>
+          <w:bCs w:val="0"/>
+        </w:rPr>
+      </w:pPr>
+      <w:r>
+        <w:rPr>
+          <w:rFonts w:hint="default"/>
+          <w:b w:val="0"/>
+          <w:bCs w:val="0"/>
+        </w:rPr>
+        <w:t>Мы тестируем интернет-магазин, где пользователь может:</w:t>
+      </w:r>
+    </w:p>
+    <w:p>
+      <w:pPr>
+        <w:numPr>
+          <w:numId w:val="0"/>
+        </w:numPr>
+        <w:rPr>
+          <w:rFonts w:hint="default"/>
+          <w:b w:val="0"/>
+          <w:bCs w:val="0"/>
+        </w:rPr>
+      </w:pPr>
+    </w:p>
+    <w:p>
+      <w:pPr>
+        <w:numPr>
+          <w:numId w:val="0"/>
+        </w:numPr>
+        <w:rPr>
+          <w:rFonts w:hint="default"/>
+          <w:b w:val="0"/>
+          <w:bCs w:val="0"/>
+        </w:rPr>
+      </w:pPr>
+      <w:r>
+        <w:rPr>
+          <w:rFonts w:hint="default"/>
+          <w:b w:val="0"/>
+          <w:bCs w:val="0"/>
+          <w:lang w:val="ru-RU"/>
+        </w:rPr>
+        <w:t xml:space="preserve">1. </w:t>
+      </w:r>
+      <w:r>
+        <w:rPr>
+          <w:rFonts w:hint="default"/>
+          <w:b w:val="0"/>
+          <w:bCs w:val="0"/>
+        </w:rPr>
+        <w:t>Выбрать товар.</w:t>
+      </w:r>
+    </w:p>
+    <w:p>
+      <w:pPr>
+        <w:numPr>
+          <w:numId w:val="0"/>
+        </w:numPr>
+        <w:rPr>
+          <w:rFonts w:hint="default"/>
+          <w:b w:val="0"/>
+          <w:bCs w:val="0"/>
+        </w:rPr>
+      </w:pPr>
+      <w:r>
+        <w:rPr>
+          <w:rFonts w:hint="default"/>
+          <w:b w:val="0"/>
+          <w:bCs w:val="0"/>
+          <w:lang w:val="ru-RU"/>
+        </w:rPr>
+        <w:t xml:space="preserve">2. </w:t>
+      </w:r>
+      <w:r>
+        <w:rPr>
+          <w:rFonts w:hint="default"/>
+          <w:b w:val="0"/>
+          <w:bCs w:val="0"/>
+        </w:rPr>
+        <w:t>Добавить товар в корзину.</w:t>
+      </w:r>
+    </w:p>
+    <w:p>
+      <w:pPr>
+        <w:numPr>
+          <w:numId w:val="0"/>
+        </w:numPr>
+        <w:rPr>
+          <w:rFonts w:hint="default"/>
+          <w:b w:val="0"/>
+          <w:bCs w:val="0"/>
+        </w:rPr>
+      </w:pPr>
+      <w:r>
+        <w:rPr>
+          <w:rFonts w:hint="default"/>
+          <w:b w:val="0"/>
+          <w:bCs w:val="0"/>
+          <w:lang w:val="ru-RU"/>
+        </w:rPr>
         <w:t xml:space="preserve">3. </w:t>
       </w:r>
       <w:r>
         <w:rPr>
           <w:rFonts w:hint="default"/>
+          <w:b w:val="0"/>
+          <w:bCs w:val="0"/>
+        </w:rPr>
+        <w:t>Перейти в корзину и оформить заказ.</w:t>
+      </w:r>
+    </w:p>
+    <w:p>
+      <w:pPr>
+        <w:numPr>
+          <w:numId w:val="0"/>
+        </w:numPr>
+        <w:rPr>
+          <w:rFonts w:hint="default"/>
+          <w:b w:val="0"/>
+          <w:bCs w:val="0"/>
+        </w:rPr>
+      </w:pPr>
+    </w:p>
+    <w:p>
+      <w:pPr>
+        <w:numPr>
+          <w:numId w:val="0"/>
+        </w:numPr>
+        <w:rPr>
+          <w:rFonts w:hint="default"/>
+          <w:b w:val="0"/>
+          <w:bCs w:val="0"/>
+        </w:rPr>
+      </w:pPr>
+    </w:p>
+    <w:p>
+      <w:pPr>
+        <w:pStyle w:val="3"/>
+        <w:rPr>
+          <w:rFonts w:hint="default"/>
+        </w:rPr>
+      </w:pPr>
+      <w:r>
+        <w:rPr>
+          <w:rFonts w:hint="default"/>
+        </w:rPr>
+        <w:t>Ручное тестирование</w:t>
+      </w:r>
+    </w:p>
+    <w:p>
+      <w:pPr>
+        <w:numPr>
+          <w:numId w:val="0"/>
+        </w:numPr>
+        <w:rPr>
+          <w:rFonts w:hint="default"/>
           <w:b/>
           <w:bCs/>
         </w:rPr>
-        <w:t>Убедились, что тесты запускаются при каждом изменении кода.</w:t>
-      </w:r>
+      </w:pPr>
+      <w:r>
+        <w:rPr>
+          <w:rFonts w:hint="default"/>
+          <w:b/>
+          <w:bCs/>
+        </w:rPr>
+        <w:t>1.1. Тест-кейс: Добавление товара в корзину</w:t>
+      </w:r>
+    </w:p>
+    <w:p>
+      <w:pPr>
+        <w:numPr>
+          <w:numId w:val="0"/>
+        </w:numPr>
+        <w:rPr>
+          <w:rFonts w:hint="default"/>
+          <w:b/>
+          <w:bCs/>
+        </w:rPr>
+      </w:pPr>
+      <w:r>
+        <w:rPr>
+          <w:rFonts w:hint="default"/>
+          <w:b/>
+          <w:bCs/>
+        </w:rPr>
+        <w:t>Шаги:</w:t>
+      </w:r>
+    </w:p>
+    <w:p>
+      <w:pPr>
+        <w:numPr>
+          <w:numId w:val="0"/>
+        </w:numPr>
+        <w:rPr>
+          <w:rFonts w:hint="default"/>
+          <w:b w:val="0"/>
+          <w:bCs w:val="0"/>
+        </w:rPr>
+      </w:pPr>
+      <w:r>
+        <w:rPr>
+          <w:rFonts w:hint="default"/>
+          <w:b w:val="0"/>
+          <w:bCs w:val="0"/>
+        </w:rPr>
+        <w:t>Открыть главную страницу интернет-магазина.</w:t>
+      </w:r>
+    </w:p>
+    <w:p>
+      <w:pPr>
+        <w:numPr>
+          <w:numId w:val="0"/>
+        </w:numPr>
+        <w:rPr>
+          <w:rFonts w:hint="default"/>
+          <w:b w:val="0"/>
+          <w:bCs w:val="0"/>
+        </w:rPr>
+      </w:pPr>
+    </w:p>
+    <w:p>
+      <w:pPr>
+        <w:numPr>
+          <w:numId w:val="0"/>
+        </w:numPr>
+        <w:rPr>
+          <w:rFonts w:hint="default"/>
+          <w:b w:val="0"/>
+          <w:bCs w:val="0"/>
+        </w:rPr>
+      </w:pPr>
+      <w:r>
+        <w:rPr>
+          <w:rFonts w:hint="default"/>
+          <w:b w:val="0"/>
+          <w:bCs w:val="0"/>
+        </w:rPr>
+        <w:t>Выбрать товар из каталога.</w:t>
+      </w:r>
+    </w:p>
+    <w:p>
+      <w:pPr>
+        <w:numPr>
+          <w:numId w:val="0"/>
+        </w:numPr>
+        <w:rPr>
+          <w:rFonts w:hint="default"/>
+          <w:b w:val="0"/>
+          <w:bCs w:val="0"/>
+        </w:rPr>
+      </w:pPr>
+    </w:p>
+    <w:p>
+      <w:pPr>
+        <w:numPr>
+          <w:numId w:val="0"/>
+        </w:numPr>
+        <w:rPr>
+          <w:rFonts w:hint="default"/>
+          <w:b w:val="0"/>
+          <w:bCs w:val="0"/>
+        </w:rPr>
+      </w:pPr>
+      <w:r>
+        <w:rPr>
+          <w:rFonts w:hint="default"/>
+          <w:b w:val="0"/>
+          <w:bCs w:val="0"/>
+        </w:rPr>
+        <w:t>Нажать кнопку "Добавить в корзину".</w:t>
+      </w:r>
+    </w:p>
+    <w:p>
+      <w:pPr>
+        <w:numPr>
+          <w:numId w:val="0"/>
+        </w:numPr>
+        <w:rPr>
+          <w:rFonts w:hint="default"/>
+          <w:b w:val="0"/>
+          <w:bCs w:val="0"/>
+        </w:rPr>
+      </w:pPr>
+    </w:p>
+    <w:p>
+      <w:pPr>
+        <w:numPr>
+          <w:numId w:val="0"/>
+        </w:numPr>
+        <w:rPr>
+          <w:rFonts w:hint="default"/>
+          <w:b w:val="0"/>
+          <w:bCs w:val="0"/>
+        </w:rPr>
+      </w:pPr>
+      <w:r>
+        <w:rPr>
+          <w:rFonts w:hint="default"/>
+          <w:b w:val="0"/>
+          <w:bCs w:val="0"/>
+        </w:rPr>
+        <w:t>Перейти в корзину.</w:t>
+      </w:r>
+    </w:p>
+    <w:p>
+      <w:pPr>
+        <w:numPr>
+          <w:numId w:val="0"/>
+        </w:numPr>
+        <w:rPr>
+          <w:rFonts w:hint="default"/>
+          <w:b w:val="0"/>
+          <w:bCs w:val="0"/>
+        </w:rPr>
+      </w:pPr>
+    </w:p>
+    <w:p>
+      <w:pPr>
+        <w:numPr>
+          <w:numId w:val="0"/>
+        </w:numPr>
+        <w:rPr>
+          <w:rFonts w:hint="default"/>
+          <w:b w:val="0"/>
+          <w:bCs w:val="0"/>
+        </w:rPr>
+      </w:pPr>
+      <w:r>
+        <w:rPr>
+          <w:rFonts w:hint="default"/>
+          <w:b w:val="0"/>
+          <w:bCs w:val="0"/>
+        </w:rPr>
+        <w:t>Проверить, что товар отображается в корзине.</w:t>
+      </w:r>
+    </w:p>
+    <w:p>
+      <w:pPr>
+        <w:numPr>
+          <w:numId w:val="0"/>
+        </w:numPr>
+        <w:rPr>
+          <w:rFonts w:hint="default"/>
+          <w:b w:val="0"/>
+          <w:bCs w:val="0"/>
+        </w:rPr>
+      </w:pPr>
+    </w:p>
+    <w:p>
+      <w:pPr>
+        <w:numPr>
+          <w:numId w:val="0"/>
+        </w:numPr>
+        <w:rPr>
+          <w:rFonts w:hint="default"/>
+          <w:b/>
+          <w:bCs/>
+        </w:rPr>
+      </w:pPr>
+      <w:r>
+        <w:rPr>
+          <w:rFonts w:hint="default"/>
+          <w:b/>
+          <w:bCs/>
+        </w:rPr>
+        <w:t>Ожидаемый результат: Товар успешно добавлен в корзину.</w:t>
+      </w:r>
+    </w:p>
+    <w:p>
+      <w:pPr>
+        <w:numPr>
+          <w:numId w:val="0"/>
+        </w:numPr>
+        <w:rPr>
+          <w:rFonts w:hint="default"/>
+          <w:b w:val="0"/>
+          <w:bCs w:val="0"/>
+        </w:rPr>
+      </w:pPr>
+    </w:p>
+    <w:p>
+      <w:pPr>
+        <w:numPr>
+          <w:numId w:val="0"/>
+        </w:numPr>
+        <w:rPr>
+          <w:rFonts w:hint="default"/>
+          <w:b/>
+          <w:bCs/>
+        </w:rPr>
+      </w:pPr>
+      <w:r>
+        <w:rPr>
+          <w:rFonts w:hint="default"/>
+          <w:b/>
+          <w:bCs/>
+        </w:rPr>
+        <w:t>1.2. Тест-кейс: Оформление заказа</w:t>
+      </w:r>
+    </w:p>
+    <w:p>
+      <w:pPr>
+        <w:numPr>
+          <w:numId w:val="0"/>
+        </w:numPr>
+        <w:rPr>
+          <w:rFonts w:hint="default"/>
+          <w:b/>
+          <w:bCs/>
+        </w:rPr>
+      </w:pPr>
+      <w:r>
+        <w:rPr>
+          <w:rFonts w:hint="default"/>
+          <w:b/>
+          <w:bCs/>
+        </w:rPr>
+        <w:t>Шаги:</w:t>
+      </w:r>
+    </w:p>
+    <w:p>
+      <w:pPr>
+        <w:numPr>
+          <w:numId w:val="0"/>
+        </w:numPr>
+        <w:rPr>
+          <w:rFonts w:hint="default"/>
+          <w:b w:val="0"/>
+          <w:bCs w:val="0"/>
+        </w:rPr>
+      </w:pPr>
+      <w:r>
+        <w:rPr>
+          <w:rFonts w:hint="default"/>
+          <w:b w:val="0"/>
+          <w:bCs w:val="0"/>
+        </w:rPr>
+        <w:t>Перейти в корзину.</w:t>
+      </w:r>
+    </w:p>
+    <w:p>
+      <w:pPr>
+        <w:numPr>
+          <w:numId w:val="0"/>
+        </w:numPr>
+        <w:rPr>
+          <w:rFonts w:hint="default"/>
+          <w:b w:val="0"/>
+          <w:bCs w:val="0"/>
+        </w:rPr>
+      </w:pPr>
+    </w:p>
+    <w:p>
+      <w:pPr>
+        <w:numPr>
+          <w:numId w:val="0"/>
+        </w:numPr>
+        <w:rPr>
+          <w:rFonts w:hint="default"/>
+          <w:b w:val="0"/>
+          <w:bCs w:val="0"/>
+        </w:rPr>
+      </w:pPr>
+      <w:r>
+        <w:rPr>
+          <w:rFonts w:hint="default"/>
+          <w:b w:val="0"/>
+          <w:bCs w:val="0"/>
+        </w:rPr>
+        <w:t>Нажать кнопку "Оформить заказ".</w:t>
+      </w:r>
+    </w:p>
+    <w:p>
+      <w:pPr>
+        <w:numPr>
+          <w:numId w:val="0"/>
+        </w:numPr>
+        <w:rPr>
+          <w:rFonts w:hint="default"/>
+          <w:b w:val="0"/>
+          <w:bCs w:val="0"/>
+        </w:rPr>
+      </w:pPr>
+    </w:p>
+    <w:p>
+      <w:pPr>
+        <w:numPr>
+          <w:numId w:val="0"/>
+        </w:numPr>
+        <w:rPr>
+          <w:rFonts w:hint="default"/>
+          <w:b w:val="0"/>
+          <w:bCs w:val="0"/>
+        </w:rPr>
+      </w:pPr>
+      <w:r>
+        <w:rPr>
+          <w:rFonts w:hint="default"/>
+          <w:b w:val="0"/>
+          <w:bCs w:val="0"/>
+        </w:rPr>
+        <w:t>Заполнить форму заказа (имя, адрес, способ оплаты).</w:t>
+      </w:r>
+    </w:p>
+    <w:p>
+      <w:pPr>
+        <w:numPr>
+          <w:numId w:val="0"/>
+        </w:numPr>
+        <w:rPr>
+          <w:rFonts w:hint="default"/>
+          <w:b w:val="0"/>
+          <w:bCs w:val="0"/>
+        </w:rPr>
+      </w:pPr>
+    </w:p>
+    <w:p>
+      <w:pPr>
+        <w:numPr>
+          <w:numId w:val="0"/>
+        </w:numPr>
+        <w:rPr>
+          <w:rFonts w:hint="default"/>
+          <w:b w:val="0"/>
+          <w:bCs w:val="0"/>
+        </w:rPr>
+      </w:pPr>
+      <w:r>
+        <w:rPr>
+          <w:rFonts w:hint="default"/>
+          <w:b w:val="0"/>
+          <w:bCs w:val="0"/>
+        </w:rPr>
+        <w:t>Подтвердить заказ.</w:t>
+      </w:r>
+    </w:p>
+    <w:p>
+      <w:pPr>
+        <w:numPr>
+          <w:numId w:val="0"/>
+        </w:numPr>
+        <w:rPr>
+          <w:rFonts w:hint="default"/>
+          <w:b w:val="0"/>
+          <w:bCs w:val="0"/>
+        </w:rPr>
+      </w:pPr>
+    </w:p>
+    <w:p>
+      <w:pPr>
+        <w:numPr>
+          <w:numId w:val="0"/>
+        </w:numPr>
+        <w:rPr>
+          <w:rFonts w:hint="default"/>
+          <w:b w:val="0"/>
+          <w:bCs w:val="0"/>
+        </w:rPr>
+      </w:pPr>
+      <w:r>
+        <w:rPr>
+          <w:rFonts w:hint="default"/>
+          <w:b w:val="0"/>
+          <w:bCs w:val="0"/>
+        </w:rPr>
+        <w:t>Проверить, что заказ успешно оформлен.</w:t>
+      </w:r>
+    </w:p>
+    <w:p>
+      <w:pPr>
+        <w:numPr>
+          <w:numId w:val="0"/>
+        </w:numPr>
+        <w:rPr>
+          <w:rFonts w:hint="default"/>
+          <w:b w:val="0"/>
+          <w:bCs w:val="0"/>
+        </w:rPr>
+      </w:pPr>
+    </w:p>
+    <w:p>
+      <w:pPr>
+        <w:numPr>
+          <w:numId w:val="0"/>
+        </w:numPr>
+        <w:rPr>
+          <w:rFonts w:hint="default"/>
+          <w:b/>
+          <w:bCs/>
+        </w:rPr>
+      </w:pPr>
+      <w:r>
+        <w:rPr>
+          <w:rFonts w:hint="default"/>
+          <w:b/>
+          <w:bCs/>
+        </w:rPr>
+        <w:t>Ожидаемый результат: Заказ успешно оформлен, пользователь видит сообщение об успешном оформлении.</w:t>
+      </w:r>
+    </w:p>
+    <w:p>
+      <w:pPr>
+        <w:numPr>
+          <w:numId w:val="0"/>
+        </w:numPr>
+        <w:rPr>
+          <w:rFonts w:hint="default"/>
+          <w:b/>
+          <w:bCs/>
+        </w:rPr>
+      </w:pPr>
+    </w:p>
+    <w:p>
+      <w:pPr>
+        <w:pStyle w:val="3"/>
+        <w:rPr>
+          <w:rFonts w:hint="default"/>
+        </w:rPr>
+      </w:pPr>
+      <w:r>
+        <w:rPr>
+          <w:rFonts w:hint="default"/>
+        </w:rPr>
+        <w:t>Автоматизированное тестирование</w:t>
+      </w:r>
+    </w:p>
+    <w:p>
+      <w:pPr>
+        <w:numPr>
+          <w:numId w:val="0"/>
+        </w:numPr>
+        <w:rPr>
+          <w:rFonts w:hint="default"/>
+          <w:b/>
+          <w:bCs/>
+        </w:rPr>
+      </w:pPr>
+      <w:r>
+        <w:rPr>
+          <w:rFonts w:hint="default"/>
+          <w:b/>
+          <w:bCs/>
+        </w:rPr>
+        <w:t>2.1. Настройка проекта</w:t>
+      </w:r>
+    </w:p>
+    <w:p>
+      <w:pPr>
+        <w:numPr>
+          <w:numId w:val="0"/>
+        </w:numPr>
+        <w:rPr>
+          <w:rFonts w:hint="default"/>
+          <w:b w:val="0"/>
+          <w:bCs w:val="0"/>
+        </w:rPr>
+      </w:pPr>
+      <w:r>
+        <w:rPr>
+          <w:rFonts w:hint="default"/>
+          <w:b w:val="0"/>
+          <w:bCs w:val="0"/>
+        </w:rPr>
+        <w:t>Создадим структуру проекта для автоматизированного тестирования:</w:t>
+      </w:r>
+    </w:p>
+    <w:p>
+      <w:pPr>
+        <w:numPr>
+          <w:numId w:val="0"/>
+        </w:numPr>
+        <w:rPr>
+          <w:rFonts w:hint="default"/>
+          <w:b w:val="0"/>
+          <w:bCs w:val="0"/>
+        </w:rPr>
+      </w:pPr>
+    </w:p>
+    <w:p>
+      <w:pPr>
+        <w:numPr>
+          <w:numId w:val="0"/>
+        </w:numPr>
+        <w:rPr>
+          <w:rFonts w:hint="default"/>
+          <w:b w:val="0"/>
+          <w:bCs w:val="0"/>
+        </w:rPr>
+      </w:pPr>
+      <w:r>
+        <w:rPr>
+          <w:rFonts w:hint="default"/>
+          <w:b w:val="0"/>
+          <w:bCs w:val="0"/>
+        </w:rPr>
+        <w:t>ecommerce_tests/</w:t>
+      </w:r>
+    </w:p>
+    <w:p>
+      <w:pPr>
+        <w:numPr>
+          <w:numId w:val="0"/>
+        </w:numPr>
+        <w:rPr>
+          <w:rFonts w:hint="default"/>
+          <w:b w:val="0"/>
+          <w:bCs w:val="0"/>
+        </w:rPr>
+      </w:pPr>
+      <w:r>
+        <w:rPr>
+          <w:rFonts w:hint="default"/>
+          <w:b w:val="0"/>
+          <w:bCs w:val="0"/>
+        </w:rPr>
+        <w:t>├── tests/</w:t>
+      </w:r>
+    </w:p>
+    <w:p>
+      <w:pPr>
+        <w:numPr>
+          <w:numId w:val="0"/>
+        </w:numPr>
+        <w:rPr>
+          <w:rFonts w:hint="default"/>
+          <w:b w:val="0"/>
+          <w:bCs w:val="0"/>
+        </w:rPr>
+      </w:pPr>
+      <w:r>
+        <w:rPr>
+          <w:rFonts w:hint="default"/>
+          <w:b w:val="0"/>
+          <w:bCs w:val="0"/>
+        </w:rPr>
+        <w:t>│   ├── test_add_to_cart.py</w:t>
+      </w:r>
+    </w:p>
+    <w:p>
+      <w:pPr>
+        <w:numPr>
+          <w:numId w:val="0"/>
+        </w:numPr>
+        <w:rPr>
+          <w:rFonts w:hint="default"/>
+          <w:b w:val="0"/>
+          <w:bCs w:val="0"/>
+        </w:rPr>
+      </w:pPr>
+      <w:r>
+        <w:rPr>
+          <w:rFonts w:hint="default"/>
+          <w:b w:val="0"/>
+          <w:bCs w:val="0"/>
+        </w:rPr>
+        <w:t>│   ├── test_checkout.py</w:t>
+      </w:r>
+    </w:p>
+    <w:p>
+      <w:pPr>
+        <w:numPr>
+          <w:numId w:val="0"/>
+        </w:numPr>
+        <w:rPr>
+          <w:rFonts w:hint="default"/>
+          <w:b w:val="0"/>
+          <w:bCs w:val="0"/>
+        </w:rPr>
+      </w:pPr>
+      <w:r>
+        <w:rPr>
+          <w:rFonts w:hint="default"/>
+          <w:b w:val="0"/>
+          <w:bCs w:val="0"/>
+        </w:rPr>
+        <w:t>├── pages/</w:t>
+      </w:r>
+    </w:p>
+    <w:p>
+      <w:pPr>
+        <w:numPr>
+          <w:numId w:val="0"/>
+        </w:numPr>
+        <w:rPr>
+          <w:rFonts w:hint="default"/>
+          <w:b w:val="0"/>
+          <w:bCs w:val="0"/>
+        </w:rPr>
+      </w:pPr>
+      <w:r>
+        <w:rPr>
+          <w:rFonts w:hint="default"/>
+          <w:b w:val="0"/>
+          <w:bCs w:val="0"/>
+        </w:rPr>
+        <w:t>│   ├── base_page.py</w:t>
+      </w:r>
+    </w:p>
+    <w:p>
+      <w:pPr>
+        <w:numPr>
+          <w:numId w:val="0"/>
+        </w:numPr>
+        <w:rPr>
+          <w:rFonts w:hint="default"/>
+          <w:b w:val="0"/>
+          <w:bCs w:val="0"/>
+        </w:rPr>
+      </w:pPr>
+      <w:r>
+        <w:rPr>
+          <w:rFonts w:hint="default"/>
+          <w:b w:val="0"/>
+          <w:bCs w:val="0"/>
+        </w:rPr>
+        <w:t>│   ├── cart_page.py</w:t>
+      </w:r>
+    </w:p>
+    <w:p>
+      <w:pPr>
+        <w:numPr>
+          <w:numId w:val="0"/>
+        </w:numPr>
+        <w:rPr>
+          <w:rFonts w:hint="default"/>
+          <w:b w:val="0"/>
+          <w:bCs w:val="0"/>
+        </w:rPr>
+      </w:pPr>
+      <w:r>
+        <w:rPr>
+          <w:rFonts w:hint="default"/>
+          <w:b w:val="0"/>
+          <w:bCs w:val="0"/>
+        </w:rPr>
+        <w:t>│   ├── product_page.py</w:t>
+      </w:r>
+    </w:p>
+    <w:p>
+      <w:pPr>
+        <w:numPr>
+          <w:numId w:val="0"/>
+        </w:numPr>
+        <w:rPr>
+          <w:rFonts w:hint="default"/>
+          <w:b w:val="0"/>
+          <w:bCs w:val="0"/>
+        </w:rPr>
+      </w:pPr>
+      <w:r>
+        <w:rPr>
+          <w:rFonts w:hint="default"/>
+          <w:b w:val="0"/>
+          <w:bCs w:val="0"/>
+        </w:rPr>
+        <w:t>│   ├── checkout_page.py</w:t>
+      </w:r>
+    </w:p>
+    <w:p>
+      <w:pPr>
+        <w:numPr>
+          <w:numId w:val="0"/>
+        </w:numPr>
+        <w:rPr>
+          <w:rFonts w:hint="default"/>
+          <w:b w:val="0"/>
+          <w:bCs w:val="0"/>
+        </w:rPr>
+      </w:pPr>
+      <w:r>
+        <w:rPr>
+          <w:rFonts w:hint="default"/>
+          <w:b w:val="0"/>
+          <w:bCs w:val="0"/>
+        </w:rPr>
+        <w:t>├── requirements.txt</w:t>
+      </w:r>
+    </w:p>
+    <w:p>
+      <w:pPr>
+        <w:numPr>
+          <w:numId w:val="0"/>
+        </w:numPr>
+        <w:rPr>
+          <w:rFonts w:hint="default"/>
+          <w:b w:val="0"/>
+          <w:bCs w:val="0"/>
+        </w:rPr>
+      </w:pPr>
+    </w:p>
+    <w:p>
+      <w:pPr>
+        <w:numPr>
+          <w:numId w:val="0"/>
+        </w:numPr>
+        <w:rPr>
+          <w:rFonts w:hint="default"/>
+          <w:b w:val="0"/>
+          <w:bCs w:val="0"/>
+        </w:rPr>
+      </w:pPr>
+      <w:r>
+        <w:rPr>
+          <w:rFonts w:hint="default"/>
+          <w:b w:val="0"/>
+          <w:bCs w:val="0"/>
+        </w:rPr>
+        <w:t xml:space="preserve">                  </w:t>
+      </w:r>
+    </w:p>
+    <w:p>
+      <w:pPr>
+        <w:numPr>
+          <w:numId w:val="0"/>
+        </w:numPr>
+        <w:rPr>
+          <w:rFonts w:hint="default"/>
+          <w:b/>
+          <w:bCs/>
+        </w:rPr>
+      </w:pPr>
+      <w:r>
+        <w:rPr>
+          <w:rFonts w:hint="default"/>
+          <w:b/>
+          <w:bCs/>
+        </w:rPr>
+        <w:t>2.2. Написание Page Object Model (POM)</w:t>
+      </w:r>
+    </w:p>
+    <w:p>
+      <w:pPr>
+        <w:numPr>
+          <w:numId w:val="0"/>
+        </w:numPr>
+        <w:rPr>
+          <w:rFonts w:hint="default"/>
+          <w:b w:val="0"/>
+          <w:bCs w:val="0"/>
+        </w:rPr>
+      </w:pPr>
+      <w:r>
+        <w:rPr>
+          <w:rFonts w:hint="default"/>
+          <w:b w:val="0"/>
+          <w:bCs w:val="0"/>
+        </w:rPr>
+        <w:t>POM — это паттерн проектирования, который помогает структурировать код тестов.</w:t>
+      </w:r>
+    </w:p>
+    <w:p>
+      <w:pPr>
+        <w:numPr>
+          <w:numId w:val="0"/>
+        </w:numPr>
+        <w:rPr>
+          <w:rFonts w:hint="default"/>
+          <w:b w:val="0"/>
+          <w:bCs w:val="0"/>
+        </w:rPr>
+      </w:pPr>
+    </w:p>
+    <w:p>
+      <w:pPr>
+        <w:numPr>
+          <w:numId w:val="0"/>
+        </w:numPr>
+        <w:rPr>
+          <w:rFonts w:hint="default"/>
+          <w:b/>
+          <w:bCs/>
+        </w:rPr>
+      </w:pPr>
+      <w:r>
+        <w:rPr>
+          <w:rFonts w:hint="default"/>
+          <w:b/>
+          <w:bCs/>
+        </w:rPr>
+        <w:t>base_page.py (Базовый класс для всех страниц)</w:t>
+      </w:r>
+    </w:p>
+    <w:p>
+      <w:pPr>
+        <w:numPr>
+          <w:numId w:val="0"/>
+        </w:numPr>
+        <w:rPr>
+          <w:rFonts w:hint="default"/>
+          <w:b/>
+          <w:bCs/>
+        </w:rPr>
+      </w:pPr>
+    </w:p>
+    <w:p>
+      <w:pPr>
+        <w:numPr>
+          <w:numId w:val="0"/>
+        </w:numPr>
+        <w:rPr>
+          <w:rFonts w:hint="default"/>
+          <w:b w:val="0"/>
+          <w:bCs w:val="0"/>
+        </w:rPr>
+      </w:pPr>
+      <w:r>
+        <w:rPr>
+          <w:rFonts w:hint="default"/>
+          <w:b w:val="0"/>
+          <w:bCs w:val="0"/>
+        </w:rPr>
+        <w:t>from selenium.webdriver.common.by import By</w:t>
+      </w:r>
+    </w:p>
+    <w:p>
+      <w:pPr>
+        <w:numPr>
+          <w:numId w:val="0"/>
+        </w:numPr>
+        <w:rPr>
+          <w:rFonts w:hint="default"/>
+          <w:b w:val="0"/>
+          <w:bCs w:val="0"/>
+        </w:rPr>
+      </w:pPr>
+      <w:r>
+        <w:rPr>
+          <w:rFonts w:hint="default"/>
+          <w:b w:val="0"/>
+          <w:bCs w:val="0"/>
+        </w:rPr>
+        <w:t>from selenium.webdriver.support.ui import WebDriverWait</w:t>
+      </w:r>
+    </w:p>
+    <w:p>
+      <w:pPr>
+        <w:numPr>
+          <w:numId w:val="0"/>
+        </w:numPr>
+        <w:rPr>
+          <w:rFonts w:hint="default"/>
+          <w:b w:val="0"/>
+          <w:bCs w:val="0"/>
+        </w:rPr>
+      </w:pPr>
+      <w:r>
+        <w:rPr>
+          <w:rFonts w:hint="default"/>
+          <w:b w:val="0"/>
+          <w:bCs w:val="0"/>
+        </w:rPr>
+        <w:t>from selenium.webdriver.support import expected_conditions as EC</w:t>
+      </w:r>
+    </w:p>
+    <w:p>
+      <w:pPr>
+        <w:numPr>
+          <w:numId w:val="0"/>
+        </w:numPr>
+        <w:rPr>
+          <w:rFonts w:hint="default"/>
+          <w:b w:val="0"/>
+          <w:bCs w:val="0"/>
+        </w:rPr>
+      </w:pPr>
+    </w:p>
+    <w:p>
+      <w:pPr>
+        <w:numPr>
+          <w:numId w:val="0"/>
+        </w:numPr>
+        <w:rPr>
+          <w:rFonts w:hint="default"/>
+          <w:b w:val="0"/>
+          <w:bCs w:val="0"/>
+        </w:rPr>
+      </w:pPr>
+      <w:r>
+        <w:rPr>
+          <w:rFonts w:hint="default"/>
+          <w:b w:val="0"/>
+          <w:bCs w:val="0"/>
+        </w:rPr>
+        <w:t>class BasePage:</w:t>
+      </w:r>
+    </w:p>
+    <w:p>
+      <w:pPr>
+        <w:numPr>
+          <w:numId w:val="0"/>
+        </w:numPr>
+        <w:rPr>
+          <w:rFonts w:hint="default"/>
+          <w:b w:val="0"/>
+          <w:bCs w:val="0"/>
+        </w:rPr>
+      </w:pPr>
+      <w:r>
+        <w:rPr>
+          <w:rFonts w:hint="default"/>
+          <w:b w:val="0"/>
+          <w:bCs w:val="0"/>
+        </w:rPr>
+        <w:t xml:space="preserve">    def __init__(self, driver):</w:t>
+      </w:r>
+    </w:p>
+    <w:p>
+      <w:pPr>
+        <w:numPr>
+          <w:numId w:val="0"/>
+        </w:numPr>
+        <w:rPr>
+          <w:rFonts w:hint="default"/>
+          <w:b w:val="0"/>
+          <w:bCs w:val="0"/>
+        </w:rPr>
+      </w:pPr>
+      <w:r>
+        <w:rPr>
+          <w:rFonts w:hint="default"/>
+          <w:b w:val="0"/>
+          <w:bCs w:val="0"/>
+        </w:rPr>
+        <w:t xml:space="preserve">        self.driver = driver</w:t>
+      </w:r>
+    </w:p>
+    <w:p>
+      <w:pPr>
+        <w:numPr>
+          <w:numId w:val="0"/>
+        </w:numPr>
+        <w:rPr>
+          <w:rFonts w:hint="default"/>
+          <w:b w:val="0"/>
+          <w:bCs w:val="0"/>
+        </w:rPr>
+      </w:pPr>
+    </w:p>
+    <w:p>
+      <w:pPr>
+        <w:numPr>
+          <w:numId w:val="0"/>
+        </w:numPr>
+        <w:rPr>
+          <w:rFonts w:hint="default"/>
+          <w:b w:val="0"/>
+          <w:bCs w:val="0"/>
+        </w:rPr>
+      </w:pPr>
+      <w:r>
+        <w:rPr>
+          <w:rFonts w:hint="default"/>
+          <w:b w:val="0"/>
+          <w:bCs w:val="0"/>
+        </w:rPr>
+        <w:t xml:space="preserve">    def click(self, locator):</w:t>
+      </w:r>
+    </w:p>
+    <w:p>
+      <w:pPr>
+        <w:numPr>
+          <w:numId w:val="0"/>
+        </w:numPr>
+        <w:rPr>
+          <w:rFonts w:hint="default"/>
+          <w:b w:val="0"/>
+          <w:bCs w:val="0"/>
+        </w:rPr>
+      </w:pPr>
+      <w:r>
+        <w:rPr>
+          <w:rFonts w:hint="default"/>
+          <w:b w:val="0"/>
+          <w:bCs w:val="0"/>
+        </w:rPr>
+        <w:t xml:space="preserve">        WebDriverWait(self.driver, 10).until(EC.element_to_be_clickable(locator)).click()</w:t>
+      </w:r>
+    </w:p>
+    <w:p>
+      <w:pPr>
+        <w:numPr>
+          <w:numId w:val="0"/>
+        </w:numPr>
+        <w:rPr>
+          <w:rFonts w:hint="default"/>
+          <w:b w:val="0"/>
+          <w:bCs w:val="0"/>
+        </w:rPr>
+      </w:pPr>
+    </w:p>
+    <w:p>
+      <w:pPr>
+        <w:numPr>
+          <w:numId w:val="0"/>
+        </w:numPr>
+        <w:rPr>
+          <w:rFonts w:hint="default"/>
+          <w:b w:val="0"/>
+          <w:bCs w:val="0"/>
+        </w:rPr>
+      </w:pPr>
+      <w:r>
+        <w:rPr>
+          <w:rFonts w:hint="default"/>
+          <w:b w:val="0"/>
+          <w:bCs w:val="0"/>
+        </w:rPr>
+        <w:t xml:space="preserve">    def send_keys(self, locator, text):</w:t>
+      </w:r>
+    </w:p>
+    <w:p>
+      <w:pPr>
+        <w:numPr>
+          <w:numId w:val="0"/>
+        </w:numPr>
+        <w:rPr>
+          <w:rFonts w:hint="default"/>
+          <w:b w:val="0"/>
+          <w:bCs w:val="0"/>
+        </w:rPr>
+      </w:pPr>
+      <w:r>
+        <w:rPr>
+          <w:rFonts w:hint="default"/>
+          <w:b w:val="0"/>
+          <w:bCs w:val="0"/>
+        </w:rPr>
+        <w:t xml:space="preserve">        WebDriverWait(self.driver, 10).until(EC.visibility_of_element_located(locator)).send_keys(text)</w:t>
+      </w:r>
+    </w:p>
+    <w:p>
+      <w:pPr>
+        <w:numPr>
+          <w:numId w:val="0"/>
+        </w:numPr>
+        <w:rPr>
+          <w:rFonts w:hint="default"/>
+          <w:b w:val="0"/>
+          <w:bCs w:val="0"/>
+        </w:rPr>
+      </w:pPr>
+    </w:p>
+    <w:p>
+      <w:pPr>
+        <w:numPr>
+          <w:numId w:val="0"/>
+        </w:numPr>
+        <w:rPr>
+          <w:rFonts w:hint="default"/>
+          <w:b w:val="0"/>
+          <w:bCs w:val="0"/>
+        </w:rPr>
+      </w:pPr>
+      <w:r>
+        <w:rPr>
+          <w:rFonts w:hint="default"/>
+          <w:b w:val="0"/>
+          <w:bCs w:val="0"/>
+        </w:rPr>
+        <w:t xml:space="preserve">    def get_text(self, locator):</w:t>
+      </w:r>
+    </w:p>
+    <w:p>
+      <w:pPr>
+        <w:numPr>
+          <w:numId w:val="0"/>
+        </w:numPr>
+        <w:rPr>
+          <w:rFonts w:hint="default"/>
+          <w:b w:val="0"/>
+          <w:bCs w:val="0"/>
+        </w:rPr>
+      </w:pPr>
+      <w:r>
+        <w:rPr>
+          <w:rFonts w:hint="default"/>
+          <w:b w:val="0"/>
+          <w:bCs w:val="0"/>
+        </w:rPr>
+        <w:t xml:space="preserve">        return WebDriverWait(self.driver, 10).until(EC.visibility_of_element_located(locator)).text</w:t>
+      </w:r>
+    </w:p>
+    <w:p>
+      <w:pPr>
+        <w:numPr>
+          <w:numId w:val="0"/>
+        </w:numPr>
+        <w:rPr>
+          <w:rFonts w:hint="default"/>
+          <w:b w:val="0"/>
+          <w:bCs w:val="0"/>
+        </w:rPr>
+      </w:pPr>
+    </w:p>
+    <w:p>
+      <w:pPr>
+        <w:numPr>
+          <w:numId w:val="0"/>
+        </w:numPr>
+        <w:rPr>
+          <w:rFonts w:hint="default"/>
+          <w:b w:val="0"/>
+          <w:bCs w:val="0"/>
+        </w:rPr>
+      </w:pPr>
+      <w:r>
+        <w:rPr>
+          <w:rFonts w:hint="default"/>
+          <w:b w:val="0"/>
+          <w:bCs w:val="0"/>
+        </w:rPr>
+        <w:t xml:space="preserve">                  </w:t>
+      </w:r>
+    </w:p>
+    <w:p>
+      <w:pPr>
+        <w:numPr>
+          <w:numId w:val="0"/>
+        </w:numPr>
+        <w:rPr>
+          <w:rFonts w:hint="default"/>
+          <w:b/>
+          <w:bCs/>
+        </w:rPr>
+      </w:pPr>
+      <w:r>
+        <w:rPr>
+          <w:rFonts w:hint="default"/>
+          <w:b/>
+          <w:bCs/>
+        </w:rPr>
+        <w:t>product_page.py (Страница товара)</w:t>
+      </w:r>
+    </w:p>
+    <w:p>
+      <w:pPr>
+        <w:numPr>
+          <w:numId w:val="0"/>
+        </w:numPr>
+        <w:rPr>
+          <w:rFonts w:hint="default"/>
+          <w:b/>
+          <w:bCs/>
+        </w:rPr>
+      </w:pPr>
+    </w:p>
+    <w:p>
+      <w:pPr>
+        <w:numPr>
+          <w:numId w:val="0"/>
+        </w:numPr>
+        <w:rPr>
+          <w:rFonts w:hint="default"/>
+          <w:b w:val="0"/>
+          <w:bCs w:val="0"/>
+        </w:rPr>
+      </w:pPr>
+      <w:r>
+        <w:rPr>
+          <w:rFonts w:hint="default"/>
+          <w:b w:val="0"/>
+          <w:bCs w:val="0"/>
+        </w:rPr>
+        <w:t>from .base_page import BasePage</w:t>
+      </w:r>
+    </w:p>
+    <w:p>
+      <w:pPr>
+        <w:numPr>
+          <w:numId w:val="0"/>
+        </w:numPr>
+        <w:rPr>
+          <w:rFonts w:hint="default"/>
+          <w:b w:val="0"/>
+          <w:bCs w:val="0"/>
+        </w:rPr>
+      </w:pPr>
+    </w:p>
+    <w:p>
+      <w:pPr>
+        <w:numPr>
+          <w:numId w:val="0"/>
+        </w:numPr>
+        <w:rPr>
+          <w:rFonts w:hint="default"/>
+          <w:b w:val="0"/>
+          <w:bCs w:val="0"/>
+        </w:rPr>
+      </w:pPr>
+      <w:r>
+        <w:rPr>
+          <w:rFonts w:hint="default"/>
+          <w:b w:val="0"/>
+          <w:bCs w:val="0"/>
+        </w:rPr>
+        <w:t>class ProductPage(BasePage):</w:t>
+      </w:r>
+    </w:p>
+    <w:p>
+      <w:pPr>
+        <w:numPr>
+          <w:numId w:val="0"/>
+        </w:numPr>
+        <w:rPr>
+          <w:rFonts w:hint="default"/>
+          <w:b w:val="0"/>
+          <w:bCs w:val="0"/>
+        </w:rPr>
+      </w:pPr>
+      <w:r>
+        <w:rPr>
+          <w:rFonts w:hint="default"/>
+          <w:b w:val="0"/>
+          <w:bCs w:val="0"/>
+        </w:rPr>
+        <w:t xml:space="preserve">    ADD_TO_CART_BUTTON = (By.ID, "add-to-cart-button")</w:t>
+      </w:r>
+    </w:p>
+    <w:p>
+      <w:pPr>
+        <w:numPr>
+          <w:numId w:val="0"/>
+        </w:numPr>
+        <w:rPr>
+          <w:rFonts w:hint="default"/>
+          <w:b w:val="0"/>
+          <w:bCs w:val="0"/>
+        </w:rPr>
+      </w:pPr>
+      <w:r>
+        <w:rPr>
+          <w:rFonts w:hint="default"/>
+          <w:b w:val="0"/>
+          <w:bCs w:val="0"/>
+        </w:rPr>
+        <w:t xml:space="preserve">    CART_LINK = (By.ID, "cart-link")</w:t>
+      </w:r>
+    </w:p>
+    <w:p>
+      <w:pPr>
+        <w:numPr>
+          <w:numId w:val="0"/>
+        </w:numPr>
+        <w:rPr>
+          <w:rFonts w:hint="default"/>
+          <w:b w:val="0"/>
+          <w:bCs w:val="0"/>
+        </w:rPr>
+      </w:pPr>
+    </w:p>
+    <w:p>
+      <w:pPr>
+        <w:numPr>
+          <w:numId w:val="0"/>
+        </w:numPr>
+        <w:rPr>
+          <w:rFonts w:hint="default"/>
+          <w:b w:val="0"/>
+          <w:bCs w:val="0"/>
+        </w:rPr>
+      </w:pPr>
+      <w:r>
+        <w:rPr>
+          <w:rFonts w:hint="default"/>
+          <w:b w:val="0"/>
+          <w:bCs w:val="0"/>
+        </w:rPr>
+        <w:t xml:space="preserve">    def add_to_cart(self):</w:t>
+      </w:r>
+    </w:p>
+    <w:p>
+      <w:pPr>
+        <w:numPr>
+          <w:numId w:val="0"/>
+        </w:numPr>
+        <w:rPr>
+          <w:rFonts w:hint="default"/>
+          <w:b w:val="0"/>
+          <w:bCs w:val="0"/>
+        </w:rPr>
+      </w:pPr>
+      <w:r>
+        <w:rPr>
+          <w:rFonts w:hint="default"/>
+          <w:b w:val="0"/>
+          <w:bCs w:val="0"/>
+        </w:rPr>
+        <w:t xml:space="preserve">        self.click(self.ADD_TO_CART_BUTTON)</w:t>
+      </w:r>
+    </w:p>
+    <w:p>
+      <w:pPr>
+        <w:numPr>
+          <w:numId w:val="0"/>
+        </w:numPr>
+        <w:rPr>
+          <w:rFonts w:hint="default"/>
+          <w:b w:val="0"/>
+          <w:bCs w:val="0"/>
+        </w:rPr>
+      </w:pPr>
+    </w:p>
+    <w:p>
+      <w:pPr>
+        <w:numPr>
+          <w:numId w:val="0"/>
+        </w:numPr>
+        <w:rPr>
+          <w:rFonts w:hint="default"/>
+          <w:b w:val="0"/>
+          <w:bCs w:val="0"/>
+        </w:rPr>
+      </w:pPr>
+      <w:r>
+        <w:rPr>
+          <w:rFonts w:hint="default"/>
+          <w:b w:val="0"/>
+          <w:bCs w:val="0"/>
+        </w:rPr>
+        <w:t xml:space="preserve">    def go_to_cart(self):</w:t>
+      </w:r>
+    </w:p>
+    <w:p>
+      <w:pPr>
+        <w:numPr>
+          <w:numId w:val="0"/>
+        </w:numPr>
+        <w:rPr>
+          <w:rFonts w:hint="default"/>
+          <w:b w:val="0"/>
+          <w:bCs w:val="0"/>
+        </w:rPr>
+      </w:pPr>
+      <w:r>
+        <w:rPr>
+          <w:rFonts w:hint="default"/>
+          <w:b w:val="0"/>
+          <w:bCs w:val="0"/>
+        </w:rPr>
+        <w:t xml:space="preserve">        self.click(self.CART_LINK)</w:t>
+      </w:r>
+    </w:p>
+    <w:p>
+      <w:pPr>
+        <w:numPr>
+          <w:numId w:val="0"/>
+        </w:numPr>
+        <w:rPr>
+          <w:rFonts w:hint="default"/>
+          <w:b w:val="0"/>
+          <w:bCs w:val="0"/>
+        </w:rPr>
+      </w:pPr>
+    </w:p>
+    <w:p>
+      <w:pPr>
+        <w:numPr>
+          <w:numId w:val="0"/>
+        </w:numPr>
+        <w:rPr>
+          <w:rFonts w:hint="default"/>
+          <w:b w:val="0"/>
+          <w:bCs w:val="0"/>
+        </w:rPr>
+      </w:pPr>
+      <w:r>
+        <w:rPr>
+          <w:rFonts w:hint="default"/>
+          <w:b w:val="0"/>
+          <w:bCs w:val="0"/>
+        </w:rPr>
+        <w:t xml:space="preserve">                  </w:t>
+      </w:r>
+    </w:p>
+    <w:p>
+      <w:pPr>
+        <w:numPr>
+          <w:numId w:val="0"/>
+        </w:numPr>
+        <w:rPr>
+          <w:rFonts w:hint="default"/>
+          <w:b/>
+          <w:bCs/>
+        </w:rPr>
+      </w:pPr>
+      <w:r>
+        <w:rPr>
+          <w:rFonts w:hint="default"/>
+          <w:b/>
+          <w:bCs/>
+        </w:rPr>
+        <w:t>cart_page.py (Страница корзины)</w:t>
+      </w:r>
+    </w:p>
+    <w:p>
+      <w:pPr>
+        <w:numPr>
+          <w:numId w:val="0"/>
+        </w:numPr>
+        <w:rPr>
+          <w:rFonts w:hint="default"/>
+          <w:b/>
+          <w:bCs/>
+        </w:rPr>
+      </w:pPr>
+    </w:p>
+    <w:p>
+      <w:pPr>
+        <w:numPr>
+          <w:numId w:val="0"/>
+        </w:numPr>
+        <w:rPr>
+          <w:rFonts w:hint="default"/>
+          <w:b w:val="0"/>
+          <w:bCs w:val="0"/>
+        </w:rPr>
+      </w:pPr>
+      <w:r>
+        <w:rPr>
+          <w:rFonts w:hint="default"/>
+          <w:b w:val="0"/>
+          <w:bCs w:val="0"/>
+        </w:rPr>
+        <w:t>from .base_page import BasePage</w:t>
+      </w:r>
+    </w:p>
+    <w:p>
+      <w:pPr>
+        <w:numPr>
+          <w:numId w:val="0"/>
+        </w:numPr>
+        <w:rPr>
+          <w:rFonts w:hint="default"/>
+          <w:b w:val="0"/>
+          <w:bCs w:val="0"/>
+        </w:rPr>
+      </w:pPr>
+    </w:p>
+    <w:p>
+      <w:pPr>
+        <w:numPr>
+          <w:numId w:val="0"/>
+        </w:numPr>
+        <w:rPr>
+          <w:rFonts w:hint="default"/>
+          <w:b w:val="0"/>
+          <w:bCs w:val="0"/>
+        </w:rPr>
+      </w:pPr>
+      <w:r>
+        <w:rPr>
+          <w:rFonts w:hint="default"/>
+          <w:b w:val="0"/>
+          <w:bCs w:val="0"/>
+        </w:rPr>
+        <w:t>class CartPage(BasePage):</w:t>
+      </w:r>
+    </w:p>
+    <w:p>
+      <w:pPr>
+        <w:numPr>
+          <w:numId w:val="0"/>
+        </w:numPr>
+        <w:rPr>
+          <w:rFonts w:hint="default"/>
+          <w:b w:val="0"/>
+          <w:bCs w:val="0"/>
+        </w:rPr>
+      </w:pPr>
+      <w:r>
+        <w:rPr>
+          <w:rFonts w:hint="default"/>
+          <w:b w:val="0"/>
+          <w:bCs w:val="0"/>
+        </w:rPr>
+        <w:t xml:space="preserve">    CHECKOUT_BUTTON = (By.ID, "checkout-button")</w:t>
+      </w:r>
+    </w:p>
+    <w:p>
+      <w:pPr>
+        <w:numPr>
+          <w:numId w:val="0"/>
+        </w:numPr>
+        <w:rPr>
+          <w:rFonts w:hint="default"/>
+          <w:b w:val="0"/>
+          <w:bCs w:val="0"/>
+        </w:rPr>
+      </w:pPr>
+      <w:r>
+        <w:rPr>
+          <w:rFonts w:hint="default"/>
+          <w:b w:val="0"/>
+          <w:bCs w:val="0"/>
+        </w:rPr>
+        <w:t xml:space="preserve">    ITEM_NAME = (By.CLASS_NAME, "item-name")</w:t>
+      </w:r>
+    </w:p>
+    <w:p>
+      <w:pPr>
+        <w:numPr>
+          <w:numId w:val="0"/>
+        </w:numPr>
+        <w:rPr>
+          <w:rFonts w:hint="default"/>
+          <w:b w:val="0"/>
+          <w:bCs w:val="0"/>
+        </w:rPr>
+      </w:pPr>
+    </w:p>
+    <w:p>
+      <w:pPr>
+        <w:numPr>
+          <w:numId w:val="0"/>
+        </w:numPr>
+        <w:rPr>
+          <w:rFonts w:hint="default"/>
+          <w:b w:val="0"/>
+          <w:bCs w:val="0"/>
+        </w:rPr>
+      </w:pPr>
+      <w:r>
+        <w:rPr>
+          <w:rFonts w:hint="default"/>
+          <w:b w:val="0"/>
+          <w:bCs w:val="0"/>
+        </w:rPr>
+        <w:t xml:space="preserve">    def get_item_name(self):</w:t>
+      </w:r>
+    </w:p>
+    <w:p>
+      <w:pPr>
+        <w:numPr>
+          <w:numId w:val="0"/>
+        </w:numPr>
+        <w:rPr>
+          <w:rFonts w:hint="default"/>
+          <w:b w:val="0"/>
+          <w:bCs w:val="0"/>
+        </w:rPr>
+      </w:pPr>
+      <w:r>
+        <w:rPr>
+          <w:rFonts w:hint="default"/>
+          <w:b w:val="0"/>
+          <w:bCs w:val="0"/>
+        </w:rPr>
+        <w:t xml:space="preserve">        return self.get_text(self.ITEM_NAME)</w:t>
+      </w:r>
+    </w:p>
+    <w:p>
+      <w:pPr>
+        <w:numPr>
+          <w:numId w:val="0"/>
+        </w:numPr>
+        <w:rPr>
+          <w:rFonts w:hint="default"/>
+          <w:b w:val="0"/>
+          <w:bCs w:val="0"/>
+        </w:rPr>
+      </w:pPr>
+    </w:p>
+    <w:p>
+      <w:pPr>
+        <w:numPr>
+          <w:numId w:val="0"/>
+        </w:numPr>
+        <w:rPr>
+          <w:rFonts w:hint="default"/>
+          <w:b w:val="0"/>
+          <w:bCs w:val="0"/>
+        </w:rPr>
+      </w:pPr>
+      <w:r>
+        <w:rPr>
+          <w:rFonts w:hint="default"/>
+          <w:b w:val="0"/>
+          <w:bCs w:val="0"/>
+        </w:rPr>
+        <w:t xml:space="preserve">    def proceed_to_checkout(self):</w:t>
+      </w:r>
+    </w:p>
+    <w:p>
+      <w:pPr>
+        <w:numPr>
+          <w:numId w:val="0"/>
+        </w:numPr>
+        <w:rPr>
+          <w:rFonts w:hint="default"/>
+          <w:b w:val="0"/>
+          <w:bCs w:val="0"/>
+        </w:rPr>
+      </w:pPr>
+      <w:r>
+        <w:rPr>
+          <w:rFonts w:hint="default"/>
+          <w:b w:val="0"/>
+          <w:bCs w:val="0"/>
+        </w:rPr>
+        <w:t xml:space="preserve">        self.click(self.CHECKOUT_BUTTON)</w:t>
+      </w:r>
+    </w:p>
+    <w:p>
+      <w:pPr>
+        <w:numPr>
+          <w:numId w:val="0"/>
+        </w:numPr>
+        <w:rPr>
+          <w:rFonts w:hint="default"/>
+          <w:b w:val="0"/>
+          <w:bCs w:val="0"/>
+        </w:rPr>
+      </w:pPr>
+    </w:p>
+    <w:p>
+      <w:pPr>
+        <w:numPr>
+          <w:numId w:val="0"/>
+        </w:numPr>
+        <w:rPr>
+          <w:rFonts w:hint="default"/>
+          <w:b w:val="0"/>
+          <w:bCs w:val="0"/>
+        </w:rPr>
+      </w:pPr>
+      <w:r>
+        <w:rPr>
+          <w:rFonts w:hint="default"/>
+          <w:b w:val="0"/>
+          <w:bCs w:val="0"/>
+        </w:rPr>
+        <w:t xml:space="preserve">                  </w:t>
+      </w:r>
+    </w:p>
+    <w:p>
+      <w:pPr>
+        <w:numPr>
+          <w:numId w:val="0"/>
+        </w:numPr>
+        <w:rPr>
+          <w:rFonts w:hint="default"/>
+          <w:b/>
+          <w:bCs/>
+        </w:rPr>
+      </w:pPr>
+      <w:r>
+        <w:rPr>
+          <w:rFonts w:hint="default"/>
+          <w:b/>
+          <w:bCs/>
+        </w:rPr>
+        <w:t>checkout_page.py (Страница оформления заказа)</w:t>
+      </w:r>
+    </w:p>
+    <w:p>
+      <w:pPr>
+        <w:numPr>
+          <w:numId w:val="0"/>
+        </w:numPr>
+        <w:rPr>
+          <w:rFonts w:hint="default"/>
+          <w:b/>
+          <w:bCs/>
+        </w:rPr>
+      </w:pPr>
+    </w:p>
+    <w:p>
+      <w:pPr>
+        <w:numPr>
+          <w:numId w:val="0"/>
+        </w:numPr>
+        <w:rPr>
+          <w:rFonts w:hint="default"/>
+          <w:b w:val="0"/>
+          <w:bCs w:val="0"/>
+        </w:rPr>
+      </w:pPr>
+      <w:r>
+        <w:rPr>
+          <w:rFonts w:hint="default"/>
+          <w:b w:val="0"/>
+          <w:bCs w:val="0"/>
+        </w:rPr>
+        <w:t>from .base_page import BasePage</w:t>
+      </w:r>
+    </w:p>
+    <w:p>
+      <w:pPr>
+        <w:numPr>
+          <w:numId w:val="0"/>
+        </w:numPr>
+        <w:rPr>
+          <w:rFonts w:hint="default"/>
+          <w:b w:val="0"/>
+          <w:bCs w:val="0"/>
+        </w:rPr>
+      </w:pPr>
+    </w:p>
+    <w:p>
+      <w:pPr>
+        <w:numPr>
+          <w:numId w:val="0"/>
+        </w:numPr>
+        <w:rPr>
+          <w:rFonts w:hint="default"/>
+          <w:b w:val="0"/>
+          <w:bCs w:val="0"/>
+        </w:rPr>
+      </w:pPr>
+      <w:r>
+        <w:rPr>
+          <w:rFonts w:hint="default"/>
+          <w:b w:val="0"/>
+          <w:bCs w:val="0"/>
+        </w:rPr>
+        <w:t>class CheckoutPage(BasePage):</w:t>
+      </w:r>
+    </w:p>
+    <w:p>
+      <w:pPr>
+        <w:numPr>
+          <w:numId w:val="0"/>
+        </w:numPr>
+        <w:rPr>
+          <w:rFonts w:hint="default"/>
+          <w:b w:val="0"/>
+          <w:bCs w:val="0"/>
+        </w:rPr>
+      </w:pPr>
+      <w:r>
+        <w:rPr>
+          <w:rFonts w:hint="default"/>
+          <w:b w:val="0"/>
+          <w:bCs w:val="0"/>
+        </w:rPr>
+        <w:t xml:space="preserve">    NAME_INPUT = (By.ID, "name")</w:t>
+      </w:r>
+    </w:p>
+    <w:p>
+      <w:pPr>
+        <w:numPr>
+          <w:numId w:val="0"/>
+        </w:numPr>
+        <w:rPr>
+          <w:rFonts w:hint="default"/>
+          <w:b w:val="0"/>
+          <w:bCs w:val="0"/>
+        </w:rPr>
+      </w:pPr>
+      <w:r>
+        <w:rPr>
+          <w:rFonts w:hint="default"/>
+          <w:b w:val="0"/>
+          <w:bCs w:val="0"/>
+        </w:rPr>
+        <w:t xml:space="preserve">    ADDRESS_INPUT = (By.ID, "address")</w:t>
+      </w:r>
+    </w:p>
+    <w:p>
+      <w:pPr>
+        <w:numPr>
+          <w:numId w:val="0"/>
+        </w:numPr>
+        <w:rPr>
+          <w:rFonts w:hint="default"/>
+          <w:b w:val="0"/>
+          <w:bCs w:val="0"/>
+        </w:rPr>
+      </w:pPr>
+      <w:r>
+        <w:rPr>
+          <w:rFonts w:hint="default"/>
+          <w:b w:val="0"/>
+          <w:bCs w:val="0"/>
+        </w:rPr>
+        <w:t xml:space="preserve">    PAYMENT_METHOD = (By.ID, "payment-method")</w:t>
+      </w:r>
+    </w:p>
+    <w:p>
+      <w:pPr>
+        <w:numPr>
+          <w:numId w:val="0"/>
+        </w:numPr>
+        <w:rPr>
+          <w:rFonts w:hint="default"/>
+          <w:b w:val="0"/>
+          <w:bCs w:val="0"/>
+        </w:rPr>
+      </w:pPr>
+      <w:r>
+        <w:rPr>
+          <w:rFonts w:hint="default"/>
+          <w:b w:val="0"/>
+          <w:bCs w:val="0"/>
+        </w:rPr>
+        <w:t xml:space="preserve">    CONFIRM_BUTTON = (By.ID, "confirm-button")</w:t>
+      </w:r>
+    </w:p>
+    <w:p>
+      <w:pPr>
+        <w:numPr>
+          <w:numId w:val="0"/>
+        </w:numPr>
+        <w:rPr>
+          <w:rFonts w:hint="default"/>
+          <w:b w:val="0"/>
+          <w:bCs w:val="0"/>
+        </w:rPr>
+      </w:pPr>
+      <w:r>
+        <w:rPr>
+          <w:rFonts w:hint="default"/>
+          <w:b w:val="0"/>
+          <w:bCs w:val="0"/>
+        </w:rPr>
+        <w:t xml:space="preserve">    SUCCESS_MESSAGE = (By.ID, "success-message")</w:t>
+      </w:r>
+    </w:p>
+    <w:p>
+      <w:pPr>
+        <w:numPr>
+          <w:numId w:val="0"/>
+        </w:numPr>
+        <w:rPr>
+          <w:rFonts w:hint="default"/>
+          <w:b w:val="0"/>
+          <w:bCs w:val="0"/>
+        </w:rPr>
+      </w:pPr>
+    </w:p>
+    <w:p>
+      <w:pPr>
+        <w:numPr>
+          <w:numId w:val="0"/>
+        </w:numPr>
+        <w:rPr>
+          <w:rFonts w:hint="default"/>
+          <w:b w:val="0"/>
+          <w:bCs w:val="0"/>
+        </w:rPr>
+      </w:pPr>
+      <w:r>
+        <w:rPr>
+          <w:rFonts w:hint="default"/>
+          <w:b w:val="0"/>
+          <w:bCs w:val="0"/>
+        </w:rPr>
+        <w:t xml:space="preserve">    def fill_form(self, name, address, payment_method):</w:t>
+      </w:r>
+    </w:p>
+    <w:p>
+      <w:pPr>
+        <w:numPr>
+          <w:numId w:val="0"/>
+        </w:numPr>
+        <w:rPr>
+          <w:rFonts w:hint="default"/>
+          <w:b w:val="0"/>
+          <w:bCs w:val="0"/>
+        </w:rPr>
+      </w:pPr>
+      <w:r>
+        <w:rPr>
+          <w:rFonts w:hint="default"/>
+          <w:b w:val="0"/>
+          <w:bCs w:val="0"/>
+        </w:rPr>
+        <w:t xml:space="preserve">        self.send_keys(self.NAME_INPUT, name)</w:t>
+      </w:r>
+    </w:p>
+    <w:p>
+      <w:pPr>
+        <w:numPr>
+          <w:numId w:val="0"/>
+        </w:numPr>
+        <w:rPr>
+          <w:rFonts w:hint="default"/>
+          <w:b w:val="0"/>
+          <w:bCs w:val="0"/>
+        </w:rPr>
+      </w:pPr>
+      <w:r>
+        <w:rPr>
+          <w:rFonts w:hint="default"/>
+          <w:b w:val="0"/>
+          <w:bCs w:val="0"/>
+        </w:rPr>
+        <w:t xml:space="preserve">        self.send_keys(self.ADDRESS_INPUT, address)</w:t>
+      </w:r>
+    </w:p>
+    <w:p>
+      <w:pPr>
+        <w:numPr>
+          <w:numId w:val="0"/>
+        </w:numPr>
+        <w:rPr>
+          <w:rFonts w:hint="default"/>
+          <w:b w:val="0"/>
+          <w:bCs w:val="0"/>
+        </w:rPr>
+      </w:pPr>
+      <w:r>
+        <w:rPr>
+          <w:rFonts w:hint="default"/>
+          <w:b w:val="0"/>
+          <w:bCs w:val="0"/>
+        </w:rPr>
+        <w:t xml:space="preserve">        self.send_keys(self.PAYMENT_METHOD, payment_method)</w:t>
+      </w:r>
+    </w:p>
+    <w:p>
+      <w:pPr>
+        <w:numPr>
+          <w:numId w:val="0"/>
+        </w:numPr>
+        <w:rPr>
+          <w:rFonts w:hint="default"/>
+          <w:b w:val="0"/>
+          <w:bCs w:val="0"/>
+        </w:rPr>
+      </w:pPr>
+    </w:p>
+    <w:p>
+      <w:pPr>
+        <w:numPr>
+          <w:numId w:val="0"/>
+        </w:numPr>
+        <w:rPr>
+          <w:rFonts w:hint="default"/>
+          <w:b w:val="0"/>
+          <w:bCs w:val="0"/>
+        </w:rPr>
+      </w:pPr>
+      <w:r>
+        <w:rPr>
+          <w:rFonts w:hint="default"/>
+          <w:b w:val="0"/>
+          <w:bCs w:val="0"/>
+        </w:rPr>
+        <w:t xml:space="preserve">    def confirm_order(self):</w:t>
+      </w:r>
+    </w:p>
+    <w:p>
+      <w:pPr>
+        <w:numPr>
+          <w:numId w:val="0"/>
+        </w:numPr>
+        <w:rPr>
+          <w:rFonts w:hint="default"/>
+          <w:b w:val="0"/>
+          <w:bCs w:val="0"/>
+        </w:rPr>
+      </w:pPr>
+      <w:r>
+        <w:rPr>
+          <w:rFonts w:hint="default"/>
+          <w:b w:val="0"/>
+          <w:bCs w:val="0"/>
+        </w:rPr>
+        <w:t xml:space="preserve">        self.click(self.CONFIRM_BUTTON)</w:t>
+      </w:r>
+    </w:p>
+    <w:p>
+      <w:pPr>
+        <w:numPr>
+          <w:numId w:val="0"/>
+        </w:numPr>
+        <w:rPr>
+          <w:rFonts w:hint="default"/>
+          <w:b w:val="0"/>
+          <w:bCs w:val="0"/>
+        </w:rPr>
+      </w:pPr>
+    </w:p>
+    <w:p>
+      <w:pPr>
+        <w:numPr>
+          <w:numId w:val="0"/>
+        </w:numPr>
+        <w:rPr>
+          <w:rFonts w:hint="default"/>
+          <w:b w:val="0"/>
+          <w:bCs w:val="0"/>
+        </w:rPr>
+      </w:pPr>
+      <w:r>
+        <w:rPr>
+          <w:rFonts w:hint="default"/>
+          <w:b w:val="0"/>
+          <w:bCs w:val="0"/>
+        </w:rPr>
+        <w:t xml:space="preserve">    def get_success_message(self):</w:t>
+      </w:r>
+    </w:p>
+    <w:p>
+      <w:pPr>
+        <w:numPr>
+          <w:numId w:val="0"/>
+        </w:numPr>
+        <w:rPr>
+          <w:rFonts w:hint="default"/>
+          <w:b w:val="0"/>
+          <w:bCs w:val="0"/>
+        </w:rPr>
+      </w:pPr>
+      <w:r>
+        <w:rPr>
+          <w:rFonts w:hint="default"/>
+          <w:b w:val="0"/>
+          <w:bCs w:val="0"/>
+        </w:rPr>
+        <w:t xml:space="preserve">        return self.get_text(self.SUCCESS_MESSAGE)</w:t>
+      </w:r>
+    </w:p>
+    <w:p>
+      <w:pPr>
+        <w:numPr>
+          <w:numId w:val="0"/>
+        </w:numPr>
+        <w:rPr>
+          <w:rFonts w:hint="default"/>
+          <w:b w:val="0"/>
+          <w:bCs w:val="0"/>
+        </w:rPr>
+      </w:pPr>
+    </w:p>
+    <w:p>
+      <w:pPr>
+        <w:numPr>
+          <w:numId w:val="0"/>
+        </w:numPr>
+        <w:rPr>
+          <w:rFonts w:hint="default"/>
+          <w:b w:val="0"/>
+          <w:bCs w:val="0"/>
+        </w:rPr>
+      </w:pPr>
+      <w:r>
+        <w:rPr>
+          <w:rFonts w:hint="default"/>
+          <w:b w:val="0"/>
+          <w:bCs w:val="0"/>
+        </w:rPr>
+        <w:t xml:space="preserve">                  </w:t>
+      </w:r>
+    </w:p>
+    <w:p>
+      <w:pPr>
+        <w:numPr>
+          <w:numId w:val="0"/>
+        </w:numPr>
+        <w:rPr>
+          <w:rFonts w:hint="default"/>
+          <w:b/>
+          <w:bCs/>
+        </w:rPr>
+      </w:pPr>
+      <w:r>
+        <w:rPr>
+          <w:rFonts w:hint="default"/>
+          <w:b/>
+          <w:bCs/>
+        </w:rPr>
+        <w:t>2.3. Написание тестов</w:t>
+      </w:r>
+    </w:p>
+    <w:p>
+      <w:pPr>
+        <w:numPr>
+          <w:numId w:val="0"/>
+        </w:numPr>
+        <w:rPr>
+          <w:rFonts w:hint="default"/>
+          <w:b/>
+          <w:bCs/>
+        </w:rPr>
+      </w:pPr>
+    </w:p>
+    <w:p>
+      <w:pPr>
+        <w:numPr>
+          <w:numId w:val="0"/>
+        </w:numPr>
+        <w:rPr>
+          <w:rFonts w:hint="default"/>
+          <w:b w:val="0"/>
+          <w:bCs w:val="0"/>
+        </w:rPr>
+      </w:pPr>
+      <w:r>
+        <w:rPr>
+          <w:rFonts w:hint="default"/>
+          <w:b w:val="0"/>
+          <w:bCs w:val="0"/>
+        </w:rPr>
+        <w:t>test_add_to_cart.py (Тест добавления товара в корзину)</w:t>
+      </w:r>
+    </w:p>
+    <w:p>
+      <w:pPr>
+        <w:numPr>
+          <w:numId w:val="0"/>
+        </w:numPr>
+        <w:rPr>
+          <w:rFonts w:hint="default"/>
+          <w:b w:val="0"/>
+          <w:bCs w:val="0"/>
+        </w:rPr>
+      </w:pPr>
+      <w:r>
+        <w:rPr>
+          <w:rFonts w:hint="default"/>
+          <w:b w:val="0"/>
+          <w:bCs w:val="0"/>
+        </w:rPr>
+        <w:t>import pytest</w:t>
+      </w:r>
+    </w:p>
+    <w:p>
+      <w:pPr>
+        <w:numPr>
+          <w:numId w:val="0"/>
+        </w:numPr>
+        <w:rPr>
+          <w:rFonts w:hint="default"/>
+          <w:b w:val="0"/>
+          <w:bCs w:val="0"/>
+        </w:rPr>
+      </w:pPr>
+      <w:r>
+        <w:rPr>
+          <w:rFonts w:hint="default"/>
+          <w:b w:val="0"/>
+          <w:bCs w:val="0"/>
+        </w:rPr>
+        <w:t>from selenium import webdriver</w:t>
+      </w:r>
+    </w:p>
+    <w:p>
+      <w:pPr>
+        <w:numPr>
+          <w:numId w:val="0"/>
+        </w:numPr>
+        <w:rPr>
+          <w:rFonts w:hint="default"/>
+          <w:b w:val="0"/>
+          <w:bCs w:val="0"/>
+        </w:rPr>
+      </w:pPr>
+      <w:r>
+        <w:rPr>
+          <w:rFonts w:hint="default"/>
+          <w:b w:val="0"/>
+          <w:bCs w:val="0"/>
+        </w:rPr>
+        <w:t>from pages.product_page import ProductPage</w:t>
+      </w:r>
+    </w:p>
+    <w:p>
+      <w:pPr>
+        <w:numPr>
+          <w:numId w:val="0"/>
+        </w:numPr>
+        <w:rPr>
+          <w:rFonts w:hint="default"/>
+          <w:b w:val="0"/>
+          <w:bCs w:val="0"/>
+        </w:rPr>
+      </w:pPr>
+      <w:r>
+        <w:rPr>
+          <w:rFonts w:hint="default"/>
+          <w:b w:val="0"/>
+          <w:bCs w:val="0"/>
+        </w:rPr>
+        <w:t>from pages.cart_page import CartPage</w:t>
+      </w:r>
+    </w:p>
+    <w:p>
+      <w:pPr>
+        <w:numPr>
+          <w:numId w:val="0"/>
+        </w:numPr>
+        <w:rPr>
+          <w:rFonts w:hint="default"/>
+          <w:b w:val="0"/>
+          <w:bCs w:val="0"/>
+        </w:rPr>
+      </w:pPr>
+    </w:p>
+    <w:p>
+      <w:pPr>
+        <w:numPr>
+          <w:numId w:val="0"/>
+        </w:numPr>
+        <w:rPr>
+          <w:rFonts w:hint="default"/>
+          <w:b w:val="0"/>
+          <w:bCs w:val="0"/>
+        </w:rPr>
+      </w:pPr>
+      <w:r>
+        <w:rPr>
+          <w:rFonts w:hint="default"/>
+          <w:b w:val="0"/>
+          <w:bCs w:val="0"/>
+        </w:rPr>
+        <w:t>@pytest.fixture</w:t>
+      </w:r>
+    </w:p>
+    <w:p>
+      <w:pPr>
+        <w:numPr>
+          <w:numId w:val="0"/>
+        </w:numPr>
+        <w:rPr>
+          <w:rFonts w:hint="default"/>
+          <w:b w:val="0"/>
+          <w:bCs w:val="0"/>
+        </w:rPr>
+      </w:pPr>
+      <w:r>
+        <w:rPr>
+          <w:rFonts w:hint="default"/>
+          <w:b w:val="0"/>
+          <w:bCs w:val="0"/>
+        </w:rPr>
+        <w:t>def driver():</w:t>
+      </w:r>
+    </w:p>
+    <w:p>
+      <w:pPr>
+        <w:numPr>
+          <w:numId w:val="0"/>
+        </w:numPr>
+        <w:rPr>
+          <w:rFonts w:hint="default"/>
+          <w:b w:val="0"/>
+          <w:bCs w:val="0"/>
+        </w:rPr>
+      </w:pPr>
+      <w:r>
+        <w:rPr>
+          <w:rFonts w:hint="default"/>
+          <w:b w:val="0"/>
+          <w:bCs w:val="0"/>
+        </w:rPr>
+        <w:t xml:space="preserve">    driver = webdriver.Chrome()</w:t>
+      </w:r>
+    </w:p>
+    <w:p>
+      <w:pPr>
+        <w:numPr>
+          <w:numId w:val="0"/>
+        </w:numPr>
+        <w:rPr>
+          <w:rFonts w:hint="default"/>
+          <w:b w:val="0"/>
+          <w:bCs w:val="0"/>
+        </w:rPr>
+      </w:pPr>
+      <w:r>
+        <w:rPr>
+          <w:rFonts w:hint="default"/>
+          <w:b w:val="0"/>
+          <w:bCs w:val="0"/>
+        </w:rPr>
+        <w:t xml:space="preserve">    yield driver</w:t>
+      </w:r>
+    </w:p>
+    <w:p>
+      <w:pPr>
+        <w:numPr>
+          <w:numId w:val="0"/>
+        </w:numPr>
+        <w:rPr>
+          <w:rFonts w:hint="default"/>
+          <w:b w:val="0"/>
+          <w:bCs w:val="0"/>
+        </w:rPr>
+      </w:pPr>
+      <w:r>
+        <w:rPr>
+          <w:rFonts w:hint="default"/>
+          <w:b w:val="0"/>
+          <w:bCs w:val="0"/>
+        </w:rPr>
+        <w:t xml:space="preserve">    driver.quit()</w:t>
+      </w:r>
+    </w:p>
+    <w:p>
+      <w:pPr>
+        <w:numPr>
+          <w:numId w:val="0"/>
+        </w:numPr>
+        <w:rPr>
+          <w:rFonts w:hint="default"/>
+          <w:b w:val="0"/>
+          <w:bCs w:val="0"/>
+        </w:rPr>
+      </w:pPr>
+    </w:p>
+    <w:p>
+      <w:pPr>
+        <w:numPr>
+          <w:numId w:val="0"/>
+        </w:numPr>
+        <w:rPr>
+          <w:rFonts w:hint="default"/>
+          <w:b w:val="0"/>
+          <w:bCs w:val="0"/>
+        </w:rPr>
+      </w:pPr>
+      <w:r>
+        <w:rPr>
+          <w:rFonts w:hint="default"/>
+          <w:b w:val="0"/>
+          <w:bCs w:val="0"/>
+        </w:rPr>
+        <w:t>def test_add_to_cart(driver):</w:t>
+      </w:r>
+    </w:p>
+    <w:p>
+      <w:pPr>
+        <w:numPr>
+          <w:numId w:val="0"/>
+        </w:numPr>
+        <w:rPr>
+          <w:rFonts w:hint="default"/>
+          <w:b w:val="0"/>
+          <w:bCs w:val="0"/>
+        </w:rPr>
+      </w:pPr>
+      <w:r>
+        <w:rPr>
+          <w:rFonts w:hint="default"/>
+          <w:b w:val="0"/>
+          <w:bCs w:val="0"/>
+        </w:rPr>
+        <w:t xml:space="preserve">    product_page = ProductPage(driver)</w:t>
+      </w:r>
+    </w:p>
+    <w:p>
+      <w:pPr>
+        <w:numPr>
+          <w:numId w:val="0"/>
+        </w:numPr>
+        <w:rPr>
+          <w:rFonts w:hint="default"/>
+          <w:b w:val="0"/>
+          <w:bCs w:val="0"/>
+        </w:rPr>
+      </w:pPr>
+      <w:r>
+        <w:rPr>
+          <w:rFonts w:hint="default"/>
+          <w:b w:val="0"/>
+          <w:bCs w:val="0"/>
+        </w:rPr>
+        <w:t xml:space="preserve">    cart_page = CartPage(driver)</w:t>
+      </w:r>
+    </w:p>
+    <w:p>
+      <w:pPr>
+        <w:numPr>
+          <w:numId w:val="0"/>
+        </w:numPr>
+        <w:rPr>
+          <w:rFonts w:hint="default"/>
+          <w:b w:val="0"/>
+          <w:bCs w:val="0"/>
+        </w:rPr>
+      </w:pPr>
+    </w:p>
+    <w:p>
+      <w:pPr>
+        <w:numPr>
+          <w:numId w:val="0"/>
+        </w:numPr>
+        <w:rPr>
+          <w:rFonts w:hint="default"/>
+          <w:b w:val="0"/>
+          <w:bCs w:val="0"/>
+        </w:rPr>
+      </w:pPr>
+      <w:r>
+        <w:rPr>
+          <w:rFonts w:hint="default"/>
+          <w:b w:val="0"/>
+          <w:bCs w:val="0"/>
+        </w:rPr>
+        <w:t xml:space="preserve">    # Открываем страницу товара</w:t>
+      </w:r>
+    </w:p>
+    <w:p>
+      <w:pPr>
+        <w:numPr>
+          <w:numId w:val="0"/>
+        </w:numPr>
+        <w:rPr>
+          <w:rFonts w:hint="default"/>
+          <w:b w:val="0"/>
+          <w:bCs w:val="0"/>
+        </w:rPr>
+      </w:pPr>
+      <w:r>
+        <w:rPr>
+          <w:rFonts w:hint="default"/>
+          <w:b w:val="0"/>
+          <w:bCs w:val="0"/>
+        </w:rPr>
+        <w:t xml:space="preserve">    driver.get("https://example.com/product/1")</w:t>
+      </w:r>
+    </w:p>
+    <w:p>
+      <w:pPr>
+        <w:numPr>
+          <w:numId w:val="0"/>
+        </w:numPr>
+        <w:rPr>
+          <w:rFonts w:hint="default"/>
+          <w:b w:val="0"/>
+          <w:bCs w:val="0"/>
+        </w:rPr>
+      </w:pPr>
+    </w:p>
+    <w:p>
+      <w:pPr>
+        <w:numPr>
+          <w:numId w:val="0"/>
+        </w:numPr>
+        <w:rPr>
+          <w:rFonts w:hint="default"/>
+          <w:b w:val="0"/>
+          <w:bCs w:val="0"/>
+        </w:rPr>
+      </w:pPr>
+      <w:r>
+        <w:rPr>
+          <w:rFonts w:hint="default"/>
+          <w:b w:val="0"/>
+          <w:bCs w:val="0"/>
+        </w:rPr>
+        <w:t xml:space="preserve">    # Добавляем товар в корзину</w:t>
+      </w:r>
+    </w:p>
+    <w:p>
+      <w:pPr>
+        <w:numPr>
+          <w:numId w:val="0"/>
+        </w:numPr>
+        <w:rPr>
+          <w:rFonts w:hint="default"/>
+          <w:b w:val="0"/>
+          <w:bCs w:val="0"/>
+        </w:rPr>
+      </w:pPr>
+      <w:r>
+        <w:rPr>
+          <w:rFonts w:hint="default"/>
+          <w:b w:val="0"/>
+          <w:bCs w:val="0"/>
+        </w:rPr>
+        <w:t xml:space="preserve">    product_page.add_to_cart()</w:t>
+      </w:r>
+    </w:p>
+    <w:p>
+      <w:pPr>
+        <w:numPr>
+          <w:numId w:val="0"/>
+        </w:numPr>
+        <w:rPr>
+          <w:rFonts w:hint="default"/>
+          <w:b w:val="0"/>
+          <w:bCs w:val="0"/>
+        </w:rPr>
+      </w:pPr>
+    </w:p>
+    <w:p>
+      <w:pPr>
+        <w:numPr>
+          <w:numId w:val="0"/>
+        </w:numPr>
+        <w:rPr>
+          <w:rFonts w:hint="default"/>
+          <w:b w:val="0"/>
+          <w:bCs w:val="0"/>
+        </w:rPr>
+      </w:pPr>
+      <w:r>
+        <w:rPr>
+          <w:rFonts w:hint="default"/>
+          <w:b w:val="0"/>
+          <w:bCs w:val="0"/>
+        </w:rPr>
+        <w:t xml:space="preserve">    # Переходим в корзину</w:t>
+      </w:r>
+    </w:p>
+    <w:p>
+      <w:pPr>
+        <w:numPr>
+          <w:numId w:val="0"/>
+        </w:numPr>
+        <w:rPr>
+          <w:rFonts w:hint="default"/>
+          <w:b w:val="0"/>
+          <w:bCs w:val="0"/>
+        </w:rPr>
+      </w:pPr>
+      <w:r>
+        <w:rPr>
+          <w:rFonts w:hint="default"/>
+          <w:b w:val="0"/>
+          <w:bCs w:val="0"/>
+        </w:rPr>
+        <w:t xml:space="preserve">    product_page.go_to_cart()</w:t>
+      </w:r>
+    </w:p>
+    <w:p>
+      <w:pPr>
+        <w:numPr>
+          <w:numId w:val="0"/>
+        </w:numPr>
+        <w:rPr>
+          <w:rFonts w:hint="default"/>
+          <w:b w:val="0"/>
+          <w:bCs w:val="0"/>
+        </w:rPr>
+      </w:pPr>
+    </w:p>
+    <w:p>
+      <w:pPr>
+        <w:numPr>
+          <w:numId w:val="0"/>
+        </w:numPr>
+        <w:rPr>
+          <w:rFonts w:hint="default"/>
+          <w:b w:val="0"/>
+          <w:bCs w:val="0"/>
+        </w:rPr>
+      </w:pPr>
+      <w:r>
+        <w:rPr>
+          <w:rFonts w:hint="default"/>
+          <w:b w:val="0"/>
+          <w:bCs w:val="0"/>
+        </w:rPr>
+        <w:t xml:space="preserve">    # Проверяем, что товар в корзине</w:t>
+      </w:r>
+    </w:p>
+    <w:p>
+      <w:pPr>
+        <w:numPr>
+          <w:numId w:val="0"/>
+        </w:numPr>
+        <w:rPr>
+          <w:rFonts w:hint="default"/>
+          <w:b w:val="0"/>
+          <w:bCs w:val="0"/>
+        </w:rPr>
+      </w:pPr>
+      <w:r>
+        <w:rPr>
+          <w:rFonts w:hint="default"/>
+          <w:b w:val="0"/>
+          <w:bCs w:val="0"/>
+        </w:rPr>
+        <w:t xml:space="preserve">    assert cart_page.get_item_name() == "Тестовый товар"</w:t>
+      </w:r>
+    </w:p>
+    <w:p>
+      <w:pPr>
+        <w:numPr>
+          <w:numId w:val="0"/>
+        </w:numPr>
+        <w:rPr>
+          <w:rFonts w:hint="default"/>
+          <w:b w:val="0"/>
+          <w:bCs w:val="0"/>
+        </w:rPr>
+      </w:pPr>
+    </w:p>
+    <w:p>
+      <w:pPr>
+        <w:numPr>
+          <w:numId w:val="0"/>
+        </w:numPr>
+        <w:rPr>
+          <w:rFonts w:hint="default"/>
+          <w:b w:val="0"/>
+          <w:bCs w:val="0"/>
+        </w:rPr>
+      </w:pPr>
+      <w:r>
+        <w:rPr>
+          <w:rFonts w:hint="default"/>
+          <w:b w:val="0"/>
+          <w:bCs w:val="0"/>
+        </w:rPr>
+        <w:t xml:space="preserve">                  </w:t>
+      </w:r>
+    </w:p>
+    <w:p>
+      <w:pPr>
+        <w:numPr>
+          <w:numId w:val="0"/>
+        </w:numPr>
+        <w:rPr>
+          <w:rFonts w:hint="default"/>
+          <w:b/>
+          <w:bCs/>
+        </w:rPr>
+      </w:pPr>
+      <w:r>
+        <w:rPr>
+          <w:rFonts w:hint="default"/>
+          <w:b/>
+          <w:bCs/>
+        </w:rPr>
+        <w:t>test_checkout.py (Тест оформления заказа)</w:t>
+      </w:r>
+    </w:p>
+    <w:p>
+      <w:pPr>
+        <w:numPr>
+          <w:numId w:val="0"/>
+        </w:numPr>
+        <w:rPr>
+          <w:rFonts w:hint="default"/>
+          <w:b/>
+          <w:bCs/>
+        </w:rPr>
+      </w:pPr>
+    </w:p>
+    <w:p>
+      <w:pPr>
+        <w:numPr>
+          <w:numId w:val="0"/>
+        </w:numPr>
+        <w:rPr>
+          <w:rFonts w:hint="default"/>
+          <w:b w:val="0"/>
+          <w:bCs w:val="0"/>
+        </w:rPr>
+      </w:pPr>
+      <w:r>
+        <w:rPr>
+          <w:rFonts w:hint="default"/>
+          <w:b w:val="0"/>
+          <w:bCs w:val="0"/>
+        </w:rPr>
+        <w:t>import pytest</w:t>
+      </w:r>
+    </w:p>
+    <w:p>
+      <w:pPr>
+        <w:numPr>
+          <w:numId w:val="0"/>
+        </w:numPr>
+        <w:rPr>
+          <w:rFonts w:hint="default"/>
+          <w:b w:val="0"/>
+          <w:bCs w:val="0"/>
+        </w:rPr>
+      </w:pPr>
+      <w:r>
+        <w:rPr>
+          <w:rFonts w:hint="default"/>
+          <w:b w:val="0"/>
+          <w:bCs w:val="0"/>
+        </w:rPr>
+        <w:t>from selenium import webdriver</w:t>
+      </w:r>
+    </w:p>
+    <w:p>
+      <w:pPr>
+        <w:numPr>
+          <w:numId w:val="0"/>
+        </w:numPr>
+        <w:rPr>
+          <w:rFonts w:hint="default"/>
+          <w:b w:val="0"/>
+          <w:bCs w:val="0"/>
+        </w:rPr>
+      </w:pPr>
+      <w:r>
+        <w:rPr>
+          <w:rFonts w:hint="default"/>
+          <w:b w:val="0"/>
+          <w:bCs w:val="0"/>
+        </w:rPr>
+        <w:t>from pages.cart_page import CartPage</w:t>
+      </w:r>
+    </w:p>
+    <w:p>
+      <w:pPr>
+        <w:numPr>
+          <w:numId w:val="0"/>
+        </w:numPr>
+        <w:rPr>
+          <w:rFonts w:hint="default"/>
+          <w:b w:val="0"/>
+          <w:bCs w:val="0"/>
+        </w:rPr>
+      </w:pPr>
+      <w:r>
+        <w:rPr>
+          <w:rFonts w:hint="default"/>
+          <w:b w:val="0"/>
+          <w:bCs w:val="0"/>
+        </w:rPr>
+        <w:t>from pages.checkout_page import CheckoutPage</w:t>
+      </w:r>
+    </w:p>
+    <w:p>
+      <w:pPr>
+        <w:numPr>
+          <w:numId w:val="0"/>
+        </w:numPr>
+        <w:rPr>
+          <w:rFonts w:hint="default"/>
+          <w:b w:val="0"/>
+          <w:bCs w:val="0"/>
+        </w:rPr>
+      </w:pPr>
+    </w:p>
+    <w:p>
+      <w:pPr>
+        <w:numPr>
+          <w:numId w:val="0"/>
+        </w:numPr>
+        <w:rPr>
+          <w:rFonts w:hint="default"/>
+          <w:b w:val="0"/>
+          <w:bCs w:val="0"/>
+        </w:rPr>
+      </w:pPr>
+      <w:r>
+        <w:rPr>
+          <w:rFonts w:hint="default"/>
+          <w:b w:val="0"/>
+          <w:bCs w:val="0"/>
+        </w:rPr>
+        <w:t>@pytest.fixture</w:t>
+      </w:r>
+    </w:p>
+    <w:p>
+      <w:pPr>
+        <w:numPr>
+          <w:numId w:val="0"/>
+        </w:numPr>
+        <w:rPr>
+          <w:rFonts w:hint="default"/>
+          <w:b w:val="0"/>
+          <w:bCs w:val="0"/>
+        </w:rPr>
+      </w:pPr>
+      <w:r>
+        <w:rPr>
+          <w:rFonts w:hint="default"/>
+          <w:b w:val="0"/>
+          <w:bCs w:val="0"/>
+        </w:rPr>
+        <w:t>def driver():</w:t>
+      </w:r>
+    </w:p>
+    <w:p>
+      <w:pPr>
+        <w:numPr>
+          <w:numId w:val="0"/>
+        </w:numPr>
+        <w:rPr>
+          <w:rFonts w:hint="default"/>
+          <w:b w:val="0"/>
+          <w:bCs w:val="0"/>
+        </w:rPr>
+      </w:pPr>
+      <w:r>
+        <w:rPr>
+          <w:rFonts w:hint="default"/>
+          <w:b w:val="0"/>
+          <w:bCs w:val="0"/>
+        </w:rPr>
+        <w:t xml:space="preserve">    driver = webdriver.Chrome()</w:t>
+      </w:r>
+    </w:p>
+    <w:p>
+      <w:pPr>
+        <w:numPr>
+          <w:numId w:val="0"/>
+        </w:numPr>
+        <w:rPr>
+          <w:rFonts w:hint="default"/>
+          <w:b w:val="0"/>
+          <w:bCs w:val="0"/>
+        </w:rPr>
+      </w:pPr>
+      <w:r>
+        <w:rPr>
+          <w:rFonts w:hint="default"/>
+          <w:b w:val="0"/>
+          <w:bCs w:val="0"/>
+        </w:rPr>
+        <w:t xml:space="preserve">    yield driver</w:t>
+      </w:r>
+    </w:p>
+    <w:p>
+      <w:pPr>
+        <w:numPr>
+          <w:numId w:val="0"/>
+        </w:numPr>
+        <w:rPr>
+          <w:rFonts w:hint="default"/>
+          <w:b w:val="0"/>
+          <w:bCs w:val="0"/>
+        </w:rPr>
+      </w:pPr>
+      <w:r>
+        <w:rPr>
+          <w:rFonts w:hint="default"/>
+          <w:b w:val="0"/>
+          <w:bCs w:val="0"/>
+        </w:rPr>
+        <w:t xml:space="preserve">    driver.quit()</w:t>
+      </w:r>
+    </w:p>
+    <w:p>
+      <w:pPr>
+        <w:numPr>
+          <w:numId w:val="0"/>
+        </w:numPr>
+        <w:rPr>
+          <w:rFonts w:hint="default"/>
+          <w:b w:val="0"/>
+          <w:bCs w:val="0"/>
+        </w:rPr>
+      </w:pPr>
+    </w:p>
+    <w:p>
+      <w:pPr>
+        <w:numPr>
+          <w:numId w:val="0"/>
+        </w:numPr>
+        <w:rPr>
+          <w:rFonts w:hint="default"/>
+          <w:b w:val="0"/>
+          <w:bCs w:val="0"/>
+        </w:rPr>
+      </w:pPr>
+      <w:r>
+        <w:rPr>
+          <w:rFonts w:hint="default"/>
+          <w:b w:val="0"/>
+          <w:bCs w:val="0"/>
+        </w:rPr>
+        <w:t>def test_checkout(driver):</w:t>
+      </w:r>
+    </w:p>
+    <w:p>
+      <w:pPr>
+        <w:numPr>
+          <w:numId w:val="0"/>
+        </w:numPr>
+        <w:rPr>
+          <w:rFonts w:hint="default"/>
+          <w:b w:val="0"/>
+          <w:bCs w:val="0"/>
+        </w:rPr>
+      </w:pPr>
+      <w:r>
+        <w:rPr>
+          <w:rFonts w:hint="default"/>
+          <w:b w:val="0"/>
+          <w:bCs w:val="0"/>
+        </w:rPr>
+        <w:t xml:space="preserve">    cart_page = CartPage(driver)</w:t>
+      </w:r>
+    </w:p>
+    <w:p>
+      <w:pPr>
+        <w:numPr>
+          <w:numId w:val="0"/>
+        </w:numPr>
+        <w:rPr>
+          <w:rFonts w:hint="default"/>
+          <w:b w:val="0"/>
+          <w:bCs w:val="0"/>
+        </w:rPr>
+      </w:pPr>
+      <w:r>
+        <w:rPr>
+          <w:rFonts w:hint="default"/>
+          <w:b w:val="0"/>
+          <w:bCs w:val="0"/>
+        </w:rPr>
+        <w:t xml:space="preserve">    checkout_page = CheckoutPage(driver)</w:t>
+      </w:r>
+    </w:p>
+    <w:p>
+      <w:pPr>
+        <w:numPr>
+          <w:numId w:val="0"/>
+        </w:numPr>
+        <w:rPr>
+          <w:rFonts w:hint="default"/>
+          <w:b w:val="0"/>
+          <w:bCs w:val="0"/>
+        </w:rPr>
+      </w:pPr>
+    </w:p>
+    <w:p>
+      <w:pPr>
+        <w:numPr>
+          <w:numId w:val="0"/>
+        </w:numPr>
+        <w:rPr>
+          <w:rFonts w:hint="default"/>
+          <w:b w:val="0"/>
+          <w:bCs w:val="0"/>
+        </w:rPr>
+      </w:pPr>
+      <w:r>
+        <w:rPr>
+          <w:rFonts w:hint="default"/>
+          <w:b w:val="0"/>
+          <w:bCs w:val="0"/>
+        </w:rPr>
+        <w:t xml:space="preserve">    # Переходим в корзину</w:t>
+      </w:r>
+    </w:p>
+    <w:p>
+      <w:pPr>
+        <w:numPr>
+          <w:numId w:val="0"/>
+        </w:numPr>
+        <w:rPr>
+          <w:rFonts w:hint="default"/>
+          <w:b w:val="0"/>
+          <w:bCs w:val="0"/>
+        </w:rPr>
+      </w:pPr>
+      <w:r>
+        <w:rPr>
+          <w:rFonts w:hint="default"/>
+          <w:b w:val="0"/>
+          <w:bCs w:val="0"/>
+        </w:rPr>
+        <w:t xml:space="preserve">    driver.get("https://example.com/cart")</w:t>
+      </w:r>
+    </w:p>
+    <w:p>
+      <w:pPr>
+        <w:numPr>
+          <w:numId w:val="0"/>
+        </w:numPr>
+        <w:rPr>
+          <w:rFonts w:hint="default"/>
+          <w:b w:val="0"/>
+          <w:bCs w:val="0"/>
+        </w:rPr>
+      </w:pPr>
+    </w:p>
+    <w:p>
+      <w:pPr>
+        <w:numPr>
+          <w:numId w:val="0"/>
+        </w:numPr>
+        <w:rPr>
+          <w:rFonts w:hint="default"/>
+          <w:b w:val="0"/>
+          <w:bCs w:val="0"/>
+        </w:rPr>
+      </w:pPr>
+      <w:r>
+        <w:rPr>
+          <w:rFonts w:hint="default"/>
+          <w:b w:val="0"/>
+          <w:bCs w:val="0"/>
+        </w:rPr>
+        <w:t xml:space="preserve">    # Нажимаем "Оформить заказ"</w:t>
+      </w:r>
+    </w:p>
+    <w:p>
+      <w:pPr>
+        <w:numPr>
+          <w:numId w:val="0"/>
+        </w:numPr>
+        <w:rPr>
+          <w:rFonts w:hint="default"/>
+          <w:b w:val="0"/>
+          <w:bCs w:val="0"/>
+        </w:rPr>
+      </w:pPr>
+      <w:r>
+        <w:rPr>
+          <w:rFonts w:hint="default"/>
+          <w:b w:val="0"/>
+          <w:bCs w:val="0"/>
+        </w:rPr>
+        <w:t xml:space="preserve">    cart_page.proceed_to_checkout()</w:t>
+      </w:r>
+    </w:p>
+    <w:p>
+      <w:pPr>
+        <w:numPr>
+          <w:numId w:val="0"/>
+        </w:numPr>
+        <w:rPr>
+          <w:rFonts w:hint="default"/>
+          <w:b w:val="0"/>
+          <w:bCs w:val="0"/>
+        </w:rPr>
+      </w:pPr>
+    </w:p>
+    <w:p>
+      <w:pPr>
+        <w:numPr>
+          <w:numId w:val="0"/>
+        </w:numPr>
+        <w:rPr>
+          <w:rFonts w:hint="default"/>
+          <w:b w:val="0"/>
+          <w:bCs w:val="0"/>
+        </w:rPr>
+      </w:pPr>
+      <w:r>
+        <w:rPr>
+          <w:rFonts w:hint="default"/>
+          <w:b w:val="0"/>
+          <w:bCs w:val="0"/>
+        </w:rPr>
+        <w:t xml:space="preserve">    # Заполняем форму заказа</w:t>
+      </w:r>
+    </w:p>
+    <w:p>
+      <w:pPr>
+        <w:numPr>
+          <w:numId w:val="0"/>
+        </w:numPr>
+        <w:rPr>
+          <w:rFonts w:hint="default"/>
+          <w:b w:val="0"/>
+          <w:bCs w:val="0"/>
+        </w:rPr>
+      </w:pPr>
+      <w:r>
+        <w:rPr>
+          <w:rFonts w:hint="default"/>
+          <w:b w:val="0"/>
+          <w:bCs w:val="0"/>
+        </w:rPr>
+        <w:t xml:space="preserve">    checkout_page.fill_form("Иван Иванов", "ул. Тестовая, 123", "Карта")</w:t>
+      </w:r>
+    </w:p>
+    <w:p>
+      <w:pPr>
+        <w:numPr>
+          <w:numId w:val="0"/>
+        </w:numPr>
+        <w:rPr>
+          <w:rFonts w:hint="default"/>
+          <w:b w:val="0"/>
+          <w:bCs w:val="0"/>
+        </w:rPr>
+      </w:pPr>
+    </w:p>
+    <w:p>
+      <w:pPr>
+        <w:numPr>
+          <w:numId w:val="0"/>
+        </w:numPr>
+        <w:rPr>
+          <w:rFonts w:hint="default"/>
+          <w:b w:val="0"/>
+          <w:bCs w:val="0"/>
+        </w:rPr>
+      </w:pPr>
+      <w:r>
+        <w:rPr>
+          <w:rFonts w:hint="default"/>
+          <w:b w:val="0"/>
+          <w:bCs w:val="0"/>
+        </w:rPr>
+        <w:t xml:space="preserve">    # Подтверждаем заказ</w:t>
+      </w:r>
+    </w:p>
+    <w:p>
+      <w:pPr>
+        <w:numPr>
+          <w:numId w:val="0"/>
+        </w:numPr>
+        <w:rPr>
+          <w:rFonts w:hint="default"/>
+          <w:b w:val="0"/>
+          <w:bCs w:val="0"/>
+        </w:rPr>
+      </w:pPr>
+      <w:r>
+        <w:rPr>
+          <w:rFonts w:hint="default"/>
+          <w:b w:val="0"/>
+          <w:bCs w:val="0"/>
+        </w:rPr>
+        <w:t xml:space="preserve">    checkout_page.confirm_order()</w:t>
+      </w:r>
+    </w:p>
+    <w:p>
+      <w:pPr>
+        <w:numPr>
+          <w:numId w:val="0"/>
+        </w:numPr>
+        <w:rPr>
+          <w:rFonts w:hint="default"/>
+          <w:b w:val="0"/>
+          <w:bCs w:val="0"/>
+        </w:rPr>
+      </w:pPr>
+    </w:p>
+    <w:p>
+      <w:pPr>
+        <w:numPr>
+          <w:numId w:val="0"/>
+        </w:numPr>
+        <w:rPr>
+          <w:rFonts w:hint="default"/>
+          <w:b w:val="0"/>
+          <w:bCs w:val="0"/>
+        </w:rPr>
+      </w:pPr>
+      <w:r>
+        <w:rPr>
+          <w:rFonts w:hint="default"/>
+          <w:b w:val="0"/>
+          <w:bCs w:val="0"/>
+        </w:rPr>
+        <w:t xml:space="preserve">    # Проверяем сообщение об успешном оформлении</w:t>
+      </w:r>
+    </w:p>
+    <w:p>
+      <w:pPr>
+        <w:numPr>
+          <w:numId w:val="0"/>
+        </w:numPr>
+        <w:ind w:firstLine="400"/>
+        <w:rPr>
+          <w:rFonts w:hint="default"/>
+          <w:b w:val="0"/>
+          <w:bCs w:val="0"/>
+        </w:rPr>
+      </w:pPr>
+      <w:r>
+        <w:rPr>
+          <w:rFonts w:hint="default"/>
+          <w:b w:val="0"/>
+          <w:bCs w:val="0"/>
+        </w:rPr>
+        <w:t>assert checkout_page.get_success_message() == "Заказ успешно оформлен!"</w:t>
+      </w:r>
+    </w:p>
+    <w:p>
+      <w:pPr>
+        <w:numPr>
+          <w:numId w:val="0"/>
+        </w:numPr>
+        <w:ind w:firstLine="400"/>
+        <w:rPr>
+          <w:rFonts w:hint="default"/>
+          <w:b w:val="0"/>
+          <w:bCs w:val="0"/>
+        </w:rPr>
+      </w:pPr>
+    </w:p>
+    <w:p>
+      <w:pPr>
+        <w:numPr>
+          <w:numId w:val="0"/>
+        </w:numPr>
+        <w:ind w:firstLine="400"/>
+        <w:rPr>
+          <w:rFonts w:hint="default"/>
+          <w:b w:val="0"/>
+          <w:bCs w:val="0"/>
+        </w:rPr>
+      </w:pPr>
+    </w:p>
+    <w:p>
+      <w:pPr>
+        <w:pStyle w:val="3"/>
+        <w:rPr>
+          <w:rFonts w:hint="default"/>
+        </w:rPr>
+      </w:pPr>
+      <w:r>
+        <w:rPr>
+          <w:rFonts w:hint="default"/>
+        </w:rPr>
+        <w:t>Запуск тестов</w:t>
+      </w:r>
+    </w:p>
+    <w:p>
+      <w:pPr>
+        <w:numPr>
+          <w:numId w:val="0"/>
+        </w:numPr>
+        <w:rPr>
+          <w:rFonts w:hint="default"/>
+          <w:b/>
+          <w:bCs/>
+        </w:rPr>
+      </w:pPr>
+      <w:r>
+        <w:rPr>
+          <w:rFonts w:hint="default"/>
+          <w:b/>
+          <w:bCs/>
+        </w:rPr>
+        <w:t>Установите зависимости:</w:t>
+      </w:r>
+    </w:p>
+    <w:p>
+      <w:pPr>
+        <w:numPr>
+          <w:numId w:val="0"/>
+        </w:numPr>
+        <w:rPr>
+          <w:rFonts w:hint="default"/>
+          <w:b w:val="0"/>
+          <w:bCs w:val="0"/>
+        </w:rPr>
+      </w:pPr>
+      <w:r>
+        <w:rPr>
+          <w:rFonts w:hint="default"/>
+          <w:b w:val="0"/>
+          <w:bCs w:val="0"/>
+        </w:rPr>
+        <w:t>pip install -r requirements.txt</w:t>
+      </w:r>
+    </w:p>
+    <w:p>
+      <w:pPr>
+        <w:numPr>
+          <w:numId w:val="0"/>
+        </w:numPr>
+        <w:ind w:firstLine="400"/>
+        <w:rPr>
+          <w:rFonts w:hint="default"/>
+          <w:b w:val="0"/>
+          <w:bCs w:val="0"/>
+        </w:rPr>
+      </w:pPr>
+      <w:r>
+        <w:rPr>
+          <w:rFonts w:hint="default"/>
+          <w:b w:val="0"/>
+          <w:bCs w:val="0"/>
+        </w:rPr>
+        <w:t xml:space="preserve">                  </w:t>
+      </w:r>
+    </w:p>
+    <w:p>
+      <w:pPr>
+        <w:numPr>
+          <w:numId w:val="0"/>
+        </w:numPr>
+        <w:rPr>
+          <w:rFonts w:hint="default"/>
+          <w:b/>
+          <w:bCs/>
+        </w:rPr>
+      </w:pPr>
+      <w:r>
+        <w:rPr>
+          <w:rFonts w:hint="default"/>
+          <w:b/>
+          <w:bCs/>
+        </w:rPr>
+        <w:t>Запустите тесты:</w:t>
+      </w:r>
+    </w:p>
+    <w:p>
+      <w:pPr>
+        <w:numPr>
+          <w:numId w:val="0"/>
+        </w:numPr>
+        <w:rPr>
+          <w:rFonts w:hint="default"/>
+          <w:b w:val="0"/>
+          <w:bCs w:val="0"/>
+        </w:rPr>
+      </w:pPr>
+      <w:r>
+        <w:rPr>
+          <w:rFonts w:hint="default"/>
+          <w:b w:val="0"/>
+          <w:bCs w:val="0"/>
+        </w:rPr>
+        <w:t>pytest tests/</w:t>
+      </w:r>
+    </w:p>
+    <w:p>
+      <w:pPr>
+        <w:numPr>
+          <w:numId w:val="0"/>
+        </w:numPr>
+        <w:rPr>
+          <w:rFonts w:hint="default"/>
+          <w:b w:val="0"/>
+          <w:bCs w:val="0"/>
+        </w:rPr>
+      </w:pPr>
+    </w:p>
+    <w:p>
+      <w:pPr>
+        <w:numPr>
+          <w:numId w:val="0"/>
+        </w:numPr>
+        <w:rPr>
+          <w:rFonts w:hint="default"/>
+          <w:b w:val="0"/>
+          <w:bCs w:val="0"/>
+        </w:rPr>
+      </w:pPr>
+    </w:p>
+    <w:p>
+      <w:pPr>
+        <w:pStyle w:val="3"/>
+        <w:rPr>
+          <w:rFonts w:hint="default"/>
+        </w:rPr>
+      </w:pPr>
+      <w:r>
+        <w:rPr>
+          <w:rFonts w:hint="default"/>
+        </w:rPr>
+        <w:t>Интеграция с CI/CD</w:t>
+      </w:r>
+    </w:p>
+    <w:p>
+      <w:pPr>
+        <w:numPr>
+          <w:numId w:val="0"/>
+        </w:numPr>
+        <w:rPr>
+          <w:rFonts w:hint="default"/>
+          <w:b w:val="0"/>
+          <w:bCs w:val="0"/>
+        </w:rPr>
+      </w:pPr>
+      <w:r>
+        <w:rPr>
+          <w:rFonts w:hint="default"/>
+          <w:b w:val="0"/>
+          <w:bCs w:val="0"/>
+        </w:rPr>
+        <w:t>Добавьте тесты в CI/CD (например, GitHub Actions), как было описано в предыдущем уроке.</w:t>
+      </w:r>
+    </w:p>
+    <w:p>
+      <w:pPr>
+        <w:numPr>
+          <w:numId w:val="0"/>
+        </w:numPr>
+        <w:rPr>
+          <w:rFonts w:hint="default"/>
+          <w:b w:val="0"/>
+          <w:bCs w:val="0"/>
+        </w:rPr>
+      </w:pPr>
+    </w:p>
+    <w:p>
+      <w:pPr>
+        <w:numPr>
+          <w:numId w:val="0"/>
+        </w:numPr>
+        <w:rPr>
+          <w:rFonts w:hint="default"/>
+          <w:b w:val="0"/>
+          <w:bCs w:val="0"/>
+        </w:rPr>
+      </w:pPr>
+    </w:p>
+    <w:p>
+      <w:pPr>
+        <w:numPr>
+          <w:numId w:val="0"/>
+        </w:numPr>
+        <w:rPr>
+          <w:rFonts w:hint="default"/>
+          <w:b w:val="0"/>
+          <w:bCs w:val="0"/>
+        </w:rPr>
+      </w:pPr>
+    </w:p>
+    <w:p>
+      <w:pPr>
+        <w:pStyle w:val="3"/>
+        <w:rPr>
+          <w:rFonts w:hint="default"/>
+        </w:rPr>
+      </w:pPr>
+      <w:r>
+        <w:rPr>
+          <w:rFonts w:hint="default"/>
+        </w:rPr>
+        <w:t>Поздравляю вот и финиш ! :)</w:t>
+      </w:r>
+    </w:p>
+    <w:p>
+      <w:pPr>
+        <w:numPr>
+          <w:numId w:val="0"/>
+        </w:numPr>
+        <w:rPr>
+          <w:rFonts w:hint="default"/>
+          <w:b w:val="0"/>
+          <w:bCs w:val="0"/>
+        </w:rPr>
+      </w:pPr>
+      <w:r>
+        <w:rPr>
+          <w:rFonts w:hint="default"/>
+          <w:b w:val="0"/>
+          <w:bCs w:val="0"/>
+        </w:rPr>
+        <w:t>Вы протестировали интернет-магазин:</w:t>
+      </w:r>
+    </w:p>
+    <w:p>
+      <w:pPr>
+        <w:numPr>
+          <w:numId w:val="0"/>
+        </w:numPr>
+        <w:rPr>
+          <w:rFonts w:hint="default"/>
+          <w:b w:val="0"/>
+          <w:bCs w:val="0"/>
+        </w:rPr>
+      </w:pPr>
+    </w:p>
+    <w:p>
+      <w:pPr>
+        <w:numPr>
+          <w:numId w:val="0"/>
+        </w:numPr>
+        <w:rPr>
+          <w:rFonts w:hint="default"/>
+          <w:b w:val="0"/>
+          <w:bCs w:val="0"/>
+        </w:rPr>
+      </w:pPr>
+      <w:r>
+        <w:rPr>
+          <w:rFonts w:hint="default"/>
+          <w:b w:val="0"/>
+          <w:bCs w:val="0"/>
+          <w:lang w:val="ru-RU"/>
+        </w:rPr>
+        <w:t xml:space="preserve">- </w:t>
+      </w:r>
+      <w:r>
+        <w:rPr>
+          <w:rFonts w:hint="default"/>
+          <w:b w:val="0"/>
+          <w:bCs w:val="0"/>
+        </w:rPr>
+        <w:t>Вручную проверили добавление товара в корзину и оформление заказа.</w:t>
+      </w:r>
+    </w:p>
+    <w:p>
+      <w:pPr>
+        <w:numPr>
+          <w:numId w:val="0"/>
+        </w:numPr>
+        <w:rPr>
+          <w:rFonts w:hint="default"/>
+          <w:b w:val="0"/>
+          <w:bCs w:val="0"/>
+        </w:rPr>
+      </w:pPr>
+      <w:r>
+        <w:rPr>
+          <w:rFonts w:hint="default"/>
+          <w:b w:val="0"/>
+          <w:bCs w:val="0"/>
+          <w:lang w:val="ru-RU"/>
+        </w:rPr>
+        <w:t xml:space="preserve">- </w:t>
+      </w:r>
+      <w:r>
+        <w:rPr>
+          <w:rFonts w:hint="default"/>
+          <w:b w:val="0"/>
+          <w:bCs w:val="0"/>
+        </w:rPr>
+        <w:t>Написали автоматизированные тесты с использованием Selenium и Pytest.</w:t>
+      </w:r>
+    </w:p>
+    <w:p>
+      <w:pPr>
+        <w:numPr>
+          <w:numId w:val="0"/>
+        </w:numPr>
+        <w:rPr>
+          <w:rFonts w:hint="default"/>
+          <w:b w:val="0"/>
+          <w:bCs w:val="0"/>
+        </w:rPr>
+      </w:pPr>
+      <w:r>
+        <w:rPr>
+          <w:rFonts w:hint="default"/>
+          <w:b w:val="0"/>
+          <w:bCs w:val="0"/>
+          <w:lang w:val="ru-RU"/>
+        </w:rPr>
+        <w:t xml:space="preserve">- </w:t>
+      </w:r>
+      <w:bookmarkStart w:id="50" w:name="_GoBack"/>
+      <w:bookmarkEnd w:id="50"/>
+      <w:r>
+        <w:rPr>
+          <w:rFonts w:hint="default"/>
+          <w:b w:val="0"/>
+          <w:bCs w:val="0"/>
+        </w:rPr>
+        <w:t>Интегрировали тесты в CI/CD для автоматического запуска.</w:t>
+      </w:r>
+    </w:p>
+    <w:p>
+      <w:pPr>
+        <w:numPr>
+          <w:numId w:val="0"/>
+        </w:numPr>
+        <w:rPr>
+          <w:rFonts w:hint="default"/>
+          <w:b w:val="0"/>
+          <w:bCs w:val="0"/>
+        </w:rPr>
+      </w:pPr>
+    </w:p>
+    <w:p>
+      <w:pPr>
+        <w:numPr>
+          <w:numId w:val="0"/>
+        </w:numPr>
+        <w:rPr>
+          <w:rFonts w:hint="default"/>
+          <w:b w:val="0"/>
+          <w:bCs w:val="0"/>
+        </w:rPr>
+      </w:pPr>
+    </w:p>
+    <w:p>
+      <w:pPr>
+        <w:numPr>
+          <w:numId w:val="0"/>
+        </w:numPr>
+        <w:ind w:firstLine="400"/>
+        <w:rPr>
+          <w:rFonts w:hint="default"/>
+          <w:b w:val="0"/>
+          <w:bCs w:val="0"/>
+        </w:rPr>
+      </w:pPr>
     </w:p>
     <w:sectPr>
       <w:pgSz w:w="11906" w:h="16838"/>
@@ -15934,8 +23118,23 @@
       <w:lvlJc w:val="left"/>
     </w:lvl>
   </w:abstractNum>
+  <w:abstractNum w:abstractNumId="1">
+    <w:nsid w:val="6995369B"/>
+    <w:multiLevelType w:val="singleLevel"/>
+    <w:tmpl w:val="6995369B"/>
+    <w:lvl w:ilvl="0" w:tentative="0">
+      <w:start w:val="3"/>
+      <w:numFmt w:val="decimal"/>
+      <w:suff w:val="space"/>
+      <w:lvlText w:val="%1."/>
+      <w:lvlJc w:val="left"/>
+    </w:lvl>
+  </w:abstractNum>
   <w:num w:numId="1">
     <w:abstractNumId w:val="0"/>
+  </w:num>
+  <w:num w:numId="2">
+    <w:abstractNumId w:val="1"/>
   </w:num>
 </w:numbering>
 </file>
@@ -16053,7 +23252,7 @@
     <w:lsdException w:unhideWhenUsed="0" w:uiPriority="0" w:semiHidden="0" w:name="HTML Sample"/>
     <w:lsdException w:unhideWhenUsed="0" w:uiPriority="0" w:semiHidden="0" w:name="HTML Typewriter"/>
     <w:lsdException w:unhideWhenUsed="0" w:uiPriority="0" w:semiHidden="0" w:name="HTML Variable"/>
-    <w:lsdException w:unhideWhenUsed="0" w:uiPriority="0" w:name="Normal Table"/>
+    <w:lsdException w:qFormat="1" w:unhideWhenUsed="0" w:uiPriority="0" w:name="Normal Table"/>
     <w:lsdException w:unhideWhenUsed="0" w:uiPriority="0" w:semiHidden="0" w:name="annotation subject"/>
     <w:lsdException w:unhideWhenUsed="0" w:uiPriority="0" w:semiHidden="0" w:name="Table Simple 1"/>
     <w:lsdException w:unhideWhenUsed="0" w:uiPriority="0" w:semiHidden="0" w:name="Table Simple 2"/>
@@ -16166,6 +23365,7 @@
   <w:style w:type="table" w:default="1" w:styleId="14">
     <w:name w:val="Normal Table"/>
     <w:semiHidden/>
+    <w:qFormat/>
     <w:uiPriority w:val="0"/>
     <w:tblPr>
       <w:tblLayout w:type="fixed"/>
@@ -16284,6 +23484,7 @@
   <w:style w:type="character" w:customStyle="1" w:styleId="16">
     <w:name w:val="Заголовок 2 Char"/>
     <w:link w:val="3"/>
+    <w:qFormat/>
     <w:uiPriority w:val="0"/>
     <w:rPr>
       <w:rFonts w:ascii="Arial" w:hAnsi="Arial" w:cs="Arial"/>
